--- a/content/W04/SAT/paper/C2_W04_SAT_recap_paper_STUDENT.docx
+++ b/content/W04/SAT/paper/C2_W04_SAT_recap_paper_STUDENT.docx
@@ -25472,7 +25472,7 @@
                 <w:sz w:val="18"/>
                 <w:szCs w:val="18"/>
               </w:rPr>
-              <w:t xml:space="preserve">   The M5 forecasting competition, 2020: Walmart's daily unit sales of 3,049 products, every entry scored on 28 days it never saw; 35.8 percent of 1,972 teams beat the seasonal naive. From the official scores workbook and the accuracy paper, checked 13 October 2026.</w:t>
+              <w:t xml:space="preserve">   The M5 forecasting competition, 2020: Walmart's daily unit sales of 3,049 products, every entry scored on 28 days it never saw; 1,972 of the 5,507 teams, 35.8 percent, beat the seasonal naive. From the official scores workbook and the accuracy paper, checked 13 October 2026.</w:t>
             </w:r>
           </w:p>
           <w:tbl>

--- a/content/W04/SAT/paper/C2_W04_SAT_recap_paper_STUDENT.docx
+++ b/content/W04/SAT/paper/C2_W04_SAT_recap_paper_STUDENT.docx
@@ -4054,7 +4054,54 @@
                 <w:sz w:val="18"/>
                 <w:szCs w:val="18"/>
               </w:rPr>
-              <w:t xml:space="preserve">   Uber Hyderabad's peak-hour guarantee, the six weeks beginning 20 July 2026 against the six beginning 31 August 2026, the launch day.</w:t>
+              <w:t xml:space="preserve">   How the guarantee pays, and Uber Hyderabad's peak numbers, the six weeks beginning 20 July 2026 against the six beginning 31 August 2026, the launch day.</w:t>
+            </w:r>
+          </w:p>
+          <w:p>
+            <w:pPr>
+              <w:keepNext/>
+              <w:spacing w:after="80" w:before="80"/>
+              <w:jc w:val="center"/>
+            </w:pPr>
+            <w:r>
+              <w:drawing>
+                <wp:inline distT="0" distB="0" distL="0" distR="0">
+                  <wp:extent cx="5905500" cy="1914525"/>
+                  <wp:effectExtent t="0" r="0" b="0" l="0"/>
+                  <wp:docPr id="1" name="" descr="" title=""/>
+                  <wp:cNvGraphicFramePr>
+                    <a:graphicFrameLocks xmlns:a="http://schemas.openxmlformats.org/drawingml/2006/main" noChangeAspect="1"/>
+                  </wp:cNvGraphicFramePr>
+                  <a:graphic xmlns:a="http://schemas.openxmlformats.org/drawingml/2006/main">
+                    <a:graphicData uri="http://schemas.openxmlformats.org/drawingml/2006/picture">
+                      <pic:pic xmlns:pic="http://schemas.openxmlformats.org/drawingml/2006/picture">
+                        <pic:nvPicPr>
+                          <pic:cNvPr id="0" name="" descr=""/>
+                          <pic:cNvPicPr>
+                            <a:picLocks noChangeAspect="1" noChangeArrowheads="1"/>
+                          </pic:cNvPicPr>
+                        </pic:nvPicPr>
+                        <pic:blipFill>
+                          <a:blip r:embed="rId9" cstate="none"/>
+                          <a:srcRect/>
+                          <a:stretch>
+                            <a:fillRect/>
+                          </a:stretch>
+                        </pic:blipFill>
+                        <pic:spPr bwMode="auto">
+                          <a:xfrm>
+                            <a:off x="0" y="0"/>
+                            <a:ext cx="5905500" cy="1914525"/>
+                          </a:xfrm>
+                          <a:prstGeom prst="rect">
+                            <a:avLst/>
+                          </a:prstGeom>
+                        </pic:spPr>
+                      </pic:pic>
+                    </a:graphicData>
+                  </a:graphic>
+                </wp:inline>
+              </w:drawing>
             </w:r>
           </w:p>
           <w:tbl>
@@ -10990,7 +11037,54 @@
                 <w:sz w:val="18"/>
                 <w:szCs w:val="18"/>
               </w:rPr>
-              <w:t xml:space="preserve">   The same peak bookings read three ways, Uber Hyderabad, the six weeks before the launch and the six weeks after.</w:t>
+              <w:t xml:space="preserve">   Who sits in Thursday's review, and the same peak bookings read three ways, Uber Hyderabad, the six weeks before the launch and the six weeks after.</w:t>
+            </w:r>
+          </w:p>
+          <w:p>
+            <w:pPr>
+              <w:keepNext/>
+              <w:spacing w:after="80" w:before="80"/>
+              <w:jc w:val="center"/>
+            </w:pPr>
+            <w:r>
+              <w:drawing>
+                <wp:inline distT="0" distB="0" distL="0" distR="0">
+                  <wp:extent cx="3619500" cy="3533775"/>
+                  <wp:effectExtent t="0" r="0" b="0" l="0"/>
+                  <wp:docPr id="2" name="" descr="" title=""/>
+                  <wp:cNvGraphicFramePr>
+                    <a:graphicFrameLocks xmlns:a="http://schemas.openxmlformats.org/drawingml/2006/main" noChangeAspect="1"/>
+                  </wp:cNvGraphicFramePr>
+                  <a:graphic xmlns:a="http://schemas.openxmlformats.org/drawingml/2006/main">
+                    <a:graphicData uri="http://schemas.openxmlformats.org/drawingml/2006/picture">
+                      <pic:pic xmlns:pic="http://schemas.openxmlformats.org/drawingml/2006/picture">
+                        <pic:nvPicPr>
+                          <pic:cNvPr id="0" name="" descr=""/>
+                          <pic:cNvPicPr>
+                            <a:picLocks noChangeAspect="1" noChangeArrowheads="1"/>
+                          </pic:cNvPicPr>
+                        </pic:nvPicPr>
+                        <pic:blipFill>
+                          <a:blip r:embed="rId10" cstate="none"/>
+                          <a:srcRect/>
+                          <a:stretch>
+                            <a:fillRect/>
+                          </a:stretch>
+                        </pic:blipFill>
+                        <pic:spPr bwMode="auto">
+                          <a:xfrm>
+                            <a:off x="0" y="0"/>
+                            <a:ext cx="3619500" cy="3533775"/>
+                          </a:xfrm>
+                          <a:prstGeom prst="rect">
+                            <a:avLst/>
+                          </a:prstGeom>
+                        </pic:spPr>
+                      </pic:pic>
+                    </a:graphicData>
+                  </a:graphic>
+                </wp:inline>
+              </w:drawing>
             </w:r>
           </w:p>
           <w:tbl>
@@ -13710,7 +13804,54 @@
                 <w:sz w:val="18"/>
                 <w:szCs w:val="18"/>
               </w:rPr>
-              <w:t xml:space="preserve">   Swiggy Instamart, Pune: the ticket's headline numbers.</w:t>
+              <w:t xml:space="preserve">   Swiggy Instamart, Pune: the strip before and after the switch, and the ticket's headline numbers.</w:t>
+            </w:r>
+          </w:p>
+          <w:p>
+            <w:pPr>
+              <w:keepNext/>
+              <w:spacing w:after="80" w:before="80"/>
+              <w:jc w:val="center"/>
+            </w:pPr>
+            <w:r>
+              <w:drawing>
+                <wp:inline distT="0" distB="0" distL="0" distR="0">
+                  <wp:extent cx="5257800" cy="2324100"/>
+                  <wp:effectExtent t="0" r="0" b="0" l="0"/>
+                  <wp:docPr id="3" name="" descr="" title=""/>
+                  <wp:cNvGraphicFramePr>
+                    <a:graphicFrameLocks xmlns:a="http://schemas.openxmlformats.org/drawingml/2006/main" noChangeAspect="1"/>
+                  </wp:cNvGraphicFramePr>
+                  <a:graphic xmlns:a="http://schemas.openxmlformats.org/drawingml/2006/main">
+                    <a:graphicData uri="http://schemas.openxmlformats.org/drawingml/2006/picture">
+                      <pic:pic xmlns:pic="http://schemas.openxmlformats.org/drawingml/2006/picture">
+                        <pic:nvPicPr>
+                          <pic:cNvPr id="0" name="" descr=""/>
+                          <pic:cNvPicPr>
+                            <a:picLocks noChangeAspect="1" noChangeArrowheads="1"/>
+                          </pic:cNvPicPr>
+                        </pic:nvPicPr>
+                        <pic:blipFill>
+                          <a:blip r:embed="rId11" cstate="none"/>
+                          <a:srcRect/>
+                          <a:stretch>
+                            <a:fillRect/>
+                          </a:stretch>
+                        </pic:blipFill>
+                        <pic:spPr bwMode="auto">
+                          <a:xfrm>
+                            <a:off x="0" y="0"/>
+                            <a:ext cx="5257800" cy="2324100"/>
+                          </a:xfrm>
+                          <a:prstGeom prst="rect">
+                            <a:avLst/>
+                          </a:prstGeom>
+                        </pic:spPr>
+                      </pic:pic>
+                    </a:graphicData>
+                  </a:graphic>
+                </wp:inline>
+              </w:drawing>
             </w:r>
           </w:p>
           <w:tbl>
@@ -18264,7 +18405,54 @@
                 <w:sz w:val="18"/>
                 <w:szCs w:val="18"/>
               </w:rPr>
-              <w:t xml:space="preserve">   Zomato Gold, Chennai: members by signup month in 2026, and the share who ordered in month one, the calendar month after signup. 53,089 members joined from January to September.</w:t>
+              <w:t xml:space="preserve">   Zomato Gold, Chennai: the order flow a member walks through, where the lower path from Open is the home carousel, which opens a menu without a search, and members by signup month in 2026 with the share who ordered in month one, the calendar month after signup. 53,089 members joined from January to September.</w:t>
+            </w:r>
+          </w:p>
+          <w:p>
+            <w:pPr>
+              <w:keepNext/>
+              <w:spacing w:after="80" w:before="80"/>
+              <w:jc w:val="center"/>
+            </w:pPr>
+            <w:r>
+              <w:drawing>
+                <wp:inline distT="0" distB="0" distL="0" distR="0">
+                  <wp:extent cx="5905500" cy="409575"/>
+                  <wp:effectExtent t="0" r="0" b="0" l="0"/>
+                  <wp:docPr id="4" name="" descr="" title=""/>
+                  <wp:cNvGraphicFramePr>
+                    <a:graphicFrameLocks xmlns:a="http://schemas.openxmlformats.org/drawingml/2006/main" noChangeAspect="1"/>
+                  </wp:cNvGraphicFramePr>
+                  <a:graphic xmlns:a="http://schemas.openxmlformats.org/drawingml/2006/main">
+                    <a:graphicData uri="http://schemas.openxmlformats.org/drawingml/2006/picture">
+                      <pic:pic xmlns:pic="http://schemas.openxmlformats.org/drawingml/2006/picture">
+                        <pic:nvPicPr>
+                          <pic:cNvPr id="0" name="" descr=""/>
+                          <pic:cNvPicPr>
+                            <a:picLocks noChangeAspect="1" noChangeArrowheads="1"/>
+                          </pic:cNvPicPr>
+                        </pic:nvPicPr>
+                        <pic:blipFill>
+                          <a:blip r:embed="rId12" cstate="none"/>
+                          <a:srcRect/>
+                          <a:stretch>
+                            <a:fillRect/>
+                          </a:stretch>
+                        </pic:blipFill>
+                        <pic:spPr bwMode="auto">
+                          <a:xfrm>
+                            <a:off x="0" y="0"/>
+                            <a:ext cx="5905500" cy="409575"/>
+                          </a:xfrm>
+                          <a:prstGeom prst="rect">
+                            <a:avLst/>
+                          </a:prstGeom>
+                        </pic:spPr>
+                      </pic:pic>
+                    </a:graphicData>
+                  </a:graphic>
+                </wp:inline>
+              </w:drawing>
             </w:r>
           </w:p>
           <w:tbl>
@@ -24244,6 +24432,53 @@
               <w:t xml:space="preserve">   Diwali in the Government of India's holiday lists for 2024, 2025 and 2026 (DoPT, as reproduced by staffnews.in, checked 13 October 2026).</w:t>
             </w:r>
           </w:p>
+          <w:p>
+            <w:pPr>
+              <w:keepNext/>
+              <w:spacing w:after="80" w:before="80"/>
+              <w:jc w:val="center"/>
+            </w:pPr>
+            <w:r>
+              <w:drawing>
+                <wp:inline distT="0" distB="0" distL="0" distR="0">
+                  <wp:extent cx="5257800" cy="1047750"/>
+                  <wp:effectExtent t="0" r="0" b="0" l="0"/>
+                  <wp:docPr id="5" name="" descr="" title=""/>
+                  <wp:cNvGraphicFramePr>
+                    <a:graphicFrameLocks xmlns:a="http://schemas.openxmlformats.org/drawingml/2006/main" noChangeAspect="1"/>
+                  </wp:cNvGraphicFramePr>
+                  <a:graphic xmlns:a="http://schemas.openxmlformats.org/drawingml/2006/main">
+                    <a:graphicData uri="http://schemas.openxmlformats.org/drawingml/2006/picture">
+                      <pic:pic xmlns:pic="http://schemas.openxmlformats.org/drawingml/2006/picture">
+                        <pic:nvPicPr>
+                          <pic:cNvPr id="0" name="" descr=""/>
+                          <pic:cNvPicPr>
+                            <a:picLocks noChangeAspect="1" noChangeArrowheads="1"/>
+                          </pic:cNvPicPr>
+                        </pic:nvPicPr>
+                        <pic:blipFill>
+                          <a:blip r:embed="rId13" cstate="none"/>
+                          <a:srcRect/>
+                          <a:stretch>
+                            <a:fillRect/>
+                          </a:stretch>
+                        </pic:blipFill>
+                        <pic:spPr bwMode="auto">
+                          <a:xfrm>
+                            <a:off x="0" y="0"/>
+                            <a:ext cx="5257800" cy="1047750"/>
+                          </a:xfrm>
+                          <a:prstGeom prst="rect">
+                            <a:avLst/>
+                          </a:prstGeom>
+                        </pic:spPr>
+                      </pic:pic>
+                    </a:graphicData>
+                  </a:graphic>
+                </wp:inline>
+              </w:drawing>
+            </w:r>
+          </w:p>
           <w:tbl>
             <w:tblPr>
               <w:tblW w:type="dxa" w:w="8580"/>
@@ -28499,7 +28734,7 @@
                 <wp:inline distT="0" distB="0" distL="0" distR="0">
                   <wp:extent cx="5905500" cy="2638425"/>
                   <wp:effectExtent t="0" r="0" b="0" l="0"/>
-                  <wp:docPr id="1" name="" descr="" title=""/>
+                  <wp:docPr id="6" name="" descr="" title=""/>
                   <wp:cNvGraphicFramePr>
                     <a:graphicFrameLocks xmlns:a="http://schemas.openxmlformats.org/drawingml/2006/main" noChangeAspect="1"/>
                   </wp:cNvGraphicFramePr>
@@ -28513,7 +28748,7 @@
                           </pic:cNvPicPr>
                         </pic:nvPicPr>
                         <pic:blipFill>
-                          <a:blip r:embed="rId9" cstate="none"/>
+                          <a:blip r:embed="rId14" cstate="none"/>
                           <a:srcRect/>
                           <a:stretch>
                             <a:fillRect/>

--- a/content/W04/SAT/paper/C2_W04_SAT_recap_paper_STUDENT.docx
+++ b/content/W04/SAT/paper/C2_W04_SAT_recap_paper_STUDENT.docx
@@ -254,7 +254,7 @@
                 <w:sz w:val="18"/>
                 <w:szCs w:val="18"/>
               </w:rPr>
-              <w:t xml:space="preserve">120 minutes in one sitting for 39 items, which the blueprint paces at 117 minutes. Each part gives its minutes as a guide; move on when an item is eating your time, and come back to it at the end.</w:t>
+              <w:t xml:space="preserve">120 minutes in one sitting for 39 items, which the blueprint paces at 118 minutes. Each part gives its minutes as a guide; move on when an item is eating your time, and come back to it at the end.</w:t>
             </w:r>
           </w:p>
         </w:tc>
@@ -2668,7 +2668,7 @@
                 <w:sz w:val="18"/>
                 <w:szCs w:val="18"/>
               </w:rPr>
-              <w:t xml:space="preserve">19</w:t>
+              <w:t xml:space="preserve">20</w:t>
             </w:r>
           </w:p>
         </w:tc>
@@ -3252,7 +3252,7 @@
                 <w:sz w:val="18"/>
                 <w:szCs w:val="18"/>
               </w:rPr>
-              <w:t xml:space="preserve">117</w:t>
+              <w:t xml:space="preserve">118</w:t>
             </w:r>
           </w:p>
         </w:tc>
@@ -3395,7 +3395,7 @@
           <w:sz w:val="19"/>
           <w:szCs w:val="19"/>
         </w:rPr>
-        <w:t xml:space="preserve">Each band is as wide as its part's minutes; the timed items fill 117 of the 120 minutes, and the minute each part starts is under it.</w:t>
+        <w:t xml:space="preserve">Each band is as wide as its part's minutes; the timed items fill 118 of the 120 minutes, and the minute each part starts is under it.</w:t>
       </w:r>
     </w:p>
     <w:tbl>
@@ -3411,12 +3411,12 @@
         </w:tblBorders>
       </w:tblPr>
       <w:tblGrid>
-        <w:gridCol w:w="1591"/>
-        <w:gridCol w:w="1927"/>
-        <w:gridCol w:w="1801"/>
-        <w:gridCol w:w="1885"/>
-        <w:gridCol w:w="1591"/>
-        <w:gridCol w:w="1005"/>
+        <w:gridCol w:w="1578"/>
+        <w:gridCol w:w="1909"/>
+        <w:gridCol w:w="1786"/>
+        <w:gridCol w:w="1869"/>
+        <w:gridCol w:w="1661"/>
+        <w:gridCol w:w="997"/>
       </w:tblGrid>
       <w:tr>
         <w:trPr>
@@ -3425,7 +3425,7 @@
         </w:trPr>
         <w:tc>
           <w:tcPr>
-            <w:tcW w:type="dxa" w:w="1591"/>
+            <w:tcW w:type="dxa" w:w="1578"/>
             <w:tcBorders>
               <w:top w:val="single" w:color="FFFFFF" w:sz="4"/>
               <w:left w:val="single" w:color="FFFFFF" w:sz="4"/>
@@ -3478,7 +3478,7 @@
         </w:tc>
         <w:tc>
           <w:tcPr>
-            <w:tcW w:type="dxa" w:w="1927"/>
+            <w:tcW w:type="dxa" w:w="1909"/>
             <w:tcBorders>
               <w:top w:val="single" w:color="FFFFFF" w:sz="4"/>
               <w:left w:val="single" w:color="FFFFFF" w:sz="4"/>
@@ -3531,7 +3531,7 @@
         </w:tc>
         <w:tc>
           <w:tcPr>
-            <w:tcW w:type="dxa" w:w="1801"/>
+            <w:tcW w:type="dxa" w:w="1786"/>
             <w:tcBorders>
               <w:top w:val="single" w:color="FFFFFF" w:sz="4"/>
               <w:left w:val="single" w:color="FFFFFF" w:sz="4"/>
@@ -3584,7 +3584,7 @@
         </w:tc>
         <w:tc>
           <w:tcPr>
-            <w:tcW w:type="dxa" w:w="1885"/>
+            <w:tcW w:type="dxa" w:w="1869"/>
             <w:tcBorders>
               <w:top w:val="single" w:color="FFFFFF" w:sz="4"/>
               <w:left w:val="single" w:color="FFFFFF" w:sz="4"/>
@@ -3637,7 +3637,7 @@
         </w:tc>
         <w:tc>
           <w:tcPr>
-            <w:tcW w:type="dxa" w:w="1591"/>
+            <w:tcW w:type="dxa" w:w="1661"/>
             <w:tcBorders>
               <w:top w:val="single" w:color="FFFFFF" w:sz="4"/>
               <w:left w:val="single" w:color="FFFFFF" w:sz="4"/>
@@ -3684,13 +3684,13 @@
                 <w:sz w:val="15"/>
                 <w:szCs w:val="15"/>
               </w:rPr>
-              <w:t xml:space="preserve">19 min</w:t>
+              <w:t xml:space="preserve">20 min</w:t>
             </w:r>
           </w:p>
         </w:tc>
         <w:tc>
           <w:tcPr>
-            <w:tcW w:type="dxa" w:w="1005"/>
+            <w:tcW w:type="dxa" w:w="997"/>
             <w:tcBorders>
               <w:top w:val="single" w:color="FFFFFF" w:sz="4"/>
               <w:left w:val="single" w:color="FFFFFF" w:sz="4"/>
@@ -3748,7 +3748,7 @@
         </w:trPr>
         <w:tc>
           <w:tcPr>
-            <w:tcW w:type="dxa" w:w="1591"/>
+            <w:tcW w:type="dxa" w:w="1578"/>
             <w:tcBorders>
               <w:top w:val="none" w:color="FFFFFF" w:sz="0"/>
               <w:left w:val="none" w:color="FFFFFF" w:sz="0"/>
@@ -3781,7 +3781,7 @@
         </w:tc>
         <w:tc>
           <w:tcPr>
-            <w:tcW w:type="dxa" w:w="1927"/>
+            <w:tcW w:type="dxa" w:w="1909"/>
             <w:tcBorders>
               <w:top w:val="none" w:color="FFFFFF" w:sz="0"/>
               <w:left w:val="none" w:color="FFFFFF" w:sz="0"/>
@@ -3814,7 +3814,7 @@
         </w:tc>
         <w:tc>
           <w:tcPr>
-            <w:tcW w:type="dxa" w:w="1801"/>
+            <w:tcW w:type="dxa" w:w="1786"/>
             <w:tcBorders>
               <w:top w:val="none" w:color="FFFFFF" w:sz="0"/>
               <w:left w:val="none" w:color="FFFFFF" w:sz="0"/>
@@ -3847,7 +3847,7 @@
         </w:tc>
         <w:tc>
           <w:tcPr>
-            <w:tcW w:type="dxa" w:w="1885"/>
+            <w:tcW w:type="dxa" w:w="1869"/>
             <w:tcBorders>
               <w:top w:val="none" w:color="FFFFFF" w:sz="0"/>
               <w:left w:val="none" w:color="FFFFFF" w:sz="0"/>
@@ -3880,7 +3880,7 @@
         </w:tc>
         <w:tc>
           <w:tcPr>
-            <w:tcW w:type="dxa" w:w="1591"/>
+            <w:tcW w:type="dxa" w:w="1661"/>
             <w:tcBorders>
               <w:top w:val="none" w:color="FFFFFF" w:sz="0"/>
               <w:left w:val="none" w:color="FFFFFF" w:sz="0"/>
@@ -3913,7 +3913,7 @@
         </w:tc>
         <w:tc>
           <w:tcPr>
-            <w:tcW w:type="dxa" w:w="1005"/>
+            <w:tcW w:type="dxa" w:w="997"/>
             <w:tcBorders>
               <w:top w:val="none" w:color="FFFFFF" w:sz="0"/>
               <w:left w:val="none" w:color="FFFFFF" w:sz="0"/>
@@ -3940,7 +3940,7 @@
                 <w:sz w:val="15"/>
                 <w:szCs w:val="15"/>
               </w:rPr>
-              <w:t xml:space="preserve">105</w:t>
+              <w:t xml:space="preserve">106</w:t>
             </w:r>
           </w:p>
         </w:tc>
@@ -5923,7 +5923,7 @@
                 <w:sz w:val="18"/>
                 <w:szCs w:val="18"/>
               </w:rPr>
-              <w:t xml:space="preserve">   Six drivers, one week before the launch (the week beginning 10 August 2026) and one week after it (the week beginning 21 September 2026). Shamshabad and Rajendranagar are two of the city's three outer zones.</w:t>
+              <w:t xml:space="preserve">   Six drivers, one week from the six before the launch, the week beginning 10 August 2026, and one week from the six after it, the week beginning 21 September 2026. Shamshabad and Rajendranagar are two of the city's three outer zones.</w:t>
             </w:r>
           </w:p>
           <w:tbl>
@@ -9539,8 +9539,8 @@
               </w:tblBorders>
             </w:tblPr>
             <w:tblGrid>
-              <w:gridCol w:w="819"/>
-              <w:gridCol w:w="8980"/>
+              <w:gridCol w:w="1074"/>
+              <w:gridCol w:w="8725"/>
             </w:tblGrid>
             <w:tr>
               <w:trPr>
@@ -9549,7 +9549,7 @@
               </w:trPr>
               <w:tc>
                 <w:tcPr>
-                  <w:tcW w:type="dxa" w:w="819"/>
+                  <w:tcW w:type="dxa" w:w="1074"/>
                   <w:tcBorders>
                     <w:top w:val="single" w:color="D5D0C4" w:sz="4"/>
                     <w:left w:val="single" w:color="D5D0C4" w:sz="4"/>
@@ -9586,7 +9586,7 @@
               </w:tc>
               <w:tc>
                 <w:tcPr>
-                  <w:tcW w:type="dxa" w:w="8980"/>
+                  <w:tcW w:type="dxa" w:w="8725"/>
                   <w:tcBorders>
                     <w:top w:val="single" w:color="D5D0C4" w:sz="4"/>
                     <w:left w:val="single" w:color="D5D0C4" w:sz="4"/>
@@ -9628,7 +9628,7 @@
               </w:trPr>
               <w:tc>
                 <w:tcPr>
-                  <w:tcW w:type="dxa" w:w="819"/>
+                  <w:tcW w:type="dxa" w:w="1074"/>
                   <w:tcBorders>
                     <w:top w:val="single" w:color="D5D0C4" w:sz="4"/>
                     <w:left w:val="single" w:color="D5D0C4" w:sz="4"/>
@@ -9662,7 +9662,7 @@
               </w:tc>
               <w:tc>
                 <w:tcPr>
-                  <w:tcW w:type="dxa" w:w="8980"/>
+                  <w:tcW w:type="dxa" w:w="8725"/>
                   <w:tcBorders>
                     <w:top w:val="single" w:color="D5D0C4" w:sz="4"/>
                     <w:left w:val="single" w:color="D5D0C4" w:sz="4"/>
@@ -9703,7 +9703,7 @@
               </w:trPr>
               <w:tc>
                 <w:tcPr>
-                  <w:tcW w:type="dxa" w:w="819"/>
+                  <w:tcW w:type="dxa" w:w="1074"/>
                   <w:tcBorders>
                     <w:top w:val="single" w:color="D5D0C4" w:sz="4"/>
                     <w:left w:val="single" w:color="D5D0C4" w:sz="4"/>
@@ -9737,7 +9737,7 @@
               </w:tc>
               <w:tc>
                 <w:tcPr>
-                  <w:tcW w:type="dxa" w:w="8980"/>
+                  <w:tcW w:type="dxa" w:w="8725"/>
                   <w:tcBorders>
                     <w:top w:val="single" w:color="D5D0C4" w:sz="4"/>
                     <w:left w:val="single" w:color="D5D0C4" w:sz="4"/>
@@ -9778,7 +9778,7 @@
               </w:trPr>
               <w:tc>
                 <w:tcPr>
-                  <w:tcW w:type="dxa" w:w="819"/>
+                  <w:tcW w:type="dxa" w:w="1074"/>
                   <w:tcBorders>
                     <w:top w:val="single" w:color="D5D0C4" w:sz="4"/>
                     <w:left w:val="single" w:color="D5D0C4" w:sz="4"/>
@@ -9806,13 +9806,13 @@
                       <w:sz w:val="18"/>
                       <w:szCs w:val="18"/>
                     </w:rPr>
-                    <w:t xml:space="preserve">What staff did</w:t>
-                  </w:r>
-                </w:p>
-              </w:tc>
-              <w:tc>
-                <w:tcPr>
-                  <w:tcW w:type="dxa" w:w="8980"/>
+                    <w:t xml:space="preserve">How staff were judged</w:t>
+                  </w:r>
+                </w:p>
+              </w:tc>
+              <w:tc>
+                <w:tcPr>
+                  <w:tcW w:type="dxa" w:w="8725"/>
                   <w:tcBorders>
                     <w:top w:val="single" w:color="D5D0C4" w:sz="4"/>
                     <w:left w:val="single" w:color="D5D0C4" w:sz="4"/>
@@ -9842,7 +9842,7 @@
                       <w:sz w:val="18"/>
                       <w:szCs w:val="18"/>
                     </w:rPr>
-                    <w:t xml:space="preserve">Opened accounts customers had not asked for; moved customers' money into new accounts so they counted as funded; changed contact details so satisfaction surveys would not reach customers</w:t>
+                    <w:t xml:space="preserve">Against sales goals, with the number of products sold a significant criterion in their evaluations</w:t>
                   </w:r>
                 </w:p>
               </w:tc>
@@ -9853,7 +9853,7 @@
               </w:trPr>
               <w:tc>
                 <w:tcPr>
-                  <w:tcW w:type="dxa" w:w="819"/>
+                  <w:tcW w:type="dxa" w:w="1074"/>
                   <w:tcBorders>
                     <w:top w:val="single" w:color="D5D0C4" w:sz="4"/>
                     <w:left w:val="single" w:color="D5D0C4" w:sz="4"/>
@@ -9881,13 +9881,88 @@
                       <w:sz w:val="18"/>
                       <w:szCs w:val="18"/>
                     </w:rPr>
+                    <w:t xml:space="preserve">What staff did</w:t>
+                  </w:r>
+                </w:p>
+              </w:tc>
+              <w:tc>
+                <w:tcPr>
+                  <w:tcW w:type="dxa" w:w="8725"/>
+                  <w:tcBorders>
+                    <w:top w:val="single" w:color="D5D0C4" w:sz="4"/>
+                    <w:left w:val="single" w:color="D5D0C4" w:sz="4"/>
+                    <w:bottom w:val="single" w:color="D5D0C4" w:sz="4"/>
+                    <w:right w:val="single" w:color="D5D0C4" w:sz="4"/>
+                  </w:tcBorders>
+                  <w:tcMar>
+                    <w:top w:type="dxa" w:w="40"/>
+                    <w:left w:type="dxa" w:w="100"/>
+                    <w:bottom w:type="dxa" w:w="40"/>
+                    <w:right w:type="dxa" w:w="100"/>
+                  </w:tcMar>
+                  <w:vAlign w:val="center"/>
+                </w:tcPr>
+                <w:p>
+                  <w:pPr>
+                    <w:keepNext w:val="false"/>
+                    <w:spacing w:after="0" w:line="252"/>
+                    <w:jc w:val="left"/>
+                  </w:pPr>
+                  <w:r>
+                    <w:rPr>
+                      <w:rFonts w:ascii="Arial" w:cs="Arial" w:eastAsia="Arial" w:hAnsi="Arial"/>
+                      <w:b w:val="false"/>
+                      <w:bCs w:val="false"/>
+                      <w:color w:val="1C1B16"/>
+                      <w:sz w:val="18"/>
+                      <w:szCs w:val="18"/>
+                    </w:rPr>
+                    <w:t xml:space="preserve">Opened accounts customers had not asked for; moved customers' money into new accounts so they counted as funded; changed contact details so satisfaction surveys would not reach customers</w:t>
+                  </w:r>
+                </w:p>
+              </w:tc>
+            </w:tr>
+            <w:tr>
+              <w:trPr>
+                <w:cantSplit/>
+              </w:trPr>
+              <w:tc>
+                <w:tcPr>
+                  <w:tcW w:type="dxa" w:w="1074"/>
+                  <w:tcBorders>
+                    <w:top w:val="single" w:color="D5D0C4" w:sz="4"/>
+                    <w:left w:val="single" w:color="D5D0C4" w:sz="4"/>
+                    <w:bottom w:val="single" w:color="D5D0C4" w:sz="4"/>
+                    <w:right w:val="single" w:color="D5D0C4" w:sz="4"/>
+                  </w:tcBorders>
+                  <w:tcMar>
+                    <w:top w:type="dxa" w:w="40"/>
+                    <w:left w:type="dxa" w:w="100"/>
+                    <w:bottom w:type="dxa" w:w="40"/>
+                    <w:right w:type="dxa" w:w="100"/>
+                  </w:tcMar>
+                  <w:vAlign w:val="center"/>
+                </w:tcPr>
+                <w:p>
+                  <w:pPr>
+                    <w:keepNext w:val="false"/>
+                    <w:spacing w:after="0" w:line="252"/>
+                    <w:jc w:val="left"/>
+                  </w:pPr>
+                  <w:r>
+                    <w:rPr>
+                      <w:rFonts w:ascii="Arial" w:cs="Arial" w:eastAsia="Arial" w:hAnsi="Arial"/>
+                      <w:color w:val="1C1B16"/>
+                      <w:sz w:val="18"/>
+                      <w:szCs w:val="18"/>
+                    </w:rPr>
                     <w:t xml:space="preserve">The 2013 change</w:t>
                   </w:r>
                 </w:p>
               </w:tc>
               <w:tc>
                 <w:tcPr>
-                  <w:tcW w:type="dxa" w:w="8980"/>
+                  <w:tcW w:type="dxa" w:w="8725"/>
                   <w:tcBorders>
                     <w:top w:val="single" w:color="D5D0C4" w:sz="4"/>
                     <w:left w:val="single" w:color="D5D0C4" w:sz="4"/>
@@ -10101,7 +10176,7 @@
                 <w:sz w:val="20"/>
                 <w:szCs w:val="20"/>
               </w:rPr>
-              <w:t xml:space="preserve">True: staff paid on the count opened accounts nobody asked for, staged funding and dodged the surveys, each to move the number the bank paid for.</w:t>
+              <w:t xml:space="preserve">True: staff judged on products sold opened accounts nobody asked for, staged funding and dodged the surveys, each to move their count.</w:t>
             </w:r>
           </w:p>
         </w:tc>
@@ -10208,7 +10283,7 @@
                 <w:sz w:val="21"/>
                 <w:szCs w:val="21"/>
               </w:rPr>
-              <w:t xml:space="preserve">Exhibit 1C's last row is the 2013 change. What share of Wells Fargo's 2013 rise in the ratio came from the change of definition alone, and which line of a complete metric definition would have shown it to investors?</w:t>
+              <w:t xml:space="preserve">Exhibit 1C's last row is the 2013 change. What share of Wells Fargo's 2013 rise in the ratio came from the change of definition alone, and what record kept beside the definition would have shown it to investors?</w:t>
             </w:r>
           </w:p>
           <w:p>
@@ -10408,8 +10483,8 @@
               </w:tblBorders>
             </w:tblPr>
             <w:tblGrid>
-              <w:gridCol w:w="4192"/>
-              <w:gridCol w:w="5607"/>
+              <w:gridCol w:w="3621"/>
+              <w:gridCol w:w="6178"/>
             </w:tblGrid>
             <w:tr>
               <w:trPr>
@@ -10418,7 +10493,7 @@
               </w:trPr>
               <w:tc>
                 <w:tcPr>
-                  <w:tcW w:type="dxa" w:w="4192"/>
+                  <w:tcW w:type="dxa" w:w="3621"/>
                   <w:tcBorders>
                     <w:top w:val="single" w:color="D5D0C4" w:sz="4"/>
                     <w:left w:val="single" w:color="D5D0C4" w:sz="4"/>
@@ -10455,7 +10530,7 @@
               </w:tc>
               <w:tc>
                 <w:tcPr>
-                  <w:tcW w:type="dxa" w:w="5607"/>
+                  <w:tcW w:type="dxa" w:w="6178"/>
                   <w:tcBorders>
                     <w:top w:val="single" w:color="D5D0C4" w:sz="4"/>
                     <w:left w:val="single" w:color="D5D0C4" w:sz="4"/>
@@ -10497,7 +10572,7 @@
               </w:trPr>
               <w:tc>
                 <w:tcPr>
-                  <w:tcW w:type="dxa" w:w="4192"/>
+                  <w:tcW w:type="dxa" w:w="3621"/>
                   <w:tcBorders>
                     <w:top w:val="single" w:color="D5D0C4" w:sz="4"/>
                     <w:left w:val="single" w:color="D5D0C4" w:sz="4"/>
@@ -10531,7 +10606,7 @@
               </w:tc>
               <w:tc>
                 <w:tcPr>
-                  <w:tcW w:type="dxa" w:w="5607"/>
+                  <w:tcW w:type="dxa" w:w="6178"/>
                   <w:tcBorders>
                     <w:top w:val="single" w:color="D5D0C4" w:sz="4"/>
                     <w:left w:val="single" w:color="D5D0C4" w:sz="4"/>
@@ -10572,7 +10647,7 @@
               </w:trPr>
               <w:tc>
                 <w:tcPr>
-                  <w:tcW w:type="dxa" w:w="4192"/>
+                  <w:tcW w:type="dxa" w:w="3621"/>
                   <w:tcBorders>
                     <w:top w:val="single" w:color="D5D0C4" w:sz="4"/>
                     <w:left w:val="single" w:color="D5D0C4" w:sz="4"/>
@@ -10606,7 +10681,7 @@
               </w:tc>
               <w:tc>
                 <w:tcPr>
-                  <w:tcW w:type="dxa" w:w="5607"/>
+                  <w:tcW w:type="dxa" w:w="6178"/>
                   <w:tcBorders>
                     <w:top w:val="single" w:color="D5D0C4" w:sz="4"/>
                     <w:left w:val="single" w:color="D5D0C4" w:sz="4"/>
@@ -10647,7 +10722,7 @@
               </w:trPr>
               <w:tc>
                 <w:tcPr>
-                  <w:tcW w:type="dxa" w:w="4192"/>
+                  <w:tcW w:type="dxa" w:w="3621"/>
                   <w:tcBorders>
                     <w:top w:val="single" w:color="D5D0C4" w:sz="4"/>
                     <w:left w:val="single" w:color="D5D0C4" w:sz="4"/>
@@ -10681,7 +10756,7 @@
               </w:tc>
               <w:tc>
                 <w:tcPr>
-                  <w:tcW w:type="dxa" w:w="5607"/>
+                  <w:tcW w:type="dxa" w:w="6178"/>
                   <w:tcBorders>
                     <w:top w:val="single" w:color="D5D0C4" w:sz="4"/>
                     <w:left w:val="single" w:color="D5D0C4" w:sz="4"/>
@@ -10711,7 +10786,7 @@
                       <w:sz w:val="18"/>
                       <w:szCs w:val="18"/>
                     </w:rPr>
-                    <w:t xml:space="preserve">None: each was an auto-reorder, cancelled, merged into a later order or still pending</w:t>
+                    <w:t xml:space="preserve">None: every one was an auto-reorder the app placed, then cancelled, merged into a later order or left pending</w:t>
                   </w:r>
                 </w:p>
               </w:tc>
@@ -11621,7 +11696,7 @@
                 <w:sz w:val="21"/>
                 <w:szCs w:val="21"/>
               </w:rPr>
-              <w:t xml:space="preserve">Four of these six lines make the city head's slide, and two would spoil it. Leave those two out and write the other four in the order they appear on the slide, from the top.</w:t>
+              <w:t xml:space="preserve">Four of these six lines make the city head's slide, and two would spoil it. Leave those two out and write the other four in the order Tuesday's one-slide template puts them, from the top.</w:t>
             </w:r>
           </w:p>
           <w:p>
@@ -12158,7 +12233,7 @@
                 <w:sz w:val="21"/>
                 <w:szCs w:val="21"/>
               </w:rPr>
-              <w:t xml:space="preserve">At the review the finance partner says: "The fall in bookings per hour is the monsoon's end, not your scheme." Statement: the strongest reply concedes nothing, since any concession hands the objector the meeting. True or false, and why?</w:t>
+              <w:t xml:space="preserve">At the review the finance partner says: "The fall in bookings per hour is the monsoon's end, not your scheme." In the last three of the six weeks after the launch, weekly peak rider requests ran from 41,161 to 42,602, against 41,155 to 42,719 in the six weeks before, and trips per peak online hour ran at 1.56. Statement: the strongest reply concedes nothing, since any concession hands the objector the meeting. True or false, and why?</w:t>
             </w:r>
           </w:p>
           <w:p>
@@ -12242,7 +12317,7 @@
                 <w:sz w:val="20"/>
                 <w:szCs w:val="20"/>
               </w:rPr>
-              <w:t xml:space="preserve">False: grant that part may be the season, then show weekly requests back in their old range while trips per hour held at 1.56 against 1.90.</w:t>
+              <w:t xml:space="preserve">False: grant that part may be the season, then show weekly requests back in their old range while trips per hour stayed at 1.56 against 1.90.</w:t>
             </w:r>
           </w:p>
           <w:p>
@@ -12858,7 +12933,7 @@
                 <w:sz w:val="21"/>
                 <w:szCs w:val="21"/>
               </w:rPr>
-              <w:t xml:space="preserve">Before the review, a colleague lines up four published numbers to check estimates against. Which checks are sound? Mark every correct option.</w:t>
+              <w:t xml:space="preserve">Before the review, a colleague lines up four numbers to check estimates against: NPCI's UPI count as Outlook Money reported it, Flipkart Stories' post of 9 October 2026, Avenue Supermarts' FY26 release for DMart, and a city invented for a drill. Which checks are sound? Mark every correct option.</w:t>
             </w:r>
           </w:p>
           <w:p>
@@ -13042,12 +13117,12 @@
                 <w:sz w:val="18"/>
                 <w:szCs w:val="18"/>
               </w:rPr>
-              <w:t xml:space="preserve">   Delhi Metro's two published counts, each in the words its source uses, checked 13 October 2026.</w:t>
+              <w:t xml:space="preserve">   Delhi Metro's two published counts and how DMRC counts a journey, each in the words its source uses, checked 13 October 2026.</w:t>
             </w:r>
           </w:p>
           <w:tbl>
             <w:tblPr>
-              <w:tblW w:type="dxa" w:w="9798"/>
+              <w:tblW w:type="dxa" w:w="9799"/>
               <w:tblBorders>
                 <w:top w:val="single" w:color="D5D0C4" w:sz="4"/>
                 <w:left w:val="single" w:color="D5D0C4" w:sz="4"/>
@@ -13058,10 +13133,10 @@
               </w:tblBorders>
             </w:tblPr>
             <w:tblGrid>
-              <w:gridCol w:w="2468"/>
-              <w:gridCol w:w="878"/>
-              <w:gridCol w:w="2901"/>
-              <w:gridCol w:w="3551"/>
+              <w:gridCol w:w="1497"/>
+              <w:gridCol w:w="3293"/>
+              <w:gridCol w:w="2855"/>
+              <w:gridCol w:w="2154"/>
             </w:tblGrid>
             <w:tr>
               <w:trPr>
@@ -13070,7 +13145,7 @@
               </w:trPr>
               <w:tc>
                 <w:tcPr>
-                  <w:tcW w:type="dxa" w:w="2468"/>
+                  <w:tcW w:type="dxa" w:w="1497"/>
                   <w:tcBorders>
                     <w:top w:val="single" w:color="D5D0C4" w:sz="4"/>
                     <w:left w:val="single" w:color="D5D0C4" w:sz="4"/>
@@ -13107,7 +13182,7 @@
               </w:tc>
               <w:tc>
                 <w:tcPr>
-                  <w:tcW w:type="dxa" w:w="878"/>
+                  <w:tcW w:type="dxa" w:w="3293"/>
                   <w:tcBorders>
                     <w:top w:val="single" w:color="D5D0C4" w:sz="4"/>
                     <w:left w:val="single" w:color="D5D0C4" w:sz="4"/>
@@ -13144,7 +13219,7 @@
               </w:tc>
               <w:tc>
                 <w:tcPr>
-                  <w:tcW w:type="dxa" w:w="2901"/>
+                  <w:tcW w:type="dxa" w:w="2855"/>
                   <w:tcBorders>
                     <w:top w:val="single" w:color="D5D0C4" w:sz="4"/>
                     <w:left w:val="single" w:color="D5D0C4" w:sz="4"/>
@@ -13181,7 +13256,7 @@
               </w:tc>
               <w:tc>
                 <w:tcPr>
-                  <w:tcW w:type="dxa" w:w="3551"/>
+                  <w:tcW w:type="dxa" w:w="2154"/>
                   <w:tcBorders>
                     <w:top w:val="single" w:color="D5D0C4" w:sz="4"/>
                     <w:left w:val="single" w:color="D5D0C4" w:sz="4"/>
@@ -13223,7 +13298,7 @@
               </w:trPr>
               <w:tc>
                 <w:tcPr>
-                  <w:tcW w:type="dxa" w:w="2468"/>
+                  <w:tcW w:type="dxa" w:w="1497"/>
                   <w:tcBorders>
                     <w:top w:val="single" w:color="D5D0C4" w:sz="4"/>
                     <w:left w:val="single" w:color="D5D0C4" w:sz="4"/>
@@ -13257,7 +13332,7 @@
               </w:tc>
               <w:tc>
                 <w:tcPr>
-                  <w:tcW w:type="dxa" w:w="878"/>
+                  <w:tcW w:type="dxa" w:w="3293"/>
                   <w:tcBorders>
                     <w:top w:val="single" w:color="D5D0C4" w:sz="4"/>
                     <w:left w:val="single" w:color="D5D0C4" w:sz="4"/>
@@ -13293,7 +13368,7 @@
               </w:tc>
               <w:tc>
                 <w:tcPr>
-                  <w:tcW w:type="dxa" w:w="2901"/>
+                  <w:tcW w:type="dxa" w:w="2855"/>
                   <w:tcBorders>
                     <w:top w:val="single" w:color="D5D0C4" w:sz="4"/>
                     <w:left w:val="single" w:color="D5D0C4" w:sz="4"/>
@@ -13329,7 +13404,7 @@
               </w:tc>
               <w:tc>
                 <w:tcPr>
-                  <w:tcW w:type="dxa" w:w="3551"/>
+                  <w:tcW w:type="dxa" w:w="2154"/>
                   <w:tcBorders>
                     <w:top w:val="single" w:color="D5D0C4" w:sz="4"/>
                     <w:left w:val="single" w:color="D5D0C4" w:sz="4"/>
@@ -13370,7 +13445,7 @@
               </w:trPr>
               <w:tc>
                 <w:tcPr>
-                  <w:tcW w:type="dxa" w:w="2468"/>
+                  <w:tcW w:type="dxa" w:w="1497"/>
                   <w:tcBorders>
                     <w:top w:val="single" w:color="D5D0C4" w:sz="4"/>
                     <w:left w:val="single" w:color="D5D0C4" w:sz="4"/>
@@ -13404,7 +13479,7 @@
               </w:tc>
               <w:tc>
                 <w:tcPr>
-                  <w:tcW w:type="dxa" w:w="878"/>
+                  <w:tcW w:type="dxa" w:w="3293"/>
                   <w:tcBorders>
                     <w:top w:val="single" w:color="D5D0C4" w:sz="4"/>
                     <w:left w:val="single" w:color="D5D0C4" w:sz="4"/>
@@ -13440,7 +13515,7 @@
               </w:tc>
               <w:tc>
                 <w:tcPr>
-                  <w:tcW w:type="dxa" w:w="2901"/>
+                  <w:tcW w:type="dxa" w:w="2855"/>
                   <w:tcBorders>
                     <w:top w:val="single" w:color="D5D0C4" w:sz="4"/>
                     <w:left w:val="single" w:color="D5D0C4" w:sz="4"/>
@@ -13470,13 +13545,13 @@
                       <w:sz w:val="18"/>
                       <w:szCs w:val="18"/>
                     </w:rPr>
-                    <w:t xml:space="preserve">17 September 2026, during a bus strike</w:t>
-                  </w:r>
-                </w:p>
-              </w:tc>
-              <w:tc>
-                <w:tcPr>
-                  <w:tcW w:type="dxa" w:w="3551"/>
+                    <w:t xml:space="preserve">17 September 2026, DMRC's highest-ever day, during a bus strike</w:t>
+                  </w:r>
+                </w:p>
+              </w:tc>
+              <w:tc>
+                <w:tcPr>
+                  <w:tcW w:type="dxa" w:w="2154"/>
                   <w:tcBorders>
                     <w:top w:val="single" w:color="D5D0C4" w:sz="4"/>
                     <w:left w:val="single" w:color="D5D0C4" w:sz="4"/>
@@ -13507,6 +13582,153 @@
                       <w:szCs w:val="18"/>
                     </w:rPr>
                     <w:t xml:space="preserve">Republic World, 18 September 2026, quoting DMRC</w:t>
+                  </w:r>
+                </w:p>
+              </w:tc>
+            </w:tr>
+            <w:tr>
+              <w:trPr>
+                <w:cantSplit/>
+              </w:trPr>
+              <w:tc>
+                <w:tcPr>
+                  <w:tcW w:type="dxa" w:w="1497"/>
+                  <w:tcBorders>
+                    <w:top w:val="single" w:color="D5D0C4" w:sz="4"/>
+                    <w:left w:val="single" w:color="D5D0C4" w:sz="4"/>
+                    <w:bottom w:val="single" w:color="D5D0C4" w:sz="4"/>
+                    <w:right w:val="single" w:color="D5D0C4" w:sz="4"/>
+                  </w:tcBorders>
+                  <w:tcMar>
+                    <w:top w:type="dxa" w:w="40"/>
+                    <w:left w:type="dxa" w:w="100"/>
+                    <w:bottom w:type="dxa" w:w="40"/>
+                    <w:right w:type="dxa" w:w="100"/>
+                  </w:tcMar>
+                  <w:vAlign w:val="center"/>
+                </w:tcPr>
+                <w:p>
+                  <w:pPr>
+                    <w:keepNext w:val="false"/>
+                    <w:spacing w:after="0" w:line="252"/>
+                    <w:jc w:val="left"/>
+                  </w:pPr>
+                  <w:r>
+                    <w:rPr>
+                      <w:rFonts w:ascii="Arial" w:cs="Arial" w:eastAsia="Arial" w:hAnsi="Arial"/>
+                      <w:color w:val="1C1B16"/>
+                      <w:sz w:val="18"/>
+                      <w:szCs w:val="18"/>
+                    </w:rPr>
+                    <w:t xml:space="preserve">How a journey is counted</w:t>
+                  </w:r>
+                </w:p>
+              </w:tc>
+              <w:tc>
+                <w:tcPr>
+                  <w:tcW w:type="dxa" w:w="3293"/>
+                  <w:tcBorders>
+                    <w:top w:val="single" w:color="D5D0C4" w:sz="4"/>
+                    <w:left w:val="single" w:color="D5D0C4" w:sz="4"/>
+                    <w:bottom w:val="single" w:color="D5D0C4" w:sz="4"/>
+                    <w:right w:val="single" w:color="D5D0C4" w:sz="4"/>
+                  </w:tcBorders>
+                  <w:tcMar>
+                    <w:top w:type="dxa" w:w="40"/>
+                    <w:left w:type="dxa" w:w="100"/>
+                    <w:bottom w:type="dxa" w:w="40"/>
+                    <w:right w:type="dxa" w:w="100"/>
+                  </w:tcMar>
+                  <w:vAlign w:val="center"/>
+                </w:tcPr>
+                <w:p>
+                  <w:pPr>
+                    <w:keepNext w:val="false"/>
+                    <w:spacing w:after="0" w:line="252"/>
+                    <w:jc w:val="left"/>
+                  </w:pPr>
+                  <w:r>
+                    <w:rPr>
+                      <w:rFonts w:ascii="Arial" w:cs="Arial" w:eastAsia="Arial" w:hAnsi="Arial"/>
+                      <w:b w:val="false"/>
+                      <w:bCs w:val="false"/>
+                      <w:color w:val="1C1B16"/>
+                      <w:sz w:val="18"/>
+                      <w:szCs w:val="18"/>
+                    </w:rPr>
+                    <w:t xml:space="preserve">One for each line, or corridor, a passenger uses to reach the destination</w:t>
+                  </w:r>
+                </w:p>
+              </w:tc>
+              <w:tc>
+                <w:tcPr>
+                  <w:tcW w:type="dxa" w:w="2855"/>
+                  <w:tcBorders>
+                    <w:top w:val="single" w:color="D5D0C4" w:sz="4"/>
+                    <w:left w:val="single" w:color="D5D0C4" w:sz="4"/>
+                    <w:bottom w:val="single" w:color="D5D0C4" w:sz="4"/>
+                    <w:right w:val="single" w:color="D5D0C4" w:sz="4"/>
+                  </w:tcBorders>
+                  <w:tcMar>
+                    <w:top w:type="dxa" w:w="40"/>
+                    <w:left w:type="dxa" w:w="100"/>
+                    <w:bottom w:type="dxa" w:w="40"/>
+                    <w:right w:type="dxa" w:w="100"/>
+                  </w:tcMar>
+                  <w:vAlign w:val="center"/>
+                </w:tcPr>
+                <w:p>
+                  <w:pPr>
+                    <w:keepNext w:val="false"/>
+                    <w:spacing w:after="0" w:line="252"/>
+                    <w:jc w:val="left"/>
+                  </w:pPr>
+                  <w:r>
+                    <w:rPr>
+                      <w:rFonts w:ascii="Arial" w:cs="Arial" w:eastAsia="Arial" w:hAnsi="Arial"/>
+                      <w:b w:val="false"/>
+                      <w:bCs w:val="false"/>
+                      <w:color w:val="1C1B16"/>
+                      <w:sz w:val="18"/>
+                      <w:szCs w:val="18"/>
+                    </w:rPr>
+                    <w:t xml:space="preserve">PTI's report of DMRC's method, 30 August 2023</w:t>
+                  </w:r>
+                </w:p>
+              </w:tc>
+              <w:tc>
+                <w:tcPr>
+                  <w:tcW w:type="dxa" w:w="2154"/>
+                  <w:tcBorders>
+                    <w:top w:val="single" w:color="D5D0C4" w:sz="4"/>
+                    <w:left w:val="single" w:color="D5D0C4" w:sz="4"/>
+                    <w:bottom w:val="single" w:color="D5D0C4" w:sz="4"/>
+                    <w:right w:val="single" w:color="D5D0C4" w:sz="4"/>
+                  </w:tcBorders>
+                  <w:tcMar>
+                    <w:top w:type="dxa" w:w="40"/>
+                    <w:left w:type="dxa" w:w="100"/>
+                    <w:bottom w:type="dxa" w:w="40"/>
+                    <w:right w:type="dxa" w:w="100"/>
+                  </w:tcMar>
+                  <w:vAlign w:val="center"/>
+                </w:tcPr>
+                <w:p>
+                  <w:pPr>
+                    <w:keepNext w:val="false"/>
+                    <w:spacing w:after="0" w:line="252"/>
+                    <w:jc w:val="left"/>
+                  </w:pPr>
+                  <w:r>
+                    <w:rPr>
+                      <w:rFonts w:ascii="Arial" w:cs="Arial" w:eastAsia="Arial" w:hAnsi="Arial"/>
+                      <w:b w:val="false"/>
+                      <w:bCs w:val="false"/>
+                      <w:color w:val="1C1B16"/>
+                      <w:sz w:val="18"/>
+                      <w:szCs w:val="18"/>
+                    </w:rPr>
+                    <w:t xml:space="preserve">Deccan Herald, reporting PTI</w:t>
                   </w:r>
                 </w:p>
               </w:tc>
@@ -15350,7 +15572,7 @@
                 <w:sz w:val="20"/>
                 <w:szCs w:val="20"/>
               </w:rPr>
-              <w:t xml:space="preserve">No row clicks less than before; the fall is milk's share of impressions, and slot 1, with milk on 70 percent of them, loses most.</w:t>
+              <w:t xml:space="preserve">Neither milk nor other items click less; the fall is milk's share of impressions, and slot 1, at 70 percent milk, loses most.</w:t>
             </w:r>
           </w:p>
           <w:p>
@@ -17988,7 +18210,7 @@
                 <w:sz w:val="20"/>
                 <w:szCs w:val="20"/>
               </w:rPr>
-              <w:t xml:space="preserve">True: Kalpa's pair rests on 2 baskets, where one basket moves its lift by half, and Instamart's real 100 carts sit beside ice cream alone.</w:t>
+              <w:t xml:space="preserve">True: Kalpa's lift rests on 2 baskets, so one basket moves it by half; Instamart's 100 carts show a real pair, and only a test shows it sells.</w:t>
             </w:r>
           </w:p>
           <w:p>
@@ -18405,7 +18627,7 @@
                 <w:sz w:val="18"/>
                 <w:szCs w:val="18"/>
               </w:rPr>
-              <w:t xml:space="preserve">   Zomato Gold, Chennai: the order flow a member walks through, where the lower path from Open is the home carousel, which opens a menu without a search, and members by signup month in 2026 with the share who ordered in month one, the calendar month after signup. 53,089 members joined from January to September.</w:t>
+              <w:t xml:space="preserve">   Zomato Gold, Chennai: the order flow a member walks through, where the lower path from Open is the home carousel, which opens a menu without a search, and members by signup month in 2026 with the share who ordered in month one, the calendar month after signup. September's 5,089 members, too new for a month-one rate, bring January to September to 53,089.</w:t>
             </w:r>
           </w:p>
           <w:p>
@@ -20522,7 +20744,7 @@
                 <w:sz w:val="20"/>
                 <w:szCs w:val="20"/>
               </w:rPr>
-              <w:t xml:space="preserve">Retention is stable at 41 percent in both months, so the membership plan needs no change this quarter.</w:t>
+              <w:t xml:space="preserve">Retention held steady from May to June, so the membership plan needs no change this quarter.</w:t>
             </w:r>
           </w:p>
           <w:p>
@@ -21492,7 +21714,7 @@
                 <w:sz w:val="21"/>
                 <w:szCs w:val="21"/>
               </w:rPr>
-              <w:t xml:space="preserve">The membership lead's chart for September reads "search to menu view: 118 percent" and "menu view to add-to-cart: 34 percent, the biggest loss". Exhibit 4C counts the same flow two ways. Which reading holds?</w:t>
+              <w:t xml:space="preserve">The membership lead's chart for September reads "search to menu view: 118 percent" and "menu view to add-to-cart: 34 percent, the biggest loss". Exhibit 4C counts the same flow two ways, for September alone. Which reading holds?</w:t>
             </w:r>
           </w:p>
           <w:p>
@@ -21604,7 +21826,7 @@
                 <w:sz w:val="20"/>
                 <w:szCs w:val="20"/>
               </w:rPr>
-              <w:t xml:space="preserve">Units are mixed and one step is an artefact: carousel menus skip search, so that step tops 100 percent; per member, menu to cart is 61 percent.</w:t>
+              <w:t xml:space="preserve">Search is a step members can skip, since carousel menus need none, so that step tops 100 percent; per member, menu to cart is 61 percent.</w:t>
             </w:r>
           </w:p>
         </w:tc>
@@ -24351,7 +24573,7 @@
           <w:sz w:val="19"/>
           <w:szCs w:val="19"/>
         </w:rPr>
-        <w:t xml:space="preserve">5 items, Q29 to Q33, about 19 minutes. What it shows: whether you can choose a forecast on weeks it never saw, place the festival in the right month and price a miss in each direction.</w:t>
+        <w:t xml:space="preserve">5 items, Q29 to Q33, about 20 minutes. What it shows: whether you can choose a forecast on weeks it never saw, place the festival in the right month and price a miss in each direction.</w:t>
       </w:r>
     </w:p>
     <w:p>
@@ -25573,7 +25795,7 @@
                 <w:sz w:val="21"/>
                 <w:szCs w:val="21"/>
               </w:rPr>
-              <w:t xml:space="preserve">Anand's board line needs October and November 2026. Using Exhibits 5A and 5B, give the seasonal naive for both months, then the festival-aligned copy, last year's Diwali month plus 4 percent, for whichever 2026 month holds Diwali, and say which month should carry the festival's spike.</w:t>
+              <w:t xml:space="preserve">Anand's board line needs October and November 2026. Using Exhibits 5A and 5B, give the seasonal naive for both months, then the festival-aligned copy, last year's Diwali month plus 4 percent, for the one 2026 month that holds Diwali, and say which month should carry the festival's spike.</w:t>
             </w:r>
           </w:p>
           <w:p>
@@ -27299,7 +27521,7 @@
                 <w:sz w:val="18"/>
                 <w:szCs w:val="18"/>
               </w:rPr>
-              <w:t xml:space="preserve">   Kalpa Retail's forecasts for October 2026 to March 2027, as Friday's lab found them. Each forecast's average miss is on April to September 2026, six months it never saw, none of them a Diwali month. The same six months a year earlier booked Rs 18.93 crore.</w:t>
+              <w:t xml:space="preserve">   Kalpa Retail's forecasts for October 2026 to March 2027, as Friday's lab found them. Each forecast's average miss is on April to September 2026, six months it never saw, none of them a Diwali month. October 2025 to March 2026, a year before the forecast months, booked Rs 18.93 crore.</w:t>
             </w:r>
           </w:p>
           <w:tbl>
@@ -28920,7 +29142,7 @@
                 <w:sz w:val="20"/>
                 <w:szCs w:val="20"/>
               </w:rPr>
-              <w:t xml:space="preserve">the rupee cost of a wrong nudge in each direction</w:t>
+              <w:t xml:space="preserve">the rupee amount each kind of wrong nudge costs</w:t>
             </w:r>
           </w:p>
           <w:p>
@@ -29020,7 +29242,7 @@
                 <w:sz w:val="18"/>
                 <w:szCs w:val="18"/>
               </w:rPr>
-              <w:t xml:space="preserve">   Each numbered row is the first question of a Kalpa brief. Write the letter of the week's method that answers it. Each letter is used once at most, and two are not used.</w:t>
+              <w:t xml:space="preserve">   Each numbered row opens a Kalpa brief. Write the letter of the week's method that answers it. Each letter is used once at most, and two are not used.</w:t>
             </w:r>
           </w:p>
           <w:tbl>

--- a/content/W04/SAT/paper/C2_W04_SAT_recap_paper_STUDENT.docx
+++ b/content/W04/SAT/paper/C2_W04_SAT_recap_paper_STUDENT.docx
@@ -1540,7 +1540,7 @@
                 <w:sz w:val="18"/>
                 <w:szCs w:val="18"/>
               </w:rPr>
-              <w:t xml:space="preserve">1</w:t>
+              <w:t xml:space="preserve">2</w:t>
             </w:r>
           </w:p>
         </w:tc>
@@ -1576,7 +1576,7 @@
                 <w:sz w:val="18"/>
                 <w:szCs w:val="18"/>
               </w:rPr>
-              <w:t xml:space="preserve">3</w:t>
+              <w:t xml:space="preserve">2</w:t>
             </w:r>
           </w:p>
         </w:tc>
@@ -1831,7 +1831,7 @@
                 <w:sz w:val="18"/>
                 <w:szCs w:val="18"/>
               </w:rPr>
-              <w:t xml:space="preserve">0</w:t>
+              <w:t xml:space="preserve">1</w:t>
             </w:r>
           </w:p>
         </w:tc>
@@ -1867,7 +1867,7 @@
                 <w:sz w:val="18"/>
                 <w:szCs w:val="18"/>
               </w:rPr>
-              <w:t xml:space="preserve">2</w:t>
+              <w:t xml:space="preserve">0</w:t>
             </w:r>
           </w:p>
         </w:tc>
@@ -1903,7 +1903,7 @@
                 <w:sz w:val="18"/>
                 <w:szCs w:val="18"/>
               </w:rPr>
-              <w:t xml:space="preserve">5</w:t>
+              <w:t xml:space="preserve">6</w:t>
             </w:r>
           </w:p>
         </w:tc>
@@ -2995,7 +2995,7 @@
                 <w:sz w:val="18"/>
                 <w:szCs w:val="18"/>
               </w:rPr>
-              <w:t xml:space="preserve">0</w:t>
+              <w:t xml:space="preserve">4</w:t>
             </w:r>
           </w:p>
         </w:tc>
@@ -3031,7 +3031,7 @@
                 <w:sz w:val="18"/>
                 <w:szCs w:val="18"/>
               </w:rPr>
-              <w:t xml:space="preserve">4</w:t>
+              <w:t xml:space="preserve">1</w:t>
             </w:r>
           </w:p>
         </w:tc>
@@ -3067,7 +3067,7 @@
                 <w:sz w:val="18"/>
                 <w:szCs w:val="18"/>
               </w:rPr>
-              <w:t xml:space="preserve">2</w:t>
+              <w:t xml:space="preserve">1</w:t>
             </w:r>
           </w:p>
         </w:tc>
@@ -3288,7 +3288,7 @@
                 <w:sz w:val="18"/>
                 <w:szCs w:val="18"/>
               </w:rPr>
-              <w:t xml:space="preserve">2</w:t>
+              <w:t xml:space="preserve">8</w:t>
             </w:r>
           </w:p>
         </w:tc>
@@ -3324,7 +3324,7 @@
                 <w:sz w:val="18"/>
                 <w:szCs w:val="18"/>
               </w:rPr>
-              <w:t xml:space="preserve">14</w:t>
+              <w:t xml:space="preserve">8</w:t>
             </w:r>
           </w:p>
         </w:tc>
@@ -5704,7 +5704,7 @@
                 <w:sz w:val="18"/>
                 <w:szCs w:val="18"/>
               </w:rPr>
-              <w:t xml:space="preserve">   Medium</w:t>
+              <w:t xml:space="preserve">   Easy</w:t>
             </w:r>
             <w:r>
               <w:rPr>
@@ -9451,7 +9451,7 @@
                 <w:sz w:val="20"/>
                 <w:szCs w:val="20"/>
               </w:rPr>
-              <w:t xml:space="preserve">Averaged driver by driver, trips per hour went from 1.90 to 1.31, a smaller fall than the totals show, so supply held up and the extension can go ahead.</w:t>
+              <w:t xml:space="preserve">Averaged driver by driver, trips per hour went from 1.90 to 1.31, so the six fell less than the totals say, and the pay can stay per online hour with a higher floor.</w:t>
             </w:r>
           </w:p>
         </w:tc>
@@ -10367,7 +10367,7 @@
                 <w:sz w:val="20"/>
                 <w:szCs w:val="20"/>
               </w:rPr>
-              <w:t xml:space="preserve">About 4 percent, the 0.04 itself; the window, since a ratio counted over a shorter period would have shown the new accounts sooner.</w:t>
+              <w:t xml:space="preserve">About 36 percent, 0.04 of 0.11; the window, since a ratio counted over a shorter period would have shown the new accounts sooner.</w:t>
             </w:r>
           </w:p>
           <w:p>
@@ -11696,7 +11696,22 @@
                 <w:sz w:val="21"/>
                 <w:szCs w:val="21"/>
               </w:rPr>
-              <w:t xml:space="preserve">Four of these six lines make the city head's slide, and two would spoil it. Leave those two out and write the other four in the order Tuesday's one-slide template puts them, from the top.</w:t>
+              <w:t xml:space="preserve">Four of these seven lines make the city head's slide, and three would spoil it. Leave those three out and write the other four in the order Tuesday's one-slide template puts them, from the top.</w:t>
+            </w:r>
+          </w:p>
+          <w:p>
+            <w:pPr>
+              <w:keepNext/>
+              <w:spacing w:after="80" w:line="276"/>
+            </w:pPr>
+            <w:r>
+              <w:rPr>
+                <w:rFonts w:ascii="Arial" w:cs="Arial" w:eastAsia="Arial" w:hAnsi="Arial"/>
+                <w:color w:val="1C1B16"/>
+                <w:sz w:val="21"/>
+                <w:szCs w:val="21"/>
+              </w:rPr>
+              <w:t xml:space="preserve">(g) The title, as a claim: bookings per active driver-week rose 0.8 percent, so the scheme pays its way</w:t>
             </w:r>
           </w:p>
           <w:p>
@@ -11951,7 +11966,7 @@
                 <w:sz w:val="18"/>
                 <w:szCs w:val="18"/>
               </w:rPr>
-              <w:t xml:space="preserve">   Medium</w:t>
+              <w:t xml:space="preserve">   Hard</w:t>
             </w:r>
             <w:r>
               <w:rPr>
@@ -12345,7 +12360,7 @@
                 <w:sz w:val="20"/>
                 <w:szCs w:val="20"/>
               </w:rPr>
-              <w:t xml:space="preserve">False: concede the point in full and take the slide off the agenda until a year of weeks exists to set these six weeks against.</w:t>
+              <w:t xml:space="preserve">False: grant that part may be the season, then show the fare held at Rs 165 a trip in both windows, so the season cannot explain the fall.</w:t>
             </w:r>
           </w:p>
         </w:tc>
@@ -12417,7 +12432,7 @@
                 <w:sz w:val="18"/>
                 <w:szCs w:val="18"/>
               </w:rPr>
-              <w:t xml:space="preserve">   Medium</w:t>
+              <w:t xml:space="preserve">   Easy</w:t>
             </w:r>
             <w:r>
               <w:rPr>
@@ -12564,7 +12579,7 @@
                 <w:sz w:val="20"/>
                 <w:szCs w:val="20"/>
               </w:rPr>
-              <w:t xml:space="preserve">False: the ask is one slide in five minutes, and a great memo takes a week; the letter's lesson is that each element earns its place.</w:t>
+              <w:t xml:space="preserve">False: the ask is one slide in five minutes, and the letter itself says a great memo probably takes a week or more to write.</w:t>
             </w:r>
           </w:p>
         </w:tc>
@@ -12755,7 +12770,7 @@
                 <w:sz w:val="20"/>
                 <w:szCs w:val="20"/>
               </w:rPr>
-              <w:t xml:space="preserve">Divide the day's 1 lakh trips by the 2.4 trips a busy driver fits in an hour, which gives about 41,700 drivers</w:t>
+              <w:t xml:space="preserve">Set the chain against Exhibit 1A's 2.13 rider requests per peak online hour before the launch, and move the answer down to about 3,900</w:t>
             </w:r>
           </w:p>
           <w:p>
@@ -12933,7 +12948,7 @@
                 <w:sz w:val="21"/>
                 <w:szCs w:val="21"/>
               </w:rPr>
-              <w:t xml:space="preserve">Before the review, a colleague lines up four numbers to check estimates against: NPCI's UPI count as Outlook Money reported it, Flipkart Stories' post of 9 October 2026, Avenue Supermarts' FY26 release for DMart, and a city invented for a drill. Which checks are sound? Mark every correct option.</w:t>
+              <w:t xml:space="preserve">Before the review, a colleague lines up five checks on four numbers: NPCI's UPI count as Outlook Money reported it, Flipkart Stories' post of 9 October 2026, Avenue Supermarts' FY26 release for DMart, and a city invented for a drill. Which checks are sound? Mark every correct option.</w:t>
             </w:r>
           </w:p>
           <w:p>
@@ -13022,6 +13037,34 @@
           </w:p>
           <w:p>
             <w:pPr>
+              <w:keepNext/>
+              <w:keepLines/>
+              <w:spacing w:after="60" w:before="0" w:line="264"/>
+              <w:ind w:left="360" w:hanging="360"/>
+            </w:pPr>
+            <w:r>
+              <w:rPr>
+                <w:rFonts w:ascii="Arial" w:cs="Arial" w:eastAsia="Arial" w:hAnsi="Arial"/>
+                <w:b/>
+                <w:bCs/>
+                <w:color w:val="1C1B16"/>
+                <w:sz w:val="20"/>
+                <w:szCs w:val="20"/>
+              </w:rPr>
+              <w:t xml:space="preserve">D.  </w:t>
+            </w:r>
+            <w:r>
+              <w:rPr>
+                <w:rFonts w:ascii="Arial" w:cs="Arial" w:eastAsia="Arial" w:hAnsi="Arial"/>
+                <w:color w:val="1C1B16"/>
+                <w:sz w:val="20"/>
+                <w:szCs w:val="20"/>
+              </w:rPr>
+              <w:t xml:space="preserve">A city of two million people, invented for a drill, taken to hold eight million households at four people to a household</w:t>
+            </w:r>
+          </w:p>
+          <w:p>
+            <w:pPr>
               <w:keepNext w:val="false"/>
               <w:keepLines/>
               <w:spacing w:after="60" w:before="0" w:line="264"/>
@@ -13036,7 +13079,7 @@
                 <w:sz w:val="20"/>
                 <w:szCs w:val="20"/>
               </w:rPr>
-              <w:t xml:space="preserve">D.  </w:t>
+              <w:t xml:space="preserve">E.  </w:t>
             </w:r>
             <w:r>
               <w:rPr>
@@ -13045,7 +13088,7 @@
                 <w:sz w:val="20"/>
                 <w:szCs w:val="20"/>
               </w:rPr>
-              <w:t xml:space="preserve">A city of two million people, invented for a drill, taken to hold eight million households at four people to a household</w:t>
+              <w:t xml:space="preserve">UPI, September 2026: the same 802 million a day, set against an estimate of the payments made on Diwali day itself</w:t>
             </w:r>
           </w:p>
         </w:tc>
@@ -13398,7 +13441,7 @@
                       <w:sz w:val="18"/>
                       <w:szCs w:val="18"/>
                     </w:rPr>
-                    <w:t xml:space="preserve">2026, all days</w:t>
+                    <w:t xml:space="preserve">the current average, August 2026</w:t>
                   </w:r>
                 </w:p>
               </w:tc>
@@ -18182,7 +18225,7 @@
                 <w:sz w:val="21"/>
                 <w:szCs w:val="21"/>
               </w:rPr>
-              <w:t xml:space="preserve">Statement: a pair with a lift of about 4 and a support of about 0.25 percent belongs on a watch list before it belongs in a campaign. Judge it on both pairs in Exhibit 3E. True or false, and why?</w:t>
+              <w:t xml:space="preserve">Statement: a pair with a lift of about 4 and a support of about 0.25 percent belongs on a watch list, to be counted again or tested, before it belongs in a campaign. Judge it on both pairs in Exhibit 3E. True or false, and why?</w:t>
             </w:r>
           </w:p>
           <w:p>
@@ -18210,7 +18253,7 @@
                 <w:sz w:val="20"/>
                 <w:szCs w:val="20"/>
               </w:rPr>
-              <w:t xml:space="preserve">True: Kalpa's lift rests on 2 baskets, so one basket moves it by half; Instamart's 100 carts show a real pair, and only a test shows it sells.</w:t>
+              <w:t xml:space="preserve">True: Kalpa's lift rests on 2 baskets, so one basket moves it by half; Instamart's 100 carts beat chance but reach only carts holding ice cream.</w:t>
             </w:r>
           </w:p>
           <w:p>
@@ -20772,7 +20815,7 @@
                 <w:sz w:val="20"/>
                 <w:szCs w:val="20"/>
               </w:rPr>
-              <w:t xml:space="preserve">The data is inconsistent, because a blended rate cannot stay flat when cohorts move.</w:t>
+              <w:t xml:space="preserve">Both existing cohorts declined, and cohort C retains less than cohort A did in May, so the new members are the weaker ones.</w:t>
             </w:r>
           </w:p>
         </w:tc>
@@ -22812,7 +22855,7 @@
                 <w:sz w:val="20"/>
                 <w:szCs w:val="20"/>
               </w:rPr>
-              <w:t xml:space="preserve">The whole Android checkout, for every user: add-to-cart to order fell for members and non-members alike on Android once the release shipped.</w:t>
+              <w:t xml:space="preserve">The whole Android checkout, for every user: Android orders fall about 1,317 a week against the old rate, Rs 4.0 to 6.6 lakh, so roll it back for all.</w:t>
             </w:r>
           </w:p>
           <w:p>
@@ -23614,7 +23657,7 @@
                 <w:sz w:val="20"/>
                 <w:szCs w:val="20"/>
               </w:rPr>
-              <w:t xml:space="preserve">80 percent on both bases, since the five weaned users had stopped ordering anyway; ask only which quarter the cohort was acquired in.</w:t>
+              <w:t xml:space="preserve">40 percent per user who joined, 80 per user who stayed; ask only whether the cohort was acquired in a sale quarter, which explains it.</w:t>
             </w:r>
           </w:p>
           <w:p>
@@ -24481,7 +24524,7 @@
                 <w:sz w:val="20"/>
                 <w:szCs w:val="20"/>
               </w:rPr>
-              <w:t xml:space="preserve">Blame the monsoon cohort: August's members joined weakest, so the window's lost checkouts came from them and the app is not involved.</w:t>
+              <w:t xml:space="preserve">Keep it open: blended retention has not risen since the fix shipped, which shows the feature is still costing the tier its members.</w:t>
             </w:r>
           </w:p>
           <w:p>
@@ -25795,7 +25838,7 @@
                 <w:sz w:val="21"/>
                 <w:szCs w:val="21"/>
               </w:rPr>
-              <w:t xml:space="preserve">Anand's board line needs October and November 2026. Using Exhibits 5A and 5B, give the seasonal naive for both months, then the festival-aligned copy, last year's Diwali month plus 4 percent, for the one 2026 month that holds Diwali, and say which month should carry the festival's spike.</w:t>
+              <w:t xml:space="preserve">Anand's board line needs October and November 2026. Using Exhibits 5A and 5B, give the seasonal naive for both months, then a seasonal baseline with Friday's 4 percent growth that puts the festival in its own month, and say which month should carry the festival's spike.</w:t>
             </w:r>
           </w:p>
           <w:p>
@@ -26498,7 +26541,7 @@
                 <w:sz w:val="20"/>
                 <w:szCs w:val="20"/>
               </w:rPr>
-              <w:t xml:space="preserve">A fit is no forecast: on M5's unseen days the seasonal naive beat both machine-learning benchmarks and most teams; score the curve on the hidden weeks.</w:t>
+              <w:t xml:space="preserve">A fit is no forecast: on M5's unseen days the seasonal naive beat both machine-learning benchmarks shown; score the curve against it on hidden weeks.</w:t>
             </w:r>
           </w:p>
           <w:p>
@@ -26554,7 +26597,7 @@
                 <w:sz w:val="20"/>
                 <w:szCs w:val="20"/>
               </w:rPr>
-              <w:t xml:space="preserve">Fit and forecast agree on a series this regular: a curve within 2 percent of two years of weeks will stay within 2 percent of the next ten weeks.</w:t>
+              <w:t xml:space="preserve">Score the curve on the hidden weeks, and send it to the plan if its miss there stays inside its own 2 percent fit to the two years.</w:t>
             </w:r>
           </w:p>
           <w:p>
@@ -28716,7 +28759,7 @@
                 <w:sz w:val="21"/>
                 <w:szCs w:val="21"/>
               </w:rPr>
-              <w:t xml:space="preserve">Anand asks which number goes in front of the board for October 2026 to March 2027, and how wrong it could be. Diwali falls on 8 November 2026. Using Exhibit 5E, which sentence answers him?</w:t>
+              <w:t xml:space="preserve">Anand asks which number goes in front of the board for October 2026 to March 2027, and how wrong it could be. Using Exhibits 5A and 5E, which sentence answers him?</w:t>
             </w:r>
           </w:p>
           <w:p>
@@ -29023,7 +29066,7 @@
                 <w:sz w:val="18"/>
                 <w:szCs w:val="18"/>
               </w:rPr>
-              <w:t xml:space="preserve">   Hard</w:t>
+              <w:t xml:space="preserve">   Medium</w:t>
             </w:r>
             <w:r>
               <w:rPr>
@@ -29425,7 +29468,7 @@
                       <w:sz w:val="15"/>
                       <w:szCs w:val="15"/>
                     </w:rPr>
-                    <w:t xml:space="preserve">Medium</w:t>
+                    <w:t xml:space="preserve">Easy</w:t>
                   </w:r>
                 </w:p>
               </w:tc>
@@ -29615,7 +29658,7 @@
                       <w:sz w:val="15"/>
                       <w:szCs w:val="15"/>
                     </w:rPr>
-                    <w:t xml:space="preserve">Medium</w:t>
+                    <w:t xml:space="preserve">Easy</w:t>
                   </w:r>
                 </w:p>
               </w:tc>
@@ -29805,7 +29848,7 @@
                       <w:sz w:val="15"/>
                       <w:szCs w:val="15"/>
                     </w:rPr>
-                    <w:t xml:space="preserve">Medium</w:t>
+                    <w:t xml:space="preserve">Easy</w:t>
                   </w:r>
                 </w:p>
               </w:tc>
@@ -29995,7 +30038,7 @@
                       <w:sz w:val="15"/>
                       <w:szCs w:val="15"/>
                     </w:rPr>
-                    <w:t xml:space="preserve">Medium</w:t>
+                    <w:t xml:space="preserve">Easy</w:t>
                   </w:r>
                 </w:p>
               </w:tc>
@@ -35567,7 +35610,6 @@
                     <w:bottom w:val="single" w:color="D5D0C4" w:sz="4"/>
                     <w:right w:val="single" w:color="D5D0C4" w:sz="4"/>
                   </w:tcBorders>
-                  <w:shd w:fill="D5D0C4" w:color="auto" w:val="clear"/>
                   <w:tcMar>
                     <w:top w:type="dxa" w:w="20"/>
                     <w:left w:type="dxa" w:w="60"/>

--- a/content/W04/SAT/paper/C2_W04_SAT_recap_paper_STUDENT.docx
+++ b/content/W04/SAT/paper/C2_W04_SAT_recap_paper_STUDENT.docx
@@ -18607,7 +18607,7 @@
           <w:sz w:val="21"/>
           <w:szCs w:val="21"/>
         </w:rPr>
-        <w:t xml:space="preserve">Zomato Gold's membership dashboard for Chennai reports month-two retention flat at 38 percent in June, July, August and September 2026: of the members two or more months past their signup month, the share who ordered in the month. Exhibit 4A gives each signup month's own month-one rate. The August cohort signed up in a sale week on a discounted first month. On Monday 14 September 2026 a new checkout flow shipped on Android. The membership lead asks whether it is a cohort problem or an everyone problem, which step of the order flow owns the loss, and what should be fixed first. Illustrative case: the company is real, the situation and the data are synthetic, built for this class. In the lab the head of Retail-Plus put the same questions about Kalpa Retail's tier.</w:t>
+        <w:t xml:space="preserve">Zomato Gold's membership dashboard for Chennai reports month-two retention flat at 38 percent in June, July, August and September 2026: of the members two or more months past their signup month, the share who ordered in the month. Exhibit 4A gives each signup month's own month-one rate. The August cohort was grown by a sale week on a discounted first month. On Monday 14 September 2026 a new checkout flow shipped on Android. The membership lead asks whether it is a cohort problem or an everyone problem, which step of the order flow owns the loss, and what should be fixed first. Illustrative case: the company is real, the situation and the data are synthetic, built for this class. In the lab the head of Retail-Plus put the same questions about Kalpa Retail's tier.</w:t>
       </w:r>
     </w:p>
     <w:tbl>

--- a/content/W04/SAT/paper/C2_W04_SAT_recap_paper_STUDENT.docx
+++ b/content/W04/SAT/paper/C2_W04_SAT_recap_paper_STUDENT.docx
@@ -30868,7 +30868,7 @@
                 <w:sz w:val="21"/>
                 <w:szCs w:val="21"/>
               </w:rPr>
-              <w:t xml:space="preserve">In Hyderabad the 180 drivers in the idle tail completed 33,440 peak trips in the six weeks after the launch. If the redesign drives all of them off the app, who carries those trips, and how many more peak online hours does that take at the other drivers' 1.90 trips an hour?</w:t>
+              <w:t xml:space="preserve">In Hyderabad the 180 drivers in the idle tail completed 33,440 peak trips in the six weeks after the launch, about 31 trips and 39 peak online hours a driver a week, well above the single weeks Exhibit 1B prints for E and F. If the redesign drives all of them off the app, who carries those trips, and how many more peak online hours does that take at the other drivers' 1.90 trips an hour?</w:t>
             </w:r>
           </w:p>
           <w:tbl>

--- a/content/W04/SAT/paper/C2_W04_SAT_recap_paper_STUDENT.docx
+++ b/content/W04/SAT/paper/C2_W04_SAT_recap_paper_STUDENT.docx
@@ -1468,7 +1468,7 @@
                 <w:sz w:val="18"/>
                 <w:szCs w:val="18"/>
               </w:rPr>
-              <w:t xml:space="preserve">whether you can write a metric a team cannot hit while the outcome gets worse, and read what a gamed one did</w:t>
+              <w:t xml:space="preserve">whether you can choose the number a plan chases and a scheme pays for, and read what happened where one was gamed</w:t>
             </w:r>
           </w:p>
         </w:tc>
@@ -1759,7 +1759,7 @@
                 <w:sz w:val="18"/>
                 <w:szCs w:val="18"/>
               </w:rPr>
-              <w:t xml:space="preserve">whether you can put one claim on one slide, defend it without retreating, and size a number from nothing with a check in the right unit</w:t>
+              <w:t xml:space="preserve">whether you can put one claim on one slide, answer an objection to it, and size a number from nothing and check it</w:t>
             </w:r>
           </w:p>
         </w:tc>
@@ -1795,7 +1795,7 @@
                 <w:sz w:val="18"/>
                 <w:szCs w:val="18"/>
               </w:rPr>
-              <w:t xml:space="preserve">23</w:t>
+              <w:t xml:space="preserve">23.5</w:t>
             </w:r>
           </w:p>
         </w:tc>
@@ -1867,7 +1867,7 @@
                 <w:sz w:val="18"/>
                 <w:szCs w:val="18"/>
               </w:rPr>
-              <w:t xml:space="preserve">0</w:t>
+              <w:t xml:space="preserve">1</w:t>
             </w:r>
           </w:p>
         </w:tc>
@@ -1903,7 +1903,7 @@
                 <w:sz w:val="18"/>
                 <w:szCs w:val="18"/>
               </w:rPr>
-              <w:t xml:space="preserve">6</w:t>
+              <w:t xml:space="preserve">5</w:t>
             </w:r>
           </w:p>
         </w:tc>
@@ -2050,7 +2050,7 @@
                 <w:sz w:val="18"/>
                 <w:szCs w:val="18"/>
               </w:rPr>
-              <w:t xml:space="preserve">whether you can tell a pair that beats chance from one that rides a popular item, and put a slot's value in margin</w:t>
+              <w:t xml:space="preserve">whether you can choose the pairs a strip should show and put a rupee value on a slot</w:t>
             </w:r>
           </w:p>
         </w:tc>
@@ -2341,7 +2341,7 @@
                 <w:sz w:val="18"/>
                 <w:szCs w:val="18"/>
               </w:rPr>
-              <w:t xml:space="preserve">whether you can separate a cohort problem from an everyone problem and find the step that changed, in the right unit</w:t>
+              <w:t xml:space="preserve">whether you can tell where a membership loses people and decide what to fix first</w:t>
             </w:r>
           </w:p>
         </w:tc>
@@ -2377,7 +2377,7 @@
                 <w:sz w:val="18"/>
                 <w:szCs w:val="18"/>
               </w:rPr>
-              <w:t xml:space="preserve">22.5</w:t>
+              <w:t xml:space="preserve">23</w:t>
             </w:r>
           </w:p>
         </w:tc>
@@ -2632,7 +2632,7 @@
                 <w:sz w:val="18"/>
                 <w:szCs w:val="18"/>
               </w:rPr>
-              <w:t xml:space="preserve">whether you can choose a forecast on weeks it never saw, place the festival in the right month and price a miss in each direction</w:t>
+              <w:t xml:space="preserve">whether you can choose the forecast that goes to the plan and say how wrong it could be</w:t>
             </w:r>
           </w:p>
         </w:tc>
@@ -2668,7 +2668,7 @@
                 <w:sz w:val="18"/>
                 <w:szCs w:val="18"/>
               </w:rPr>
-              <w:t xml:space="preserve">20</w:t>
+              <w:t xml:space="preserve">19</w:t>
             </w:r>
           </w:p>
         </w:tc>
@@ -2923,7 +2923,7 @@
                 <w:sz w:val="18"/>
                 <w:szCs w:val="18"/>
               </w:rPr>
-              <w:t xml:space="preserve">whether you can carry the week's methods to another company and name what changed, the metric, the constraint and the cost of an error</w:t>
+              <w:t xml:space="preserve">whether you can carry the week's methods to another company and say what changes there</w:t>
             </w:r>
           </w:p>
         </w:tc>
@@ -3324,7 +3324,7 @@
                 <w:sz w:val="18"/>
                 <w:szCs w:val="18"/>
               </w:rPr>
-              <w:t xml:space="preserve">8</w:t>
+              <w:t xml:space="preserve">9</w:t>
             </w:r>
           </w:p>
         </w:tc>
@@ -3360,7 +3360,7 @@
                 <w:sz w:val="18"/>
                 <w:szCs w:val="18"/>
               </w:rPr>
-              <w:t xml:space="preserve">23</w:t>
+              <w:t xml:space="preserve">22</w:t>
             </w:r>
           </w:p>
         </w:tc>
@@ -3412,10 +3412,10 @@
       </w:tblPr>
       <w:tblGrid>
         <w:gridCol w:w="1578"/>
-        <w:gridCol w:w="1909"/>
+        <w:gridCol w:w="1951"/>
         <w:gridCol w:w="1786"/>
-        <w:gridCol w:w="1869"/>
-        <w:gridCol w:w="1661"/>
+        <w:gridCol w:w="1910"/>
+        <w:gridCol w:w="1578"/>
         <w:gridCol w:w="997"/>
       </w:tblGrid>
       <w:tr>
@@ -3478,7 +3478,7 @@
         </w:tc>
         <w:tc>
           <w:tcPr>
-            <w:tcW w:type="dxa" w:w="1909"/>
+            <w:tcW w:type="dxa" w:w="1951"/>
             <w:tcBorders>
               <w:top w:val="single" w:color="FFFFFF" w:sz="4"/>
               <w:left w:val="single" w:color="FFFFFF" w:sz="4"/>
@@ -3525,7 +3525,7 @@
                 <w:sz w:val="15"/>
                 <w:szCs w:val="15"/>
               </w:rPr>
-              <w:t xml:space="preserve">23 min</w:t>
+              <w:t xml:space="preserve">23.5 min</w:t>
             </w:r>
           </w:p>
         </w:tc>
@@ -3584,7 +3584,7 @@
         </w:tc>
         <w:tc>
           <w:tcPr>
-            <w:tcW w:type="dxa" w:w="1869"/>
+            <w:tcW w:type="dxa" w:w="1910"/>
             <w:tcBorders>
               <w:top w:val="single" w:color="FFFFFF" w:sz="4"/>
               <w:left w:val="single" w:color="FFFFFF" w:sz="4"/>
@@ -3631,13 +3631,13 @@
                 <w:sz w:val="15"/>
                 <w:szCs w:val="15"/>
               </w:rPr>
-              <w:t xml:space="preserve">22.5 min</w:t>
+              <w:t xml:space="preserve">23 min</w:t>
             </w:r>
           </w:p>
         </w:tc>
         <w:tc>
           <w:tcPr>
-            <w:tcW w:type="dxa" w:w="1661"/>
+            <w:tcW w:type="dxa" w:w="1578"/>
             <w:tcBorders>
               <w:top w:val="single" w:color="FFFFFF" w:sz="4"/>
               <w:left w:val="single" w:color="FFFFFF" w:sz="4"/>
@@ -3684,7 +3684,7 @@
                 <w:sz w:val="15"/>
                 <w:szCs w:val="15"/>
               </w:rPr>
-              <w:t xml:space="preserve">20 min</w:t>
+              <w:t xml:space="preserve">19 min</w:t>
             </w:r>
           </w:p>
         </w:tc>
@@ -3781,7 +3781,7 @@
         </w:tc>
         <w:tc>
           <w:tcPr>
-            <w:tcW w:type="dxa" w:w="1909"/>
+            <w:tcW w:type="dxa" w:w="1951"/>
             <w:tcBorders>
               <w:top w:val="none" w:color="FFFFFF" w:sz="0"/>
               <w:left w:val="none" w:color="FFFFFF" w:sz="0"/>
@@ -3841,13 +3841,13 @@
                 <w:sz w:val="15"/>
                 <w:szCs w:val="15"/>
               </w:rPr>
-              <w:t xml:space="preserve">42</w:t>
+              <w:t xml:space="preserve">42.5</w:t>
             </w:r>
           </w:p>
         </w:tc>
         <w:tc>
           <w:tcPr>
-            <w:tcW w:type="dxa" w:w="1869"/>
+            <w:tcW w:type="dxa" w:w="1910"/>
             <w:tcBorders>
               <w:top w:val="none" w:color="FFFFFF" w:sz="0"/>
               <w:left w:val="none" w:color="FFFFFF" w:sz="0"/>
@@ -3874,13 +3874,13 @@
                 <w:sz w:val="15"/>
                 <w:szCs w:val="15"/>
               </w:rPr>
-              <w:t xml:space="preserve">63.5</w:t>
+              <w:t xml:space="preserve">64</w:t>
             </w:r>
           </w:p>
         </w:tc>
         <w:tc>
           <w:tcPr>
-            <w:tcW w:type="dxa" w:w="1661"/>
+            <w:tcW w:type="dxa" w:w="1578"/>
             <w:tcBorders>
               <w:top w:val="none" w:color="FFFFFF" w:sz="0"/>
               <w:left w:val="none" w:color="FFFFFF" w:sz="0"/>
@@ -3907,7 +3907,7 @@
                 <w:sz w:val="15"/>
                 <w:szCs w:val="15"/>
               </w:rPr>
-              <w:t xml:space="preserve">86</w:t>
+              <w:t xml:space="preserve">87</w:t>
             </w:r>
           </w:p>
         </w:tc>
@@ -3976,7 +3976,7 @@
           <w:sz w:val="19"/>
           <w:szCs w:val="19"/>
         </w:rPr>
-        <w:t xml:space="preserve">7 items, Q1 to Q7, about 19 minutes. What it shows: whether you can write a metric a team cannot hit while the outcome gets worse, and read what a gamed one did.</w:t>
+        <w:t xml:space="preserve">7 items, Q1 to Q7, about 19 minutes. What it shows: whether you can choose the number a plan chases and a scheme pays for, and read what happened where one was gamed.</w:t>
       </w:r>
     </w:p>
     <w:p>
@@ -9339,7 +9339,7 @@
                 <w:sz w:val="21"/>
                 <w:szCs w:val="21"/>
               </w:rPr>
-              <w:t xml:space="preserve">The city team's note to the city head reads: "Peak online hours up 24 percent: supply target met. We recommend extending the guarantee to two more cities." Using the six drivers in Exhibit 1B, what do the rows show, and what should the city head be told?</w:t>
+              <w:t xml:space="preserve">The city team's note to the city head reads: "Peak online hours up 24 percent: supply target met. We recommend extending the guarantee to two more cities." What do the six drivers in Exhibit 1B show, and which number answers the note?</w:t>
             </w:r>
           </w:p>
           <w:p>
@@ -9367,7 +9367,7 @@
                 <w:sz w:val="20"/>
                 <w:szCs w:val="20"/>
               </w:rPr>
-              <w:t xml:space="preserve">Trips per hour fell from 1.90 to 1.19 as hours rose from 60 to 74; E and F added 10 hours and lost 30 trips, so hold the extension and pay for completed trips.</w:t>
+              <w:t xml:space="preserve">Averaged driver by driver, the six fell only to 1.31, less than the totals say, so the reply tells the city head the guarantee cut trips per hour 31 percent across the city.</w:t>
             </w:r>
           </w:p>
           <w:p>
@@ -9395,7 +9395,7 @@
                 <w:sz w:val="20"/>
                 <w:szCs w:val="20"/>
               </w:rPr>
-              <w:t xml:space="preserve">Hours went from 60 to 74, up 23 percent, close to the city's 24, and A to D kept about two trips an hour, so the guarantee added supply and the extension can go ahead.</w:t>
+              <w:t xml:space="preserve">Summed, the six fell from 1.90 to 1.19 trips an hour, further than the city's 1.58 on Exhibit 1A, so the reply quotes 1.58 and shows E and F as where hours went.</w:t>
             </w:r>
           </w:p>
           <w:p>
@@ -9423,7 +9423,7 @@
                 <w:sz w:val="20"/>
                 <w:szCs w:val="20"/>
               </w:rPr>
-              <w:t xml:space="preserve">Trips fell from 114 to 88 because riders asked for fewer trips after the monsoon, as E's and F's offers show, so the guarantee is not the cause of the fall.</w:t>
+              <w:t xml:space="preserve">Summed, the six fell from 1.90 to 1.19 trips an hour, so the reply tells the city head the guarantee cut trips per hour 37 percent across the city.</w:t>
             </w:r>
           </w:p>
           <w:p>
@@ -9451,7 +9451,7 @@
                 <w:sz w:val="20"/>
                 <w:szCs w:val="20"/>
               </w:rPr>
-              <w:t xml:space="preserve">Averaged driver by driver, trips per hour went from 1.90 to 1.31, so the six fell less than the totals say, and the pay can stay per online hour with a higher floor.</w:t>
+              <w:t xml:space="preserve">Averaged driver by driver, the six fell only to 1.31, less than the totals say though further than the city's 1.58, so the reply quotes 1.58 and shows E and F as where hours went.</w:t>
             </w:r>
           </w:p>
         </w:tc>
@@ -10283,7 +10283,7 @@
                 <w:sz w:val="21"/>
                 <w:szCs w:val="21"/>
               </w:rPr>
-              <w:t xml:space="preserve">Exhibit 1C's last row is the 2013 change. What share of Wells Fargo's 2013 rise in the ratio came from the change of definition alone, and what record kept beside the definition would have shown it to investors?</w:t>
+              <w:t xml:space="preserve">Exhibit 1C's last row is the 2013 change. What share of Wells Fargo's 2013 rise in the ratio came from the change of definition alone, and what, kept beside the definition, would have shown it to investors?</w:t>
             </w:r>
           </w:p>
           <w:p>
@@ -10311,7 +10311,7 @@
                 <w:sz w:val="20"/>
                 <w:szCs w:val="20"/>
               </w:rPr>
-              <w:t xml:space="preserve">About 36 percent, 0.04 of 0.11; a guardrail on customer satisfaction, which would have fallen as soon as the new accounts joined the count.</w:t>
+              <w:t xml:space="preserve">About 57 percent, 0.04 against the other 0.07; a dated log of each change to what is counted, with that year's ratio also on the old definition.</w:t>
             </w:r>
           </w:p>
           <w:p>
@@ -10339,7 +10339,7 @@
                 <w:sz w:val="20"/>
                 <w:szCs w:val="20"/>
               </w:rPr>
-              <w:t xml:space="preserve">About 36 percent, 0.04 of 0.11; a dated log of every change to what is counted, with the year's ratio printed on the old definition too.</w:t>
+              <w:t xml:space="preserve">About 36 percent, 0.04 of the 0.11 rise in the ratio; a dated log of each change to what is counted, with that year's ratio also on the old definition.</w:t>
             </w:r>
           </w:p>
           <w:p>
@@ -10367,7 +10367,7 @@
                 <w:sz w:val="20"/>
                 <w:szCs w:val="20"/>
               </w:rPr>
-              <w:t xml:space="preserve">About 36 percent, 0.04 of 0.11; the window, since a ratio counted over a shorter period would have shown the new accounts sooner.</w:t>
+              <w:t xml:space="preserve">About 36 percent, 0.04 of the 0.11 rise in the ratio; a guardrail on customer satisfaction, which falls when customers are sold accounts they did not ask for.</w:t>
             </w:r>
           </w:p>
           <w:p>
@@ -10395,7 +10395,7 @@
                 <w:sz w:val="20"/>
                 <w:szCs w:val="20"/>
               </w:rPr>
-              <w:t xml:space="preserve">None of it: remittance accounts are products a household holds, so the rise was real, and no line of the definition was breached.</w:t>
+              <w:t xml:space="preserve">About 57 percent, 0.04 against the other 0.07; a guardrail on customer satisfaction, which falls when customers are sold accounts they did not ask for.</w:t>
             </w:r>
           </w:p>
         </w:tc>
@@ -11034,7 +11034,7 @@
           <w:sz w:val="19"/>
           <w:szCs w:val="19"/>
         </w:rPr>
-        <w:t xml:space="preserve">7 items, Q8 to Q14, about 23 minutes. What it shows: whether you can put one claim on one slide, defend it without retreating, and size a number from nothing with a check in the right unit.</w:t>
+        <w:t xml:space="preserve">7 items, Q8 to Q14, about 23.5 minutes. What it shows: whether you can put one claim on one slide, answer an objection to it, and size a number from nothing and check it.</w:t>
       </w:r>
     </w:p>
     <w:p>
@@ -11049,7 +11049,7 @@
           <w:sz w:val="21"/>
           <w:szCs w:val="21"/>
         </w:rPr>
-        <w:t xml:space="preserve">On Tuesday the city head asked for Monday's redesign on one slide at Thursday's city review: five minutes, with the driver-operations lead, the marketing lead and the finance partner in the room, each of whom loses something under it. The redesign pays per completed peak trip, with a floor on the share of offers a driver accepts. The number the slide must explain is in Exhibit 2A. In the afternoon the city head asked a second question with no dataset: roughly how many drivers must be online at the weekday evening peak to keep the median rider wait under five minutes. Illustrative case: the company is real, the situation and the data are synthetic, built for this class. In the lab each learner presented Kalpa's north star on one slide to a Kalpa head, then sized Anand's new-store question against DMart.</w:t>
+        <w:t xml:space="preserve">On Tuesday the city head asked for Monday's answer on one slide at Thursday's city review: five minutes, with the driver-operations lead, the marketing lead and the finance partner in the room, each of whom loses something under Monday's redesign of the pay. The number the slide must explain is in Exhibit 2A. In the afternoon the city head asked a second question with no dataset: roughly how many drivers must be online at the weekday evening peak to keep the median rider wait under five minutes. Illustrative case: the company is real, the situation and the data are synthetic, built for this class. In the lab each learner presented Kalpa's north star on one slide to a Kalpa head, then sized Anand's new-store question against DMart.</w:t>
       </w:r>
     </w:p>
     <w:tbl>
@@ -11696,22 +11696,7 @@
                 <w:sz w:val="21"/>
                 <w:szCs w:val="21"/>
               </w:rPr>
-              <w:t xml:space="preserve">Four of these seven lines make the city head's slide, and three would spoil it. Leave those three out and write the other four in the order Tuesday's one-slide template puts them, from the top.</w:t>
-            </w:r>
-          </w:p>
-          <w:p>
-            <w:pPr>
-              <w:keepNext/>
-              <w:spacing w:after="80" w:line="276"/>
-            </w:pPr>
-            <w:r>
-              <w:rPr>
-                <w:rFonts w:ascii="Arial" w:cs="Arial" w:eastAsia="Arial" w:hAnsi="Arial"/>
-                <w:color w:val="1C1B16"/>
-                <w:sz w:val="21"/>
-                <w:szCs w:val="21"/>
-              </w:rPr>
-              <w:t xml:space="preserve">(g) The title, as a claim: bookings per active driver-week rose 0.8 percent, so the scheme pays its way</w:t>
+              <w:t xml:space="preserve">Tuesday's one-slide template has four slots, from the top: the claim, written as the title; the evidence; the caveat; and the action. Four of these seven lines fill the four slots and three would spoil the slide. Leave those three out and write the other four in slot order, from the top.</w:t>
             </w:r>
           </w:p>
           <w:p>
@@ -11739,7 +11724,7 @@
                 <w:sz w:val="20"/>
                 <w:szCs w:val="20"/>
               </w:rPr>
-              <w:t xml:space="preserve">The action: pay per completed peak trip with an acceptance floor, tested on half the drivers for six weeks, which the city head signs</w:t>
+              <w:t xml:space="preserve">The action: move every driver in every zone to the redesigned pay from Monday, which the city head signs</w:t>
             </w:r>
           </w:p>
           <w:p>
@@ -11767,7 +11752,7 @@
                 <w:sz w:val="20"/>
                 <w:szCs w:val="20"/>
               </w:rPr>
-              <w:t xml:space="preserve">The caveat: the monsoon ended inside the six weeks after the launch, and there are no weeks from last year to compare with</w:t>
+              <w:t xml:space="preserve">The evidence: bookings per peak online hour fell from Rs 314 to Rs 260 at the same Rs 165 fare</w:t>
             </w:r>
           </w:p>
           <w:p>
@@ -11795,7 +11780,7 @@
                 <w:sz w:val="20"/>
                 <w:szCs w:val="20"/>
               </w:rPr>
-              <w:t xml:space="preserve">The title, as a claim: the guarantee is paying for online hours that carry no trips</w:t>
+              <w:t xml:space="preserve">The claim, as the title: bookings per active driver-week rose 0.8 percent, so the scheme pays its way</w:t>
             </w:r>
           </w:p>
           <w:p>
@@ -11823,7 +11808,7 @@
                 <w:sz w:val="20"/>
                 <w:szCs w:val="20"/>
               </w:rPr>
-              <w:t xml:space="preserve">The evidence: bookings per peak online hour fell from Rs 314 to Rs 260 at the same Rs 165 fare</w:t>
+              <w:t xml:space="preserve">The caveat: the monsoon ended inside the six weeks after the launch, and there are no weeks from last year to compare with</w:t>
             </w:r>
           </w:p>
           <w:p>
@@ -11851,7 +11836,7 @@
                 <w:sz w:val="20"/>
                 <w:szCs w:val="20"/>
               </w:rPr>
-              <w:t xml:space="preserve">The title, as a topic: "Peak-hour guarantee: six-week review"</w:t>
+              <w:t xml:space="preserve">The claim, as the title: the guarantee is paying for online hours that carry no trips</w:t>
             </w:r>
           </w:p>
           <w:p>
@@ -11879,7 +11864,35 @@
                 <w:sz w:val="20"/>
                 <w:szCs w:val="20"/>
               </w:rPr>
-              <w:t xml:space="preserve">The headline number: peak online hours up 24 percent since the launch</w:t>
+              <w:t xml:space="preserve">The action: test the redesigned pay on half the drivers, picked at random, for six weeks, which the city head signs</w:t>
+            </w:r>
+          </w:p>
+          <w:p>
+            <w:pPr>
+              <w:keepNext/>
+              <w:keepLines/>
+              <w:spacing w:after="60" w:before="0" w:line="264"/>
+              <w:ind w:left="360" w:hanging="360"/>
+            </w:pPr>
+            <w:r>
+              <w:rPr>
+                <w:rFonts w:ascii="Arial" w:cs="Arial" w:eastAsia="Arial" w:hAnsi="Arial"/>
+                <w:b/>
+                <w:bCs/>
+                <w:color w:val="1C1B16"/>
+                <w:sz w:val="20"/>
+                <w:szCs w:val="20"/>
+              </w:rPr>
+              <w:t xml:space="preserve">G.  </w:t>
+            </w:r>
+            <w:r>
+              <w:rPr>
+                <w:rFonts w:ascii="Arial" w:cs="Arial" w:eastAsia="Arial" w:hAnsi="Arial"/>
+                <w:color w:val="1C1B16"/>
+                <w:sz w:val="20"/>
+                <w:szCs w:val="20"/>
+              </w:rPr>
+              <w:t xml:space="preserve">The evidence: bookings per active driver-week rose from Rs 5,817 to Rs 5,861 at the same Rs 165 fare</w:t>
             </w:r>
           </w:p>
           <w:p>
@@ -12057,7 +12070,7 @@
                 <w:sz w:val="20"/>
                 <w:szCs w:val="20"/>
               </w:rPr>
-              <w:t xml:space="preserve">Offers shown to drivers, 269,773 to 347,583</w:t>
+              <w:t xml:space="preserve">Rider requests at peak, 251,910 to 256,556</w:t>
             </w:r>
           </w:p>
           <w:p>
@@ -12113,7 +12126,7 @@
                 <w:sz w:val="20"/>
                 <w:szCs w:val="20"/>
               </w:rPr>
-              <w:t xml:space="preserve">Bookings per active driver-week, Rs 5,817 to Rs 5,861</w:t>
+              <w:t xml:space="preserve">Top-up for each completed trip: Rs 82, for a trip worth Rs 165</w:t>
             </w:r>
           </w:p>
           <w:p>
@@ -12276,7 +12289,7 @@
                 <w:sz w:val="20"/>
                 <w:szCs w:val="20"/>
               </w:rPr>
-              <w:t xml:space="preserve">True: a concession tells the room the claim is weak, so the analyst restates the Rs 314 to Rs 260 chart and moves straight on to the action.</w:t>
+              <w:t xml:space="preserve">True: concede nothing and answer from the stem: weekly requests came back inside their old range while trips per hour stayed at 1.56 against 1.90.</w:t>
             </w:r>
           </w:p>
           <w:p>
@@ -12304,7 +12317,7 @@
                 <w:sz w:val="20"/>
                 <w:szCs w:val="20"/>
               </w:rPr>
-              <w:t xml:space="preserve">True: the per-hour chart already answers the season, since the fare held at Rs 165, so a concession could only add a doubt the chart has removed.</w:t>
+              <w:t xml:space="preserve">True: concede nothing and answer from the stem: trips per hour kept sliding, to 1.56 in the last three weeks against 1.58 over all six.</w:t>
             </w:r>
           </w:p>
           <w:p>
@@ -12332,7 +12345,7 @@
                 <w:sz w:val="20"/>
                 <w:szCs w:val="20"/>
               </w:rPr>
-              <w:t xml:space="preserve">False: grant that part may be the season, then show weekly requests back in their old range while trips per hour stayed at 1.56 against 1.90.</w:t>
+              <w:t xml:space="preserve">False: grant that part may be the season, then show weekly requests back inside their old range while trips per hour stayed at 1.56 against 1.90.</w:t>
             </w:r>
           </w:p>
           <w:p>
@@ -12360,7 +12373,7 @@
                 <w:sz w:val="20"/>
                 <w:szCs w:val="20"/>
               </w:rPr>
-              <w:t xml:space="preserve">False: grant that part may be the season, then show the fare held at Rs 165 a trip in both windows, so the season cannot explain the fall.</w:t>
+              <w:t xml:space="preserve">False: grant that part may be the season, then show trips per hour kept sliding, to 1.56 in the last three weeks against 1.58 over all six.</w:t>
             </w:r>
           </w:p>
         </w:tc>
@@ -12686,7 +12699,7 @@
                 <w:sz w:val="21"/>
                 <w:szCs w:val="21"/>
               </w:rPr>
-              <w:t xml:space="preserve">The city head's afternoon ask is roughly how many drivers must be online at the weekday evening peak to keep the median rider wait under five minutes. Four of these five steps make the estimate, and one would spoil it. Leave that one out and write the other four in the order they run.</w:t>
+              <w:t xml:space="preserve">The city head's afternoon ask is roughly how many drivers must be online at the weekday evening peak to keep the median rider wait under five minutes. Four of these six steps make the estimate, and two would spoil it. Leave those two out and write the other four in the order they run.</w:t>
             </w:r>
           </w:p>
           <w:p>
@@ -12714,7 +12727,7 @@
                 <w:sz w:val="20"/>
                 <w:szCs w:val="20"/>
               </w:rPr>
-              <w:t xml:space="preserve">Set the chain's 0.60 online driver-hours per completed trip beside the case's 0.53 before the launch, and move the answer to about 5,000 to 5,700</w:t>
+              <w:t xml:space="preserve">Set the chain's 0.60 online driver-hours per completed trip beside the case's 0.53 before the launch, and move the answer down to about 5,000 to 5,700</w:t>
             </w:r>
           </w:p>
           <w:p>
@@ -12827,6 +12840,34 @@
                 <w:szCs w:val="20"/>
               </w:rPr>
               <w:t xml:space="preserve">Work it aloud: about 8,330 evening trips an hour over 1.68 trips per online driver-hour is about 4,960, and 15 percent more for the busiest half hour is about 5,700</w:t>
+            </w:r>
+          </w:p>
+          <w:p>
+            <w:pPr>
+              <w:keepNext/>
+              <w:keepLines/>
+              <w:spacing w:after="60" w:before="0" w:line="264"/>
+              <w:ind w:left="360" w:hanging="360"/>
+            </w:pPr>
+            <w:r>
+              <w:rPr>
+                <w:rFonts w:ascii="Arial" w:cs="Arial" w:eastAsia="Arial" w:hAnsi="Arial"/>
+                <w:b/>
+                <w:bCs/>
+                <w:color w:val="1C1B16"/>
+                <w:sz w:val="20"/>
+                <w:szCs w:val="20"/>
+              </w:rPr>
+              <w:t xml:space="preserve">F.  </w:t>
+            </w:r>
+            <w:r>
+              <w:rPr>
+                <w:rFonts w:ascii="Arial" w:cs="Arial" w:eastAsia="Arial" w:hAnsi="Arial"/>
+                <w:color w:val="1C1B16"/>
+                <w:sz w:val="20"/>
+                <w:szCs w:val="20"/>
+              </w:rPr>
+              <w:t xml:space="preserve">Set the chain's 0.60 online driver-hours per completed trip beside the case's 0.53 before the launch, and move the answer up to about 6,450</w:t>
             </w:r>
           </w:p>
           <w:p>
@@ -12913,7 +12954,7 @@
                 <w:sz w:val="18"/>
                 <w:szCs w:val="18"/>
               </w:rPr>
-              <w:t xml:space="preserve">   Hard</w:t>
+              <w:t xml:space="preserve">   Medium</w:t>
             </w:r>
             <w:r>
               <w:rPr>
@@ -12948,7 +12989,7 @@
                 <w:sz w:val="21"/>
                 <w:szCs w:val="21"/>
               </w:rPr>
-              <w:t xml:space="preserve">Before the review, a colleague lines up five checks on four numbers: NPCI's UPI count as Outlook Money reported it, Flipkart Stories' post of 9 October 2026, Avenue Supermarts' FY26 release for DMart, and a city invented for a drill. Which checks are sound? Mark every correct option.</w:t>
+              <w:t xml:space="preserve">Before the review, a colleague lines up five checks on four numbers. Three come from published sources: NPCI counted 24.07 billion UPI transactions in September 2026, "averaging 802 million daily transactions" (Outlook Money, 2 October 2026); "Flipkart recorded 6.3 million concurrent users in a minute" (Flipkart Stories, 9 October 2026); and DMart's FY26 total revenue was Rs 66,968 crore, with 85 stores added to reach 500 (Avenue Supermarts, 2 May 2026). The fourth is a city invented for a drill. Which checks are sound? Mark every correct option.</w:t>
             </w:r>
           </w:p>
           <w:p>
@@ -13004,7 +13045,7 @@
                 <w:sz w:val="20"/>
                 <w:szCs w:val="20"/>
               </w:rPr>
-              <w:t xml:space="preserve">Flipkart, 9 October 2026: 63 million concurrent users in a minute, as the page's web address reads, set against a capacity estimate</w:t>
+              <w:t xml:space="preserve">Flipkart, 9 October 2026: 63 million concurrent users in a minute as the festive season opened, set against an estimate of users online at peak</w:t>
             </w:r>
           </w:p>
           <w:p>
@@ -13032,7 +13073,7 @@
                 <w:sz w:val="20"/>
                 <w:szCs w:val="20"/>
               </w:rPr>
-              <w:t xml:space="preserve">DMart, FY26: Rs 66,968 crore of revenue over the average of 415 stores at the year's start and 500 at its end, about Rs 146 crore a store</w:t>
+              <w:t xml:space="preserve">DMart, FY26: Rs 66,968 crore over the average of 415 stores at the year's start and 500 at its end, about Rs 146 crore a store, set against an estimate of revenue a store</w:t>
             </w:r>
           </w:p>
           <w:p>
@@ -13060,7 +13101,7 @@
                 <w:sz w:val="20"/>
                 <w:szCs w:val="20"/>
               </w:rPr>
-              <w:t xml:space="preserve">A city of two million people, invented for a drill, taken to hold eight million households at four people to a household</w:t>
+              <w:t xml:space="preserve">A city of two million people, invented for a drill: 5 lakh households at four people to a household, set against an estimate of the city's UPI users</w:t>
             </w:r>
           </w:p>
           <w:p>
@@ -13991,7 +14032,7 @@
           <w:sz w:val="19"/>
           <w:szCs w:val="19"/>
         </w:rPr>
-        <w:t xml:space="preserve">7 items, Q15 to Q21, about 21.5 minutes. What it shows: whether you can tell a pair that beats chance from one that rides a popular item, and put a slot's value in margin.</w:t>
+        <w:t xml:space="preserve">7 items, Q15 to Q21, about 21.5 minutes. What it shows: whether you can choose the pairs a strip should show and put a rupee value on a slot.</w:t>
       </w:r>
     </w:p>
     <w:p>
@@ -14006,7 +14047,7 @@
           <w:sz w:val="21"/>
           <w:szCs w:val="21"/>
         </w:rPr>
-        <w:t xml:space="preserve">Swiggy Instamart's cart page in Pune shows a strip of three suggested items under the cart. Until 6 September 2026 the strip was a curated list by category; from Monday 7 September it ranked items by how often they sit in the same cart as the items already in it, counted over the previous four weeks. Toned milk is in 71 percent of Pune carts, so it now appears beside nearly everything, and the strip's click-through, clicks over impressions, fell from 6.1 percent in the three weeks before the switch to 3.8 percent in the three weeks after. The category manager and the growth lead want the pairs the strip should show and a rupee value on a slot. Illustrative case: the company is real, the situation and the data are synthetic, built for this class. In the lab Kalpa Retail's merchandising team wanted every product paired with the Rs 199 phone charger, "because it is in 80 percent of baskets".</w:t>
+        <w:t xml:space="preserve">Swiggy Instamart's cart page in Pune shows a strip of three suggested items under the cart. Until 6 September 2026 the strip was a curated list by category; from Monday 7 September it ranked items by how often they sit in the same cart as the items already in it, counted over the previous four weeks. The strip's click-through, clicks over impressions, fell from 6.1 percent in the three weeks before the switch to 3.8 percent in the three weeks after. The category manager and the growth lead want the pairs the strip should show and a rupee value on a slot. Illustrative case: the company is real, the situation and the data are synthetic, built for this class. In the lab Kalpa Retail's merchandising team wanted every product paired with the Rs 199 phone charger, "because it is in 80 percent of baskets".</w:t>
       </w:r>
     </w:p>
     <w:tbl>
@@ -15559,7 +15600,7 @@
                 <w:sz w:val="21"/>
                 <w:szCs w:val="21"/>
               </w:rPr>
-              <w:t xml:space="preserve">The growth lead's draft for the category manager reads: "Shoppers clicked the strip less after the monsoon, so the strip needs a redesign." Using Exhibit 3B, which reading holds?</w:t>
+              <w:t xml:space="preserve">The growth lead's draft for the category manager reads: "Shoppers clicked the strip less after the monsoon, so the strip needs a redesign." Using Exhibit 3B, which reading holds, and which slot is fixed first?</w:t>
             </w:r>
           </w:p>
           <w:p>
@@ -15587,7 +15628,7 @@
                 <w:sz w:val="20"/>
                 <w:szCs w:val="20"/>
               </w:rPr>
-              <w:t xml:space="preserve">Shoppers' habits changed after the monsoon: the strip's click-through fell from 6.1 to 3.8 percent, and every slot shows the same fall.</w:t>
+              <w:t xml:space="preserve">Shoppers clicked less after the monsoon, and slot 1 fell furthest, from 7.5 percent, so slot 1's suggestions are redesigned first.</w:t>
             </w:r>
           </w:p>
           <w:p>
@@ -15615,7 +15656,7 @@
                 <w:sz w:val="20"/>
                 <w:szCs w:val="20"/>
               </w:rPr>
-              <w:t xml:space="preserve">Neither milk nor other items click less; the fall is milk's share of impressions, and slot 1, at 70 percent milk, loses most.</w:t>
+              <w:t xml:space="preserve">Neither milk nor other items click less; milk went from 2 to 50 percent of impressions, so slot 1, at 70 percent milk, is re-ranked first.</w:t>
             </w:r>
           </w:p>
           <w:p>
@@ -15643,7 +15684,7 @@
                 <w:sz w:val="20"/>
                 <w:szCs w:val="20"/>
               </w:rPr>
-              <w:t xml:space="preserve">Slot 3 is the weak slot: its click-through on other items is the lowest of the three, so the strip should drop to two slots.</w:t>
+              <w:t xml:space="preserve">Neither milk nor other items click less; milk went from 2 to 50 percent of impressions, so slot 3, whose other items click least, is re-ranked first.</w:t>
             </w:r>
           </w:p>
           <w:p>
@@ -15671,7 +15712,7 @@
                 <w:sz w:val="20"/>
                 <w:szCs w:val="20"/>
               </w:rPr>
-              <w:t xml:space="preserve">Milk's own click-through collapsed after the switch, so toned milk should leave the strip and the curated list should come back.</w:t>
+              <w:t xml:space="preserve">Shoppers clicked less after the monsoon, and slot 3's other items click least of the three, so slot 3's suggestions are redesigned first.</w:t>
             </w:r>
           </w:p>
         </w:tc>
@@ -16473,7 +16514,7 @@
                 <w:sz w:val="18"/>
                 <w:szCs w:val="18"/>
               </w:rPr>
-              <w:t xml:space="preserve">  ·  Allow for heavy buyers</w:t>
+              <w:t xml:space="preserve">  ·  Award the strip's slots</w:t>
             </w:r>
             <w:r>
               <w:rPr>
@@ -18199,7 +18240,7 @@
                 <w:sz w:val="18"/>
                 <w:szCs w:val="18"/>
               </w:rPr>
-              <w:t xml:space="preserve">  ·  Judge two thin pairs</w:t>
+              <w:t xml:space="preserve">  ·  Judge two high-lift pairs</w:t>
             </w:r>
             <w:r>
               <w:rPr>
@@ -18281,7 +18322,7 @@
                 <w:sz w:val="20"/>
                 <w:szCs w:val="20"/>
               </w:rPr>
-              <w:t xml:space="preserve">True: both pairs have the same support of 0.25 percent, so both are equally doubtful, and both should be dropped from the strip and from Kalpa's plan.</w:t>
+              <w:t xml:space="preserve">True: both pairs sit at the same support of 0.25 percent, so both wait on the watch list for another quarter of carts before any test is run.</w:t>
             </w:r>
           </w:p>
           <w:p>
@@ -18592,7 +18633,7 @@
           <w:sz w:val="19"/>
           <w:szCs w:val="19"/>
         </w:rPr>
-        <w:t xml:space="preserve">7 items, Q22 to Q28, about 22.5 minutes. What it shows: whether you can separate a cohort problem from an everyone problem and find the step that changed, in the right unit.</w:t>
+        <w:t xml:space="preserve">7 items, Q22 to Q28, about 23 minutes. What it shows: whether you can tell where a membership loses people and decide what to fix first.</w:t>
       </w:r>
     </w:p>
     <w:p>
@@ -20703,7 +20744,7 @@
                 <w:sz w:val="21"/>
                 <w:szCs w:val="21"/>
               </w:rPr>
-              <w:t xml:space="preserve">What is the honest headline?</w:t>
+              <w:t xml:space="preserve">What is the honest headline for June, and what would June's blend read without cohort C?</w:t>
             </w:r>
           </w:p>
           <w:p>
@@ -20731,7 +20772,7 @@
                 <w:sz w:val="20"/>
                 <w:szCs w:val="20"/>
               </w:rPr>
-              <w:t xml:space="preserve">Both existing cohorts declined, and a large new cohort in its strong first month hid it.</w:t>
+              <w:t xml:space="preserve">Both existing cohorts fell and a large new cohort in its first month hid it; without C, June's blend reads about 37.8 percent.</w:t>
             </w:r>
           </w:p>
           <w:p>
@@ -20759,7 +20800,7 @@
                 <w:sz w:val="20"/>
                 <w:szCs w:val="20"/>
               </w:rPr>
-              <w:t xml:space="preserve">Retention improved, because the newest cohort retains better than the two before it.</w:t>
+              <w:t xml:space="preserve">Both existing cohorts fell and a large new cohort in its first month hid it; without C, June's blend reads about 40.5 percent.</w:t>
             </w:r>
           </w:p>
           <w:p>
@@ -20787,7 +20828,7 @@
                 <w:sz w:val="20"/>
                 <w:szCs w:val="20"/>
               </w:rPr>
-              <w:t xml:space="preserve">Retention held steady from May to June, so the membership plan needs no change this quarter.</w:t>
+              <w:t xml:space="preserve">The new members are the weaker ones, since C retains less than A did in May; without C, June's blend reads about 37.8 percent.</w:t>
             </w:r>
           </w:p>
           <w:p>
@@ -20815,7 +20856,7 @@
                 <w:sz w:val="20"/>
                 <w:szCs w:val="20"/>
               </w:rPr>
-              <w:t xml:space="preserve">Both existing cohorts declined, and cohort C retains less than cohort A did in May, so the new members are the weaker ones.</w:t>
+              <w:t xml:space="preserve">The new members are the weaker ones, since C retains less than A did in May; without C, June's blend reads about 40.5 percent.</w:t>
             </w:r>
           </w:p>
         </w:tc>
@@ -22799,7 +22840,7 @@
                 <w:sz w:val="20"/>
                 <w:szCs w:val="20"/>
               </w:rPr>
-              <w:t xml:space="preserve">The member path of the Android checkout: Android members lose about 3,198 orders a week against their old rate, about Rs 9.6 to 16.0 lakh of order value.</w:t>
+              <w:t xml:space="preserve">The member path of the new Android checkout, from 14 September: about 3,198 orders a week lost against the old rate, about Rs 9.6 to 16.0 lakh of order value.</w:t>
             </w:r>
           </w:p>
           <w:p>
@@ -22827,7 +22868,7 @@
                 <w:sz w:val="20"/>
                 <w:szCs w:val="20"/>
               </w:rPr>
-              <w:t xml:space="preserve">The member path of the Android checkout: Android members lose about 1,317 orders a week against their old rate, about Rs 4.0 to 6.6 lakh of order value.</w:t>
+              <w:t xml:space="preserve">The member path of the new Android checkout, from 14 September: about 1,317 orders a week lost against the old rate, about Rs 4.0 to 6.6 lakh of order value.</w:t>
             </w:r>
           </w:p>
           <w:p>
@@ -22855,7 +22896,7 @@
                 <w:sz w:val="20"/>
                 <w:szCs w:val="20"/>
               </w:rPr>
-              <w:t xml:space="preserve">The whole Android checkout, for every user: Android orders fall about 1,317 a week against the old rate, Rs 4.0 to 6.6 lakh, so roll it back for all.</w:t>
+              <w:t xml:space="preserve">The August sale cohort, with its 31 percent month one: about 1,317 orders a week lost against the old rate, about Rs 4.0 to 6.6 lakh of order value.</w:t>
             </w:r>
           </w:p>
           <w:p>
@@ -22883,7 +22924,7 @@
                 <w:sz w:val="20"/>
                 <w:szCs w:val="20"/>
               </w:rPr>
-              <w:t xml:space="preserve">The August sale cohort: members bought on a discount order less, and their 31 percent month one explains the fall in members' orders.</w:t>
+              <w:t xml:space="preserve">The August sale cohort, with its 31 percent month one: about 3,198 orders a week lost against the old rate, about Rs 9.6 to 16.0 lakh of order value.</w:t>
             </w:r>
           </w:p>
         </w:tc>
@@ -23575,7 +23616,7 @@
                 <w:sz w:val="18"/>
                 <w:szCs w:val="18"/>
               </w:rPr>
-              <w:t xml:space="preserve">  ·  Ask for the denominator</w:t>
+              <w:t xml:space="preserve">  ·  Read the weaned cohort</w:t>
             </w:r>
             <w:r>
               <w:rPr>
@@ -23601,7 +23642,7 @@
                 <w:sz w:val="21"/>
                 <w:szCs w:val="21"/>
               </w:rPr>
-              <w:t xml:space="preserve">Swiggy's shareholder letter for July to September 2025 says it "weaned away certain users from the platform with low potential Lifetime values", and its table of Instamart cohort spend states no denominator. Exhibit 4E is invented. A deck shows this cohort's third quarter after the weakest five are weaned away and calls it strong retention. What does the third quarter read on each base, and what do you ask before trusting a published cohort chart?</w:t>
+              <w:t xml:space="preserve">Swiggy's shareholder letter for July to September 2025 says it "weaned away certain users from the platform with low potential Lifetime values", and it prints a table of Instamart cohort spend indexed to one cohort's first quarter. Exhibit 4E is invented. A deck shows this cohort's third quarter after the weakest five are weaned away and calls it strong retention. What does the third quarter read on each base, and what do you ask before trusting a published cohort chart?</w:t>
             </w:r>
           </w:p>
           <w:p>
@@ -23629,7 +23670,7 @@
                 <w:sz w:val="20"/>
                 <w:szCs w:val="20"/>
               </w:rPr>
-              <w:t xml:space="preserve">40 percent per user who joined, 80 per user who stayed; ask what the cells divide by and whether they count users, orders or spend.</w:t>
+              <w:t xml:space="preserve">40 percent of the users who joined and 80 percent of those kept; ask what each cell divides by, users who joined or kept, and whether it counts users, orders or spend.</w:t>
             </w:r>
           </w:p>
           <w:p>
@@ -23657,7 +23698,7 @@
                 <w:sz w:val="20"/>
                 <w:szCs w:val="20"/>
               </w:rPr>
-              <w:t xml:space="preserve">40 percent per user who joined, 80 per user who stayed; ask only whether the cohort was acquired in a sale quarter, which explains it.</w:t>
+              <w:t xml:space="preserve">40 percent of the users who joined and 80 percent of those kept; ask whether the cohort was acquired in a sale quarter, which would explain a strong cohort.</w:t>
             </w:r>
           </w:p>
           <w:p>
@@ -23685,7 +23726,7 @@
                 <w:sz w:val="20"/>
                 <w:szCs w:val="20"/>
               </w:rPr>
-              <w:t xml:space="preserve">40 percent per user who joined and 60 per user who stayed; ask whether every cohort in the table is indexed to the same first quarter.</w:t>
+              <w:t xml:space="preserve">40 percent of the users who joined and 60 percent of those kept; ask what each cell divides by, users who joined or kept, and whether it counts users, orders or spend.</w:t>
             </w:r>
           </w:p>
           <w:p>
@@ -23713,7 +23754,7 @@
                 <w:sz w:val="20"/>
                 <w:szCs w:val="20"/>
               </w:rPr>
-              <w:t xml:space="preserve">80 percent per user who joined and 40 per user who stayed; ask whether the weaned users were counted twice in the table's cells.</w:t>
+              <w:t xml:space="preserve">40 percent of the users who joined and 60 percent of those kept; ask whether the cohort was acquired in a sale quarter, which would explain a strong cohort.</w:t>
             </w:r>
           </w:p>
         </w:tc>
@@ -23785,7 +23826,7 @@
                 <w:sz w:val="18"/>
                 <w:szCs w:val="18"/>
               </w:rPr>
-              <w:t xml:space="preserve">   Kalpa Retail's Retail-Plus tier in the app, as Thursday's lab found it. Blended retention, the members who joined before the month and opened the app in it, read 41 percent in July, August and September 2026.</w:t>
+              <w:t xml:space="preserve">   Kalpa Retail's Retail-Plus tier in the app, as Thursday's lab found it. Blended retention, the members who joined before the month and opened the app in it, held at the same rate in July, August and September 2026.</w:t>
             </w:r>
           </w:p>
           <w:tbl>
@@ -24496,7 +24537,7 @@
                 <w:sz w:val="20"/>
                 <w:szCs w:val="20"/>
               </w:rPr>
-              <w:t xml:space="preserve">Close it: blended retention held at 41 percent across the window, so the app lost no members and the step needs no further look.</w:t>
+              <w:t xml:space="preserve">Close it: 7 checkouts from 11 carts is only 3 fewer than the 10 from 12 before, the noise any three weeks of carts carry, so the step needs no further look.</w:t>
             </w:r>
           </w:p>
           <w:p>
@@ -24524,7 +24565,7 @@
                 <w:sz w:val="20"/>
                 <w:szCs w:val="20"/>
               </w:rPr>
-              <w:t xml:space="preserve">Keep it open: blended retention has not risen since the fix shipped, which shows the feature is still costing the tier its members.</w:t>
+              <w:t xml:space="preserve">Keep it open: checkouts fell from 10 to 7 against the three weeks before, 30 percent fewer, which proves the feature still breaks the checkout step.</w:t>
             </w:r>
           </w:p>
           <w:p>
@@ -24552,7 +24593,7 @@
                 <w:sz w:val="20"/>
                 <w:szCs w:val="20"/>
               </w:rPr>
-              <w:t xml:space="preserve">Keep it open: checkout per cart fell inside the window, 7 of 11 against 10 of 12, about 2 short; check the step and read three more weeks.</w:t>
+              <w:t xml:space="preserve">Rebuild checkout now: 7 of 11 against 10 of 12 is a 19-point fall, the largest move in the tier's funnel, and a full three-week window is enough to act on.</w:t>
             </w:r>
           </w:p>
           <w:p>
@@ -24580,7 +24621,7 @@
                 <w:sz w:val="20"/>
                 <w:szCs w:val="20"/>
               </w:rPr>
-              <w:t xml:space="preserve">Rebuild checkout now: a 19-point fall is the largest move in the tier's funnel, and a full three-week window of carts is enough to act on.</w:t>
+              <w:t xml:space="preserve">Keep it open: 7 of 11 carts checked out against 10 of 12 before, about 2 checkouts short at the old rate; flag the step and read the next three weeks.</w:t>
             </w:r>
           </w:p>
         </w:tc>
@@ -24616,7 +24657,7 @@
           <w:sz w:val="19"/>
           <w:szCs w:val="19"/>
         </w:rPr>
-        <w:t xml:space="preserve">5 items, Q29 to Q33, about 20 minutes. What it shows: whether you can choose a forecast on weeks it never saw, place the festival in the right month and price a miss in each direction.</w:t>
+        <w:t xml:space="preserve">5 items, Q29 to Q33, about 19 minutes. What it shows: whether you can choose the forecast that goes to the plan and say how wrong it could be.</w:t>
       </w:r>
     </w:p>
     <w:p>
@@ -24631,7 +24672,7 @@
           <w:sz w:val="21"/>
           <w:szCs w:val="21"/>
         </w:rPr>
-        <w:t xml:space="preserve">Flipkart's Lucknow fulfilment centre has 104 weeks of outbound shipments, the weeks beginning 30 September 2024 to 21 September 2026. The planner must book packer shifts for the eight festive weeks beginning 12 October to 30 November 2026, and a packer packs about 120 shipments a shift. Finance's rule is the same weeks last year plus 4 percent; a vendor's curve promises 22 percent more. Every forecast was also scored on the thirteen weeks beginning 29 June to 21 September 2026, which it never saw. Diwali's dates are in Exhibit 5A. Illustrative case: the company is real, the situation and the data are synthetic, built for this class. In the lab Anand Iyer, Kalpa Retail's finance controller, had the same choice for the board: two forecasts eighteen points apart.</w:t>
+        <w:t xml:space="preserve">Flipkart's Lucknow fulfilment centre has 104 weeks of outbound shipments, the weeks beginning 30 September 2024 to 21 September 2026. The planner must book packer shifts for the eight festive weeks beginning 12 October to 30 November 2026, and a packer packs about 120 shipments a shift. Finance's rule is the same weeks last year plus 4 percent; a vendor's curve promises 22 percent more. Diwali's dates are in Exhibit 5A. Illustrative case: the company is real, the situation and the data are synthetic, built for this class. In the lab Anand Iyer, Kalpa Retail's finance controller, had the same choice for the board: two forecasts eighteen points apart.</w:t>
       </w:r>
     </w:p>
     <w:tbl>
@@ -25812,7 +25853,7 @@
                 <w:sz w:val="18"/>
                 <w:szCs w:val="18"/>
               </w:rPr>
-              <w:t xml:space="preserve">  ·  Move the spike</w:t>
+              <w:t xml:space="preserve">  ·  Set October and November</w:t>
             </w:r>
             <w:r>
               <w:rPr>
@@ -26541,7 +26582,7 @@
                 <w:sz w:val="20"/>
                 <w:szCs w:val="20"/>
               </w:rPr>
-              <w:t xml:space="preserve">A fit is no forecast: on M5's unseen days the seasonal naive beat both machine-learning benchmarks shown; score the curve against it on hidden weeks.</w:t>
+              <w:t xml:space="preserve">A fit is no forecast: on M5's unseen days the seasonal naive, 0.847, beat both machine-learning benchmarks; the curve goes only if it beats it on weeks it never saw.</w:t>
             </w:r>
           </w:p>
           <w:p>
@@ -26569,7 +26610,7 @@
                 <w:sz w:val="20"/>
                 <w:szCs w:val="20"/>
               </w:rPr>
-              <w:t xml:space="preserve">Agree: the winning entries in M5 were machine learning, so a curve that fits two years of Lucknow's weeks this closely has earned its place in the plan.</w:t>
+              <w:t xml:space="preserve">The winning team's 0.520 beat the naive's 1.752 by far on M5; the curve goes if it beats the naive over the same two years, a far larger test than a few held-back weeks.</w:t>
             </w:r>
           </w:p>
           <w:p>
@@ -26597,7 +26638,7 @@
                 <w:sz w:val="20"/>
                 <w:szCs w:val="20"/>
               </w:rPr>
-              <w:t xml:space="preserve">Score the curve on the hidden weeks, and send it to the plan if its miss there stays inside its own 2 percent fit to the two years.</w:t>
+              <w:t xml:space="preserve">A fit is no forecast: on M5's unseen days every other entry beat the naive, 1.752; the curve goes if it beats the naive on weeks it never saw.</w:t>
             </w:r>
           </w:p>
           <w:p>
@@ -26625,7 +26666,7 @@
                 <w:sz w:val="20"/>
                 <w:szCs w:val="20"/>
               </w:rPr>
-              <w:t xml:space="preserve">Score the curve on its fitted weeks with MAPE as well as MAE, and send it to the plan if both measures stay under 2 percent of the actual.</w:t>
+              <w:t xml:space="preserve">The winning team's 0.520 beat the seasonal naive's 0.847 on M5; the curve goes if it beats the seasonal naive over the same two years, a far larger test than a few held-back weeks.</w:t>
             </w:r>
           </w:p>
         </w:tc>
@@ -26697,7 +26738,7 @@
                 <w:sz w:val="18"/>
                 <w:szCs w:val="18"/>
               </w:rPr>
-              <w:t xml:space="preserve">   Lucknow's thirteen hidden weeks, beginning 29 June to 21 September 2026. An idle packer-shift costs Rs 650 for 120 shipments, Rs 5.42 for each shipment planned and not shipped, and a late shipment costs Rs 25; both are assumptions.</w:t>
+              <w:t xml:space="preserve">   Lucknow's thirteen hidden weeks, beginning 29 June to 21 September 2026, which every forecast was scored on and none was built from. An idle packer-shift costs Rs 650 for 120 shipments, Rs 5.42 for each shipment planned and not shipped, and a late shipment costs Rs 25; both are assumptions.</w:t>
             </w:r>
           </w:p>
           <w:tbl>
@@ -27408,7 +27449,7 @@
                 <w:sz w:val="20"/>
                 <w:szCs w:val="20"/>
               </w:rPr>
-              <w:t xml:space="preserve">6,615, 9,831 and 16,400 a week; festival-aligned costs least, about Rs 13.5 lakh, so the plan books its forecast with no cushion above it.</w:t>
+              <w:t xml:space="preserve">6,615, 9,831 and 16,400 a week; the vendor costs least, about Rs 11.9 lakh, so the plan books its curve at plus 22 percent for the festive weeks.</w:t>
             </w:r>
           </w:p>
           <w:p>
@@ -27436,7 +27477,7 @@
                 <w:sz w:val="20"/>
                 <w:szCs w:val="20"/>
               </w:rPr>
-              <w:t xml:space="preserve">6,615, 9,831 and 16,400 a week; the vendor costs least, about Rs 11.9 lakh, so the plan books its curve at plus 22 percent for the festive weeks.</w:t>
+              <w:t xml:space="preserve">About minus 346, minus 8,708 and 16,108 a week, the signed misses averaged; the vendor costs least, Rs 11.9 lakh, only because it errs high; compare each at its own 0.82 point.</w:t>
             </w:r>
           </w:p>
           <w:p>
@@ -27464,7 +27505,7 @@
                 <w:sz w:val="20"/>
                 <w:szCs w:val="20"/>
               </w:rPr>
-              <w:t xml:space="preserve">About minus 346, minus 8,708 and 16,108 a week, the signed misses averaged; festival-aligned is nearly unbiased, so the plan sits at its forecast.</w:t>
+              <w:t xml:space="preserve">About minus 346, minus 8,708 and 16,108 a week, the signed misses averaged; the vendor costs least, about Rs 11.9 lakh, so the plan books its curve at plus 22 percent.</w:t>
             </w:r>
           </w:p>
           <w:p>
@@ -27492,7 +27533,7 @@
                 <w:sz w:val="20"/>
                 <w:szCs w:val="20"/>
               </w:rPr>
-              <w:t xml:space="preserve">6,615, 9,831 and 16,400; the vendor costs least, Rs 11.9 lakh, only because it errs high, the cheap side; compare each at its own 0.82 point.</w:t>
+              <w:t xml:space="preserve">6,615, 9,831 and 16,400 a week; the vendor costs least, Rs 11.9 lakh, only because it errs high, the cheap side; compare each at its own 0.82 point.</w:t>
             </w:r>
           </w:p>
         </w:tc>
@@ -27564,12 +27605,12 @@
                 <w:sz w:val="18"/>
                 <w:szCs w:val="18"/>
               </w:rPr>
-              <w:t xml:space="preserve">   Kalpa Retail's forecasts for October 2026 to March 2027, as Friday's lab found them. Each forecast's average miss is on April to September 2026, six months it never saw, none of them a Diwali month. October 2025 to March 2026, a year before the forecast months, booked Rs 18.93 crore.</w:t>
+              <w:t xml:space="preserve">   Kalpa Retail's forecasts for October 2026 to March 2027, as Friday's lab found them. Each forecast's average miss is on April to September 2026, six months it never saw. October 2025 to March 2026, a year before the forecast months, booked Rs 18.93 crore.</w:t>
             </w:r>
           </w:p>
           <w:tbl>
             <w:tblPr>
-              <w:tblW w:type="dxa" w:w="9798"/>
+              <w:tblW w:type="dxa" w:w="9799"/>
               <w:tblBorders>
                 <w:top w:val="single" w:color="D5D0C4" w:sz="4"/>
                 <w:left w:val="single" w:color="D5D0C4" w:sz="4"/>
@@ -27580,11 +27621,10 @@
               </w:tblBorders>
             </w:tblPr>
             <w:tblGrid>
-              <w:gridCol w:w="3641"/>
-              <w:gridCol w:w="1412"/>
-              <w:gridCol w:w="1539"/>
-              <w:gridCol w:w="1985"/>
-              <w:gridCol w:w="1221"/>
+              <w:gridCol w:w="4160"/>
+              <w:gridCol w:w="1613"/>
+              <w:gridCol w:w="1758"/>
+              <w:gridCol w:w="2268"/>
             </w:tblGrid>
             <w:tr>
               <w:trPr>
@@ -27593,7 +27633,7 @@
               </w:trPr>
               <w:tc>
                 <w:tcPr>
-                  <w:tcW w:type="dxa" w:w="3641"/>
+                  <w:tcW w:type="dxa" w:w="4160"/>
                   <w:tcBorders>
                     <w:top w:val="single" w:color="D5D0C4" w:sz="4"/>
                     <w:left w:val="single" w:color="D5D0C4" w:sz="4"/>
@@ -27630,7 +27670,7 @@
               </w:tc>
               <w:tc>
                 <w:tcPr>
-                  <w:tcW w:type="dxa" w:w="1412"/>
+                  <w:tcW w:type="dxa" w:w="1613"/>
                   <w:tcBorders>
                     <w:top w:val="single" w:color="D5D0C4" w:sz="4"/>
                     <w:left w:val="single" w:color="D5D0C4" w:sz="4"/>
@@ -27667,7 +27707,7 @@
               </w:tc>
               <w:tc>
                 <w:tcPr>
-                  <w:tcW w:type="dxa" w:w="1539"/>
+                  <w:tcW w:type="dxa" w:w="1758"/>
                   <w:tcBorders>
                     <w:top w:val="single" w:color="D5D0C4" w:sz="4"/>
                     <w:left w:val="single" w:color="D5D0C4" w:sz="4"/>
@@ -27704,7 +27744,7 @@
               </w:tc>
               <w:tc>
                 <w:tcPr>
-                  <w:tcW w:type="dxa" w:w="1985"/>
+                  <w:tcW w:type="dxa" w:w="2268"/>
                   <w:tcBorders>
                     <w:top w:val="single" w:color="D5D0C4" w:sz="4"/>
                     <w:left w:val="single" w:color="D5D0C4" w:sz="4"/>
@@ -27736,43 +27776,6 @@
                       <w:szCs w:val="18"/>
                     </w:rPr>
                     <w:t xml:space="preserve">Average miss a month, Rs lakh</w:t>
-                  </w:r>
-                </w:p>
-              </w:tc>
-              <w:tc>
-                <w:tcPr>
-                  <w:tcW w:type="dxa" w:w="1221"/>
-                  <w:tcBorders>
-                    <w:top w:val="single" w:color="D5D0C4" w:sz="4"/>
-                    <w:left w:val="single" w:color="D5D0C4" w:sz="4"/>
-                    <w:bottom w:val="single" w:color="D5D0C4" w:sz="4"/>
-                    <w:right w:val="single" w:color="D5D0C4" w:sz="4"/>
-                  </w:tcBorders>
-                  <w:shd w:fill="F9F8F3" w:color="auto" w:val="clear"/>
-                  <w:tcMar>
-                    <w:top w:type="dxa" w:w="40"/>
-                    <w:left w:type="dxa" w:w="100"/>
-                    <w:bottom w:type="dxa" w:w="40"/>
-                    <w:right w:type="dxa" w:w="100"/>
-                  </w:tcMar>
-                  <w:vAlign w:val="center"/>
-                </w:tcPr>
-                <w:p>
-                  <w:pPr>
-                    <w:keepNext/>
-                    <w:spacing w:after="0" w:line="240"/>
-                    <w:jc w:val="left"/>
-                  </w:pPr>
-                  <w:r>
-                    <w:rPr>
-                      <w:rFonts w:ascii="Arial" w:cs="Arial" w:eastAsia="Arial" w:hAnsi="Arial"/>
-                      <w:b/>
-                      <w:bCs/>
-                      <w:color w:val="1C1B16"/>
-                      <w:sz w:val="18"/>
-                      <w:szCs w:val="18"/>
-                    </w:rPr>
-                    <w:t xml:space="preserve">Puts the spike in</w:t>
                   </w:r>
                 </w:p>
               </w:tc>
@@ -27783,7 +27786,7 @@
               </w:trPr>
               <w:tc>
                 <w:tcPr>
-                  <w:tcW w:type="dxa" w:w="3641"/>
+                  <w:tcW w:type="dxa" w:w="4160"/>
                   <w:tcBorders>
                     <w:top w:val="single" w:color="D5D0C4" w:sz="4"/>
                     <w:left w:val="single" w:color="D5D0C4" w:sz="4"/>
@@ -27817,7 +27820,7 @@
               </w:tc>
               <w:tc>
                 <w:tcPr>
-                  <w:tcW w:type="dxa" w:w="1412"/>
+                  <w:tcW w:type="dxa" w:w="1613"/>
                   <w:tcBorders>
                     <w:top w:val="single" w:color="D5D0C4" w:sz="4"/>
                     <w:left w:val="single" w:color="D5D0C4" w:sz="4"/>
@@ -27853,7 +27856,7 @@
               </w:tc>
               <w:tc>
                 <w:tcPr>
-                  <w:tcW w:type="dxa" w:w="1539"/>
+                  <w:tcW w:type="dxa" w:w="1758"/>
                   <w:tcBorders>
                     <w:top w:val="single" w:color="D5D0C4" w:sz="4"/>
                     <w:left w:val="single" w:color="D5D0C4" w:sz="4"/>
@@ -27889,7 +27892,7 @@
               </w:tc>
               <w:tc>
                 <w:tcPr>
-                  <w:tcW w:type="dxa" w:w="1985"/>
+                  <w:tcW w:type="dxa" w:w="2268"/>
                   <w:tcBorders>
                     <w:top w:val="single" w:color="D5D0C4" w:sz="4"/>
                     <w:left w:val="single" w:color="D5D0C4" w:sz="4"/>
@@ -27920,42 +27923,6 @@
                       <w:szCs w:val="18"/>
                     </w:rPr>
                     <w:t xml:space="preserve">11.7</w:t>
-                  </w:r>
-                </w:p>
-              </w:tc>
-              <w:tc>
-                <w:tcPr>
-                  <w:tcW w:type="dxa" w:w="1221"/>
-                  <w:tcBorders>
-                    <w:top w:val="single" w:color="D5D0C4" w:sz="4"/>
-                    <w:left w:val="single" w:color="D5D0C4" w:sz="4"/>
-                    <w:bottom w:val="single" w:color="D5D0C4" w:sz="4"/>
-                    <w:right w:val="single" w:color="D5D0C4" w:sz="4"/>
-                  </w:tcBorders>
-                  <w:tcMar>
-                    <w:top w:type="dxa" w:w="40"/>
-                    <w:left w:type="dxa" w:w="100"/>
-                    <w:bottom w:type="dxa" w:w="40"/>
-                    <w:right w:type="dxa" w:w="100"/>
-                  </w:tcMar>
-                  <w:vAlign w:val="center"/>
-                </w:tcPr>
-                <w:p>
-                  <w:pPr>
-                    <w:keepNext w:val="false"/>
-                    <w:spacing w:after="0" w:line="252"/>
-                    <w:jc w:val="left"/>
-                  </w:pPr>
-                  <w:r>
-                    <w:rPr>
-                      <w:rFonts w:ascii="Arial" w:cs="Arial" w:eastAsia="Arial" w:hAnsi="Arial"/>
-                      <w:b w:val="false"/>
-                      <w:bCs w:val="false"/>
-                      <w:color w:val="1C1B16"/>
-                      <w:sz w:val="18"/>
-                      <w:szCs w:val="18"/>
-                    </w:rPr>
-                    <w:t xml:space="preserve">October</w:t>
                   </w:r>
                 </w:p>
               </w:tc>
@@ -27966,7 +27933,7 @@
               </w:trPr>
               <w:tc>
                 <w:tcPr>
-                  <w:tcW w:type="dxa" w:w="3641"/>
+                  <w:tcW w:type="dxa" w:w="4160"/>
                   <w:tcBorders>
                     <w:top w:val="single" w:color="D5D0C4" w:sz="4"/>
                     <w:left w:val="single" w:color="D5D0C4" w:sz="4"/>
@@ -28000,7 +27967,7 @@
               </w:tc>
               <w:tc>
                 <w:tcPr>
-                  <w:tcW w:type="dxa" w:w="1412"/>
+                  <w:tcW w:type="dxa" w:w="1613"/>
                   <w:tcBorders>
                     <w:top w:val="single" w:color="D5D0C4" w:sz="4"/>
                     <w:left w:val="single" w:color="D5D0C4" w:sz="4"/>
@@ -28036,7 +28003,7 @@
               </w:tc>
               <w:tc>
                 <w:tcPr>
-                  <w:tcW w:type="dxa" w:w="1539"/>
+                  <w:tcW w:type="dxa" w:w="1758"/>
                   <w:tcBorders>
                     <w:top w:val="single" w:color="D5D0C4" w:sz="4"/>
                     <w:left w:val="single" w:color="D5D0C4" w:sz="4"/>
@@ -28072,7 +28039,7 @@
               </w:tc>
               <w:tc>
                 <w:tcPr>
-                  <w:tcW w:type="dxa" w:w="1985"/>
+                  <w:tcW w:type="dxa" w:w="2268"/>
                   <w:tcBorders>
                     <w:top w:val="single" w:color="D5D0C4" w:sz="4"/>
                     <w:left w:val="single" w:color="D5D0C4" w:sz="4"/>
@@ -28103,42 +28070,6 @@
                       <w:szCs w:val="18"/>
                     </w:rPr>
                     <w:t xml:space="preserve">3.5</w:t>
-                  </w:r>
-                </w:p>
-              </w:tc>
-              <w:tc>
-                <w:tcPr>
-                  <w:tcW w:type="dxa" w:w="1221"/>
-                  <w:tcBorders>
-                    <w:top w:val="single" w:color="D5D0C4" w:sz="4"/>
-                    <w:left w:val="single" w:color="D5D0C4" w:sz="4"/>
-                    <w:bottom w:val="single" w:color="D5D0C4" w:sz="4"/>
-                    <w:right w:val="single" w:color="D5D0C4" w:sz="4"/>
-                  </w:tcBorders>
-                  <w:tcMar>
-                    <w:top w:type="dxa" w:w="40"/>
-                    <w:left w:type="dxa" w:w="100"/>
-                    <w:bottom w:type="dxa" w:w="40"/>
-                    <w:right w:type="dxa" w:w="100"/>
-                  </w:tcMar>
-                  <w:vAlign w:val="center"/>
-                </w:tcPr>
-                <w:p>
-                  <w:pPr>
-                    <w:keepNext w:val="false"/>
-                    <w:spacing w:after="0" w:line="252"/>
-                    <w:jc w:val="left"/>
-                  </w:pPr>
-                  <w:r>
-                    <w:rPr>
-                      <w:rFonts w:ascii="Arial" w:cs="Arial" w:eastAsia="Arial" w:hAnsi="Arial"/>
-                      <w:b w:val="false"/>
-                      <w:bCs w:val="false"/>
-                      <w:color w:val="1C1B16"/>
-                      <w:sz w:val="18"/>
-                      <w:szCs w:val="18"/>
-                    </w:rPr>
-                    <w:t xml:space="preserve">October</w:t>
                   </w:r>
                 </w:p>
               </w:tc>
@@ -28149,7 +28080,7 @@
               </w:trPr>
               <w:tc>
                 <w:tcPr>
-                  <w:tcW w:type="dxa" w:w="3641"/>
+                  <w:tcW w:type="dxa" w:w="4160"/>
                   <w:tcBorders>
                     <w:top w:val="single" w:color="D5D0C4" w:sz="4"/>
                     <w:left w:val="single" w:color="D5D0C4" w:sz="4"/>
@@ -28183,7 +28114,7 @@
               </w:tc>
               <w:tc>
                 <w:tcPr>
-                  <w:tcW w:type="dxa" w:w="1412"/>
+                  <w:tcW w:type="dxa" w:w="1613"/>
                   <w:tcBorders>
                     <w:top w:val="single" w:color="D5D0C4" w:sz="4"/>
                     <w:left w:val="single" w:color="D5D0C4" w:sz="4"/>
@@ -28219,7 +28150,7 @@
               </w:tc>
               <w:tc>
                 <w:tcPr>
-                  <w:tcW w:type="dxa" w:w="1539"/>
+                  <w:tcW w:type="dxa" w:w="1758"/>
                   <w:tcBorders>
                     <w:top w:val="single" w:color="D5D0C4" w:sz="4"/>
                     <w:left w:val="single" w:color="D5D0C4" w:sz="4"/>
@@ -28255,7 +28186,7 @@
               </w:tc>
               <w:tc>
                 <w:tcPr>
-                  <w:tcW w:type="dxa" w:w="1985"/>
+                  <w:tcW w:type="dxa" w:w="2268"/>
                   <w:tcBorders>
                     <w:top w:val="single" w:color="D5D0C4" w:sz="4"/>
                     <w:left w:val="single" w:color="D5D0C4" w:sz="4"/>
@@ -28286,42 +28217,6 @@
                       <w:szCs w:val="18"/>
                     </w:rPr>
                     <w:t xml:space="preserve">3.5</w:t>
-                  </w:r>
-                </w:p>
-              </w:tc>
-              <w:tc>
-                <w:tcPr>
-                  <w:tcW w:type="dxa" w:w="1221"/>
-                  <w:tcBorders>
-                    <w:top w:val="single" w:color="D5D0C4" w:sz="4"/>
-                    <w:left w:val="single" w:color="D5D0C4" w:sz="4"/>
-                    <w:bottom w:val="single" w:color="D5D0C4" w:sz="4"/>
-                    <w:right w:val="single" w:color="D5D0C4" w:sz="4"/>
-                  </w:tcBorders>
-                  <w:tcMar>
-                    <w:top w:type="dxa" w:w="40"/>
-                    <w:left w:type="dxa" w:w="100"/>
-                    <w:bottom w:type="dxa" w:w="40"/>
-                    <w:right w:type="dxa" w:w="100"/>
-                  </w:tcMar>
-                  <w:vAlign w:val="center"/>
-                </w:tcPr>
-                <w:p>
-                  <w:pPr>
-                    <w:keepNext w:val="false"/>
-                    <w:spacing w:after="0" w:line="252"/>
-                    <w:jc w:val="left"/>
-                  </w:pPr>
-                  <w:r>
-                    <w:rPr>
-                      <w:rFonts w:ascii="Arial" w:cs="Arial" w:eastAsia="Arial" w:hAnsi="Arial"/>
-                      <w:b w:val="false"/>
-                      <w:bCs w:val="false"/>
-                      <w:color w:val="1C1B16"/>
-                      <w:sz w:val="18"/>
-                      <w:szCs w:val="18"/>
-                    </w:rPr>
-                    <w:t xml:space="preserve">November</w:t>
                   </w:r>
                 </w:p>
               </w:tc>
@@ -28332,7 +28227,7 @@
               </w:trPr>
               <w:tc>
                 <w:tcPr>
-                  <w:tcW w:type="dxa" w:w="3641"/>
+                  <w:tcW w:type="dxa" w:w="4160"/>
                   <w:tcBorders>
                     <w:top w:val="single" w:color="D5D0C4" w:sz="4"/>
                     <w:left w:val="single" w:color="D5D0C4" w:sz="4"/>
@@ -28366,7 +28261,7 @@
               </w:tc>
               <w:tc>
                 <w:tcPr>
-                  <w:tcW w:type="dxa" w:w="1412"/>
+                  <w:tcW w:type="dxa" w:w="1613"/>
                   <w:tcBorders>
                     <w:top w:val="single" w:color="D5D0C4" w:sz="4"/>
                     <w:left w:val="single" w:color="D5D0C4" w:sz="4"/>
@@ -28402,7 +28297,7 @@
               </w:tc>
               <w:tc>
                 <w:tcPr>
-                  <w:tcW w:type="dxa" w:w="1539"/>
+                  <w:tcW w:type="dxa" w:w="1758"/>
                   <w:tcBorders>
                     <w:top w:val="single" w:color="D5D0C4" w:sz="4"/>
                     <w:left w:val="single" w:color="D5D0C4" w:sz="4"/>
@@ -28438,7 +28333,7 @@
               </w:tc>
               <w:tc>
                 <w:tcPr>
-                  <w:tcW w:type="dxa" w:w="1985"/>
+                  <w:tcW w:type="dxa" w:w="2268"/>
                   <w:tcBorders>
                     <w:top w:val="single" w:color="D5D0C4" w:sz="4"/>
                     <w:left w:val="single" w:color="D5D0C4" w:sz="4"/>
@@ -28469,42 +28364,6 @@
                       <w:szCs w:val="18"/>
                     </w:rPr>
                     <w:t xml:space="preserve">38.8</w:t>
-                  </w:r>
-                </w:p>
-              </w:tc>
-              <w:tc>
-                <w:tcPr>
-                  <w:tcW w:type="dxa" w:w="1221"/>
-                  <w:tcBorders>
-                    <w:top w:val="single" w:color="D5D0C4" w:sz="4"/>
-                    <w:left w:val="single" w:color="D5D0C4" w:sz="4"/>
-                    <w:bottom w:val="single" w:color="D5D0C4" w:sz="4"/>
-                    <w:right w:val="single" w:color="D5D0C4" w:sz="4"/>
-                  </w:tcBorders>
-                  <w:tcMar>
-                    <w:top w:type="dxa" w:w="40"/>
-                    <w:left w:type="dxa" w:w="100"/>
-                    <w:bottom w:type="dxa" w:w="40"/>
-                    <w:right w:type="dxa" w:w="100"/>
-                  </w:tcMar>
-                  <w:vAlign w:val="center"/>
-                </w:tcPr>
-                <w:p>
-                  <w:pPr>
-                    <w:keepNext w:val="false"/>
-                    <w:spacing w:after="0" w:line="252"/>
-                    <w:jc w:val="left"/>
-                  </w:pPr>
-                  <w:r>
-                    <w:rPr>
-                      <w:rFonts w:ascii="Arial" w:cs="Arial" w:eastAsia="Arial" w:hAnsi="Arial"/>
-                      <w:b w:val="false"/>
-                      <w:bCs w:val="false"/>
-                      <w:color w:val="1C1B16"/>
-                      <w:sz w:val="18"/>
-                      <w:szCs w:val="18"/>
-                    </w:rPr>
-                    <w:t xml:space="preserve">October</w:t>
                   </w:r>
                 </w:p>
               </w:tc>
@@ -28515,7 +28374,7 @@
               </w:trPr>
               <w:tc>
                 <w:tcPr>
-                  <w:tcW w:type="dxa" w:w="3641"/>
+                  <w:tcW w:type="dxa" w:w="4160"/>
                   <w:tcBorders>
                     <w:top w:val="single" w:color="D5D0C4" w:sz="4"/>
                     <w:left w:val="single" w:color="D5D0C4" w:sz="4"/>
@@ -28549,7 +28408,7 @@
               </w:tc>
               <w:tc>
                 <w:tcPr>
-                  <w:tcW w:type="dxa" w:w="1412"/>
+                  <w:tcW w:type="dxa" w:w="1613"/>
                   <w:tcBorders>
                     <w:top w:val="single" w:color="D5D0C4" w:sz="4"/>
                     <w:left w:val="single" w:color="D5D0C4" w:sz="4"/>
@@ -28585,7 +28444,7 @@
               </w:tc>
               <w:tc>
                 <w:tcPr>
-                  <w:tcW w:type="dxa" w:w="1539"/>
+                  <w:tcW w:type="dxa" w:w="1758"/>
                   <w:tcBorders>
                     <w:top w:val="single" w:color="D5D0C4" w:sz="4"/>
                     <w:left w:val="single" w:color="D5D0C4" w:sz="4"/>
@@ -28621,43 +28480,7 @@
               </w:tc>
               <w:tc>
                 <w:tcPr>
-                  <w:tcW w:type="dxa" w:w="1985"/>
-                  <w:tcBorders>
-                    <w:top w:val="single" w:color="D5D0C4" w:sz="4"/>
-                    <w:left w:val="single" w:color="D5D0C4" w:sz="4"/>
-                    <w:bottom w:val="single" w:color="D5D0C4" w:sz="4"/>
-                    <w:right w:val="single" w:color="D5D0C4" w:sz="4"/>
-                  </w:tcBorders>
-                  <w:tcMar>
-                    <w:top w:type="dxa" w:w="40"/>
-                    <w:left w:type="dxa" w:w="100"/>
-                    <w:bottom w:type="dxa" w:w="40"/>
-                    <w:right w:type="dxa" w:w="100"/>
-                  </w:tcMar>
-                  <w:vAlign w:val="center"/>
-                </w:tcPr>
-                <w:p>
-                  <w:pPr>
-                    <w:keepNext w:val="false"/>
-                    <w:spacing w:after="0" w:line="252"/>
-                    <w:jc w:val="left"/>
-                  </w:pPr>
-                  <w:r>
-                    <w:rPr>
-                      <w:rFonts w:ascii="Arial" w:cs="Arial" w:eastAsia="Arial" w:hAnsi="Arial"/>
-                      <w:b w:val="false"/>
-                      <w:bCs w:val="false"/>
-                      <w:color w:val="1C1B16"/>
-                      <w:sz w:val="18"/>
-                      <w:szCs w:val="18"/>
-                    </w:rPr>
-                    <w:t xml:space="preserve">not a forecast</w:t>
-                  </w:r>
-                </w:p>
-              </w:tc>
-              <w:tc>
-                <w:tcPr>
-                  <w:tcW w:type="dxa" w:w="1221"/>
+                  <w:tcW w:type="dxa" w:w="2268"/>
                   <w:tcBorders>
                     <w:top w:val="single" w:color="D5D0C4" w:sz="4"/>
                     <w:left w:val="single" w:color="D5D0C4" w:sz="4"/>
@@ -28787,7 +28610,7 @@
                 <w:sz w:val="20"/>
                 <w:szCs w:val="20"/>
               </w:rPr>
-              <w:t xml:space="preserve">"Rs 23.09 crore, the vendor's curve: it fits its 18 fitted months within 1.8 percent, the closest fit of any forecast on the table."</w:t>
+              <w:t xml:space="preserve">"Rs 19.69 crore, finance's rule, spike in October, Rs 2.08 crore under plan; it missed by about Rs 3.5 lakh a month on six unseen months, none with a Diwali."</w:t>
             </w:r>
           </w:p>
           <w:p>
@@ -28815,7 +28638,7 @@
                 <w:sz w:val="20"/>
                 <w:szCs w:val="20"/>
               </w:rPr>
-              <w:t xml:space="preserve">"Rs 19.69 crore, festival-aligned, spike in November, Rs 2.08 crore under plan; on six unseen months it missed by about Rs 3.5 lakh a month."</w:t>
+              <w:t xml:space="preserve">"Rs 19.69 crore, festival-aligned, spike in November, Rs 2.08 crore under plan; it missed by about Rs 3.5 lakh a month on six unseen months, none with a Diwali."</w:t>
             </w:r>
           </w:p>
           <w:p>
@@ -28843,7 +28666,7 @@
                 <w:sz w:val="20"/>
                 <w:szCs w:val="20"/>
               </w:rPr>
-              <w:t xml:space="preserve">"Rs 21.39 crore, halfway between finance's 4 percent and the vendor's 22, so neither side's error carries the board's number on its own."</w:t>
+              <w:t xml:space="preserve">"Rs 19.69 crore, festival-aligned, spike in November, Rs 2.08 crore under plan; its miss of about Rs 3.5 lakh a month on unseen months holds for the festive months too."</w:t>
             </w:r>
           </w:p>
           <w:p>
@@ -28871,7 +28694,7 @@
                 <w:sz w:val="20"/>
                 <w:szCs w:val="20"/>
               </w:rPr>
-              <w:t xml:space="preserve">"Rs 19.69 crore, finance's rule, spike in October: finance's rule and festival-aligned agree on the six months, so either may go to the board."</w:t>
+              <w:t xml:space="preserve">"Rs 19.69 crore, finance's rule, spike in October, Rs 2.08 crore under plan; its miss of about Rs 3.5 lakh a month on unseen months holds for the festive months too."</w:t>
             </w:r>
           </w:p>
         </w:tc>
@@ -28907,7 +28730,7 @@
           <w:sz w:val="19"/>
           <w:szCs w:val="19"/>
         </w:rPr>
-        <w:t xml:space="preserve">6 items, Q34 to Q39, about 12 minutes. What it shows: whether you can carry the week's methods to another company and name what changed, the metric, the constraint and the cost of an error.</w:t>
+        <w:t xml:space="preserve">6 items, Q34 to Q39, about 12 minutes. What it shows: whether you can carry the week's methods to another company and say what changes there.</w:t>
       </w:r>
     </w:p>
     <w:p>
@@ -28922,7 +28745,7 @@
           <w:sz w:val="21"/>
           <w:szCs w:val="21"/>
         </w:rPr>
-        <w:t xml:space="preserve">This afternoon's spoken drill hands each pair of groups a one-paragraph brief, at another company the room uses or at one of Kalpa's other units, and every answer names the metric, the constraint and the cost of an error that changed, what stays, and what would change back on the Retail tables. This part puts the same move to you on paper. Kalpa Financial Services is Rohan Desai's payments and lending business; Kalpa Logistics moves parcels, and its head of operations is named by role; Kalpa Health, whose COO is Dr Priya Menon, runs laboratories and patient service centres that test US patients and bill US payers in dollars; and Kalpa Connect, whose COO is Ananya Bose, runs telecom and subscriptions. The briefs are illustrative.</w:t>
+        <w:t xml:space="preserve">This afternoon's spoken drill hands each pair of groups a one-paragraph brief, at another company the room uses or at one of Kalpa's other units, and each answer says what carries over from the week and what does not. This part puts the same move to you on paper. Kalpa Financial Services is Rohan Desai's payments and lending business; Kalpa Logistics moves parcels, and its head of operations is named by role; Kalpa Health, whose COO is Dr Priya Menon, runs laboratories and patient service centres that test US patients and bill US payers in dollars; and Kalpa Connect, whose COO is Ananya Bose, runs telecom and subscriptions. The briefs are illustrative.</w:t>
       </w:r>
     </w:p>
     <w:tbl>
@@ -29603,7 +29426,7 @@
                       <w:sz w:val="20"/>
                       <w:szCs w:val="20"/>
                     </w:rPr>
-                    <w:t xml:space="preserve">a copy aligned to the festival, planned toward the costlier side</w:t>
+                    <w:t xml:space="preserve">the second product most customers already hold</w:t>
                   </w:r>
                 </w:p>
               </w:tc>
@@ -30672,7 +30495,7 @@
                 <w:sz w:val="20"/>
                 <w:szCs w:val="20"/>
               </w:rPr>
-              <w:t xml:space="preserve">About 0.65, the late cost over both costs; the festival-aligned copy, the held-out latest weeks and pricing both directions carry over.</w:t>
+              <w:t xml:space="preserve">About 0.82, Lucknow's share, as an idle shift costs Rs 650 at both centres; the festival-aligned copy, the held-out latest weeks and pricing both directions carry over.</w:t>
             </w:r>
           </w:p>
           <w:p>
@@ -30700,7 +30523,7 @@
                 <w:sz w:val="20"/>
                 <w:szCs w:val="20"/>
               </w:rPr>
-              <w:t xml:space="preserve">About 0.82, Lucknow's share, since an idle shift costs the same Rs 650 at both centres, and the cheaper late shipment moves only the forecast itself.</w:t>
+              <w:t xml:space="preserve">About 0.82, Lucknow's share, as an idle shift costs Rs 650 at both centres; and the copy of last year's calendar weeks carries over as the plainest baseline.</w:t>
             </w:r>
           </w:p>
           <w:p>
@@ -30728,7 +30551,7 @@
                 <w:sz w:val="20"/>
                 <w:szCs w:val="20"/>
               </w:rPr>
-              <w:t xml:space="preserve">About 0.35, the spare cost over the two costs together; the plan then sits below the forecast in most weeks, on the side the cheaper late shipment favours.</w:t>
+              <w:t xml:space="preserve">About 0.65, the late cost over both costs; and the copy of last year's calendar weeks carries over as the plainest baseline.</w:t>
             </w:r>
           </w:p>
           <w:p>
@@ -30756,7 +30579,7 @@
                 <w:sz w:val="20"/>
                 <w:szCs w:val="20"/>
               </w:rPr>
-              <w:t xml:space="preserve">About 0.65, the late cost over the two costs; and the copy of last year's calendar weeks carries over, since Amazon's sale dates follow the calendar month.</w:t>
+              <w:t xml:space="preserve">About 0.65, the late cost over both costs; the festival-aligned copy, the held-out latest weeks and pricing both directions carry over.</w:t>
             </w:r>
           </w:p>
         </w:tc>
@@ -30868,7 +30691,7 @@
                 <w:sz w:val="21"/>
                 <w:szCs w:val="21"/>
               </w:rPr>
-              <w:t xml:space="preserve">In Hyderabad the 180 drivers in the idle tail completed 33,440 peak trips in the six weeks after the launch, about 31 trips and 39 peak online hours a driver a week, well above the single weeks Exhibit 1B prints for E and F. If the redesign drives all of them off the app, who carries those trips, and how many more peak online hours does that take at the other drivers' 1.90 trips an hour?</w:t>
+              <w:t xml:space="preserve">In Hyderabad the 180 drivers in the idle tail completed 33,440 peak trips in the six weeks after the launch, about 31 trips and 39 peak online hours a driver a week. If the redesign drives all of them off the app, who carries those trips, and how many more peak online hours does that take at the other drivers' 1.90 trips an hour?</w:t>
             </w:r>
           </w:p>
           <w:tbl>
@@ -31009,7 +30832,7 @@
                 <w:sz w:val="21"/>
                 <w:szCs w:val="21"/>
               </w:rPr>
-              <w:t xml:space="preserve">Ice cream and chocolate sauce read a lift of 4.6 on 100 of 40,000 carts. Design the test that decides whether the pair takes a strip slot.</w:t>
+              <w:t xml:space="preserve">A growth lead wants to test one suggestion: half the shoppers in two zones, picked at random, see a second item beside the first. Today 6.25 percent of carts holding the first item also hold the second, and a rise to 9.45 percent would pay for the slot. How many carts holding the first item does each half need, at 5 percent significance and 80 percent power, and what happens to that count if only half of the rise is new buying?</w:t>
             </w:r>
           </w:p>
           <w:tbl>
@@ -31291,7 +31114,7 @@
                 <w:sz w:val="21"/>
                 <w:szCs w:val="21"/>
               </w:rPr>
-              <w:t xml:space="preserve">Lucknow's plan raises festival-aligned by a 2.6 percent cushion, read from the same thirteen hidden weeks the forecasts were scored on. Is that circular, and what would you do instead?</w:t>
+              <w:t xml:space="preserve">A planner reads where the plan should sit, against the chosen forecast, from the same thirteen hidden weeks the forecasts were scored on. Is that circular, and what would you do instead?</w:t>
             </w:r>
           </w:p>
           <w:tbl>
@@ -40131,6 +39954,355 @@
                       <w:szCs w:val="16"/>
                     </w:rPr>
                     <w:t xml:space="preserve">Q8</w:t>
+                  </w:r>
+                </w:p>
+              </w:tc>
+              <w:tc>
+                <w:tcPr>
+                  <w:tcW w:type="dxa" w:w="1250"/>
+                  <w:tcBorders>
+                    <w:top w:val="single" w:color="D5D0C4" w:sz="4"/>
+                    <w:left w:val="single" w:color="D5D0C4" w:sz="4"/>
+                    <w:bottom w:val="single" w:color="D5D0C4" w:sz="4"/>
+                    <w:right w:val="single" w:color="D5D0C4" w:sz="4"/>
+                  </w:tcBorders>
+                  <w:tcMar>
+                    <w:top w:type="dxa" w:w="20"/>
+                    <w:left w:type="dxa" w:w="60"/>
+                    <w:bottom w:type="dxa" w:w="20"/>
+                    <w:right w:type="dxa" w:w="60"/>
+                  </w:tcMar>
+                  <w:vAlign w:val="center"/>
+                </w:tcPr>
+                <w:p>
+                  <w:pPr>
+                    <w:spacing w:after="20" w:before="20" w:line="240"/>
+                    <w:jc w:val="center"/>
+                  </w:pPr>
+                  <w:r>
+                    <w:rPr>
+                      <w:rFonts w:ascii="Arial" w:cs="Arial" w:eastAsia="Arial" w:hAnsi="Arial"/>
+                      <w:b w:val="false"/>
+                      <w:bCs w:val="false"/>
+                      <w:color w:val="6B675E"/>
+                      <w:sz w:val="14"/>
+                      <w:szCs w:val="14"/>
+                    </w:rPr>
+                    <w:t xml:space="preserve">Letters in order</w:t>
+                  </w:r>
+                </w:p>
+              </w:tc>
+              <w:tc>
+                <w:tcPr>
+                  <w:tcW w:type="dxa" w:w="2860"/>
+                  <w:tcBorders>
+                    <w:top w:val="single" w:color="D5D0C4" w:sz="4"/>
+                    <w:left w:val="single" w:color="D5D0C4" w:sz="4"/>
+                    <w:bottom w:val="single" w:color="D5D0C4" w:sz="4"/>
+                    <w:right w:val="single" w:color="D5D0C4" w:sz="4"/>
+                  </w:tcBorders>
+                  <w:tcMar>
+                    <w:top w:type="dxa" w:w="40"/>
+                    <w:left w:type="dxa" w:w="60"/>
+                    <w:bottom w:type="dxa" w:w="40"/>
+                    <w:right w:type="dxa" w:w="60"/>
+                  </w:tcMar>
+                </w:tcPr>
+                <w:tbl>
+                  <w:tblPr>
+                    <w:tblW w:type="dxa" w:w="2716"/>
+                    <w:tblBorders>
+                      <w:top w:val="single" w:color="D5D0C4" w:sz="4"/>
+                      <w:left w:val="single" w:color="D5D0C4" w:sz="4"/>
+                      <w:bottom w:val="single" w:color="D5D0C4" w:sz="4"/>
+                      <w:right w:val="single" w:color="D5D0C4" w:sz="4"/>
+                      <w:insideH w:val="single" w:color="D5D0C4" w:sz="4"/>
+                      <w:insideV w:val="single" w:color="D5D0C4" w:sz="4"/>
+                    </w:tblBorders>
+                  </w:tblPr>
+                  <w:tblGrid>
+                    <w:gridCol w:w="388"/>
+                    <w:gridCol w:w="388"/>
+                    <w:gridCol w:w="388"/>
+                    <w:gridCol w:w="388"/>
+                    <w:gridCol w:w="388"/>
+                    <w:gridCol w:w="388"/>
+                    <w:gridCol w:w="388"/>
+                  </w:tblGrid>
+                  <w:tr>
+                    <w:trPr>
+                      <w:trHeight w:val="340" w:hRule="atLeast"/>
+                    </w:trPr>
+                    <w:tc>
+                      <w:tcPr>
+                        <w:tcW w:type="dxa" w:w="388"/>
+                        <w:tcBorders>
+                          <w:top w:val="single" w:color="D5D0C4" w:sz="4"/>
+                          <w:left w:val="single" w:color="D5D0C4" w:sz="4"/>
+                          <w:bottom w:val="single" w:color="D5D0C4" w:sz="4"/>
+                          <w:right w:val="single" w:color="D5D0C4" w:sz="4"/>
+                        </w:tcBorders>
+                        <w:tcMar>
+                          <w:top w:type="dxa" w:w="10"/>
+                          <w:left w:type="dxa" w:w="40"/>
+                          <w:bottom w:type="dxa" w:w="10"/>
+                          <w:right w:type="dxa" w:w="40"/>
+                        </w:tcMar>
+                        <w:vAlign w:val="top"/>
+                      </w:tcPr>
+                      <w:p>
+                        <w:pPr>
+                          <w:spacing w:after="0" w:before="0"/>
+                        </w:pPr>
+                        <w:r>
+                          <w:rPr>
+                            <w:rFonts w:ascii="Arial" w:cs="Arial" w:eastAsia="Arial" w:hAnsi="Arial"/>
+                            <w:color w:val="6B675E"/>
+                            <w:sz w:val="12"/>
+                            <w:szCs w:val="12"/>
+                          </w:rPr>
+                          <w:t xml:space="preserve">1</w:t>
+                        </w:r>
+                      </w:p>
+                    </w:tc>
+                    <w:tc>
+                      <w:tcPr>
+                        <w:tcW w:type="dxa" w:w="388"/>
+                        <w:tcBorders>
+                          <w:top w:val="single" w:color="D5D0C4" w:sz="4"/>
+                          <w:left w:val="single" w:color="D5D0C4" w:sz="4"/>
+                          <w:bottom w:val="single" w:color="D5D0C4" w:sz="4"/>
+                          <w:right w:val="single" w:color="D5D0C4" w:sz="4"/>
+                        </w:tcBorders>
+                        <w:tcMar>
+                          <w:top w:type="dxa" w:w="10"/>
+                          <w:left w:type="dxa" w:w="40"/>
+                          <w:bottom w:type="dxa" w:w="10"/>
+                          <w:right w:type="dxa" w:w="40"/>
+                        </w:tcMar>
+                        <w:vAlign w:val="top"/>
+                      </w:tcPr>
+                      <w:p>
+                        <w:pPr>
+                          <w:spacing w:after="0" w:before="0"/>
+                        </w:pPr>
+                        <w:r>
+                          <w:rPr>
+                            <w:rFonts w:ascii="Arial" w:cs="Arial" w:eastAsia="Arial" w:hAnsi="Arial"/>
+                            <w:color w:val="6B675E"/>
+                            <w:sz w:val="12"/>
+                            <w:szCs w:val="12"/>
+                          </w:rPr>
+                          <w:t xml:space="preserve">2</w:t>
+                        </w:r>
+                      </w:p>
+                    </w:tc>
+                    <w:tc>
+                      <w:tcPr>
+                        <w:tcW w:type="dxa" w:w="388"/>
+                        <w:tcBorders>
+                          <w:top w:val="single" w:color="D5D0C4" w:sz="4"/>
+                          <w:left w:val="single" w:color="D5D0C4" w:sz="4"/>
+                          <w:bottom w:val="single" w:color="D5D0C4" w:sz="4"/>
+                          <w:right w:val="single" w:color="D5D0C4" w:sz="4"/>
+                        </w:tcBorders>
+                        <w:tcMar>
+                          <w:top w:type="dxa" w:w="10"/>
+                          <w:left w:type="dxa" w:w="40"/>
+                          <w:bottom w:type="dxa" w:w="10"/>
+                          <w:right w:type="dxa" w:w="40"/>
+                        </w:tcMar>
+                        <w:vAlign w:val="top"/>
+                      </w:tcPr>
+                      <w:p>
+                        <w:pPr>
+                          <w:spacing w:after="0" w:before="0"/>
+                        </w:pPr>
+                        <w:r>
+                          <w:rPr>
+                            <w:rFonts w:ascii="Arial" w:cs="Arial" w:eastAsia="Arial" w:hAnsi="Arial"/>
+                            <w:color w:val="6B675E"/>
+                            <w:sz w:val="12"/>
+                            <w:szCs w:val="12"/>
+                          </w:rPr>
+                          <w:t xml:space="preserve">3</w:t>
+                        </w:r>
+                      </w:p>
+                    </w:tc>
+                    <w:tc>
+                      <w:tcPr>
+                        <w:tcW w:type="dxa" w:w="388"/>
+                        <w:tcBorders>
+                          <w:top w:val="single" w:color="D5D0C4" w:sz="4"/>
+                          <w:left w:val="single" w:color="D5D0C4" w:sz="4"/>
+                          <w:bottom w:val="single" w:color="D5D0C4" w:sz="4"/>
+                          <w:right w:val="single" w:color="D5D0C4" w:sz="4"/>
+                        </w:tcBorders>
+                        <w:tcMar>
+                          <w:top w:type="dxa" w:w="10"/>
+                          <w:left w:type="dxa" w:w="40"/>
+                          <w:bottom w:type="dxa" w:w="10"/>
+                          <w:right w:type="dxa" w:w="40"/>
+                        </w:tcMar>
+                        <w:vAlign w:val="top"/>
+                      </w:tcPr>
+                      <w:p>
+                        <w:pPr>
+                          <w:spacing w:after="0" w:before="0"/>
+                        </w:pPr>
+                        <w:r>
+                          <w:rPr>
+                            <w:rFonts w:ascii="Arial" w:cs="Arial" w:eastAsia="Arial" w:hAnsi="Arial"/>
+                            <w:color w:val="6B675E"/>
+                            <w:sz w:val="12"/>
+                            <w:szCs w:val="12"/>
+                          </w:rPr>
+                          <w:t xml:space="preserve">4</w:t>
+                        </w:r>
+                      </w:p>
+                    </w:tc>
+                    <w:tc>
+                      <w:tcPr>
+                        <w:tcW w:type="dxa" w:w="388"/>
+                        <w:tcBorders>
+                          <w:top w:val="single" w:color="D5D0C4" w:sz="4"/>
+                          <w:left w:val="single" w:color="D5D0C4" w:sz="4"/>
+                          <w:bottom w:val="single" w:color="D5D0C4" w:sz="4"/>
+                          <w:right w:val="single" w:color="D5D0C4" w:sz="4"/>
+                        </w:tcBorders>
+                        <w:tcMar>
+                          <w:top w:type="dxa" w:w="10"/>
+                          <w:left w:type="dxa" w:w="40"/>
+                          <w:bottom w:type="dxa" w:w="10"/>
+                          <w:right w:type="dxa" w:w="40"/>
+                        </w:tcMar>
+                        <w:vAlign w:val="top"/>
+                      </w:tcPr>
+                      <w:p>
+                        <w:pPr>
+                          <w:spacing w:after="0" w:before="0"/>
+                        </w:pPr>
+                        <w:r>
+                          <w:rPr>
+                            <w:rFonts w:ascii="Arial" w:cs="Arial" w:eastAsia="Arial" w:hAnsi="Arial"/>
+                            <w:color w:val="6B675E"/>
+                            <w:sz w:val="12"/>
+                            <w:szCs w:val="12"/>
+                          </w:rPr>
+                          <w:t xml:space="preserve">5</w:t>
+                        </w:r>
+                      </w:p>
+                    </w:tc>
+                    <w:tc>
+                      <w:tcPr>
+                        <w:tcW w:type="dxa" w:w="388"/>
+                        <w:tcBorders>
+                          <w:top w:val="single" w:color="D5D0C4" w:sz="4"/>
+                          <w:left w:val="single" w:color="D5D0C4" w:sz="4"/>
+                          <w:bottom w:val="single" w:color="D5D0C4" w:sz="4"/>
+                          <w:right w:val="single" w:color="D5D0C4" w:sz="4"/>
+                        </w:tcBorders>
+                        <w:tcMar>
+                          <w:top w:type="dxa" w:w="10"/>
+                          <w:left w:type="dxa" w:w="40"/>
+                          <w:bottom w:type="dxa" w:w="10"/>
+                          <w:right w:type="dxa" w:w="40"/>
+                        </w:tcMar>
+                        <w:vAlign w:val="top"/>
+                      </w:tcPr>
+                      <w:p>
+                        <w:pPr>
+                          <w:spacing w:after="0" w:before="0"/>
+                        </w:pPr>
+                        <w:r>
+                          <w:rPr>
+                            <w:rFonts w:ascii="Arial" w:cs="Arial" w:eastAsia="Arial" w:hAnsi="Arial"/>
+                            <w:color w:val="6B675E"/>
+                            <w:sz w:val="12"/>
+                            <w:szCs w:val="12"/>
+                          </w:rPr>
+                          <w:t xml:space="preserve">6</w:t>
+                        </w:r>
+                      </w:p>
+                    </w:tc>
+                    <w:tc>
+                      <w:tcPr>
+                        <w:tcW w:type="dxa" w:w="388"/>
+                        <w:tcBorders>
+                          <w:top w:val="single" w:color="D5D0C4" w:sz="4"/>
+                          <w:left w:val="single" w:color="D5D0C4" w:sz="4"/>
+                          <w:bottom w:val="single" w:color="D5D0C4" w:sz="4"/>
+                          <w:right w:val="single" w:color="D5D0C4" w:sz="4"/>
+                        </w:tcBorders>
+                        <w:tcMar>
+                          <w:top w:type="dxa" w:w="10"/>
+                          <w:left w:type="dxa" w:w="40"/>
+                          <w:bottom w:type="dxa" w:w="10"/>
+                          <w:right w:type="dxa" w:w="40"/>
+                        </w:tcMar>
+                        <w:vAlign w:val="top"/>
+                      </w:tcPr>
+                      <w:p>
+                        <w:pPr>
+                          <w:spacing w:after="0" w:before="0"/>
+                        </w:pPr>
+                        <w:r>
+                          <w:rPr>
+                            <w:rFonts w:ascii="Arial" w:cs="Arial" w:eastAsia="Arial" w:hAnsi="Arial"/>
+                            <w:color w:val="6B675E"/>
+                            <w:sz w:val="12"/>
+                            <w:szCs w:val="12"/>
+                          </w:rPr>
+                          <w:t xml:space="preserve">7</w:t>
+                        </w:r>
+                      </w:p>
+                    </w:tc>
+                  </w:tr>
+                </w:tbl>
+                <w:p>
+                  <w:pPr>
+                    <w:spacing w:after="0"/>
+                  </w:pPr>
+                </w:p>
+              </w:tc>
+            </w:tr>
+            <w:tr>
+              <w:trPr>
+                <w:cantSplit/>
+                <w:trHeight w:val="380" w:hRule="atLeast"/>
+              </w:trPr>
+              <w:tc>
+                <w:tcPr>
+                  <w:tcW w:type="dxa" w:w="640"/>
+                  <w:tcBorders>
+                    <w:top w:val="single" w:color="D5D0C4" w:sz="4"/>
+                    <w:left w:val="single" w:color="D5D0C4" w:sz="4"/>
+                    <w:bottom w:val="single" w:color="D5D0C4" w:sz="4"/>
+                    <w:right w:val="single" w:color="D5D0C4" w:sz="4"/>
+                  </w:tcBorders>
+                  <w:tcMar>
+                    <w:top w:type="dxa" w:w="20"/>
+                    <w:left w:type="dxa" w:w="60"/>
+                    <w:bottom w:type="dxa" w:w="20"/>
+                    <w:right w:type="dxa" w:w="60"/>
+                  </w:tcMar>
+                  <w:vAlign w:val="center"/>
+                </w:tcPr>
+                <w:p>
+                  <w:pPr>
+                    <w:spacing w:after="20" w:before="20" w:line="240"/>
+                    <w:jc w:val="center"/>
+                  </w:pPr>
+                  <w:r>
+                    <w:rPr>
+                      <w:rFonts w:ascii="Arial" w:cs="Arial" w:eastAsia="Arial" w:hAnsi="Arial"/>
+                      <w:b w:val="false"/>
+                      <w:bCs w:val="false"/>
+                      <w:color w:val="1C1B16"/>
+                      <w:sz w:val="16"/>
+                      <w:szCs w:val="16"/>
+                    </w:rPr>
+                    <w:t xml:space="preserve">Q12</w:t>
                   </w:r>
                 </w:p>
               </w:tc>
@@ -40398,289 +40570,6 @@
                             <w:szCs w:val="12"/>
                           </w:rPr>
                           <w:t xml:space="preserve">6</w:t>
-                        </w:r>
-                      </w:p>
-                    </w:tc>
-                  </w:tr>
-                </w:tbl>
-                <w:p>
-                  <w:pPr>
-                    <w:spacing w:after="0"/>
-                  </w:pPr>
-                </w:p>
-              </w:tc>
-            </w:tr>
-            <w:tr>
-              <w:trPr>
-                <w:cantSplit/>
-                <w:trHeight w:val="380" w:hRule="atLeast"/>
-              </w:trPr>
-              <w:tc>
-                <w:tcPr>
-                  <w:tcW w:type="dxa" w:w="640"/>
-                  <w:tcBorders>
-                    <w:top w:val="single" w:color="D5D0C4" w:sz="4"/>
-                    <w:left w:val="single" w:color="D5D0C4" w:sz="4"/>
-                    <w:bottom w:val="single" w:color="D5D0C4" w:sz="4"/>
-                    <w:right w:val="single" w:color="D5D0C4" w:sz="4"/>
-                  </w:tcBorders>
-                  <w:tcMar>
-                    <w:top w:type="dxa" w:w="20"/>
-                    <w:left w:type="dxa" w:w="60"/>
-                    <w:bottom w:type="dxa" w:w="20"/>
-                    <w:right w:type="dxa" w:w="60"/>
-                  </w:tcMar>
-                  <w:vAlign w:val="center"/>
-                </w:tcPr>
-                <w:p>
-                  <w:pPr>
-                    <w:spacing w:after="20" w:before="20" w:line="240"/>
-                    <w:jc w:val="center"/>
-                  </w:pPr>
-                  <w:r>
-                    <w:rPr>
-                      <w:rFonts w:ascii="Arial" w:cs="Arial" w:eastAsia="Arial" w:hAnsi="Arial"/>
-                      <w:b w:val="false"/>
-                      <w:bCs w:val="false"/>
-                      <w:color w:val="1C1B16"/>
-                      <w:sz w:val="16"/>
-                      <w:szCs w:val="16"/>
-                    </w:rPr>
-                    <w:t xml:space="preserve">Q12</w:t>
-                  </w:r>
-                </w:p>
-              </w:tc>
-              <w:tc>
-                <w:tcPr>
-                  <w:tcW w:type="dxa" w:w="1250"/>
-                  <w:tcBorders>
-                    <w:top w:val="single" w:color="D5D0C4" w:sz="4"/>
-                    <w:left w:val="single" w:color="D5D0C4" w:sz="4"/>
-                    <w:bottom w:val="single" w:color="D5D0C4" w:sz="4"/>
-                    <w:right w:val="single" w:color="D5D0C4" w:sz="4"/>
-                  </w:tcBorders>
-                  <w:tcMar>
-                    <w:top w:type="dxa" w:w="20"/>
-                    <w:left w:type="dxa" w:w="60"/>
-                    <w:bottom w:type="dxa" w:w="20"/>
-                    <w:right w:type="dxa" w:w="60"/>
-                  </w:tcMar>
-                  <w:vAlign w:val="center"/>
-                </w:tcPr>
-                <w:p>
-                  <w:pPr>
-                    <w:spacing w:after="20" w:before="20" w:line="240"/>
-                    <w:jc w:val="center"/>
-                  </w:pPr>
-                  <w:r>
-                    <w:rPr>
-                      <w:rFonts w:ascii="Arial" w:cs="Arial" w:eastAsia="Arial" w:hAnsi="Arial"/>
-                      <w:b w:val="false"/>
-                      <w:bCs w:val="false"/>
-                      <w:color w:val="6B675E"/>
-                      <w:sz w:val="14"/>
-                      <w:szCs w:val="14"/>
-                    </w:rPr>
-                    <w:t xml:space="preserve">Letters in order</w:t>
-                  </w:r>
-                </w:p>
-              </w:tc>
-              <w:tc>
-                <w:tcPr>
-                  <w:tcW w:type="dxa" w:w="2860"/>
-                  <w:tcBorders>
-                    <w:top w:val="single" w:color="D5D0C4" w:sz="4"/>
-                    <w:left w:val="single" w:color="D5D0C4" w:sz="4"/>
-                    <w:bottom w:val="single" w:color="D5D0C4" w:sz="4"/>
-                    <w:right w:val="single" w:color="D5D0C4" w:sz="4"/>
-                  </w:tcBorders>
-                  <w:tcMar>
-                    <w:top w:type="dxa" w:w="40"/>
-                    <w:left w:type="dxa" w:w="60"/>
-                    <w:bottom w:type="dxa" w:w="40"/>
-                    <w:right w:type="dxa" w:w="60"/>
-                  </w:tcMar>
-                </w:tcPr>
-                <w:tbl>
-                  <w:tblPr>
-                    <w:tblW w:type="dxa" w:w="2720"/>
-                    <w:tblBorders>
-                      <w:top w:val="single" w:color="D5D0C4" w:sz="4"/>
-                      <w:left w:val="single" w:color="D5D0C4" w:sz="4"/>
-                      <w:bottom w:val="single" w:color="D5D0C4" w:sz="4"/>
-                      <w:right w:val="single" w:color="D5D0C4" w:sz="4"/>
-                      <w:insideH w:val="single" w:color="D5D0C4" w:sz="4"/>
-                      <w:insideV w:val="single" w:color="D5D0C4" w:sz="4"/>
-                    </w:tblBorders>
-                  </w:tblPr>
-                  <w:tblGrid>
-                    <w:gridCol w:w="544"/>
-                    <w:gridCol w:w="544"/>
-                    <w:gridCol w:w="544"/>
-                    <w:gridCol w:w="544"/>
-                    <w:gridCol w:w="544"/>
-                  </w:tblGrid>
-                  <w:tr>
-                    <w:trPr>
-                      <w:trHeight w:val="340" w:hRule="atLeast"/>
-                    </w:trPr>
-                    <w:tc>
-                      <w:tcPr>
-                        <w:tcW w:type="dxa" w:w="544"/>
-                        <w:tcBorders>
-                          <w:top w:val="single" w:color="D5D0C4" w:sz="4"/>
-                          <w:left w:val="single" w:color="D5D0C4" w:sz="4"/>
-                          <w:bottom w:val="single" w:color="D5D0C4" w:sz="4"/>
-                          <w:right w:val="single" w:color="D5D0C4" w:sz="4"/>
-                        </w:tcBorders>
-                        <w:tcMar>
-                          <w:top w:type="dxa" w:w="10"/>
-                          <w:left w:type="dxa" w:w="40"/>
-                          <w:bottom w:type="dxa" w:w="10"/>
-                          <w:right w:type="dxa" w:w="40"/>
-                        </w:tcMar>
-                        <w:vAlign w:val="top"/>
-                      </w:tcPr>
-                      <w:p>
-                        <w:pPr>
-                          <w:spacing w:after="0" w:before="0"/>
-                        </w:pPr>
-                        <w:r>
-                          <w:rPr>
-                            <w:rFonts w:ascii="Arial" w:cs="Arial" w:eastAsia="Arial" w:hAnsi="Arial"/>
-                            <w:color w:val="6B675E"/>
-                            <w:sz w:val="12"/>
-                            <w:szCs w:val="12"/>
-                          </w:rPr>
-                          <w:t xml:space="preserve">1</w:t>
-                        </w:r>
-                      </w:p>
-                    </w:tc>
-                    <w:tc>
-                      <w:tcPr>
-                        <w:tcW w:type="dxa" w:w="544"/>
-                        <w:tcBorders>
-                          <w:top w:val="single" w:color="D5D0C4" w:sz="4"/>
-                          <w:left w:val="single" w:color="D5D0C4" w:sz="4"/>
-                          <w:bottom w:val="single" w:color="D5D0C4" w:sz="4"/>
-                          <w:right w:val="single" w:color="D5D0C4" w:sz="4"/>
-                        </w:tcBorders>
-                        <w:tcMar>
-                          <w:top w:type="dxa" w:w="10"/>
-                          <w:left w:type="dxa" w:w="40"/>
-                          <w:bottom w:type="dxa" w:w="10"/>
-                          <w:right w:type="dxa" w:w="40"/>
-                        </w:tcMar>
-                        <w:vAlign w:val="top"/>
-                      </w:tcPr>
-                      <w:p>
-                        <w:pPr>
-                          <w:spacing w:after="0" w:before="0"/>
-                        </w:pPr>
-                        <w:r>
-                          <w:rPr>
-                            <w:rFonts w:ascii="Arial" w:cs="Arial" w:eastAsia="Arial" w:hAnsi="Arial"/>
-                            <w:color w:val="6B675E"/>
-                            <w:sz w:val="12"/>
-                            <w:szCs w:val="12"/>
-                          </w:rPr>
-                          <w:t xml:space="preserve">2</w:t>
-                        </w:r>
-                      </w:p>
-                    </w:tc>
-                    <w:tc>
-                      <w:tcPr>
-                        <w:tcW w:type="dxa" w:w="544"/>
-                        <w:tcBorders>
-                          <w:top w:val="single" w:color="D5D0C4" w:sz="4"/>
-                          <w:left w:val="single" w:color="D5D0C4" w:sz="4"/>
-                          <w:bottom w:val="single" w:color="D5D0C4" w:sz="4"/>
-                          <w:right w:val="single" w:color="D5D0C4" w:sz="4"/>
-                        </w:tcBorders>
-                        <w:tcMar>
-                          <w:top w:type="dxa" w:w="10"/>
-                          <w:left w:type="dxa" w:w="40"/>
-                          <w:bottom w:type="dxa" w:w="10"/>
-                          <w:right w:type="dxa" w:w="40"/>
-                        </w:tcMar>
-                        <w:vAlign w:val="top"/>
-                      </w:tcPr>
-                      <w:p>
-                        <w:pPr>
-                          <w:spacing w:after="0" w:before="0"/>
-                        </w:pPr>
-                        <w:r>
-                          <w:rPr>
-                            <w:rFonts w:ascii="Arial" w:cs="Arial" w:eastAsia="Arial" w:hAnsi="Arial"/>
-                            <w:color w:val="6B675E"/>
-                            <w:sz w:val="12"/>
-                            <w:szCs w:val="12"/>
-                          </w:rPr>
-                          <w:t xml:space="preserve">3</w:t>
-                        </w:r>
-                      </w:p>
-                    </w:tc>
-                    <w:tc>
-                      <w:tcPr>
-                        <w:tcW w:type="dxa" w:w="544"/>
-                        <w:tcBorders>
-                          <w:top w:val="single" w:color="D5D0C4" w:sz="4"/>
-                          <w:left w:val="single" w:color="D5D0C4" w:sz="4"/>
-                          <w:bottom w:val="single" w:color="D5D0C4" w:sz="4"/>
-                          <w:right w:val="single" w:color="D5D0C4" w:sz="4"/>
-                        </w:tcBorders>
-                        <w:tcMar>
-                          <w:top w:type="dxa" w:w="10"/>
-                          <w:left w:type="dxa" w:w="40"/>
-                          <w:bottom w:type="dxa" w:w="10"/>
-                          <w:right w:type="dxa" w:w="40"/>
-                        </w:tcMar>
-                        <w:vAlign w:val="top"/>
-                      </w:tcPr>
-                      <w:p>
-                        <w:pPr>
-                          <w:spacing w:after="0" w:before="0"/>
-                        </w:pPr>
-                        <w:r>
-                          <w:rPr>
-                            <w:rFonts w:ascii="Arial" w:cs="Arial" w:eastAsia="Arial" w:hAnsi="Arial"/>
-                            <w:color w:val="6B675E"/>
-                            <w:sz w:val="12"/>
-                            <w:szCs w:val="12"/>
-                          </w:rPr>
-                          <w:t xml:space="preserve">4</w:t>
-                        </w:r>
-                      </w:p>
-                    </w:tc>
-                    <w:tc>
-                      <w:tcPr>
-                        <w:tcW w:type="dxa" w:w="544"/>
-                        <w:tcBorders>
-                          <w:top w:val="single" w:color="D5D0C4" w:sz="4"/>
-                          <w:left w:val="single" w:color="D5D0C4" w:sz="4"/>
-                          <w:bottom w:val="single" w:color="D5D0C4" w:sz="4"/>
-                          <w:right w:val="single" w:color="D5D0C4" w:sz="4"/>
-                        </w:tcBorders>
-                        <w:tcMar>
-                          <w:top w:type="dxa" w:w="10"/>
-                          <w:left w:type="dxa" w:w="40"/>
-                          <w:bottom w:type="dxa" w:w="10"/>
-                          <w:right w:type="dxa" w:w="40"/>
-                        </w:tcMar>
-                        <w:vAlign w:val="top"/>
-                      </w:tcPr>
-                      <w:p>
-                        <w:pPr>
-                          <w:spacing w:after="0" w:before="0"/>
-                        </w:pPr>
-                        <w:r>
-                          <w:rPr>
-                            <w:rFonts w:ascii="Arial" w:cs="Arial" w:eastAsia="Arial" w:hAnsi="Arial"/>
-                            <w:color w:val="6B675E"/>
-                            <w:sz w:val="12"/>
-                            <w:szCs w:val="12"/>
-                          </w:rPr>
-                          <w:t xml:space="preserve">5</w:t>
                         </w:r>
                       </w:p>
                     </w:tc>

--- a/content/W04/SAT/paper/C2_W04_SAT_recap_paper_STUDENT.docx
+++ b/content/W04/SAT/paper/C2_W04_SAT_recap_paper_STUDENT.docx
@@ -554,7 +554,7 @@
                 <w:sz w:val="18"/>
                 <w:szCs w:val="18"/>
               </w:rPr>
-              <w:t xml:space="preserve">An exhibit is printed once, labelled by its part as Exhibit 2A, 2B, and every item that reads it follows it. Read code and queries as written: Python 3 and PostgreSQL unless the item says otherwise.</w:t>
+              <w:t xml:space="preserve">An exhibit is printed once, labelled by its part as Exhibit 2A, 2B, and every item that reads it follows it.</w:t>
             </w:r>
           </w:p>
         </w:tc>
@@ -1540,7 +1540,7 @@
                 <w:sz w:val="18"/>
                 <w:szCs w:val="18"/>
               </w:rPr>
-              <w:t xml:space="preserve">2</w:t>
+              <w:t xml:space="preserve">3</w:t>
             </w:r>
           </w:p>
         </w:tc>
@@ -1612,7 +1612,7 @@
                 <w:sz w:val="18"/>
                 <w:szCs w:val="18"/>
               </w:rPr>
-              <w:t xml:space="preserve">3</w:t>
+              <w:t xml:space="preserve">2</w:t>
             </w:r>
           </w:p>
         </w:tc>
@@ -1867,7 +1867,7 @@
                 <w:sz w:val="18"/>
                 <w:szCs w:val="18"/>
               </w:rPr>
-              <w:t xml:space="preserve">1</w:t>
+              <w:t xml:space="preserve">5</w:t>
             </w:r>
           </w:p>
         </w:tc>
@@ -1903,7 +1903,7 @@
                 <w:sz w:val="18"/>
                 <w:szCs w:val="18"/>
               </w:rPr>
-              <w:t xml:space="preserve">5</w:t>
+              <w:t xml:space="preserve">1</w:t>
             </w:r>
           </w:p>
         </w:tc>
@@ -2158,7 +2158,7 @@
                 <w:sz w:val="18"/>
                 <w:szCs w:val="18"/>
               </w:rPr>
-              <w:t xml:space="preserve">3</w:t>
+              <w:t xml:space="preserve">4</w:t>
             </w:r>
           </w:p>
         </w:tc>
@@ -2194,7 +2194,7 @@
                 <w:sz w:val="18"/>
                 <w:szCs w:val="18"/>
               </w:rPr>
-              <w:t xml:space="preserve">4</w:t>
+              <w:t xml:space="preserve">3</w:t>
             </w:r>
           </w:p>
         </w:tc>
@@ -2449,7 +2449,7 @@
                 <w:sz w:val="18"/>
                 <w:szCs w:val="18"/>
               </w:rPr>
-              <w:t xml:space="preserve">2</w:t>
+              <w:t xml:space="preserve">5</w:t>
             </w:r>
           </w:p>
         </w:tc>
@@ -2485,7 +2485,7 @@
                 <w:sz w:val="18"/>
                 <w:szCs w:val="18"/>
               </w:rPr>
-              <w:t xml:space="preserve">5</w:t>
+              <w:t xml:space="preserve">2</w:t>
             </w:r>
           </w:p>
         </w:tc>
@@ -2740,7 +2740,7 @@
                 <w:sz w:val="18"/>
                 <w:szCs w:val="18"/>
               </w:rPr>
-              <w:t xml:space="preserve">0</w:t>
+              <w:t xml:space="preserve">2</w:t>
             </w:r>
           </w:p>
         </w:tc>
@@ -2776,7 +2776,7 @@
                 <w:sz w:val="18"/>
                 <w:szCs w:val="18"/>
               </w:rPr>
-              <w:t xml:space="preserve">4</w:t>
+              <w:t xml:space="preserve">2</w:t>
             </w:r>
           </w:p>
         </w:tc>
@@ -3288,7 +3288,7 @@
                 <w:sz w:val="18"/>
                 <w:szCs w:val="18"/>
               </w:rPr>
-              <w:t xml:space="preserve">8</w:t>
+              <w:t xml:space="preserve">9</w:t>
             </w:r>
           </w:p>
         </w:tc>
@@ -3324,7 +3324,7 @@
                 <w:sz w:val="18"/>
                 <w:szCs w:val="18"/>
               </w:rPr>
-              <w:t xml:space="preserve">9</w:t>
+              <w:t xml:space="preserve">19</w:t>
             </w:r>
           </w:p>
         </w:tc>
@@ -3360,7 +3360,7 @@
                 <w:sz w:val="18"/>
                 <w:szCs w:val="18"/>
               </w:rPr>
-              <w:t xml:space="preserve">22</w:t>
+              <w:t xml:space="preserve">11</w:t>
             </w:r>
           </w:p>
         </w:tc>
@@ -10029,7 +10029,7 @@
                 <w:sz w:val="18"/>
                 <w:szCs w:val="18"/>
               </w:rPr>
-              <w:t xml:space="preserve">   Medium</w:t>
+              <w:t xml:space="preserve">   Easy</w:t>
             </w:r>
             <w:r>
               <w:rPr>
@@ -10248,7 +10248,7 @@
                 <w:sz w:val="18"/>
                 <w:szCs w:val="18"/>
               </w:rPr>
-              <w:t xml:space="preserve">   Hard</w:t>
+              <w:t xml:space="preserve">   Medium</w:t>
             </w:r>
             <w:r>
               <w:rPr>
@@ -10257,7 +10257,7 @@
                 <w:sz w:val="18"/>
                 <w:szCs w:val="18"/>
               </w:rPr>
-              <w:t xml:space="preserve">  ·  Size the silent change</w:t>
+              <w:t xml:space="preserve">  ·  Size the 2013 change</w:t>
             </w:r>
             <w:r>
               <w:rPr>
@@ -10283,7 +10283,7 @@
                 <w:sz w:val="21"/>
                 <w:szCs w:val="21"/>
               </w:rPr>
-              <w:t xml:space="preserve">Exhibit 1C's last row is the 2013 change. What share of Wells Fargo's 2013 rise in the ratio came from the change of definition alone, and what, kept beside the definition, would have shown it to investors?</w:t>
+              <w:t xml:space="preserve">Exhibit 1C's last row is the 2013 change. What share of Wells Fargo's 2013 rise in the ratio came from the change of definition alone, and what would have shown it to investors?</w:t>
             </w:r>
           </w:p>
           <w:p>
@@ -10367,7 +10367,7 @@
                 <w:sz w:val="20"/>
                 <w:szCs w:val="20"/>
               </w:rPr>
-              <w:t xml:space="preserve">About 36 percent, 0.04 of the 0.11 rise in the ratio; a guardrail on customer satisfaction, which falls when customers are sold accounts they did not ask for.</w:t>
+              <w:t xml:space="preserve">About 36 percent, 0.04 of the 0.11 rise in the ratio; a guardrail on customer satisfaction, read from the surveys the bank sends to its retail customers.</w:t>
             </w:r>
           </w:p>
           <w:p>
@@ -10395,7 +10395,7 @@
                 <w:sz w:val="20"/>
                 <w:szCs w:val="20"/>
               </w:rPr>
-              <w:t xml:space="preserve">About 57 percent, 0.04 against the other 0.07; a guardrail on customer satisfaction, which falls when customers are sold accounts they did not ask for.</w:t>
+              <w:t xml:space="preserve">About 57 percent, 0.04 against the other 0.07; a guardrail on customer satisfaction, read from the surveys the bank sends to its retail customers.</w:t>
             </w:r>
           </w:p>
         </w:tc>
@@ -10914,7 +10914,7 @@
                 <w:sz w:val="20"/>
                 <w:szCs w:val="20"/>
               </w:rPr>
-              <w:t xml:space="preserve">Leading input: last quarter's audited revenue, which tells the team early where the plan stands</w:t>
+              <w:t xml:space="preserve">Leading input: last quarter's audited revenue, broken down by store and by member tier</w:t>
             </w:r>
           </w:p>
           <w:p>
@@ -10970,7 +10970,7 @@
                 <w:sz w:val="20"/>
                 <w:szCs w:val="20"/>
               </w:rPr>
-              <w:t xml:space="preserve">Guardrail: revenue per active customer, which falls when frequency is bought with low-value orders</w:t>
+              <w:t xml:space="preserve">Guardrail: revenue per active customer, read each month beside the north star on the same members</w:t>
             </w:r>
           </w:p>
           <w:p>
@@ -10998,7 +10998,7 @@
                 <w:sz w:val="20"/>
                 <w:szCs w:val="20"/>
               </w:rPr>
-              <w:t xml:space="preserve">Leading input: add-to-cart events per active app member, which move before the month's delivered orders</w:t>
+              <w:t xml:space="preserve">Leading input: add-to-cart events per active app member, counted each week from the app's event log</w:t>
             </w:r>
           </w:p>
         </w:tc>
@@ -11661,7 +11661,7 @@
                 <w:sz w:val="18"/>
                 <w:szCs w:val="18"/>
               </w:rPr>
-              <w:t xml:space="preserve">   Hard</w:t>
+              <w:t xml:space="preserve">   Medium</w:t>
             </w:r>
             <w:r>
               <w:rPr>
@@ -12226,7 +12226,7 @@
                 <w:sz w:val="18"/>
                 <w:szCs w:val="18"/>
               </w:rPr>
-              <w:t xml:space="preserve">   Hard</w:t>
+              <w:t xml:space="preserve">   Medium</w:t>
             </w:r>
             <w:r>
               <w:rPr>
@@ -12261,7 +12261,7 @@
                 <w:sz w:val="21"/>
                 <w:szCs w:val="21"/>
               </w:rPr>
-              <w:t xml:space="preserve">At the review the finance partner says: "The fall in bookings per hour is the monsoon's end, not your scheme." In the last three of the six weeks after the launch, weekly peak rider requests ran from 41,161 to 42,602, against 41,155 to 42,719 in the six weeks before, and trips per peak online hour ran at 1.56. Statement: the strongest reply concedes nothing, since any concession hands the objector the meeting. True or false, and why?</w:t>
+              <w:t xml:space="preserve">At the review the finance partner says: "The monsoon ended inside your six weeks, so what your slide shows is the season, not your scheme." In the last three of the six weeks after the launch, weekly peak rider requests ran from 41,161 to 42,602, against 41,155 to 42,719 in the six weeks before, and trips per peak online hour ran at 1.56. Statement: the strongest reply concedes nothing, since any concession hands the objector the meeting. True or false, and why?</w:t>
             </w:r>
           </w:p>
           <w:p>
@@ -12289,7 +12289,7 @@
                 <w:sz w:val="20"/>
                 <w:szCs w:val="20"/>
               </w:rPr>
-              <w:t xml:space="preserve">True: concede nothing and answer from the stem: weekly requests came back inside their old range while trips per hour stayed at 1.56 against 1.90.</w:t>
+              <w:t xml:space="preserve">True: concede nothing, and answer the objection from the stem: weekly requests came back inside their old range while trips per hour stayed at 1.56 against 1.90.</w:t>
             </w:r>
           </w:p>
           <w:p>
@@ -12317,7 +12317,7 @@
                 <w:sz w:val="20"/>
                 <w:szCs w:val="20"/>
               </w:rPr>
-              <w:t xml:space="preserve">True: concede nothing and answer from the stem: trips per hour kept sliding, to 1.56 in the last three weeks against 1.58 over all six.</w:t>
+              <w:t xml:space="preserve">True: concede nothing, and answer the objection from the stem: trips per hour kept sliding, to 1.56 in the last three weeks against 1.58 over all six.</w:t>
             </w:r>
           </w:p>
           <w:p>
@@ -12345,7 +12345,7 @@
                 <w:sz w:val="20"/>
                 <w:szCs w:val="20"/>
               </w:rPr>
-              <w:t xml:space="preserve">False: grant that part may be the season, then show weekly requests back inside their old range while trips per hour stayed at 1.56 against 1.90.</w:t>
+              <w:t xml:space="preserve">False: grant that the rains ended inside the window, then show weekly requests back inside their old range while trips per hour stayed at 1.56 against 1.90.</w:t>
             </w:r>
           </w:p>
           <w:p>
@@ -12373,7 +12373,7 @@
                 <w:sz w:val="20"/>
                 <w:szCs w:val="20"/>
               </w:rPr>
-              <w:t xml:space="preserve">False: grant that part may be the season, then show trips per hour kept sliding, to 1.56 in the last three weeks against 1.58 over all six.</w:t>
+              <w:t xml:space="preserve">False: grant that the rains ended inside the window, then show trips per hour kept sliding, to 1.56 in the last three weeks against 1.58 over all six.</w:t>
             </w:r>
           </w:p>
         </w:tc>
@@ -12664,7 +12664,7 @@
                 <w:sz w:val="18"/>
                 <w:szCs w:val="18"/>
               </w:rPr>
-              <w:t xml:space="preserve">   Hard</w:t>
+              <w:t xml:space="preserve">   Medium</w:t>
             </w:r>
             <w:r>
               <w:rPr>
@@ -13073,7 +13073,7 @@
                 <w:sz w:val="20"/>
                 <w:szCs w:val="20"/>
               </w:rPr>
-              <w:t xml:space="preserve">DMart, FY26: Rs 66,968 crore over the average of 415 stores at the year's start and 500 at its end, about Rs 146 crore a store, set against an estimate of revenue a store</w:t>
+              <w:t xml:space="preserve">DMart, FY26: Rs 66,968 crore over the year's average of 415 and 500 stores, about Rs 146 crore a store, set against an estimate of revenue a store</w:t>
             </w:r>
           </w:p>
           <w:p>
@@ -13849,7 +13849,7 @@
                 <w:sz w:val="18"/>
                 <w:szCs w:val="18"/>
               </w:rPr>
-              <w:t xml:space="preserve">   Hard</w:t>
+              <w:t xml:space="preserve">   Medium</w:t>
             </w:r>
             <w:r>
               <w:rPr>
@@ -15684,7 +15684,7 @@
                 <w:sz w:val="20"/>
                 <w:szCs w:val="20"/>
               </w:rPr>
-              <w:t xml:space="preserve">Neither milk nor other items click less; milk went from 2 to 50 percent of impressions, so slot 3, whose other items click least, is re-ranked first.</w:t>
+              <w:t xml:space="preserve">Neither milk nor other items click less; milk went from 2 to 50 percent of impressions, so slot 3, where milk clicks least, at 0.9 percent, is re-ranked first.</w:t>
             </w:r>
           </w:p>
           <w:p>
@@ -15712,7 +15712,7 @@
                 <w:sz w:val="20"/>
                 <w:szCs w:val="20"/>
               </w:rPr>
-              <w:t xml:space="preserve">Shoppers clicked less after the monsoon, and slot 3's other items click least of the three, so slot 3's suggestions are redesigned first.</w:t>
+              <w:t xml:space="preserve">Shoppers clicked less after the monsoon, and slot 3's milk clicks least, at 0.9 percent, so slot 3's suggestions are redesigned first.</w:t>
             </w:r>
           </w:p>
         </w:tc>
@@ -16505,7 +16505,7 @@
                 <w:sz w:val="18"/>
                 <w:szCs w:val="18"/>
               </w:rPr>
-              <w:t xml:space="preserve">   Hard</w:t>
+              <w:t xml:space="preserve">   Medium</w:t>
             </w:r>
             <w:r>
               <w:rPr>
@@ -16540,7 +16540,7 @@
                 <w:sz w:val="21"/>
                 <w:szCs w:val="21"/>
               </w:rPr>
-              <w:t xml:space="preserve">The strip gives a slot only to a pair with a lift of at least 1.5, above a support floor of 1 percent of carts. Exhibit 3C holds two pairs' counts and their lifts recomputed for cart size and for heavy buyers. Which pairs keep a slot?</w:t>
+              <w:t xml:space="preserve">The strip gives a slot only to a pair with a lift of at least 1.5. Exhibit 3C holds two pairs' counts and their lifts recomputed for cart size and for heavy buyers. Which pairs keep a slot?</w:t>
             </w:r>
           </w:p>
           <w:p>
@@ -16568,7 +16568,7 @@
                 <w:sz w:val="20"/>
                 <w:szCs w:val="20"/>
               </w:rPr>
-              <w:t xml:space="preserve">Both: per cart they read 3.39 and 1.70, both above 1.5 and above the floor, and the recomputed lifts only restate the same carts.</w:t>
+              <w:t xml:space="preserve">Both: per cart they read 3.39 and 1.70, both above 1.5, and the recomputed lifts only restate the same carts.</w:t>
             </w:r>
           </w:p>
           <w:p>
@@ -16652,7 +16652,7 @@
                 <w:sz w:val="20"/>
                 <w:szCs w:val="20"/>
               </w:rPr>
-              <w:t xml:space="preserve">Onions and tomatoes only: its lift moved least when recomputed, from 1.70 to 1.38, so it is the steadier pair to give the slot.</w:t>
+              <w:t xml:space="preserve">Onions and tomatoes only: at 1.70 per cart it clears 1.5 on the most carts, 3,000, while chips and cold drink rests on a tenth of the customers.</w:t>
             </w:r>
           </w:p>
         </w:tc>
@@ -18294,7 +18294,7 @@
                 <w:sz w:val="20"/>
                 <w:szCs w:val="20"/>
               </w:rPr>
-              <w:t xml:space="preserve">True: Kalpa's lift rests on 2 baskets, so one basket moves it by half; Instamart's 100 carts beat chance but reach only carts holding ice cream.</w:t>
+              <w:t xml:space="preserve">True: Kalpa's lift rests on 2 baskets, so one basket moves it by half; Instamart's 100 carts beat chance, yet no test shows the suggestion sells more.</w:t>
             </w:r>
           </w:p>
           <w:p>
@@ -18322,7 +18322,7 @@
                 <w:sz w:val="20"/>
                 <w:szCs w:val="20"/>
               </w:rPr>
-              <w:t xml:space="preserve">True: both pairs sit at the same support of 0.25 percent, so both wait on the watch list for another quarter of carts before any test is run.</w:t>
+              <w:t xml:space="preserve">True: both pairs sit at the same support of 0.25 percent, and ice cream is in only 4 percent of carts, so both wait a quarter of carts before any test.</w:t>
             </w:r>
           </w:p>
           <w:p>
@@ -18378,7 +18378,7 @@
                 <w:sz w:val="20"/>
                 <w:szCs w:val="20"/>
               </w:rPr>
-              <w:t xml:space="preserve">False: Instamart's 100 carts are enough to act on, so its pair goes straight into the strip while Kalpa's pair waits for more baskets to arrive.</w:t>
+              <w:t xml:space="preserve">False: Instamart's 100 carts are over four times the 22 chance gives, so its pair earns a campaign beside the 4 percent of carts holding ice cream now.</w:t>
             </w:r>
           </w:p>
         </w:tc>
@@ -18711,7 +18711,7 @@
                 <w:sz w:val="18"/>
                 <w:szCs w:val="18"/>
               </w:rPr>
-              <w:t xml:space="preserve">   Zomato Gold, Chennai: the order flow a member walks through, where the lower path from Open is the home carousel, which opens a menu without a search, and members by signup month in 2026 with the share who ordered in month one, the calendar month after signup. September's 5,089 members, too new for a month-one rate, bring January to September to 53,089.</w:t>
+              <w:t xml:space="preserve">   Zomato Gold, Chennai: the order flow a member walks through, and members by signup month in 2026 with the share who ordered in month one, the calendar month after signup. September's 5,089 members, too new for a month-one rate, bring January to September to 53,089.</w:t>
             </w:r>
           </w:p>
           <w:p>
@@ -20709,7 +20709,7 @@
                 <w:sz w:val="18"/>
                 <w:szCs w:val="18"/>
               </w:rPr>
-              <w:t xml:space="preserve">   Hard</w:t>
+              <w:t xml:space="preserve">   Medium</w:t>
             </w:r>
             <w:r>
               <w:rPr>
@@ -20928,7 +20928,7 @@
                 <w:sz w:val="18"/>
                 <w:szCs w:val="18"/>
               </w:rPr>
-              <w:t xml:space="preserve">   Zomato Gold members in Chennai, September 2026: the order flow counted in sessions and in members. The home carousel opens a restaurant's menu without a search.</w:t>
+              <w:t xml:space="preserve">   Zomato Gold members in Chennai, September 2026: the order flow counted in sessions and in members.</w:t>
             </w:r>
           </w:p>
           <w:tbl>
@@ -21910,7 +21910,7 @@
                 <w:sz w:val="20"/>
                 <w:szCs w:val="20"/>
               </w:rPr>
-              <w:t xml:space="preserve">Search is a step members can skip, since carousel menus need none, so that step tops 100 percent; per member, menu to cart is 61 percent.</w:t>
+              <w:t xml:space="preserve">Search is a step members can skip, going from Open straight to a menu, so that step tops 100 percent; per member, menu to cart is 61 percent.</w:t>
             </w:r>
           </w:p>
         </w:tc>
@@ -23607,7 +23607,7 @@
                 <w:sz w:val="18"/>
                 <w:szCs w:val="18"/>
               </w:rPr>
-              <w:t xml:space="preserve">   Hard</w:t>
+              <w:t xml:space="preserve">   Medium</w:t>
             </w:r>
             <w:r>
               <w:rPr>
@@ -23642,7 +23642,7 @@
                 <w:sz w:val="21"/>
                 <w:szCs w:val="21"/>
               </w:rPr>
-              <w:t xml:space="preserve">Swiggy's shareholder letter for July to September 2025 says it "weaned away certain users from the platform with low potential Lifetime values", and it prints a table of Instamart cohort spend indexed to one cohort's first quarter. Exhibit 4E is invented. A deck shows this cohort's third quarter after the weakest five are weaned away and calls it strong retention. What does the third quarter read on each base, and what do you ask before trusting a published cohort chart?</w:t>
+              <w:t xml:space="preserve">Swiggy's shareholder letter for July to September 2025 says it "weaned away certain users from the platform with low potential Lifetime values", and it prints a table of Instamart cohort spend indexed to one cohort's first quarter. Exhibit 4E is invented. A deck shows this cohort's third quarter after the weakest five are weaned away and calls it strong retention. What does the third quarter read for the ten who joined and for the five kept, and what do you ask before trusting a published cohort chart?</w:t>
             </w:r>
           </w:p>
           <w:p>
@@ -24474,7 +24474,7 @@
                 <w:sz w:val="18"/>
                 <w:szCs w:val="18"/>
               </w:rPr>
-              <w:t xml:space="preserve">   Hard</w:t>
+              <w:t xml:space="preserve">   Medium</w:t>
             </w:r>
             <w:r>
               <w:rPr>
@@ -24537,7 +24537,7 @@
                 <w:sz w:val="20"/>
                 <w:szCs w:val="20"/>
               </w:rPr>
-              <w:t xml:space="preserve">Close it: 7 checkouts from 11 carts is only 3 fewer than the 10 from 12 before, the noise any three weeks of carts carry, so the step needs no further look.</w:t>
+              <w:t xml:space="preserve">Close it: 7 checkouts from 11 carts is only 3 fewer than the 10 from 12 before, within the noise three weeks of carts can carry, so the step can be left alone.</w:t>
             </w:r>
           </w:p>
           <w:p>
@@ -24565,7 +24565,7 @@
                 <w:sz w:val="20"/>
                 <w:szCs w:val="20"/>
               </w:rPr>
-              <w:t xml:space="preserve">Keep it open: checkouts fell from 10 to 7 against the three weeks before, 30 percent fewer, which proves the feature still breaks the checkout step.</w:t>
+              <w:t xml:space="preserve">Keep it open: checkouts fell from 10 to 7 against the three weeks before, 30 percent fewer, so the feature is probably still breaking the checkout step.</w:t>
             </w:r>
           </w:p>
           <w:p>
@@ -24621,7 +24621,7 @@
                 <w:sz w:val="20"/>
                 <w:szCs w:val="20"/>
               </w:rPr>
-              <w:t xml:space="preserve">Keep it open: 7 of 11 carts checked out against 10 of 12 before, about 2 checkouts short at the old rate; flag the step and read the next three weeks.</w:t>
+              <w:t xml:space="preserve">Keep it open: 7 of 11 carts checked out against 10 of 12 before, about 2 checkouts short at the old rate; flag the step, then read the next three weeks.</w:t>
             </w:r>
           </w:p>
         </w:tc>
@@ -26013,7 +26013,7 @@
                 <w:sz w:val="18"/>
                 <w:szCs w:val="18"/>
               </w:rPr>
-              <w:t xml:space="preserve">   The M5 forecasting competition, 2020: Walmart's daily unit sales of 3,049 products, every entry scored on 28 days it never saw; 1,972 of the 5,507 teams, 35.8 percent, beat the seasonal naive. From the official scores workbook and the accuracy paper, checked 13 October 2026.</w:t>
+              <w:t xml:space="preserve">   The M5 forecasting competition, 2020: Walmart's daily unit sales of 3,049 products, every entry scored on 28 days it never saw. From the official scores workbook and the accuracy paper, checked 13 October 2026.</w:t>
             </w:r>
           </w:p>
           <w:tbl>
@@ -26519,7 +26519,7 @@
                 <w:sz w:val="18"/>
                 <w:szCs w:val="18"/>
               </w:rPr>
-              <w:t xml:space="preserve">   Hard</w:t>
+              <w:t xml:space="preserve">   Medium</w:t>
             </w:r>
             <w:r>
               <w:rPr>
@@ -26738,7 +26738,7 @@
                 <w:sz w:val="18"/>
                 <w:szCs w:val="18"/>
               </w:rPr>
-              <w:t xml:space="preserve">   Lucknow's thirteen hidden weeks, beginning 29 June to 21 September 2026, which every forecast was scored on and none was built from. An idle packer-shift costs Rs 650 for 120 shipments, Rs 5.42 for each shipment planned and not shipped, and a late shipment costs Rs 25; both are assumptions.</w:t>
+              <w:t xml:space="preserve">   Lucknow's thirteen hidden weeks, beginning 29 June to 21 September 2026. An idle packer-shift costs Rs 650 for 120 shipments, Rs 5.42 for each shipment planned and not shipped, and a late shipment costs Rs 25; both are assumptions.</w:t>
             </w:r>
           </w:p>
           <w:tbl>
@@ -27449,7 +27449,7 @@
                 <w:sz w:val="20"/>
                 <w:szCs w:val="20"/>
               </w:rPr>
-              <w:t xml:space="preserve">6,615, 9,831 and 16,400 a week; the vendor costs least, about Rs 11.9 lakh, so the plan books its curve at plus 22 percent for the festive weeks.</w:t>
+              <w:t xml:space="preserve">6,615, 9,831 and 16,400 a week; festival-aligned, with the smallest error, also costs least once its misses are priced, so the plan books its numbers exactly as they stand.</w:t>
             </w:r>
           </w:p>
           <w:p>
@@ -27477,7 +27477,7 @@
                 <w:sz w:val="20"/>
                 <w:szCs w:val="20"/>
               </w:rPr>
-              <w:t xml:space="preserve">About minus 346, minus 8,708 and 16,108 a week, the signed misses averaged; the vendor costs least, Rs 11.9 lakh, only because it errs high; compare each at its own 0.82 point.</w:t>
+              <w:t xml:space="preserve">About 346, 8,708 and 16,108 a week; the vendor costs least, about Rs 11.9 lakh, only because it errs high, the cheap side, so each is first set at the plan share its two costs give.</w:t>
             </w:r>
           </w:p>
           <w:p>
@@ -27505,7 +27505,7 @@
                 <w:sz w:val="20"/>
                 <w:szCs w:val="20"/>
               </w:rPr>
-              <w:t xml:space="preserve">About minus 346, minus 8,708 and 16,108 a week, the signed misses averaged; the vendor costs least, about Rs 11.9 lakh, so the plan books its curve at plus 22 percent.</w:t>
+              <w:t xml:space="preserve">About 346, 8,708 and 16,108 a week; festival-aligned, with the smallest error, also costs least once its misses are priced, so the plan books its numbers exactly as they stand.</w:t>
             </w:r>
           </w:p>
           <w:p>
@@ -27533,7 +27533,7 @@
                 <w:sz w:val="20"/>
                 <w:szCs w:val="20"/>
               </w:rPr>
-              <w:t xml:space="preserve">6,615, 9,831 and 16,400 a week; the vendor costs least, Rs 11.9 lakh, only because it errs high, the cheap side; compare each at its own 0.82 point.</w:t>
+              <w:t xml:space="preserve">6,615, 9,831 and 16,400 a week; the vendor costs least, about Rs 11.9 lakh, only because it errs high, the cheap side, so each is first set at the plan share its two costs give.</w:t>
             </w:r>
           </w:p>
         </w:tc>
@@ -28547,7 +28547,7 @@
                 <w:sz w:val="18"/>
                 <w:szCs w:val="18"/>
               </w:rPr>
-              <w:t xml:space="preserve">   Hard</w:t>
+              <w:t xml:space="preserve">   Medium</w:t>
             </w:r>
             <w:r>
               <w:rPr>
@@ -28952,7 +28952,7 @@
                 <w:sz w:val="20"/>
                 <w:szCs w:val="20"/>
               </w:rPr>
-              <w:t xml:space="preserve">defining the metric with its numerator, denominator and window</w:t>
+              <w:t xml:space="preserve">writing the metric's definition down before reading any number</w:t>
             </w:r>
           </w:p>
           <w:p>
@@ -29108,7 +29108,7 @@
                 <w:sz w:val="18"/>
                 <w:szCs w:val="18"/>
               </w:rPr>
-              <w:t xml:space="preserve">   Each numbered row opens a Kalpa brief. Write the letter of the week's method that answers it. Each letter is used once at most, and two are not used.</w:t>
+              <w:t xml:space="preserve">   Each numbered row opens a Kalpa brief. Write the letter of the method that answers it. Each letter is used once at most, and two are not used.</w:t>
             </w:r>
           </w:p>
           <w:tbl>
@@ -29996,7 +29996,7 @@
                       <w:sz w:val="20"/>
                       <w:szCs w:val="20"/>
                     </w:rPr>
-                    <w:t xml:space="preserve">a definition whose window the measured cannot move, with a guardrail</w:t>
+                    <w:t xml:space="preserve">a definition the people measured cannot change after the fact</w:t>
                   </w:r>
                 </w:p>
               </w:tc>
@@ -30342,7 +30342,7 @@
                       <w:sz w:val="20"/>
                       <w:szCs w:val="20"/>
                     </w:rPr>
-                    <w:t xml:space="preserve">lift above a support floor, valued in margin</w:t>
+                    <w:t xml:space="preserve">lift above a support floor, on enough customers to trust it</w:t>
                   </w:r>
                 </w:p>
               </w:tc>
@@ -30495,7 +30495,7 @@
                 <w:sz w:val="20"/>
                 <w:szCs w:val="20"/>
               </w:rPr>
-              <w:t xml:space="preserve">About 0.82, Lucknow's share, as an idle shift costs Rs 650 at both centres; the festival-aligned copy, the held-out latest weeks and pricing both directions carry over.</w:t>
+              <w:t xml:space="preserve">About 0.35; the festival-aligned copy, the held-out latest weeks and pricing both directions carry over.</w:t>
             </w:r>
           </w:p>
           <w:p>
@@ -30523,7 +30523,7 @@
                 <w:sz w:val="20"/>
                 <w:szCs w:val="20"/>
               </w:rPr>
-              <w:t xml:space="preserve">About 0.82, Lucknow's share, as an idle shift costs Rs 650 at both centres; and the copy of last year's calendar weeks carries over as the plainest baseline.</w:t>
+              <w:t xml:space="preserve">About 0.35; the copy of last year's calendar weeks carries over, the plainest baseline any plan has.</w:t>
             </w:r>
           </w:p>
           <w:p>
@@ -30551,7 +30551,7 @@
                 <w:sz w:val="20"/>
                 <w:szCs w:val="20"/>
               </w:rPr>
-              <w:t xml:space="preserve">About 0.65, the late cost over both costs; and the copy of last year's calendar weeks carries over as the plainest baseline.</w:t>
+              <w:t xml:space="preserve">About 0.65; the copy of last year's calendar weeks carries over, the plainest baseline any plan has.</w:t>
             </w:r>
           </w:p>
           <w:p>
@@ -30579,7 +30579,7 @@
                 <w:sz w:val="20"/>
                 <w:szCs w:val="20"/>
               </w:rPr>
-              <w:t xml:space="preserve">About 0.65, the late cost over both costs; the festival-aligned copy, the held-out latest weeks and pricing both directions carry over.</w:t>
+              <w:t xml:space="preserve">About 0.65; the festival-aligned copy, the held-out latest weeks and pricing both directions carry over.</w:t>
             </w:r>
           </w:p>
         </w:tc>
@@ -30832,7 +30832,7 @@
                 <w:sz w:val="21"/>
                 <w:szCs w:val="21"/>
               </w:rPr>
-              <w:t xml:space="preserve">A growth lead wants to test one suggestion: half the shoppers in two zones, picked at random, see a second item beside the first. Today 6.25 percent of carts holding the first item also hold the second, and a rise to 9.45 percent would pay for the slot. How many carts holding the first item does each half need, at 5 percent significance and 80 percent power, and what happens to that count if only half of the rise is new buying?</w:t>
+              <w:t xml:space="preserve">A growth lead wants to test one suggestion: half the shoppers in two zones, picked at random, see a second item beside the first. With invented numbers, today 5 percent of carts holding the first item also hold the second, and a rise to 8 percent would pay for the slot. How many carts holding the first item does each half need, at 5 percent significance and 80 percent power, and what happens to that count if only half of the rise is new buying?</w:t>
             </w:r>
           </w:p>
           <w:tbl>
@@ -31114,7 +31114,7 @@
                 <w:sz w:val="21"/>
                 <w:szCs w:val="21"/>
               </w:rPr>
-              <w:t xml:space="preserve">A planner reads where the plan should sit, against the chosen forecast, from the same thirteen hidden weeks the forecasts were scored on. Is that circular, and what would you do instead?</w:t>
+              <w:t xml:space="preserve">A planner reads where the plan should sit, against the chosen forecast, from the same thirteen weeks that chose the forecast. Is that circular, and what would you do instead?</w:t>
             </w:r>
           </w:p>
           <w:tbl>
@@ -40010,7 +40010,7 @@
                 </w:tcPr>
                 <w:tbl>
                   <w:tblPr>
-                    <w:tblW w:type="dxa" w:w="2716"/>
+                    <w:tblW w:type="dxa" w:w="2720"/>
                     <w:tblBorders>
                       <w:top w:val="single" w:color="D5D0C4" w:sz="4"/>
                       <w:left w:val="single" w:color="D5D0C4" w:sz="4"/>
@@ -40021,13 +40021,10 @@
                     </w:tblBorders>
                   </w:tblPr>
                   <w:tblGrid>
-                    <w:gridCol w:w="388"/>
-                    <w:gridCol w:w="388"/>
-                    <w:gridCol w:w="388"/>
-                    <w:gridCol w:w="388"/>
-                    <w:gridCol w:w="388"/>
-                    <w:gridCol w:w="388"/>
-                    <w:gridCol w:w="388"/>
+                    <w:gridCol w:w="680"/>
+                    <w:gridCol w:w="680"/>
+                    <w:gridCol w:w="680"/>
+                    <w:gridCol w:w="680"/>
                   </w:tblGrid>
                   <w:tr>
                     <w:trPr>
@@ -40035,7 +40032,7 @@
                     </w:trPr>
                     <w:tc>
                       <w:tcPr>
-                        <w:tcW w:type="dxa" w:w="388"/>
+                        <w:tcW w:type="dxa" w:w="680"/>
                         <w:tcBorders>
                           <w:top w:val="single" w:color="D5D0C4" w:sz="4"/>
                           <w:left w:val="single" w:color="D5D0C4" w:sz="4"/>
@@ -40067,7 +40064,7 @@
                     </w:tc>
                     <w:tc>
                       <w:tcPr>
-                        <w:tcW w:type="dxa" w:w="388"/>
+                        <w:tcW w:type="dxa" w:w="680"/>
                         <w:tcBorders>
                           <w:top w:val="single" w:color="D5D0C4" w:sz="4"/>
                           <w:left w:val="single" w:color="D5D0C4" w:sz="4"/>
@@ -40099,7 +40096,7 @@
                     </w:tc>
                     <w:tc>
                       <w:tcPr>
-                        <w:tcW w:type="dxa" w:w="388"/>
+                        <w:tcW w:type="dxa" w:w="680"/>
                         <w:tcBorders>
                           <w:top w:val="single" w:color="D5D0C4" w:sz="4"/>
                           <w:left w:val="single" w:color="D5D0C4" w:sz="4"/>
@@ -40131,7 +40128,7 @@
                     </w:tc>
                     <w:tc>
                       <w:tcPr>
-                        <w:tcW w:type="dxa" w:w="388"/>
+                        <w:tcW w:type="dxa" w:w="680"/>
                         <w:tcBorders>
                           <w:top w:val="single" w:color="D5D0C4" w:sz="4"/>
                           <w:left w:val="single" w:color="D5D0C4" w:sz="4"/>
@@ -40161,102 +40158,6 @@
                         </w:r>
                       </w:p>
                     </w:tc>
-                    <w:tc>
-                      <w:tcPr>
-                        <w:tcW w:type="dxa" w:w="388"/>
-                        <w:tcBorders>
-                          <w:top w:val="single" w:color="D5D0C4" w:sz="4"/>
-                          <w:left w:val="single" w:color="D5D0C4" w:sz="4"/>
-                          <w:bottom w:val="single" w:color="D5D0C4" w:sz="4"/>
-                          <w:right w:val="single" w:color="D5D0C4" w:sz="4"/>
-                        </w:tcBorders>
-                        <w:tcMar>
-                          <w:top w:type="dxa" w:w="10"/>
-                          <w:left w:type="dxa" w:w="40"/>
-                          <w:bottom w:type="dxa" w:w="10"/>
-                          <w:right w:type="dxa" w:w="40"/>
-                        </w:tcMar>
-                        <w:vAlign w:val="top"/>
-                      </w:tcPr>
-                      <w:p>
-                        <w:pPr>
-                          <w:spacing w:after="0" w:before="0"/>
-                        </w:pPr>
-                        <w:r>
-                          <w:rPr>
-                            <w:rFonts w:ascii="Arial" w:cs="Arial" w:eastAsia="Arial" w:hAnsi="Arial"/>
-                            <w:color w:val="6B675E"/>
-                            <w:sz w:val="12"/>
-                            <w:szCs w:val="12"/>
-                          </w:rPr>
-                          <w:t xml:space="preserve">5</w:t>
-                        </w:r>
-                      </w:p>
-                    </w:tc>
-                    <w:tc>
-                      <w:tcPr>
-                        <w:tcW w:type="dxa" w:w="388"/>
-                        <w:tcBorders>
-                          <w:top w:val="single" w:color="D5D0C4" w:sz="4"/>
-                          <w:left w:val="single" w:color="D5D0C4" w:sz="4"/>
-                          <w:bottom w:val="single" w:color="D5D0C4" w:sz="4"/>
-                          <w:right w:val="single" w:color="D5D0C4" w:sz="4"/>
-                        </w:tcBorders>
-                        <w:tcMar>
-                          <w:top w:type="dxa" w:w="10"/>
-                          <w:left w:type="dxa" w:w="40"/>
-                          <w:bottom w:type="dxa" w:w="10"/>
-                          <w:right w:type="dxa" w:w="40"/>
-                        </w:tcMar>
-                        <w:vAlign w:val="top"/>
-                      </w:tcPr>
-                      <w:p>
-                        <w:pPr>
-                          <w:spacing w:after="0" w:before="0"/>
-                        </w:pPr>
-                        <w:r>
-                          <w:rPr>
-                            <w:rFonts w:ascii="Arial" w:cs="Arial" w:eastAsia="Arial" w:hAnsi="Arial"/>
-                            <w:color w:val="6B675E"/>
-                            <w:sz w:val="12"/>
-                            <w:szCs w:val="12"/>
-                          </w:rPr>
-                          <w:t xml:space="preserve">6</w:t>
-                        </w:r>
-                      </w:p>
-                    </w:tc>
-                    <w:tc>
-                      <w:tcPr>
-                        <w:tcW w:type="dxa" w:w="388"/>
-                        <w:tcBorders>
-                          <w:top w:val="single" w:color="D5D0C4" w:sz="4"/>
-                          <w:left w:val="single" w:color="D5D0C4" w:sz="4"/>
-                          <w:bottom w:val="single" w:color="D5D0C4" w:sz="4"/>
-                          <w:right w:val="single" w:color="D5D0C4" w:sz="4"/>
-                        </w:tcBorders>
-                        <w:tcMar>
-                          <w:top w:type="dxa" w:w="10"/>
-                          <w:left w:type="dxa" w:w="40"/>
-                          <w:bottom w:type="dxa" w:w="10"/>
-                          <w:right w:type="dxa" w:w="40"/>
-                        </w:tcMar>
-                        <w:vAlign w:val="top"/>
-                      </w:tcPr>
-                      <w:p>
-                        <w:pPr>
-                          <w:spacing w:after="0" w:before="0"/>
-                        </w:pPr>
-                        <w:r>
-                          <w:rPr>
-                            <w:rFonts w:ascii="Arial" w:cs="Arial" w:eastAsia="Arial" w:hAnsi="Arial"/>
-                            <w:color w:val="6B675E"/>
-                            <w:sz w:val="12"/>
-                            <w:szCs w:val="12"/>
-                          </w:rPr>
-                          <w:t xml:space="preserve">7</w:t>
-                        </w:r>
-                      </w:p>
-                    </w:tc>
                   </w:tr>
                 </w:tbl>
                 <w:p>
@@ -40359,7 +40260,7 @@
                 </w:tcPr>
                 <w:tbl>
                   <w:tblPr>
-                    <w:tblW w:type="dxa" w:w="2718"/>
+                    <w:tblW w:type="dxa" w:w="2720"/>
                     <w:tblBorders>
                       <w:top w:val="single" w:color="D5D0C4" w:sz="4"/>
                       <w:left w:val="single" w:color="D5D0C4" w:sz="4"/>
@@ -40370,12 +40271,10 @@
                     </w:tblBorders>
                   </w:tblPr>
                   <w:tblGrid>
-                    <w:gridCol w:w="453"/>
-                    <w:gridCol w:w="453"/>
-                    <w:gridCol w:w="453"/>
-                    <w:gridCol w:w="453"/>
-                    <w:gridCol w:w="453"/>
-                    <w:gridCol w:w="453"/>
+                    <w:gridCol w:w="680"/>
+                    <w:gridCol w:w="680"/>
+                    <w:gridCol w:w="680"/>
+                    <w:gridCol w:w="680"/>
                   </w:tblGrid>
                   <w:tr>
                     <w:trPr>
@@ -40383,7 +40282,7 @@
                     </w:trPr>
                     <w:tc>
                       <w:tcPr>
-                        <w:tcW w:type="dxa" w:w="453"/>
+                        <w:tcW w:type="dxa" w:w="680"/>
                         <w:tcBorders>
                           <w:top w:val="single" w:color="D5D0C4" w:sz="4"/>
                           <w:left w:val="single" w:color="D5D0C4" w:sz="4"/>
@@ -40415,7 +40314,7 @@
                     </w:tc>
                     <w:tc>
                       <w:tcPr>
-                        <w:tcW w:type="dxa" w:w="453"/>
+                        <w:tcW w:type="dxa" w:w="680"/>
                         <w:tcBorders>
                           <w:top w:val="single" w:color="D5D0C4" w:sz="4"/>
                           <w:left w:val="single" w:color="D5D0C4" w:sz="4"/>
@@ -40447,7 +40346,7 @@
                     </w:tc>
                     <w:tc>
                       <w:tcPr>
-                        <w:tcW w:type="dxa" w:w="453"/>
+                        <w:tcW w:type="dxa" w:w="680"/>
                         <w:tcBorders>
                           <w:top w:val="single" w:color="D5D0C4" w:sz="4"/>
                           <w:left w:val="single" w:color="D5D0C4" w:sz="4"/>
@@ -40479,7 +40378,7 @@
                     </w:tc>
                     <w:tc>
                       <w:tcPr>
-                        <w:tcW w:type="dxa" w:w="453"/>
+                        <w:tcW w:type="dxa" w:w="680"/>
                         <w:tcBorders>
                           <w:top w:val="single" w:color="D5D0C4" w:sz="4"/>
                           <w:left w:val="single" w:color="D5D0C4" w:sz="4"/>
@@ -40506,70 +40405,6 @@
                             <w:szCs w:val="12"/>
                           </w:rPr>
                           <w:t xml:space="preserve">4</w:t>
-                        </w:r>
-                      </w:p>
-                    </w:tc>
-                    <w:tc>
-                      <w:tcPr>
-                        <w:tcW w:type="dxa" w:w="453"/>
-                        <w:tcBorders>
-                          <w:top w:val="single" w:color="D5D0C4" w:sz="4"/>
-                          <w:left w:val="single" w:color="D5D0C4" w:sz="4"/>
-                          <w:bottom w:val="single" w:color="D5D0C4" w:sz="4"/>
-                          <w:right w:val="single" w:color="D5D0C4" w:sz="4"/>
-                        </w:tcBorders>
-                        <w:tcMar>
-                          <w:top w:type="dxa" w:w="10"/>
-                          <w:left w:type="dxa" w:w="40"/>
-                          <w:bottom w:type="dxa" w:w="10"/>
-                          <w:right w:type="dxa" w:w="40"/>
-                        </w:tcMar>
-                        <w:vAlign w:val="top"/>
-                      </w:tcPr>
-                      <w:p>
-                        <w:pPr>
-                          <w:spacing w:after="0" w:before="0"/>
-                        </w:pPr>
-                        <w:r>
-                          <w:rPr>
-                            <w:rFonts w:ascii="Arial" w:cs="Arial" w:eastAsia="Arial" w:hAnsi="Arial"/>
-                            <w:color w:val="6B675E"/>
-                            <w:sz w:val="12"/>
-                            <w:szCs w:val="12"/>
-                          </w:rPr>
-                          <w:t xml:space="preserve">5</w:t>
-                        </w:r>
-                      </w:p>
-                    </w:tc>
-                    <w:tc>
-                      <w:tcPr>
-                        <w:tcW w:type="dxa" w:w="453"/>
-                        <w:tcBorders>
-                          <w:top w:val="single" w:color="D5D0C4" w:sz="4"/>
-                          <w:left w:val="single" w:color="D5D0C4" w:sz="4"/>
-                          <w:bottom w:val="single" w:color="D5D0C4" w:sz="4"/>
-                          <w:right w:val="single" w:color="D5D0C4" w:sz="4"/>
-                        </w:tcBorders>
-                        <w:tcMar>
-                          <w:top w:type="dxa" w:w="10"/>
-                          <w:left w:type="dxa" w:w="40"/>
-                          <w:bottom w:type="dxa" w:w="10"/>
-                          <w:right w:type="dxa" w:w="40"/>
-                        </w:tcMar>
-                        <w:vAlign w:val="top"/>
-                      </w:tcPr>
-                      <w:p>
-                        <w:pPr>
-                          <w:spacing w:after="0" w:before="0"/>
-                        </w:pPr>
-                        <w:r>
-                          <w:rPr>
-                            <w:rFonts w:ascii="Arial" w:cs="Arial" w:eastAsia="Arial" w:hAnsi="Arial"/>
-                            <w:color w:val="6B675E"/>
-                            <w:sz w:val="12"/>
-                            <w:szCs w:val="12"/>
-                          </w:rPr>
-                          <w:t xml:space="preserve">6</w:t>
                         </w:r>
                       </w:p>
                     </w:tc>

--- a/content/W04/SAT/paper/C2_W04_SAT_recap_paper_STUDENT.docx
+++ b/content/W04/SAT/paper/C2_W04_SAT_recap_paper_STUDENT.docx
@@ -254,7 +254,7 @@
                 <w:sz w:val="18"/>
                 <w:szCs w:val="18"/>
               </w:rPr>
-              <w:t xml:space="preserve">120 minutes in one sitting for 39 items, which the blueprint paces at 118 minutes. Each part gives its minutes as a guide; move on when an item is eating your time, and come back to it at the end.</w:t>
+              <w:t xml:space="preserve">120 minutes in one sitting for 39 items, which the blueprint paces at 119 minutes. Each part gives its minutes as a guide; move on when an item is eating your time, and come back to it at the end.</w:t>
             </w:r>
           </w:p>
         </w:tc>
@@ -1576,7 +1576,7 @@
                 <w:sz w:val="18"/>
                 <w:szCs w:val="18"/>
               </w:rPr>
-              <w:t xml:space="preserve">2</w:t>
+              <w:t xml:space="preserve">1</w:t>
             </w:r>
           </w:p>
         </w:tc>
@@ -1612,7 +1612,7 @@
                 <w:sz w:val="18"/>
                 <w:szCs w:val="18"/>
               </w:rPr>
-              <w:t xml:space="preserve">2</w:t>
+              <w:t xml:space="preserve">3</w:t>
             </w:r>
           </w:p>
         </w:tc>
@@ -1795,7 +1795,7 @@
                 <w:sz w:val="18"/>
                 <w:szCs w:val="18"/>
               </w:rPr>
-              <w:t xml:space="preserve">23.5</w:t>
+              <w:t xml:space="preserve">24.5</w:t>
             </w:r>
           </w:p>
         </w:tc>
@@ -1867,7 +1867,7 @@
                 <w:sz w:val="18"/>
                 <w:szCs w:val="18"/>
               </w:rPr>
-              <w:t xml:space="preserve">5</w:t>
+              <w:t xml:space="preserve">1</w:t>
             </w:r>
           </w:p>
         </w:tc>
@@ -1903,7 +1903,7 @@
                 <w:sz w:val="18"/>
                 <w:szCs w:val="18"/>
               </w:rPr>
-              <w:t xml:space="preserve">1</w:t>
+              <w:t xml:space="preserve">5</w:t>
             </w:r>
           </w:p>
         </w:tc>
@@ -2740,7 +2740,7 @@
                 <w:sz w:val="18"/>
                 <w:szCs w:val="18"/>
               </w:rPr>
-              <w:t xml:space="preserve">2</w:t>
+              <w:t xml:space="preserve">0</w:t>
             </w:r>
           </w:p>
         </w:tc>
@@ -2776,7 +2776,7 @@
                 <w:sz w:val="18"/>
                 <w:szCs w:val="18"/>
               </w:rPr>
-              <w:t xml:space="preserve">2</w:t>
+              <w:t xml:space="preserve">4</w:t>
             </w:r>
           </w:p>
         </w:tc>
@@ -3252,7 +3252,7 @@
                 <w:sz w:val="18"/>
                 <w:szCs w:val="18"/>
               </w:rPr>
-              <w:t xml:space="preserve">118</w:t>
+              <w:t xml:space="preserve">119</w:t>
             </w:r>
           </w:p>
         </w:tc>
@@ -3324,7 +3324,7 @@
                 <w:sz w:val="18"/>
                 <w:szCs w:val="18"/>
               </w:rPr>
-              <w:t xml:space="preserve">19</w:t>
+              <w:t xml:space="preserve">12</w:t>
             </w:r>
           </w:p>
         </w:tc>
@@ -3360,7 +3360,7 @@
                 <w:sz w:val="18"/>
                 <w:szCs w:val="18"/>
               </w:rPr>
-              <w:t xml:space="preserve">11</w:t>
+              <w:t xml:space="preserve">18</w:t>
             </w:r>
           </w:p>
         </w:tc>
@@ -3395,7 +3395,7 @@
           <w:sz w:val="19"/>
           <w:szCs w:val="19"/>
         </w:rPr>
-        <w:t xml:space="preserve">Each band is as wide as its part's minutes; the timed items fill 118 of the 120 minutes, and the minute each part starts is under it.</w:t>
+        <w:t xml:space="preserve">Each band is as wide as its part's minutes; the timed items fill 119 of the 120 minutes, and the minute each part starts is under it.</w:t>
       </w:r>
     </w:p>
     <w:tbl>
@@ -3411,12 +3411,12 @@
         </w:tblBorders>
       </w:tblPr>
       <w:tblGrid>
-        <w:gridCol w:w="1578"/>
-        <w:gridCol w:w="1951"/>
-        <w:gridCol w:w="1786"/>
-        <w:gridCol w:w="1910"/>
-        <w:gridCol w:w="1578"/>
-        <w:gridCol w:w="997"/>
+        <w:gridCol w:w="1565"/>
+        <w:gridCol w:w="2017"/>
+        <w:gridCol w:w="1771"/>
+        <w:gridCol w:w="1894"/>
+        <w:gridCol w:w="1565"/>
+        <w:gridCol w:w="988"/>
       </w:tblGrid>
       <w:tr>
         <w:trPr>
@@ -3425,7 +3425,7 @@
         </w:trPr>
         <w:tc>
           <w:tcPr>
-            <w:tcW w:type="dxa" w:w="1578"/>
+            <w:tcW w:type="dxa" w:w="1565"/>
             <w:tcBorders>
               <w:top w:val="single" w:color="FFFFFF" w:sz="4"/>
               <w:left w:val="single" w:color="FFFFFF" w:sz="4"/>
@@ -3478,7 +3478,7 @@
         </w:tc>
         <w:tc>
           <w:tcPr>
-            <w:tcW w:type="dxa" w:w="1951"/>
+            <w:tcW w:type="dxa" w:w="2017"/>
             <w:tcBorders>
               <w:top w:val="single" w:color="FFFFFF" w:sz="4"/>
               <w:left w:val="single" w:color="FFFFFF" w:sz="4"/>
@@ -3525,13 +3525,13 @@
                 <w:sz w:val="15"/>
                 <w:szCs w:val="15"/>
               </w:rPr>
-              <w:t xml:space="preserve">23.5 min</w:t>
+              <w:t xml:space="preserve">24.5 min</w:t>
             </w:r>
           </w:p>
         </w:tc>
         <w:tc>
           <w:tcPr>
-            <w:tcW w:type="dxa" w:w="1786"/>
+            <w:tcW w:type="dxa" w:w="1771"/>
             <w:tcBorders>
               <w:top w:val="single" w:color="FFFFFF" w:sz="4"/>
               <w:left w:val="single" w:color="FFFFFF" w:sz="4"/>
@@ -3584,7 +3584,7 @@
         </w:tc>
         <w:tc>
           <w:tcPr>
-            <w:tcW w:type="dxa" w:w="1910"/>
+            <w:tcW w:type="dxa" w:w="1894"/>
             <w:tcBorders>
               <w:top w:val="single" w:color="FFFFFF" w:sz="4"/>
               <w:left w:val="single" w:color="FFFFFF" w:sz="4"/>
@@ -3637,7 +3637,7 @@
         </w:tc>
         <w:tc>
           <w:tcPr>
-            <w:tcW w:type="dxa" w:w="1578"/>
+            <w:tcW w:type="dxa" w:w="1565"/>
             <w:tcBorders>
               <w:top w:val="single" w:color="FFFFFF" w:sz="4"/>
               <w:left w:val="single" w:color="FFFFFF" w:sz="4"/>
@@ -3690,7 +3690,7 @@
         </w:tc>
         <w:tc>
           <w:tcPr>
-            <w:tcW w:type="dxa" w:w="997"/>
+            <w:tcW w:type="dxa" w:w="988"/>
             <w:tcBorders>
               <w:top w:val="single" w:color="FFFFFF" w:sz="4"/>
               <w:left w:val="single" w:color="FFFFFF" w:sz="4"/>
@@ -3748,7 +3748,7 @@
         </w:trPr>
         <w:tc>
           <w:tcPr>
-            <w:tcW w:type="dxa" w:w="1578"/>
+            <w:tcW w:type="dxa" w:w="1565"/>
             <w:tcBorders>
               <w:top w:val="none" w:color="FFFFFF" w:sz="0"/>
               <w:left w:val="none" w:color="FFFFFF" w:sz="0"/>
@@ -3781,7 +3781,7 @@
         </w:tc>
         <w:tc>
           <w:tcPr>
-            <w:tcW w:type="dxa" w:w="1951"/>
+            <w:tcW w:type="dxa" w:w="2017"/>
             <w:tcBorders>
               <w:top w:val="none" w:color="FFFFFF" w:sz="0"/>
               <w:left w:val="none" w:color="FFFFFF" w:sz="0"/>
@@ -3814,7 +3814,7 @@
         </w:tc>
         <w:tc>
           <w:tcPr>
-            <w:tcW w:type="dxa" w:w="1786"/>
+            <w:tcW w:type="dxa" w:w="1771"/>
             <w:tcBorders>
               <w:top w:val="none" w:color="FFFFFF" w:sz="0"/>
               <w:left w:val="none" w:color="FFFFFF" w:sz="0"/>
@@ -3841,13 +3841,13 @@
                 <w:sz w:val="15"/>
                 <w:szCs w:val="15"/>
               </w:rPr>
-              <w:t xml:space="preserve">42.5</w:t>
+              <w:t xml:space="preserve">43.5</w:t>
             </w:r>
           </w:p>
         </w:tc>
         <w:tc>
           <w:tcPr>
-            <w:tcW w:type="dxa" w:w="1910"/>
+            <w:tcW w:type="dxa" w:w="1894"/>
             <w:tcBorders>
               <w:top w:val="none" w:color="FFFFFF" w:sz="0"/>
               <w:left w:val="none" w:color="FFFFFF" w:sz="0"/>
@@ -3874,13 +3874,13 @@
                 <w:sz w:val="15"/>
                 <w:szCs w:val="15"/>
               </w:rPr>
-              <w:t xml:space="preserve">64</w:t>
+              <w:t xml:space="preserve">65</w:t>
             </w:r>
           </w:p>
         </w:tc>
         <w:tc>
           <w:tcPr>
-            <w:tcW w:type="dxa" w:w="1578"/>
+            <w:tcW w:type="dxa" w:w="1565"/>
             <w:tcBorders>
               <w:top w:val="none" w:color="FFFFFF" w:sz="0"/>
               <w:left w:val="none" w:color="FFFFFF" w:sz="0"/>
@@ -3907,13 +3907,13 @@
                 <w:sz w:val="15"/>
                 <w:szCs w:val="15"/>
               </w:rPr>
-              <w:t xml:space="preserve">87</w:t>
+              <w:t xml:space="preserve">88</w:t>
             </w:r>
           </w:p>
         </w:tc>
         <w:tc>
           <w:tcPr>
-            <w:tcW w:type="dxa" w:w="997"/>
+            <w:tcW w:type="dxa" w:w="988"/>
             <w:tcBorders>
               <w:top w:val="none" w:color="FFFFFF" w:sz="0"/>
               <w:left w:val="none" w:color="FFFFFF" w:sz="0"/>
@@ -3940,7 +3940,7 @@
                 <w:sz w:val="15"/>
                 <w:szCs w:val="15"/>
               </w:rPr>
-              <w:t xml:space="preserve">106</w:t>
+              <w:t xml:space="preserve">107</w:t>
             </w:r>
           </w:p>
         </w:tc>
@@ -9539,8 +9539,8 @@
               </w:tblBorders>
             </w:tblPr>
             <w:tblGrid>
-              <w:gridCol w:w="1074"/>
-              <w:gridCol w:w="8725"/>
+              <w:gridCol w:w="903"/>
+              <w:gridCol w:w="8896"/>
             </w:tblGrid>
             <w:tr>
               <w:trPr>
@@ -9549,7 +9549,7 @@
               </w:trPr>
               <w:tc>
                 <w:tcPr>
-                  <w:tcW w:type="dxa" w:w="1074"/>
+                  <w:tcW w:type="dxa" w:w="903"/>
                   <w:tcBorders>
                     <w:top w:val="single" w:color="D5D0C4" w:sz="4"/>
                     <w:left w:val="single" w:color="D5D0C4" w:sz="4"/>
@@ -9586,7 +9586,7 @@
               </w:tc>
               <w:tc>
                 <w:tcPr>
-                  <w:tcW w:type="dxa" w:w="8725"/>
+                  <w:tcW w:type="dxa" w:w="8896"/>
                   <w:tcBorders>
                     <w:top w:val="single" w:color="D5D0C4" w:sz="4"/>
                     <w:left w:val="single" w:color="D5D0C4" w:sz="4"/>
@@ -9628,7 +9628,7 @@
               </w:trPr>
               <w:tc>
                 <w:tcPr>
-                  <w:tcW w:type="dxa" w:w="1074"/>
+                  <w:tcW w:type="dxa" w:w="903"/>
                   <w:tcBorders>
                     <w:top w:val="single" w:color="D5D0C4" w:sz="4"/>
                     <w:left w:val="single" w:color="D5D0C4" w:sz="4"/>
@@ -9662,7 +9662,7 @@
               </w:tc>
               <w:tc>
                 <w:tcPr>
-                  <w:tcW w:type="dxa" w:w="8725"/>
+                  <w:tcW w:type="dxa" w:w="8896"/>
                   <w:tcBorders>
                     <w:top w:val="single" w:color="D5D0C4" w:sz="4"/>
                     <w:left w:val="single" w:color="D5D0C4" w:sz="4"/>
@@ -9703,7 +9703,7 @@
               </w:trPr>
               <w:tc>
                 <w:tcPr>
-                  <w:tcW w:type="dxa" w:w="1074"/>
+                  <w:tcW w:type="dxa" w:w="903"/>
                   <w:tcBorders>
                     <w:top w:val="single" w:color="D5D0C4" w:sz="4"/>
                     <w:left w:val="single" w:color="D5D0C4" w:sz="4"/>
@@ -9737,7 +9737,7 @@
               </w:tc>
               <w:tc>
                 <w:tcPr>
-                  <w:tcW w:type="dxa" w:w="8725"/>
+                  <w:tcW w:type="dxa" w:w="8896"/>
                   <w:tcBorders>
                     <w:top w:val="single" w:color="D5D0C4" w:sz="4"/>
                     <w:left w:val="single" w:color="D5D0C4" w:sz="4"/>
@@ -9778,7 +9778,7 @@
               </w:trPr>
               <w:tc>
                 <w:tcPr>
-                  <w:tcW w:type="dxa" w:w="1074"/>
+                  <w:tcW w:type="dxa" w:w="903"/>
                   <w:tcBorders>
                     <w:top w:val="single" w:color="D5D0C4" w:sz="4"/>
                     <w:left w:val="single" w:color="D5D0C4" w:sz="4"/>
@@ -9812,7 +9812,7 @@
               </w:tc>
               <w:tc>
                 <w:tcPr>
-                  <w:tcW w:type="dxa" w:w="8725"/>
+                  <w:tcW w:type="dxa" w:w="8896"/>
                   <w:tcBorders>
                     <w:top w:val="single" w:color="D5D0C4" w:sz="4"/>
                     <w:left w:val="single" w:color="D5D0C4" w:sz="4"/>
@@ -9853,7 +9853,7 @@
               </w:trPr>
               <w:tc>
                 <w:tcPr>
-                  <w:tcW w:type="dxa" w:w="1074"/>
+                  <w:tcW w:type="dxa" w:w="903"/>
                   <w:tcBorders>
                     <w:top w:val="single" w:color="D5D0C4" w:sz="4"/>
                     <w:left w:val="single" w:color="D5D0C4" w:sz="4"/>
@@ -9887,7 +9887,7 @@
               </w:tc>
               <w:tc>
                 <w:tcPr>
-                  <w:tcW w:type="dxa" w:w="8725"/>
+                  <w:tcW w:type="dxa" w:w="8896"/>
                   <w:tcBorders>
                     <w:top w:val="single" w:color="D5D0C4" w:sz="4"/>
                     <w:left w:val="single" w:color="D5D0C4" w:sz="4"/>
@@ -9928,7 +9928,7 @@
               </w:trPr>
               <w:tc>
                 <w:tcPr>
-                  <w:tcW w:type="dxa" w:w="1074"/>
+                  <w:tcW w:type="dxa" w:w="903"/>
                   <w:tcBorders>
                     <w:top w:val="single" w:color="D5D0C4" w:sz="4"/>
                     <w:left w:val="single" w:color="D5D0C4" w:sz="4"/>
@@ -9962,7 +9962,7 @@
               </w:tc>
               <w:tc>
                 <w:tcPr>
-                  <w:tcW w:type="dxa" w:w="8725"/>
+                  <w:tcW w:type="dxa" w:w="8896"/>
                   <w:tcBorders>
                     <w:top w:val="single" w:color="D5D0C4" w:sz="4"/>
                     <w:left w:val="single" w:color="D5D0C4" w:sz="4"/>
@@ -9992,7 +9992,7 @@
                       <w:sz w:val="18"/>
                       <w:szCs w:val="18"/>
                     </w:rPr>
-                    <w:t xml:space="preserve">Remittance accounts were added to the count without investors being told, giving 0.04 of that year's 0.11 rise in the ratio</w:t>
+                    <w:t xml:space="preserve">Remittance accounts already open were added to the count without investors being told, giving 0.04 of that year's 0.11 rise in the ratio; the rest of the rise came from more accounts and products inactive for at least 365 days</w:t>
                   </w:r>
                 </w:p>
               </w:tc>
@@ -10248,7 +10248,7 @@
                 <w:sz w:val="18"/>
                 <w:szCs w:val="18"/>
               </w:rPr>
-              <w:t xml:space="preserve">   Medium</w:t>
+              <w:t xml:space="preserve">   Hard</w:t>
             </w:r>
             <w:r>
               <w:rPr>
@@ -10257,7 +10257,7 @@
                 <w:sz w:val="18"/>
                 <w:szCs w:val="18"/>
               </w:rPr>
-              <w:t xml:space="preserve">  ·  Size the 2013 change</w:t>
+              <w:t xml:space="preserve">  ·  Choose two definition lines</w:t>
             </w:r>
             <w:r>
               <w:rPr>
@@ -10283,7 +10283,7 @@
                 <w:sz w:val="21"/>
                 <w:szCs w:val="21"/>
               </w:rPr>
-              <w:t xml:space="preserve">Exhibit 1C's last row is the 2013 change. What share of Wells Fargo's 2013 rise in the ratio came from the change of definition alone, and what would have shown it to investors?</w:t>
+              <w:t xml:space="preserve">Exhibit 1C's last row is the 2013 change. Which two lines of a complete metric definition would have shown investors the 0.04, and kept the rest of that year's rise out of the ratio?</w:t>
             </w:r>
           </w:p>
           <w:p>
@@ -10311,7 +10311,7 @@
                 <w:sz w:val="20"/>
                 <w:szCs w:val="20"/>
               </w:rPr>
-              <w:t xml:space="preserve">About 57 percent, 0.04 against the other 0.07; a dated log of each change to what is counted, with that year's ratio also on the old definition.</w:t>
+              <w:t xml:space="preserve">A guardrail on revenue per household, read beside the ratio every quarter on the same households; and an exclusion that drops any product unused for a year</w:t>
             </w:r>
           </w:p>
           <w:p>
@@ -10339,7 +10339,7 @@
                 <w:sz w:val="20"/>
                 <w:szCs w:val="20"/>
               </w:rPr>
-              <w:t xml:space="preserve">About 36 percent, 0.04 of the 0.11 rise in the ratio; a dated log of each change to what is counted, with that year's ratio also on the old definition.</w:t>
+              <w:t xml:space="preserve">A guardrail on revenue per household, read beside the ratio every quarter on the same households; and an exclusion that drops accounts closed during the year</w:t>
             </w:r>
           </w:p>
           <w:p>
@@ -10367,7 +10367,7 @@
                 <w:sz w:val="20"/>
                 <w:szCs w:val="20"/>
               </w:rPr>
-              <w:t xml:space="preserve">About 36 percent, 0.04 of the 0.11 rise in the ratio; a guardrail on customer satisfaction, read from the surveys the bank sends to its retail customers.</w:t>
+              <w:t xml:space="preserve">A dated log of every change to what is counted, with that year's ratio also on the old definition; and an exclusion that drops any product unused for a year</w:t>
             </w:r>
           </w:p>
           <w:p>
@@ -10395,7 +10395,7 @@
                 <w:sz w:val="20"/>
                 <w:szCs w:val="20"/>
               </w:rPr>
-              <w:t xml:space="preserve">About 57 percent, 0.04 against the other 0.07; a guardrail on customer satisfaction, read from the surveys the bank sends to its retail customers.</w:t>
+              <w:t xml:space="preserve">A dated log of every change to what is counted, with that year's ratio also on the old definition; and an exclusion that drops accounts closed during the year</w:t>
             </w:r>
           </w:p>
         </w:tc>
@@ -11034,7 +11034,7 @@
           <w:sz w:val="19"/>
           <w:szCs w:val="19"/>
         </w:rPr>
-        <w:t xml:space="preserve">7 items, Q8 to Q14, about 23.5 minutes. What it shows: whether you can put one claim on one slide, answer an objection to it, and size a number from nothing and check it.</w:t>
+        <w:t xml:space="preserve">7 items, Q8 to Q14, about 24.5 minutes. What it shows: whether you can put one claim on one slide, answer an objection to it, and size a number from nothing and check it.</w:t>
       </w:r>
     </w:p>
     <w:p>
@@ -11661,7 +11661,7 @@
                 <w:sz w:val="18"/>
                 <w:szCs w:val="18"/>
               </w:rPr>
-              <w:t xml:space="preserve">   Medium</w:t>
+              <w:t xml:space="preserve">   Hard</w:t>
             </w:r>
             <w:r>
               <w:rPr>
@@ -11696,7 +11696,7 @@
                 <w:sz w:val="21"/>
                 <w:szCs w:val="21"/>
               </w:rPr>
-              <w:t xml:space="preserve">Tuesday's one-slide template has four slots, from the top: the claim, written as the title; the evidence; the caveat; and the action. Four of these seven lines fill the four slots and three would spoil the slide. Leave those three out and write the other four in slot order, from the top.</w:t>
+              <w:t xml:space="preserve">The one-slide answer runs, from the top: the claim, written as the title; the evidence; the caveat; and the action. Four of these seven lines fill the four slots on Exhibit 2A's numbers, and three would spoil the slide. Leave those three out and write the other four in slot order, from the top.</w:t>
             </w:r>
           </w:p>
           <w:p>
@@ -11724,7 +11724,7 @@
                 <w:sz w:val="20"/>
                 <w:szCs w:val="20"/>
               </w:rPr>
-              <w:t xml:space="preserve">The action: move every driver in every zone to the redesigned pay from Monday, which the city head signs</w:t>
+              <w:t xml:space="preserve">Move every driver in every zone to the redesigned pay from Monday; the city head signs</w:t>
             </w:r>
           </w:p>
           <w:p>
@@ -11752,7 +11752,7 @@
                 <w:sz w:val="20"/>
                 <w:szCs w:val="20"/>
               </w:rPr>
-              <w:t xml:space="preserve">The evidence: bookings per peak online hour fell from Rs 314 to Rs 260 at the same Rs 165 fare</w:t>
+              <w:t xml:space="preserve">Bookings per peak online hour fell 17 percent, from Rs 314 to Rs 260, at the same Rs 165 a trip</w:t>
             </w:r>
           </w:p>
           <w:p>
@@ -11780,7 +11780,7 @@
                 <w:sz w:val="20"/>
                 <w:szCs w:val="20"/>
               </w:rPr>
-              <w:t xml:space="preserve">The claim, as the title: bookings per active driver-week rose 0.8 percent, so the scheme pays its way</w:t>
+              <w:t xml:space="preserve">Bookings per active driver-week rose 0.8 percent, so the scheme is paying its way</w:t>
             </w:r>
           </w:p>
           <w:p>
@@ -11808,7 +11808,7 @@
                 <w:sz w:val="20"/>
                 <w:szCs w:val="20"/>
               </w:rPr>
-              <w:t xml:space="preserve">The caveat: the monsoon ended inside the six weeks after the launch, and there are no weeks from last year to compare with</w:t>
+              <w:t xml:space="preserve">The monsoon ended inside the six weeks after the launch, and no weeks from last year are in the data</w:t>
             </w:r>
           </w:p>
           <w:p>
@@ -11836,7 +11836,7 @@
                 <w:sz w:val="20"/>
                 <w:szCs w:val="20"/>
               </w:rPr>
-              <w:t xml:space="preserve">The claim, as the title: the guarantee is paying for online hours that carry no trips</w:t>
+              <w:t xml:space="preserve">The guarantee is paying for peak online hours in which drivers complete no trips</w:t>
             </w:r>
           </w:p>
           <w:p>
@@ -11864,7 +11864,7 @@
                 <w:sz w:val="20"/>
                 <w:szCs w:val="20"/>
               </w:rPr>
-              <w:t xml:space="preserve">The action: test the redesigned pay on half the drivers, picked at random, for six weeks, which the city head signs</w:t>
+              <w:t xml:space="preserve">Test the redesigned pay on half the drivers, picked at random, for six weeks; the city head signs</w:t>
             </w:r>
           </w:p>
           <w:p>
@@ -11892,7 +11892,7 @@
                 <w:sz w:val="20"/>
                 <w:szCs w:val="20"/>
               </w:rPr>
-              <w:t xml:space="preserve">The evidence: bookings per active driver-week rose from Rs 5,817 to Rs 5,861 at the same Rs 165 fare</w:t>
+              <w:t xml:space="preserve">Bookings per peak online hour fell 21 percent, from Rs 314 to Rs 260, at the same Rs 165 a trip</w:t>
             </w:r>
           </w:p>
           <w:p>
@@ -12204,6 +12204,1977 @@
           <w:p>
             <w:pPr>
               <w:keepNext/>
+              <w:spacing w:after="80" w:before="80"/>
+            </w:pPr>
+            <w:r>
+              <w:rPr>
+                <w:rFonts w:ascii="Arial" w:cs="Arial" w:eastAsia="Arial" w:hAnsi="Arial"/>
+                <w:b/>
+                <w:bCs/>
+                <w:color w:val="B37A33"/>
+                <w:sz w:val="19"/>
+                <w:szCs w:val="19"/>
+              </w:rPr>
+              <w:t xml:space="preserve">Exhibit 2B</w:t>
+            </w:r>
+            <w:r>
+              <w:rPr>
+                <w:rFonts w:ascii="Arial" w:cs="Arial" w:eastAsia="Arial" w:hAnsi="Arial"/>
+                <w:i/>
+                <w:iCs/>
+                <w:color w:val="6B675E"/>
+                <w:sz w:val="18"/>
+                <w:szCs w:val="18"/>
+              </w:rPr>
+              <w:t xml:space="preserve">   Uber Hyderabad's peak weeks, the six before the launch on 31 August 2026 and the six after it: rider requests at peak and trips per peak online hour, week by week.</w:t>
+            </w:r>
+          </w:p>
+          <w:tbl>
+            <w:tblPr>
+              <w:tblW w:type="dxa" w:w="9320"/>
+              <w:tblBorders>
+                <w:top w:val="single" w:color="D5D0C4" w:sz="4"/>
+                <w:left w:val="single" w:color="D5D0C4" w:sz="4"/>
+                <w:bottom w:val="single" w:color="D5D0C4" w:sz="4"/>
+                <w:right w:val="single" w:color="D5D0C4" w:sz="4"/>
+                <w:insideH w:val="single" w:color="D5D0C4" w:sz="4"/>
+                <w:insideV w:val="single" w:color="D5D0C4" w:sz="4"/>
+              </w:tblBorders>
+            </w:tblPr>
+            <w:tblGrid>
+              <w:gridCol w:w="1940"/>
+              <w:gridCol w:w="1100"/>
+              <w:gridCol w:w="2900"/>
+              <w:gridCol w:w="3380"/>
+            </w:tblGrid>
+            <w:tr>
+              <w:trPr>
+                <w:cantSplit/>
+                <w:tblHeader/>
+              </w:trPr>
+              <w:tc>
+                <w:tcPr>
+                  <w:tcW w:type="dxa" w:w="1940"/>
+                  <w:tcBorders>
+                    <w:top w:val="single" w:color="D5D0C4" w:sz="4"/>
+                    <w:left w:val="single" w:color="D5D0C4" w:sz="4"/>
+                    <w:bottom w:val="single" w:color="D5D0C4" w:sz="4"/>
+                    <w:right w:val="single" w:color="D5D0C4" w:sz="4"/>
+                  </w:tcBorders>
+                  <w:shd w:fill="F9F8F3" w:color="auto" w:val="clear"/>
+                  <w:tcMar>
+                    <w:top w:type="dxa" w:w="40"/>
+                    <w:left w:type="dxa" w:w="100"/>
+                    <w:bottom w:type="dxa" w:w="40"/>
+                    <w:right w:type="dxa" w:w="100"/>
+                  </w:tcMar>
+                  <w:vAlign w:val="center"/>
+                </w:tcPr>
+                <w:p>
+                  <w:pPr>
+                    <w:keepNext/>
+                    <w:spacing w:after="0" w:line="240"/>
+                    <w:jc w:val="left"/>
+                  </w:pPr>
+                  <w:r>
+                    <w:rPr>
+                      <w:rFonts w:ascii="Arial" w:cs="Arial" w:eastAsia="Arial" w:hAnsi="Arial"/>
+                      <w:b/>
+                      <w:bCs/>
+                      <w:color w:val="1C1B16"/>
+                      <w:sz w:val="18"/>
+                      <w:szCs w:val="18"/>
+                    </w:rPr>
+                    <w:t xml:space="preserve">Week beginning</w:t>
+                  </w:r>
+                </w:p>
+              </w:tc>
+              <w:tc>
+                <w:tcPr>
+                  <w:tcW w:type="dxa" w:w="1100"/>
+                  <w:tcBorders>
+                    <w:top w:val="single" w:color="D5D0C4" w:sz="4"/>
+                    <w:left w:val="single" w:color="D5D0C4" w:sz="4"/>
+                    <w:bottom w:val="single" w:color="D5D0C4" w:sz="4"/>
+                    <w:right w:val="single" w:color="D5D0C4" w:sz="4"/>
+                  </w:tcBorders>
+                  <w:shd w:fill="F9F8F3" w:color="auto" w:val="clear"/>
+                  <w:tcMar>
+                    <w:top w:type="dxa" w:w="40"/>
+                    <w:left w:type="dxa" w:w="100"/>
+                    <w:bottom w:type="dxa" w:w="40"/>
+                    <w:right w:type="dxa" w:w="100"/>
+                  </w:tcMar>
+                  <w:vAlign w:val="center"/>
+                </w:tcPr>
+                <w:p>
+                  <w:pPr>
+                    <w:keepNext/>
+                    <w:spacing w:after="0" w:line="240"/>
+                    <w:jc w:val="left"/>
+                  </w:pPr>
+                  <w:r>
+                    <w:rPr>
+                      <w:rFonts w:ascii="Arial" w:cs="Arial" w:eastAsia="Arial" w:hAnsi="Arial"/>
+                      <w:b/>
+                      <w:bCs/>
+                      <w:color w:val="1C1B16"/>
+                      <w:sz w:val="18"/>
+                      <w:szCs w:val="18"/>
+                    </w:rPr>
+                    <w:t xml:space="preserve">Window</w:t>
+                  </w:r>
+                </w:p>
+              </w:tc>
+              <w:tc>
+                <w:tcPr>
+                  <w:tcW w:type="dxa" w:w="2900"/>
+                  <w:tcBorders>
+                    <w:top w:val="single" w:color="D5D0C4" w:sz="4"/>
+                    <w:left w:val="single" w:color="D5D0C4" w:sz="4"/>
+                    <w:bottom w:val="single" w:color="D5D0C4" w:sz="4"/>
+                    <w:right w:val="single" w:color="D5D0C4" w:sz="4"/>
+                  </w:tcBorders>
+                  <w:shd w:fill="F9F8F3" w:color="auto" w:val="clear"/>
+                  <w:tcMar>
+                    <w:top w:type="dxa" w:w="40"/>
+                    <w:left w:type="dxa" w:w="100"/>
+                    <w:bottom w:type="dxa" w:w="40"/>
+                    <w:right w:type="dxa" w:w="100"/>
+                  </w:tcMar>
+                  <w:vAlign w:val="center"/>
+                </w:tcPr>
+                <w:p>
+                  <w:pPr>
+                    <w:keepNext/>
+                    <w:spacing w:after="0" w:line="240"/>
+                    <w:jc w:val="left"/>
+                  </w:pPr>
+                  <w:r>
+                    <w:rPr>
+                      <w:rFonts w:ascii="Arial" w:cs="Arial" w:eastAsia="Arial" w:hAnsi="Arial"/>
+                      <w:b/>
+                      <w:bCs/>
+                      <w:color w:val="1C1B16"/>
+                      <w:sz w:val="18"/>
+                      <w:szCs w:val="18"/>
+                    </w:rPr>
+                    <w:t xml:space="preserve">Rider requests at peak</w:t>
+                  </w:r>
+                </w:p>
+              </w:tc>
+              <w:tc>
+                <w:tcPr>
+                  <w:tcW w:type="dxa" w:w="3380"/>
+                  <w:tcBorders>
+                    <w:top w:val="single" w:color="D5D0C4" w:sz="4"/>
+                    <w:left w:val="single" w:color="D5D0C4" w:sz="4"/>
+                    <w:bottom w:val="single" w:color="D5D0C4" w:sz="4"/>
+                    <w:right w:val="single" w:color="D5D0C4" w:sz="4"/>
+                  </w:tcBorders>
+                  <w:shd w:fill="F9F8F3" w:color="auto" w:val="clear"/>
+                  <w:tcMar>
+                    <w:top w:type="dxa" w:w="40"/>
+                    <w:left w:type="dxa" w:w="100"/>
+                    <w:bottom w:type="dxa" w:w="40"/>
+                    <w:right w:type="dxa" w:w="100"/>
+                  </w:tcMar>
+                  <w:vAlign w:val="center"/>
+                </w:tcPr>
+                <w:p>
+                  <w:pPr>
+                    <w:keepNext/>
+                    <w:spacing w:after="0" w:line="240"/>
+                    <w:jc w:val="left"/>
+                  </w:pPr>
+                  <w:r>
+                    <w:rPr>
+                      <w:rFonts w:ascii="Arial" w:cs="Arial" w:eastAsia="Arial" w:hAnsi="Arial"/>
+                      <w:b/>
+                      <w:bCs/>
+                      <w:color w:val="1C1B16"/>
+                      <w:sz w:val="18"/>
+                      <w:szCs w:val="18"/>
+                    </w:rPr>
+                    <w:t xml:space="preserve">Trips per peak online hour</w:t>
+                  </w:r>
+                </w:p>
+              </w:tc>
+            </w:tr>
+            <w:tr>
+              <w:trPr>
+                <w:cantSplit/>
+              </w:trPr>
+              <w:tc>
+                <w:tcPr>
+                  <w:tcW w:type="dxa" w:w="1940"/>
+                  <w:tcBorders>
+                    <w:top w:val="single" w:color="D5D0C4" w:sz="4"/>
+                    <w:left w:val="single" w:color="D5D0C4" w:sz="4"/>
+                    <w:bottom w:val="single" w:color="D5D0C4" w:sz="4"/>
+                    <w:right w:val="single" w:color="D5D0C4" w:sz="4"/>
+                  </w:tcBorders>
+                  <w:tcMar>
+                    <w:top w:type="dxa" w:w="40"/>
+                    <w:left w:type="dxa" w:w="100"/>
+                    <w:bottom w:type="dxa" w:w="40"/>
+                    <w:right w:type="dxa" w:w="100"/>
+                  </w:tcMar>
+                  <w:vAlign w:val="center"/>
+                </w:tcPr>
+                <w:p>
+                  <w:pPr>
+                    <w:keepNext w:val="false"/>
+                    <w:spacing w:after="0" w:line="252"/>
+                    <w:jc w:val="left"/>
+                  </w:pPr>
+                  <w:r>
+                    <w:rPr>
+                      <w:rFonts w:ascii="Arial" w:cs="Arial" w:eastAsia="Arial" w:hAnsi="Arial"/>
+                      <w:color w:val="1C1B16"/>
+                      <w:sz w:val="18"/>
+                      <w:szCs w:val="18"/>
+                    </w:rPr>
+                    <w:t xml:space="preserve">20 July</w:t>
+                  </w:r>
+                </w:p>
+              </w:tc>
+              <w:tc>
+                <w:tcPr>
+                  <w:tcW w:type="dxa" w:w="1100"/>
+                  <w:tcBorders>
+                    <w:top w:val="single" w:color="D5D0C4" w:sz="4"/>
+                    <w:left w:val="single" w:color="D5D0C4" w:sz="4"/>
+                    <w:bottom w:val="single" w:color="D5D0C4" w:sz="4"/>
+                    <w:right w:val="single" w:color="D5D0C4" w:sz="4"/>
+                  </w:tcBorders>
+                  <w:tcMar>
+                    <w:top w:type="dxa" w:w="40"/>
+                    <w:left w:type="dxa" w:w="100"/>
+                    <w:bottom w:type="dxa" w:w="40"/>
+                    <w:right w:type="dxa" w:w="100"/>
+                  </w:tcMar>
+                  <w:vAlign w:val="center"/>
+                </w:tcPr>
+                <w:p>
+                  <w:pPr>
+                    <w:keepNext w:val="false"/>
+                    <w:spacing w:after="0" w:line="252"/>
+                    <w:jc w:val="left"/>
+                  </w:pPr>
+                  <w:r>
+                    <w:rPr>
+                      <w:rFonts w:ascii="Arial" w:cs="Arial" w:eastAsia="Arial" w:hAnsi="Arial"/>
+                      <w:b w:val="false"/>
+                      <w:bCs w:val="false"/>
+                      <w:color w:val="1C1B16"/>
+                      <w:sz w:val="18"/>
+                      <w:szCs w:val="18"/>
+                    </w:rPr>
+                    <w:t xml:space="preserve">before</w:t>
+                  </w:r>
+                </w:p>
+              </w:tc>
+              <w:tc>
+                <w:tcPr>
+                  <w:tcW w:type="dxa" w:w="2900"/>
+                  <w:tcBorders>
+                    <w:top w:val="single" w:color="D5D0C4" w:sz="4"/>
+                    <w:left w:val="single" w:color="D5D0C4" w:sz="4"/>
+                    <w:bottom w:val="single" w:color="D5D0C4" w:sz="4"/>
+                    <w:right w:val="single" w:color="D5D0C4" w:sz="4"/>
+                  </w:tcBorders>
+                  <w:tcMar>
+                    <w:top w:type="dxa" w:w="40"/>
+                    <w:left w:type="dxa" w:w="100"/>
+                    <w:bottom w:type="dxa" w:w="40"/>
+                    <w:right w:type="dxa" w:w="100"/>
+                  </w:tcMar>
+                  <w:vAlign w:val="center"/>
+                </w:tcPr>
+                <w:p>
+                  <w:pPr>
+                    <w:keepNext w:val="false"/>
+                    <w:spacing w:after="0" w:line="252"/>
+                    <w:jc w:val="right"/>
+                  </w:pPr>
+                  <w:r>
+                    <w:rPr>
+                      <w:rFonts w:ascii="Arial" w:cs="Arial" w:eastAsia="Arial" w:hAnsi="Arial"/>
+                      <w:b w:val="false"/>
+                      <w:bCs w:val="false"/>
+                      <w:color w:val="1C1B16"/>
+                      <w:sz w:val="18"/>
+                      <w:szCs w:val="18"/>
+                    </w:rPr>
+                    <w:t xml:space="preserve">41,155</w:t>
+                  </w:r>
+                </w:p>
+              </w:tc>
+              <w:tc>
+                <w:tcPr>
+                  <w:tcW w:type="dxa" w:w="3380"/>
+                  <w:tcBorders>
+                    <w:top w:val="single" w:color="D5D0C4" w:sz="4"/>
+                    <w:left w:val="single" w:color="D5D0C4" w:sz="4"/>
+                    <w:bottom w:val="single" w:color="D5D0C4" w:sz="4"/>
+                    <w:right w:val="single" w:color="D5D0C4" w:sz="4"/>
+                  </w:tcBorders>
+                  <w:tcMar>
+                    <w:top w:type="dxa" w:w="40"/>
+                    <w:left w:type="dxa" w:w="100"/>
+                    <w:bottom w:type="dxa" w:w="40"/>
+                    <w:right w:type="dxa" w:w="100"/>
+                  </w:tcMar>
+                  <w:vAlign w:val="center"/>
+                </w:tcPr>
+                <w:p>
+                  <w:pPr>
+                    <w:keepNext w:val="false"/>
+                    <w:spacing w:after="0" w:line="252"/>
+                    <w:jc w:val="right"/>
+                  </w:pPr>
+                  <w:r>
+                    <w:rPr>
+                      <w:rFonts w:ascii="Arial" w:cs="Arial" w:eastAsia="Arial" w:hAnsi="Arial"/>
+                      <w:b w:val="false"/>
+                      <w:bCs w:val="false"/>
+                      <w:color w:val="1C1B16"/>
+                      <w:sz w:val="18"/>
+                      <w:szCs w:val="18"/>
+                    </w:rPr>
+                    <w:t xml:space="preserve">1.88</w:t>
+                  </w:r>
+                </w:p>
+              </w:tc>
+            </w:tr>
+            <w:tr>
+              <w:trPr>
+                <w:cantSplit/>
+              </w:trPr>
+              <w:tc>
+                <w:tcPr>
+                  <w:tcW w:type="dxa" w:w="1940"/>
+                  <w:tcBorders>
+                    <w:top w:val="single" w:color="D5D0C4" w:sz="4"/>
+                    <w:left w:val="single" w:color="D5D0C4" w:sz="4"/>
+                    <w:bottom w:val="single" w:color="D5D0C4" w:sz="4"/>
+                    <w:right w:val="single" w:color="D5D0C4" w:sz="4"/>
+                  </w:tcBorders>
+                  <w:tcMar>
+                    <w:top w:type="dxa" w:w="40"/>
+                    <w:left w:type="dxa" w:w="100"/>
+                    <w:bottom w:type="dxa" w:w="40"/>
+                    <w:right w:type="dxa" w:w="100"/>
+                  </w:tcMar>
+                  <w:vAlign w:val="center"/>
+                </w:tcPr>
+                <w:p>
+                  <w:pPr>
+                    <w:keepNext w:val="false"/>
+                    <w:spacing w:after="0" w:line="252"/>
+                    <w:jc w:val="left"/>
+                  </w:pPr>
+                  <w:r>
+                    <w:rPr>
+                      <w:rFonts w:ascii="Arial" w:cs="Arial" w:eastAsia="Arial" w:hAnsi="Arial"/>
+                      <w:color w:val="1C1B16"/>
+                      <w:sz w:val="18"/>
+                      <w:szCs w:val="18"/>
+                    </w:rPr>
+                    <w:t xml:space="preserve">27 July</w:t>
+                  </w:r>
+                </w:p>
+              </w:tc>
+              <w:tc>
+                <w:tcPr>
+                  <w:tcW w:type="dxa" w:w="1100"/>
+                  <w:tcBorders>
+                    <w:top w:val="single" w:color="D5D0C4" w:sz="4"/>
+                    <w:left w:val="single" w:color="D5D0C4" w:sz="4"/>
+                    <w:bottom w:val="single" w:color="D5D0C4" w:sz="4"/>
+                    <w:right w:val="single" w:color="D5D0C4" w:sz="4"/>
+                  </w:tcBorders>
+                  <w:tcMar>
+                    <w:top w:type="dxa" w:w="40"/>
+                    <w:left w:type="dxa" w:w="100"/>
+                    <w:bottom w:type="dxa" w:w="40"/>
+                    <w:right w:type="dxa" w:w="100"/>
+                  </w:tcMar>
+                  <w:vAlign w:val="center"/>
+                </w:tcPr>
+                <w:p>
+                  <w:pPr>
+                    <w:keepNext w:val="false"/>
+                    <w:spacing w:after="0" w:line="252"/>
+                    <w:jc w:val="left"/>
+                  </w:pPr>
+                  <w:r>
+                    <w:rPr>
+                      <w:rFonts w:ascii="Arial" w:cs="Arial" w:eastAsia="Arial" w:hAnsi="Arial"/>
+                      <w:b w:val="false"/>
+                      <w:bCs w:val="false"/>
+                      <w:color w:val="1C1B16"/>
+                      <w:sz w:val="18"/>
+                      <w:szCs w:val="18"/>
+                    </w:rPr>
+                    <w:t xml:space="preserve">before</w:t>
+                  </w:r>
+                </w:p>
+              </w:tc>
+              <w:tc>
+                <w:tcPr>
+                  <w:tcW w:type="dxa" w:w="2900"/>
+                  <w:tcBorders>
+                    <w:top w:val="single" w:color="D5D0C4" w:sz="4"/>
+                    <w:left w:val="single" w:color="D5D0C4" w:sz="4"/>
+                    <w:bottom w:val="single" w:color="D5D0C4" w:sz="4"/>
+                    <w:right w:val="single" w:color="D5D0C4" w:sz="4"/>
+                  </w:tcBorders>
+                  <w:tcMar>
+                    <w:top w:type="dxa" w:w="40"/>
+                    <w:left w:type="dxa" w:w="100"/>
+                    <w:bottom w:type="dxa" w:w="40"/>
+                    <w:right w:type="dxa" w:w="100"/>
+                  </w:tcMar>
+                  <w:vAlign w:val="center"/>
+                </w:tcPr>
+                <w:p>
+                  <w:pPr>
+                    <w:keepNext w:val="false"/>
+                    <w:spacing w:after="0" w:line="252"/>
+                    <w:jc w:val="right"/>
+                  </w:pPr>
+                  <w:r>
+                    <w:rPr>
+                      <w:rFonts w:ascii="Arial" w:cs="Arial" w:eastAsia="Arial" w:hAnsi="Arial"/>
+                      <w:b w:val="false"/>
+                      <w:bCs w:val="false"/>
+                      <w:color w:val="1C1B16"/>
+                      <w:sz w:val="18"/>
+                      <w:szCs w:val="18"/>
+                    </w:rPr>
+                    <w:t xml:space="preserve">41,608</w:t>
+                  </w:r>
+                </w:p>
+              </w:tc>
+              <w:tc>
+                <w:tcPr>
+                  <w:tcW w:type="dxa" w:w="3380"/>
+                  <w:tcBorders>
+                    <w:top w:val="single" w:color="D5D0C4" w:sz="4"/>
+                    <w:left w:val="single" w:color="D5D0C4" w:sz="4"/>
+                    <w:bottom w:val="single" w:color="D5D0C4" w:sz="4"/>
+                    <w:right w:val="single" w:color="D5D0C4" w:sz="4"/>
+                  </w:tcBorders>
+                  <w:tcMar>
+                    <w:top w:type="dxa" w:w="40"/>
+                    <w:left w:type="dxa" w:w="100"/>
+                    <w:bottom w:type="dxa" w:w="40"/>
+                    <w:right w:type="dxa" w:w="100"/>
+                  </w:tcMar>
+                  <w:vAlign w:val="center"/>
+                </w:tcPr>
+                <w:p>
+                  <w:pPr>
+                    <w:keepNext w:val="false"/>
+                    <w:spacing w:after="0" w:line="252"/>
+                    <w:jc w:val="right"/>
+                  </w:pPr>
+                  <w:r>
+                    <w:rPr>
+                      <w:rFonts w:ascii="Arial" w:cs="Arial" w:eastAsia="Arial" w:hAnsi="Arial"/>
+                      <w:b w:val="false"/>
+                      <w:bCs w:val="false"/>
+                      <w:color w:val="1C1B16"/>
+                      <w:sz w:val="18"/>
+                      <w:szCs w:val="18"/>
+                    </w:rPr>
+                    <w:t xml:space="preserve">1.91</w:t>
+                  </w:r>
+                </w:p>
+              </w:tc>
+            </w:tr>
+            <w:tr>
+              <w:trPr>
+                <w:cantSplit/>
+              </w:trPr>
+              <w:tc>
+                <w:tcPr>
+                  <w:tcW w:type="dxa" w:w="1940"/>
+                  <w:tcBorders>
+                    <w:top w:val="single" w:color="D5D0C4" w:sz="4"/>
+                    <w:left w:val="single" w:color="D5D0C4" w:sz="4"/>
+                    <w:bottom w:val="single" w:color="D5D0C4" w:sz="4"/>
+                    <w:right w:val="single" w:color="D5D0C4" w:sz="4"/>
+                  </w:tcBorders>
+                  <w:tcMar>
+                    <w:top w:type="dxa" w:w="40"/>
+                    <w:left w:type="dxa" w:w="100"/>
+                    <w:bottom w:type="dxa" w:w="40"/>
+                    <w:right w:type="dxa" w:w="100"/>
+                  </w:tcMar>
+                  <w:vAlign w:val="center"/>
+                </w:tcPr>
+                <w:p>
+                  <w:pPr>
+                    <w:keepNext w:val="false"/>
+                    <w:spacing w:after="0" w:line="252"/>
+                    <w:jc w:val="left"/>
+                  </w:pPr>
+                  <w:r>
+                    <w:rPr>
+                      <w:rFonts w:ascii="Arial" w:cs="Arial" w:eastAsia="Arial" w:hAnsi="Arial"/>
+                      <w:color w:val="1C1B16"/>
+                      <w:sz w:val="18"/>
+                      <w:szCs w:val="18"/>
+                    </w:rPr>
+                    <w:t xml:space="preserve">3 August</w:t>
+                  </w:r>
+                </w:p>
+              </w:tc>
+              <w:tc>
+                <w:tcPr>
+                  <w:tcW w:type="dxa" w:w="1100"/>
+                  <w:tcBorders>
+                    <w:top w:val="single" w:color="D5D0C4" w:sz="4"/>
+                    <w:left w:val="single" w:color="D5D0C4" w:sz="4"/>
+                    <w:bottom w:val="single" w:color="D5D0C4" w:sz="4"/>
+                    <w:right w:val="single" w:color="D5D0C4" w:sz="4"/>
+                  </w:tcBorders>
+                  <w:tcMar>
+                    <w:top w:type="dxa" w:w="40"/>
+                    <w:left w:type="dxa" w:w="100"/>
+                    <w:bottom w:type="dxa" w:w="40"/>
+                    <w:right w:type="dxa" w:w="100"/>
+                  </w:tcMar>
+                  <w:vAlign w:val="center"/>
+                </w:tcPr>
+                <w:p>
+                  <w:pPr>
+                    <w:keepNext w:val="false"/>
+                    <w:spacing w:after="0" w:line="252"/>
+                    <w:jc w:val="left"/>
+                  </w:pPr>
+                  <w:r>
+                    <w:rPr>
+                      <w:rFonts w:ascii="Arial" w:cs="Arial" w:eastAsia="Arial" w:hAnsi="Arial"/>
+                      <w:b w:val="false"/>
+                      <w:bCs w:val="false"/>
+                      <w:color w:val="1C1B16"/>
+                      <w:sz w:val="18"/>
+                      <w:szCs w:val="18"/>
+                    </w:rPr>
+                    <w:t xml:space="preserve">before</w:t>
+                  </w:r>
+                </w:p>
+              </w:tc>
+              <w:tc>
+                <w:tcPr>
+                  <w:tcW w:type="dxa" w:w="2900"/>
+                  <w:tcBorders>
+                    <w:top w:val="single" w:color="D5D0C4" w:sz="4"/>
+                    <w:left w:val="single" w:color="D5D0C4" w:sz="4"/>
+                    <w:bottom w:val="single" w:color="D5D0C4" w:sz="4"/>
+                    <w:right w:val="single" w:color="D5D0C4" w:sz="4"/>
+                  </w:tcBorders>
+                  <w:tcMar>
+                    <w:top w:type="dxa" w:w="40"/>
+                    <w:left w:type="dxa" w:w="100"/>
+                    <w:bottom w:type="dxa" w:w="40"/>
+                    <w:right w:type="dxa" w:w="100"/>
+                  </w:tcMar>
+                  <w:vAlign w:val="center"/>
+                </w:tcPr>
+                <w:p>
+                  <w:pPr>
+                    <w:keepNext w:val="false"/>
+                    <w:spacing w:after="0" w:line="252"/>
+                    <w:jc w:val="right"/>
+                  </w:pPr>
+                  <w:r>
+                    <w:rPr>
+                      <w:rFonts w:ascii="Arial" w:cs="Arial" w:eastAsia="Arial" w:hAnsi="Arial"/>
+                      <w:b w:val="false"/>
+                      <w:bCs w:val="false"/>
+                      <w:color w:val="1C1B16"/>
+                      <w:sz w:val="18"/>
+                      <w:szCs w:val="18"/>
+                    </w:rPr>
+                    <w:t xml:space="preserve">41,896</w:t>
+                  </w:r>
+                </w:p>
+              </w:tc>
+              <w:tc>
+                <w:tcPr>
+                  <w:tcW w:type="dxa" w:w="3380"/>
+                  <w:tcBorders>
+                    <w:top w:val="single" w:color="D5D0C4" w:sz="4"/>
+                    <w:left w:val="single" w:color="D5D0C4" w:sz="4"/>
+                    <w:bottom w:val="single" w:color="D5D0C4" w:sz="4"/>
+                    <w:right w:val="single" w:color="D5D0C4" w:sz="4"/>
+                  </w:tcBorders>
+                  <w:tcMar>
+                    <w:top w:type="dxa" w:w="40"/>
+                    <w:left w:type="dxa" w:w="100"/>
+                    <w:bottom w:type="dxa" w:w="40"/>
+                    <w:right w:type="dxa" w:w="100"/>
+                  </w:tcMar>
+                  <w:vAlign w:val="center"/>
+                </w:tcPr>
+                <w:p>
+                  <w:pPr>
+                    <w:keepNext w:val="false"/>
+                    <w:spacing w:after="0" w:line="252"/>
+                    <w:jc w:val="right"/>
+                  </w:pPr>
+                  <w:r>
+                    <w:rPr>
+                      <w:rFonts w:ascii="Arial" w:cs="Arial" w:eastAsia="Arial" w:hAnsi="Arial"/>
+                      <w:b w:val="false"/>
+                      <w:bCs w:val="false"/>
+                      <w:color w:val="1C1B16"/>
+                      <w:sz w:val="18"/>
+                      <w:szCs w:val="18"/>
+                    </w:rPr>
+                    <w:t xml:space="preserve">1.89</w:t>
+                  </w:r>
+                </w:p>
+              </w:tc>
+            </w:tr>
+            <w:tr>
+              <w:trPr>
+                <w:cantSplit/>
+              </w:trPr>
+              <w:tc>
+                <w:tcPr>
+                  <w:tcW w:type="dxa" w:w="1940"/>
+                  <w:tcBorders>
+                    <w:top w:val="single" w:color="D5D0C4" w:sz="4"/>
+                    <w:left w:val="single" w:color="D5D0C4" w:sz="4"/>
+                    <w:bottom w:val="single" w:color="D5D0C4" w:sz="4"/>
+                    <w:right w:val="single" w:color="D5D0C4" w:sz="4"/>
+                  </w:tcBorders>
+                  <w:tcMar>
+                    <w:top w:type="dxa" w:w="40"/>
+                    <w:left w:type="dxa" w:w="100"/>
+                    <w:bottom w:type="dxa" w:w="40"/>
+                    <w:right w:type="dxa" w:w="100"/>
+                  </w:tcMar>
+                  <w:vAlign w:val="center"/>
+                </w:tcPr>
+                <w:p>
+                  <w:pPr>
+                    <w:keepNext w:val="false"/>
+                    <w:spacing w:after="0" w:line="252"/>
+                    <w:jc w:val="left"/>
+                  </w:pPr>
+                  <w:r>
+                    <w:rPr>
+                      <w:rFonts w:ascii="Arial" w:cs="Arial" w:eastAsia="Arial" w:hAnsi="Arial"/>
+                      <w:color w:val="1C1B16"/>
+                      <w:sz w:val="18"/>
+                      <w:szCs w:val="18"/>
+                    </w:rPr>
+                    <w:t xml:space="preserve">10 August</w:t>
+                  </w:r>
+                </w:p>
+              </w:tc>
+              <w:tc>
+                <w:tcPr>
+                  <w:tcW w:type="dxa" w:w="1100"/>
+                  <w:tcBorders>
+                    <w:top w:val="single" w:color="D5D0C4" w:sz="4"/>
+                    <w:left w:val="single" w:color="D5D0C4" w:sz="4"/>
+                    <w:bottom w:val="single" w:color="D5D0C4" w:sz="4"/>
+                    <w:right w:val="single" w:color="D5D0C4" w:sz="4"/>
+                  </w:tcBorders>
+                  <w:tcMar>
+                    <w:top w:type="dxa" w:w="40"/>
+                    <w:left w:type="dxa" w:w="100"/>
+                    <w:bottom w:type="dxa" w:w="40"/>
+                    <w:right w:type="dxa" w:w="100"/>
+                  </w:tcMar>
+                  <w:vAlign w:val="center"/>
+                </w:tcPr>
+                <w:p>
+                  <w:pPr>
+                    <w:keepNext w:val="false"/>
+                    <w:spacing w:after="0" w:line="252"/>
+                    <w:jc w:val="left"/>
+                  </w:pPr>
+                  <w:r>
+                    <w:rPr>
+                      <w:rFonts w:ascii="Arial" w:cs="Arial" w:eastAsia="Arial" w:hAnsi="Arial"/>
+                      <w:b w:val="false"/>
+                      <w:bCs w:val="false"/>
+                      <w:color w:val="1C1B16"/>
+                      <w:sz w:val="18"/>
+                      <w:szCs w:val="18"/>
+                    </w:rPr>
+                    <w:t xml:space="preserve">before</w:t>
+                  </w:r>
+                </w:p>
+              </w:tc>
+              <w:tc>
+                <w:tcPr>
+                  <w:tcW w:type="dxa" w:w="2900"/>
+                  <w:tcBorders>
+                    <w:top w:val="single" w:color="D5D0C4" w:sz="4"/>
+                    <w:left w:val="single" w:color="D5D0C4" w:sz="4"/>
+                    <w:bottom w:val="single" w:color="D5D0C4" w:sz="4"/>
+                    <w:right w:val="single" w:color="D5D0C4" w:sz="4"/>
+                  </w:tcBorders>
+                  <w:tcMar>
+                    <w:top w:type="dxa" w:w="40"/>
+                    <w:left w:type="dxa" w:w="100"/>
+                    <w:bottom w:type="dxa" w:w="40"/>
+                    <w:right w:type="dxa" w:w="100"/>
+                  </w:tcMar>
+                  <w:vAlign w:val="center"/>
+                </w:tcPr>
+                <w:p>
+                  <w:pPr>
+                    <w:keepNext w:val="false"/>
+                    <w:spacing w:after="0" w:line="252"/>
+                    <w:jc w:val="right"/>
+                  </w:pPr>
+                  <w:r>
+                    <w:rPr>
+                      <w:rFonts w:ascii="Arial" w:cs="Arial" w:eastAsia="Arial" w:hAnsi="Arial"/>
+                      <w:b w:val="false"/>
+                      <w:bCs w:val="false"/>
+                      <w:color w:val="1C1B16"/>
+                      <w:sz w:val="18"/>
+                      <w:szCs w:val="18"/>
+                    </w:rPr>
+                    <w:t xml:space="preserve">42,101</w:t>
+                  </w:r>
+                </w:p>
+              </w:tc>
+              <w:tc>
+                <w:tcPr>
+                  <w:tcW w:type="dxa" w:w="3380"/>
+                  <w:tcBorders>
+                    <w:top w:val="single" w:color="D5D0C4" w:sz="4"/>
+                    <w:left w:val="single" w:color="D5D0C4" w:sz="4"/>
+                    <w:bottom w:val="single" w:color="D5D0C4" w:sz="4"/>
+                    <w:right w:val="single" w:color="D5D0C4" w:sz="4"/>
+                  </w:tcBorders>
+                  <w:tcMar>
+                    <w:top w:type="dxa" w:w="40"/>
+                    <w:left w:type="dxa" w:w="100"/>
+                    <w:bottom w:type="dxa" w:w="40"/>
+                    <w:right w:type="dxa" w:w="100"/>
+                  </w:tcMar>
+                  <w:vAlign w:val="center"/>
+                </w:tcPr>
+                <w:p>
+                  <w:pPr>
+                    <w:keepNext w:val="false"/>
+                    <w:spacing w:after="0" w:line="252"/>
+                    <w:jc w:val="right"/>
+                  </w:pPr>
+                  <w:r>
+                    <w:rPr>
+                      <w:rFonts w:ascii="Arial" w:cs="Arial" w:eastAsia="Arial" w:hAnsi="Arial"/>
+                      <w:b w:val="false"/>
+                      <w:bCs w:val="false"/>
+                      <w:color w:val="1C1B16"/>
+                      <w:sz w:val="18"/>
+                      <w:szCs w:val="18"/>
+                    </w:rPr>
+                    <w:t xml:space="preserve">1.92</w:t>
+                  </w:r>
+                </w:p>
+              </w:tc>
+            </w:tr>
+            <w:tr>
+              <w:trPr>
+                <w:cantSplit/>
+              </w:trPr>
+              <w:tc>
+                <w:tcPr>
+                  <w:tcW w:type="dxa" w:w="1940"/>
+                  <w:tcBorders>
+                    <w:top w:val="single" w:color="D5D0C4" w:sz="4"/>
+                    <w:left w:val="single" w:color="D5D0C4" w:sz="4"/>
+                    <w:bottom w:val="single" w:color="D5D0C4" w:sz="4"/>
+                    <w:right w:val="single" w:color="D5D0C4" w:sz="4"/>
+                  </w:tcBorders>
+                  <w:tcMar>
+                    <w:top w:type="dxa" w:w="40"/>
+                    <w:left w:type="dxa" w:w="100"/>
+                    <w:bottom w:type="dxa" w:w="40"/>
+                    <w:right w:type="dxa" w:w="100"/>
+                  </w:tcMar>
+                  <w:vAlign w:val="center"/>
+                </w:tcPr>
+                <w:p>
+                  <w:pPr>
+                    <w:keepNext w:val="false"/>
+                    <w:spacing w:after="0" w:line="252"/>
+                    <w:jc w:val="left"/>
+                  </w:pPr>
+                  <w:r>
+                    <w:rPr>
+                      <w:rFonts w:ascii="Arial" w:cs="Arial" w:eastAsia="Arial" w:hAnsi="Arial"/>
+                      <w:color w:val="1C1B16"/>
+                      <w:sz w:val="18"/>
+                      <w:szCs w:val="18"/>
+                    </w:rPr>
+                    <w:t xml:space="preserve">17 August</w:t>
+                  </w:r>
+                </w:p>
+              </w:tc>
+              <w:tc>
+                <w:tcPr>
+                  <w:tcW w:type="dxa" w:w="1100"/>
+                  <w:tcBorders>
+                    <w:top w:val="single" w:color="D5D0C4" w:sz="4"/>
+                    <w:left w:val="single" w:color="D5D0C4" w:sz="4"/>
+                    <w:bottom w:val="single" w:color="D5D0C4" w:sz="4"/>
+                    <w:right w:val="single" w:color="D5D0C4" w:sz="4"/>
+                  </w:tcBorders>
+                  <w:tcMar>
+                    <w:top w:type="dxa" w:w="40"/>
+                    <w:left w:type="dxa" w:w="100"/>
+                    <w:bottom w:type="dxa" w:w="40"/>
+                    <w:right w:type="dxa" w:w="100"/>
+                  </w:tcMar>
+                  <w:vAlign w:val="center"/>
+                </w:tcPr>
+                <w:p>
+                  <w:pPr>
+                    <w:keepNext w:val="false"/>
+                    <w:spacing w:after="0" w:line="252"/>
+                    <w:jc w:val="left"/>
+                  </w:pPr>
+                  <w:r>
+                    <w:rPr>
+                      <w:rFonts w:ascii="Arial" w:cs="Arial" w:eastAsia="Arial" w:hAnsi="Arial"/>
+                      <w:b w:val="false"/>
+                      <w:bCs w:val="false"/>
+                      <w:color w:val="1C1B16"/>
+                      <w:sz w:val="18"/>
+                      <w:szCs w:val="18"/>
+                    </w:rPr>
+                    <w:t xml:space="preserve">before</w:t>
+                  </w:r>
+                </w:p>
+              </w:tc>
+              <w:tc>
+                <w:tcPr>
+                  <w:tcW w:type="dxa" w:w="2900"/>
+                  <w:tcBorders>
+                    <w:top w:val="single" w:color="D5D0C4" w:sz="4"/>
+                    <w:left w:val="single" w:color="D5D0C4" w:sz="4"/>
+                    <w:bottom w:val="single" w:color="D5D0C4" w:sz="4"/>
+                    <w:right w:val="single" w:color="D5D0C4" w:sz="4"/>
+                  </w:tcBorders>
+                  <w:tcMar>
+                    <w:top w:type="dxa" w:w="40"/>
+                    <w:left w:type="dxa" w:w="100"/>
+                    <w:bottom w:type="dxa" w:w="40"/>
+                    <w:right w:type="dxa" w:w="100"/>
+                  </w:tcMar>
+                  <w:vAlign w:val="center"/>
+                </w:tcPr>
+                <w:p>
+                  <w:pPr>
+                    <w:keepNext w:val="false"/>
+                    <w:spacing w:after="0" w:line="252"/>
+                    <w:jc w:val="right"/>
+                  </w:pPr>
+                  <w:r>
+                    <w:rPr>
+                      <w:rFonts w:ascii="Arial" w:cs="Arial" w:eastAsia="Arial" w:hAnsi="Arial"/>
+                      <w:b w:val="false"/>
+                      <w:bCs w:val="false"/>
+                      <w:color w:val="1C1B16"/>
+                      <w:sz w:val="18"/>
+                      <w:szCs w:val="18"/>
+                    </w:rPr>
+                    <w:t xml:space="preserve">42,431</w:t>
+                  </w:r>
+                </w:p>
+              </w:tc>
+              <w:tc>
+                <w:tcPr>
+                  <w:tcW w:type="dxa" w:w="3380"/>
+                  <w:tcBorders>
+                    <w:top w:val="single" w:color="D5D0C4" w:sz="4"/>
+                    <w:left w:val="single" w:color="D5D0C4" w:sz="4"/>
+                    <w:bottom w:val="single" w:color="D5D0C4" w:sz="4"/>
+                    <w:right w:val="single" w:color="D5D0C4" w:sz="4"/>
+                  </w:tcBorders>
+                  <w:tcMar>
+                    <w:top w:type="dxa" w:w="40"/>
+                    <w:left w:type="dxa" w:w="100"/>
+                    <w:bottom w:type="dxa" w:w="40"/>
+                    <w:right w:type="dxa" w:w="100"/>
+                  </w:tcMar>
+                  <w:vAlign w:val="center"/>
+                </w:tcPr>
+                <w:p>
+                  <w:pPr>
+                    <w:keepNext w:val="false"/>
+                    <w:spacing w:after="0" w:line="252"/>
+                    <w:jc w:val="right"/>
+                  </w:pPr>
+                  <w:r>
+                    <w:rPr>
+                      <w:rFonts w:ascii="Arial" w:cs="Arial" w:eastAsia="Arial" w:hAnsi="Arial"/>
+                      <w:b w:val="false"/>
+                      <w:bCs w:val="false"/>
+                      <w:color w:val="1C1B16"/>
+                      <w:sz w:val="18"/>
+                      <w:szCs w:val="18"/>
+                    </w:rPr>
+                    <w:t xml:space="preserve">1.93</w:t>
+                  </w:r>
+                </w:p>
+              </w:tc>
+            </w:tr>
+            <w:tr>
+              <w:trPr>
+                <w:cantSplit/>
+              </w:trPr>
+              <w:tc>
+                <w:tcPr>
+                  <w:tcW w:type="dxa" w:w="1940"/>
+                  <w:tcBorders>
+                    <w:top w:val="single" w:color="D5D0C4" w:sz="4"/>
+                    <w:left w:val="single" w:color="D5D0C4" w:sz="4"/>
+                    <w:bottom w:val="single" w:color="D5D0C4" w:sz="4"/>
+                    <w:right w:val="single" w:color="D5D0C4" w:sz="4"/>
+                  </w:tcBorders>
+                  <w:tcMar>
+                    <w:top w:type="dxa" w:w="40"/>
+                    <w:left w:type="dxa" w:w="100"/>
+                    <w:bottom w:type="dxa" w:w="40"/>
+                    <w:right w:type="dxa" w:w="100"/>
+                  </w:tcMar>
+                  <w:vAlign w:val="center"/>
+                </w:tcPr>
+                <w:p>
+                  <w:pPr>
+                    <w:keepNext w:val="false"/>
+                    <w:spacing w:after="0" w:line="252"/>
+                    <w:jc w:val="left"/>
+                  </w:pPr>
+                  <w:r>
+                    <w:rPr>
+                      <w:rFonts w:ascii="Arial" w:cs="Arial" w:eastAsia="Arial" w:hAnsi="Arial"/>
+                      <w:color w:val="1C1B16"/>
+                      <w:sz w:val="18"/>
+                      <w:szCs w:val="18"/>
+                    </w:rPr>
+                    <w:t xml:space="preserve">24 August</w:t>
+                  </w:r>
+                </w:p>
+              </w:tc>
+              <w:tc>
+                <w:tcPr>
+                  <w:tcW w:type="dxa" w:w="1100"/>
+                  <w:tcBorders>
+                    <w:top w:val="single" w:color="D5D0C4" w:sz="4"/>
+                    <w:left w:val="single" w:color="D5D0C4" w:sz="4"/>
+                    <w:bottom w:val="single" w:color="D5D0C4" w:sz="4"/>
+                    <w:right w:val="single" w:color="D5D0C4" w:sz="4"/>
+                  </w:tcBorders>
+                  <w:tcMar>
+                    <w:top w:type="dxa" w:w="40"/>
+                    <w:left w:type="dxa" w:w="100"/>
+                    <w:bottom w:type="dxa" w:w="40"/>
+                    <w:right w:type="dxa" w:w="100"/>
+                  </w:tcMar>
+                  <w:vAlign w:val="center"/>
+                </w:tcPr>
+                <w:p>
+                  <w:pPr>
+                    <w:keepNext w:val="false"/>
+                    <w:spacing w:after="0" w:line="252"/>
+                    <w:jc w:val="left"/>
+                  </w:pPr>
+                  <w:r>
+                    <w:rPr>
+                      <w:rFonts w:ascii="Arial" w:cs="Arial" w:eastAsia="Arial" w:hAnsi="Arial"/>
+                      <w:b w:val="false"/>
+                      <w:bCs w:val="false"/>
+                      <w:color w:val="1C1B16"/>
+                      <w:sz w:val="18"/>
+                      <w:szCs w:val="18"/>
+                    </w:rPr>
+                    <w:t xml:space="preserve">before</w:t>
+                  </w:r>
+                </w:p>
+              </w:tc>
+              <w:tc>
+                <w:tcPr>
+                  <w:tcW w:type="dxa" w:w="2900"/>
+                  <w:tcBorders>
+                    <w:top w:val="single" w:color="D5D0C4" w:sz="4"/>
+                    <w:left w:val="single" w:color="D5D0C4" w:sz="4"/>
+                    <w:bottom w:val="single" w:color="D5D0C4" w:sz="4"/>
+                    <w:right w:val="single" w:color="D5D0C4" w:sz="4"/>
+                  </w:tcBorders>
+                  <w:tcMar>
+                    <w:top w:type="dxa" w:w="40"/>
+                    <w:left w:type="dxa" w:w="100"/>
+                    <w:bottom w:type="dxa" w:w="40"/>
+                    <w:right w:type="dxa" w:w="100"/>
+                  </w:tcMar>
+                  <w:vAlign w:val="center"/>
+                </w:tcPr>
+                <w:p>
+                  <w:pPr>
+                    <w:keepNext w:val="false"/>
+                    <w:spacing w:after="0" w:line="252"/>
+                    <w:jc w:val="right"/>
+                  </w:pPr>
+                  <w:r>
+                    <w:rPr>
+                      <w:rFonts w:ascii="Arial" w:cs="Arial" w:eastAsia="Arial" w:hAnsi="Arial"/>
+                      <w:b w:val="false"/>
+                      <w:bCs w:val="false"/>
+                      <w:color w:val="1C1B16"/>
+                      <w:sz w:val="18"/>
+                      <w:szCs w:val="18"/>
+                    </w:rPr>
+                    <w:t xml:space="preserve">42,719</w:t>
+                  </w:r>
+                </w:p>
+              </w:tc>
+              <w:tc>
+                <w:tcPr>
+                  <w:tcW w:type="dxa" w:w="3380"/>
+                  <w:tcBorders>
+                    <w:top w:val="single" w:color="D5D0C4" w:sz="4"/>
+                    <w:left w:val="single" w:color="D5D0C4" w:sz="4"/>
+                    <w:bottom w:val="single" w:color="D5D0C4" w:sz="4"/>
+                    <w:right w:val="single" w:color="D5D0C4" w:sz="4"/>
+                  </w:tcBorders>
+                  <w:tcMar>
+                    <w:top w:type="dxa" w:w="40"/>
+                    <w:left w:type="dxa" w:w="100"/>
+                    <w:bottom w:type="dxa" w:w="40"/>
+                    <w:right w:type="dxa" w:w="100"/>
+                  </w:tcMar>
+                  <w:vAlign w:val="center"/>
+                </w:tcPr>
+                <w:p>
+                  <w:pPr>
+                    <w:keepNext w:val="false"/>
+                    <w:spacing w:after="0" w:line="252"/>
+                    <w:jc w:val="right"/>
+                  </w:pPr>
+                  <w:r>
+                    <w:rPr>
+                      <w:rFonts w:ascii="Arial" w:cs="Arial" w:eastAsia="Arial" w:hAnsi="Arial"/>
+                      <w:b w:val="false"/>
+                      <w:bCs w:val="false"/>
+                      <w:color w:val="1C1B16"/>
+                      <w:sz w:val="18"/>
+                      <w:szCs w:val="18"/>
+                    </w:rPr>
+                    <w:t xml:space="preserve">1.88</w:t>
+                  </w:r>
+                </w:p>
+              </w:tc>
+            </w:tr>
+            <w:tr>
+              <w:trPr>
+                <w:cantSplit/>
+              </w:trPr>
+              <w:tc>
+                <w:tcPr>
+                  <w:tcW w:type="dxa" w:w="1940"/>
+                  <w:tcBorders>
+                    <w:top w:val="single" w:color="D5D0C4" w:sz="4"/>
+                    <w:left w:val="single" w:color="D5D0C4" w:sz="4"/>
+                    <w:bottom w:val="single" w:color="D5D0C4" w:sz="4"/>
+                    <w:right w:val="single" w:color="D5D0C4" w:sz="4"/>
+                  </w:tcBorders>
+                  <w:tcMar>
+                    <w:top w:type="dxa" w:w="40"/>
+                    <w:left w:type="dxa" w:w="100"/>
+                    <w:bottom w:type="dxa" w:w="40"/>
+                    <w:right w:type="dxa" w:w="100"/>
+                  </w:tcMar>
+                  <w:vAlign w:val="center"/>
+                </w:tcPr>
+                <w:p>
+                  <w:pPr>
+                    <w:keepNext w:val="false"/>
+                    <w:spacing w:after="0" w:line="252"/>
+                    <w:jc w:val="left"/>
+                  </w:pPr>
+                  <w:r>
+                    <w:rPr>
+                      <w:rFonts w:ascii="Arial" w:cs="Arial" w:eastAsia="Arial" w:hAnsi="Arial"/>
+                      <w:color w:val="1C1B16"/>
+                      <w:sz w:val="18"/>
+                      <w:szCs w:val="18"/>
+                    </w:rPr>
+                    <w:t xml:space="preserve">31 August</w:t>
+                  </w:r>
+                </w:p>
+              </w:tc>
+              <w:tc>
+                <w:tcPr>
+                  <w:tcW w:type="dxa" w:w="1100"/>
+                  <w:tcBorders>
+                    <w:top w:val="single" w:color="D5D0C4" w:sz="4"/>
+                    <w:left w:val="single" w:color="D5D0C4" w:sz="4"/>
+                    <w:bottom w:val="single" w:color="D5D0C4" w:sz="4"/>
+                    <w:right w:val="single" w:color="D5D0C4" w:sz="4"/>
+                  </w:tcBorders>
+                  <w:tcMar>
+                    <w:top w:type="dxa" w:w="40"/>
+                    <w:left w:type="dxa" w:w="100"/>
+                    <w:bottom w:type="dxa" w:w="40"/>
+                    <w:right w:type="dxa" w:w="100"/>
+                  </w:tcMar>
+                  <w:vAlign w:val="center"/>
+                </w:tcPr>
+                <w:p>
+                  <w:pPr>
+                    <w:keepNext w:val="false"/>
+                    <w:spacing w:after="0" w:line="252"/>
+                    <w:jc w:val="left"/>
+                  </w:pPr>
+                  <w:r>
+                    <w:rPr>
+                      <w:rFonts w:ascii="Arial" w:cs="Arial" w:eastAsia="Arial" w:hAnsi="Arial"/>
+                      <w:b w:val="false"/>
+                      <w:bCs w:val="false"/>
+                      <w:color w:val="1C1B16"/>
+                      <w:sz w:val="18"/>
+                      <w:szCs w:val="18"/>
+                    </w:rPr>
+                    <w:t xml:space="preserve">after</w:t>
+                  </w:r>
+                </w:p>
+              </w:tc>
+              <w:tc>
+                <w:tcPr>
+                  <w:tcW w:type="dxa" w:w="2900"/>
+                  <w:tcBorders>
+                    <w:top w:val="single" w:color="D5D0C4" w:sz="4"/>
+                    <w:left w:val="single" w:color="D5D0C4" w:sz="4"/>
+                    <w:bottom w:val="single" w:color="D5D0C4" w:sz="4"/>
+                    <w:right w:val="single" w:color="D5D0C4" w:sz="4"/>
+                  </w:tcBorders>
+                  <w:tcMar>
+                    <w:top w:type="dxa" w:w="40"/>
+                    <w:left w:type="dxa" w:w="100"/>
+                    <w:bottom w:type="dxa" w:w="40"/>
+                    <w:right w:type="dxa" w:w="100"/>
+                  </w:tcMar>
+                  <w:vAlign w:val="center"/>
+                </w:tcPr>
+                <w:p>
+                  <w:pPr>
+                    <w:keepNext w:val="false"/>
+                    <w:spacing w:after="0" w:line="252"/>
+                    <w:jc w:val="right"/>
+                  </w:pPr>
+                  <w:r>
+                    <w:rPr>
+                      <w:rFonts w:ascii="Arial" w:cs="Arial" w:eastAsia="Arial" w:hAnsi="Arial"/>
+                      <w:b w:val="false"/>
+                      <w:bCs w:val="false"/>
+                      <w:color w:val="1C1B16"/>
+                      <w:sz w:val="18"/>
+                      <w:szCs w:val="18"/>
+                    </w:rPr>
+                    <w:t xml:space="preserve">43,589</w:t>
+                  </w:r>
+                </w:p>
+              </w:tc>
+              <w:tc>
+                <w:tcPr>
+                  <w:tcW w:type="dxa" w:w="3380"/>
+                  <w:tcBorders>
+                    <w:top w:val="single" w:color="D5D0C4" w:sz="4"/>
+                    <w:left w:val="single" w:color="D5D0C4" w:sz="4"/>
+                    <w:bottom w:val="single" w:color="D5D0C4" w:sz="4"/>
+                    <w:right w:val="single" w:color="D5D0C4" w:sz="4"/>
+                  </w:tcBorders>
+                  <w:tcMar>
+                    <w:top w:type="dxa" w:w="40"/>
+                    <w:left w:type="dxa" w:w="100"/>
+                    <w:bottom w:type="dxa" w:w="40"/>
+                    <w:right w:type="dxa" w:w="100"/>
+                  </w:tcMar>
+                  <w:vAlign w:val="center"/>
+                </w:tcPr>
+                <w:p>
+                  <w:pPr>
+                    <w:keepNext w:val="false"/>
+                    <w:spacing w:after="0" w:line="252"/>
+                    <w:jc w:val="right"/>
+                  </w:pPr>
+                  <w:r>
+                    <w:rPr>
+                      <w:rFonts w:ascii="Arial" w:cs="Arial" w:eastAsia="Arial" w:hAnsi="Arial"/>
+                      <w:b w:val="false"/>
+                      <w:bCs w:val="false"/>
+                      <w:color w:val="1C1B16"/>
+                      <w:sz w:val="18"/>
+                      <w:szCs w:val="18"/>
+                    </w:rPr>
+                    <w:t xml:space="preserve">1.64</w:t>
+                  </w:r>
+                </w:p>
+              </w:tc>
+            </w:tr>
+            <w:tr>
+              <w:trPr>
+                <w:cantSplit/>
+              </w:trPr>
+              <w:tc>
+                <w:tcPr>
+                  <w:tcW w:type="dxa" w:w="1940"/>
+                  <w:tcBorders>
+                    <w:top w:val="single" w:color="D5D0C4" w:sz="4"/>
+                    <w:left w:val="single" w:color="D5D0C4" w:sz="4"/>
+                    <w:bottom w:val="single" w:color="D5D0C4" w:sz="4"/>
+                    <w:right w:val="single" w:color="D5D0C4" w:sz="4"/>
+                  </w:tcBorders>
+                  <w:tcMar>
+                    <w:top w:type="dxa" w:w="40"/>
+                    <w:left w:type="dxa" w:w="100"/>
+                    <w:bottom w:type="dxa" w:w="40"/>
+                    <w:right w:type="dxa" w:w="100"/>
+                  </w:tcMar>
+                  <w:vAlign w:val="center"/>
+                </w:tcPr>
+                <w:p>
+                  <w:pPr>
+                    <w:keepNext w:val="false"/>
+                    <w:spacing w:after="0" w:line="252"/>
+                    <w:jc w:val="left"/>
+                  </w:pPr>
+                  <w:r>
+                    <w:rPr>
+                      <w:rFonts w:ascii="Arial" w:cs="Arial" w:eastAsia="Arial" w:hAnsi="Arial"/>
+                      <w:color w:val="1C1B16"/>
+                      <w:sz w:val="18"/>
+                      <w:szCs w:val="18"/>
+                    </w:rPr>
+                    <w:t xml:space="preserve">7 September</w:t>
+                  </w:r>
+                </w:p>
+              </w:tc>
+              <w:tc>
+                <w:tcPr>
+                  <w:tcW w:type="dxa" w:w="1100"/>
+                  <w:tcBorders>
+                    <w:top w:val="single" w:color="D5D0C4" w:sz="4"/>
+                    <w:left w:val="single" w:color="D5D0C4" w:sz="4"/>
+                    <w:bottom w:val="single" w:color="D5D0C4" w:sz="4"/>
+                    <w:right w:val="single" w:color="D5D0C4" w:sz="4"/>
+                  </w:tcBorders>
+                  <w:tcMar>
+                    <w:top w:type="dxa" w:w="40"/>
+                    <w:left w:type="dxa" w:w="100"/>
+                    <w:bottom w:type="dxa" w:w="40"/>
+                    <w:right w:type="dxa" w:w="100"/>
+                  </w:tcMar>
+                  <w:vAlign w:val="center"/>
+                </w:tcPr>
+                <w:p>
+                  <w:pPr>
+                    <w:keepNext w:val="false"/>
+                    <w:spacing w:after="0" w:line="252"/>
+                    <w:jc w:val="left"/>
+                  </w:pPr>
+                  <w:r>
+                    <w:rPr>
+                      <w:rFonts w:ascii="Arial" w:cs="Arial" w:eastAsia="Arial" w:hAnsi="Arial"/>
+                      <w:b w:val="false"/>
+                      <w:bCs w:val="false"/>
+                      <w:color w:val="1C1B16"/>
+                      <w:sz w:val="18"/>
+                      <w:szCs w:val="18"/>
+                    </w:rPr>
+                    <w:t xml:space="preserve">after</w:t>
+                  </w:r>
+                </w:p>
+              </w:tc>
+              <w:tc>
+                <w:tcPr>
+                  <w:tcW w:type="dxa" w:w="2900"/>
+                  <w:tcBorders>
+                    <w:top w:val="single" w:color="D5D0C4" w:sz="4"/>
+                    <w:left w:val="single" w:color="D5D0C4" w:sz="4"/>
+                    <w:bottom w:val="single" w:color="D5D0C4" w:sz="4"/>
+                    <w:right w:val="single" w:color="D5D0C4" w:sz="4"/>
+                  </w:tcBorders>
+                  <w:tcMar>
+                    <w:top w:type="dxa" w:w="40"/>
+                    <w:left w:type="dxa" w:w="100"/>
+                    <w:bottom w:type="dxa" w:w="40"/>
+                    <w:right w:type="dxa" w:w="100"/>
+                  </w:tcMar>
+                  <w:vAlign w:val="center"/>
+                </w:tcPr>
+                <w:p>
+                  <w:pPr>
+                    <w:keepNext w:val="false"/>
+                    <w:spacing w:after="0" w:line="252"/>
+                    <w:jc w:val="right"/>
+                  </w:pPr>
+                  <w:r>
+                    <w:rPr>
+                      <w:rFonts w:ascii="Arial" w:cs="Arial" w:eastAsia="Arial" w:hAnsi="Arial"/>
+                      <w:b w:val="false"/>
+                      <w:bCs w:val="false"/>
+                      <w:color w:val="1C1B16"/>
+                      <w:sz w:val="18"/>
+                      <w:szCs w:val="18"/>
+                    </w:rPr>
+                    <w:t xml:space="preserve">43,878</w:t>
+                  </w:r>
+                </w:p>
+              </w:tc>
+              <w:tc>
+                <w:tcPr>
+                  <w:tcW w:type="dxa" w:w="3380"/>
+                  <w:tcBorders>
+                    <w:top w:val="single" w:color="D5D0C4" w:sz="4"/>
+                    <w:left w:val="single" w:color="D5D0C4" w:sz="4"/>
+                    <w:bottom w:val="single" w:color="D5D0C4" w:sz="4"/>
+                    <w:right w:val="single" w:color="D5D0C4" w:sz="4"/>
+                  </w:tcBorders>
+                  <w:tcMar>
+                    <w:top w:type="dxa" w:w="40"/>
+                    <w:left w:type="dxa" w:w="100"/>
+                    <w:bottom w:type="dxa" w:w="40"/>
+                    <w:right w:type="dxa" w:w="100"/>
+                  </w:tcMar>
+                  <w:vAlign w:val="center"/>
+                </w:tcPr>
+                <w:p>
+                  <w:pPr>
+                    <w:keepNext w:val="false"/>
+                    <w:spacing w:after="0" w:line="252"/>
+                    <w:jc w:val="right"/>
+                  </w:pPr>
+                  <w:r>
+                    <w:rPr>
+                      <w:rFonts w:ascii="Arial" w:cs="Arial" w:eastAsia="Arial" w:hAnsi="Arial"/>
+                      <w:b w:val="false"/>
+                      <w:bCs w:val="false"/>
+                      <w:color w:val="1C1B16"/>
+                      <w:sz w:val="18"/>
+                      <w:szCs w:val="18"/>
+                    </w:rPr>
+                    <w:t xml:space="preserve">1.59</w:t>
+                  </w:r>
+                </w:p>
+              </w:tc>
+            </w:tr>
+            <w:tr>
+              <w:trPr>
+                <w:cantSplit/>
+              </w:trPr>
+              <w:tc>
+                <w:tcPr>
+                  <w:tcW w:type="dxa" w:w="1940"/>
+                  <w:tcBorders>
+                    <w:top w:val="single" w:color="D5D0C4" w:sz="4"/>
+                    <w:left w:val="single" w:color="D5D0C4" w:sz="4"/>
+                    <w:bottom w:val="single" w:color="D5D0C4" w:sz="4"/>
+                    <w:right w:val="single" w:color="D5D0C4" w:sz="4"/>
+                  </w:tcBorders>
+                  <w:tcMar>
+                    <w:top w:type="dxa" w:w="40"/>
+                    <w:left w:type="dxa" w:w="100"/>
+                    <w:bottom w:type="dxa" w:w="40"/>
+                    <w:right w:type="dxa" w:w="100"/>
+                  </w:tcMar>
+                  <w:vAlign w:val="center"/>
+                </w:tcPr>
+                <w:p>
+                  <w:pPr>
+                    <w:keepNext w:val="false"/>
+                    <w:spacing w:after="0" w:line="252"/>
+                    <w:jc w:val="left"/>
+                  </w:pPr>
+                  <w:r>
+                    <w:rPr>
+                      <w:rFonts w:ascii="Arial" w:cs="Arial" w:eastAsia="Arial" w:hAnsi="Arial"/>
+                      <w:color w:val="1C1B16"/>
+                      <w:sz w:val="18"/>
+                      <w:szCs w:val="18"/>
+                    </w:rPr>
+                    <w:t xml:space="preserve">14 September</w:t>
+                  </w:r>
+                </w:p>
+              </w:tc>
+              <w:tc>
+                <w:tcPr>
+                  <w:tcW w:type="dxa" w:w="1100"/>
+                  <w:tcBorders>
+                    <w:top w:val="single" w:color="D5D0C4" w:sz="4"/>
+                    <w:left w:val="single" w:color="D5D0C4" w:sz="4"/>
+                    <w:bottom w:val="single" w:color="D5D0C4" w:sz="4"/>
+                    <w:right w:val="single" w:color="D5D0C4" w:sz="4"/>
+                  </w:tcBorders>
+                  <w:tcMar>
+                    <w:top w:type="dxa" w:w="40"/>
+                    <w:left w:type="dxa" w:w="100"/>
+                    <w:bottom w:type="dxa" w:w="40"/>
+                    <w:right w:type="dxa" w:w="100"/>
+                  </w:tcMar>
+                  <w:vAlign w:val="center"/>
+                </w:tcPr>
+                <w:p>
+                  <w:pPr>
+                    <w:keepNext w:val="false"/>
+                    <w:spacing w:after="0" w:line="252"/>
+                    <w:jc w:val="left"/>
+                  </w:pPr>
+                  <w:r>
+                    <w:rPr>
+                      <w:rFonts w:ascii="Arial" w:cs="Arial" w:eastAsia="Arial" w:hAnsi="Arial"/>
+                      <w:b w:val="false"/>
+                      <w:bCs w:val="false"/>
+                      <w:color w:val="1C1B16"/>
+                      <w:sz w:val="18"/>
+                      <w:szCs w:val="18"/>
+                    </w:rPr>
+                    <w:t xml:space="preserve">after</w:t>
+                  </w:r>
+                </w:p>
+              </w:tc>
+              <w:tc>
+                <w:tcPr>
+                  <w:tcW w:type="dxa" w:w="2900"/>
+                  <w:tcBorders>
+                    <w:top w:val="single" w:color="D5D0C4" w:sz="4"/>
+                    <w:left w:val="single" w:color="D5D0C4" w:sz="4"/>
+                    <w:bottom w:val="single" w:color="D5D0C4" w:sz="4"/>
+                    <w:right w:val="single" w:color="D5D0C4" w:sz="4"/>
+                  </w:tcBorders>
+                  <w:tcMar>
+                    <w:top w:type="dxa" w:w="40"/>
+                    <w:left w:type="dxa" w:w="100"/>
+                    <w:bottom w:type="dxa" w:w="40"/>
+                    <w:right w:type="dxa" w:w="100"/>
+                  </w:tcMar>
+                  <w:vAlign w:val="center"/>
+                </w:tcPr>
+                <w:p>
+                  <w:pPr>
+                    <w:keepNext w:val="false"/>
+                    <w:spacing w:after="0" w:line="252"/>
+                    <w:jc w:val="right"/>
+                  </w:pPr>
+                  <w:r>
+                    <w:rPr>
+                      <w:rFonts w:ascii="Arial" w:cs="Arial" w:eastAsia="Arial" w:hAnsi="Arial"/>
+                      <w:b w:val="false"/>
+                      <w:bCs w:val="false"/>
+                      <w:color w:val="1C1B16"/>
+                      <w:sz w:val="18"/>
+                      <w:szCs w:val="18"/>
+                    </w:rPr>
+                    <w:t xml:space="preserve">43,507</w:t>
+                  </w:r>
+                </w:p>
+              </w:tc>
+              <w:tc>
+                <w:tcPr>
+                  <w:tcW w:type="dxa" w:w="3380"/>
+                  <w:tcBorders>
+                    <w:top w:val="single" w:color="D5D0C4" w:sz="4"/>
+                    <w:left w:val="single" w:color="D5D0C4" w:sz="4"/>
+                    <w:bottom w:val="single" w:color="D5D0C4" w:sz="4"/>
+                    <w:right w:val="single" w:color="D5D0C4" w:sz="4"/>
+                  </w:tcBorders>
+                  <w:tcMar>
+                    <w:top w:type="dxa" w:w="40"/>
+                    <w:left w:type="dxa" w:w="100"/>
+                    <w:bottom w:type="dxa" w:w="40"/>
+                    <w:right w:type="dxa" w:w="100"/>
+                  </w:tcMar>
+                  <w:vAlign w:val="center"/>
+                </w:tcPr>
+                <w:p>
+                  <w:pPr>
+                    <w:keepNext w:val="false"/>
+                    <w:spacing w:after="0" w:line="252"/>
+                    <w:jc w:val="right"/>
+                  </w:pPr>
+                  <w:r>
+                    <w:rPr>
+                      <w:rFonts w:ascii="Arial" w:cs="Arial" w:eastAsia="Arial" w:hAnsi="Arial"/>
+                      <w:b w:val="false"/>
+                      <w:bCs w:val="false"/>
+                      <w:color w:val="1C1B16"/>
+                      <w:sz w:val="18"/>
+                      <w:szCs w:val="18"/>
+                    </w:rPr>
+                    <w:t xml:space="preserve">1.57</w:t>
+                  </w:r>
+                </w:p>
+              </w:tc>
+            </w:tr>
+            <w:tr>
+              <w:trPr>
+                <w:cantSplit/>
+              </w:trPr>
+              <w:tc>
+                <w:tcPr>
+                  <w:tcW w:type="dxa" w:w="1940"/>
+                  <w:tcBorders>
+                    <w:top w:val="single" w:color="D5D0C4" w:sz="4"/>
+                    <w:left w:val="single" w:color="D5D0C4" w:sz="4"/>
+                    <w:bottom w:val="single" w:color="D5D0C4" w:sz="4"/>
+                    <w:right w:val="single" w:color="D5D0C4" w:sz="4"/>
+                  </w:tcBorders>
+                  <w:tcMar>
+                    <w:top w:type="dxa" w:w="40"/>
+                    <w:left w:type="dxa" w:w="100"/>
+                    <w:bottom w:type="dxa" w:w="40"/>
+                    <w:right w:type="dxa" w:w="100"/>
+                  </w:tcMar>
+                  <w:vAlign w:val="center"/>
+                </w:tcPr>
+                <w:p>
+                  <w:pPr>
+                    <w:keepNext w:val="false"/>
+                    <w:spacing w:after="0" w:line="252"/>
+                    <w:jc w:val="left"/>
+                  </w:pPr>
+                  <w:r>
+                    <w:rPr>
+                      <w:rFonts w:ascii="Arial" w:cs="Arial" w:eastAsia="Arial" w:hAnsi="Arial"/>
+                      <w:color w:val="1C1B16"/>
+                      <w:sz w:val="18"/>
+                      <w:szCs w:val="18"/>
+                    </w:rPr>
+                    <w:t xml:space="preserve">21 September</w:t>
+                  </w:r>
+                </w:p>
+              </w:tc>
+              <w:tc>
+                <w:tcPr>
+                  <w:tcW w:type="dxa" w:w="1100"/>
+                  <w:tcBorders>
+                    <w:top w:val="single" w:color="D5D0C4" w:sz="4"/>
+                    <w:left w:val="single" w:color="D5D0C4" w:sz="4"/>
+                    <w:bottom w:val="single" w:color="D5D0C4" w:sz="4"/>
+                    <w:right w:val="single" w:color="D5D0C4" w:sz="4"/>
+                  </w:tcBorders>
+                  <w:tcMar>
+                    <w:top w:type="dxa" w:w="40"/>
+                    <w:left w:type="dxa" w:w="100"/>
+                    <w:bottom w:type="dxa" w:w="40"/>
+                    <w:right w:type="dxa" w:w="100"/>
+                  </w:tcMar>
+                  <w:vAlign w:val="center"/>
+                </w:tcPr>
+                <w:p>
+                  <w:pPr>
+                    <w:keepNext w:val="false"/>
+                    <w:spacing w:after="0" w:line="252"/>
+                    <w:jc w:val="left"/>
+                  </w:pPr>
+                  <w:r>
+                    <w:rPr>
+                      <w:rFonts w:ascii="Arial" w:cs="Arial" w:eastAsia="Arial" w:hAnsi="Arial"/>
+                      <w:b w:val="false"/>
+                      <w:bCs w:val="false"/>
+                      <w:color w:val="1C1B16"/>
+                      <w:sz w:val="18"/>
+                      <w:szCs w:val="18"/>
+                    </w:rPr>
+                    <w:t xml:space="preserve">after</w:t>
+                  </w:r>
+                </w:p>
+              </w:tc>
+              <w:tc>
+                <w:tcPr>
+                  <w:tcW w:type="dxa" w:w="2900"/>
+                  <w:tcBorders>
+                    <w:top w:val="single" w:color="D5D0C4" w:sz="4"/>
+                    <w:left w:val="single" w:color="D5D0C4" w:sz="4"/>
+                    <w:bottom w:val="single" w:color="D5D0C4" w:sz="4"/>
+                    <w:right w:val="single" w:color="D5D0C4" w:sz="4"/>
+                  </w:tcBorders>
+                  <w:tcMar>
+                    <w:top w:type="dxa" w:w="40"/>
+                    <w:left w:type="dxa" w:w="100"/>
+                    <w:bottom w:type="dxa" w:w="40"/>
+                    <w:right w:type="dxa" w:w="100"/>
+                  </w:tcMar>
+                  <w:vAlign w:val="center"/>
+                </w:tcPr>
+                <w:p>
+                  <w:pPr>
+                    <w:keepNext w:val="false"/>
+                    <w:spacing w:after="0" w:line="252"/>
+                    <w:jc w:val="right"/>
+                  </w:pPr>
+                  <w:r>
+                    <w:rPr>
+                      <w:rFonts w:ascii="Arial" w:cs="Arial" w:eastAsia="Arial" w:hAnsi="Arial"/>
+                      <w:b w:val="false"/>
+                      <w:bCs w:val="false"/>
+                      <w:color w:val="1C1B16"/>
+                      <w:sz w:val="18"/>
+                      <w:szCs w:val="18"/>
+                    </w:rPr>
+                    <w:t xml:space="preserve">42,602</w:t>
+                  </w:r>
+                </w:p>
+              </w:tc>
+              <w:tc>
+                <w:tcPr>
+                  <w:tcW w:type="dxa" w:w="3380"/>
+                  <w:tcBorders>
+                    <w:top w:val="single" w:color="D5D0C4" w:sz="4"/>
+                    <w:left w:val="single" w:color="D5D0C4" w:sz="4"/>
+                    <w:bottom w:val="single" w:color="D5D0C4" w:sz="4"/>
+                    <w:right w:val="single" w:color="D5D0C4" w:sz="4"/>
+                  </w:tcBorders>
+                  <w:tcMar>
+                    <w:top w:type="dxa" w:w="40"/>
+                    <w:left w:type="dxa" w:w="100"/>
+                    <w:bottom w:type="dxa" w:w="40"/>
+                    <w:right w:type="dxa" w:w="100"/>
+                  </w:tcMar>
+                  <w:vAlign w:val="center"/>
+                </w:tcPr>
+                <w:p>
+                  <w:pPr>
+                    <w:keepNext w:val="false"/>
+                    <w:spacing w:after="0" w:line="252"/>
+                    <w:jc w:val="right"/>
+                  </w:pPr>
+                  <w:r>
+                    <w:rPr>
+                      <w:rFonts w:ascii="Arial" w:cs="Arial" w:eastAsia="Arial" w:hAnsi="Arial"/>
+                      <w:b w:val="false"/>
+                      <w:bCs w:val="false"/>
+                      <w:color w:val="1C1B16"/>
+                      <w:sz w:val="18"/>
+                      <w:szCs w:val="18"/>
+                    </w:rPr>
+                    <w:t xml:space="preserve">1.55</w:t>
+                  </w:r>
+                </w:p>
+              </w:tc>
+            </w:tr>
+            <w:tr>
+              <w:trPr>
+                <w:cantSplit/>
+              </w:trPr>
+              <w:tc>
+                <w:tcPr>
+                  <w:tcW w:type="dxa" w:w="1940"/>
+                  <w:tcBorders>
+                    <w:top w:val="single" w:color="D5D0C4" w:sz="4"/>
+                    <w:left w:val="single" w:color="D5D0C4" w:sz="4"/>
+                    <w:bottom w:val="single" w:color="D5D0C4" w:sz="4"/>
+                    <w:right w:val="single" w:color="D5D0C4" w:sz="4"/>
+                  </w:tcBorders>
+                  <w:tcMar>
+                    <w:top w:type="dxa" w:w="40"/>
+                    <w:left w:type="dxa" w:w="100"/>
+                    <w:bottom w:type="dxa" w:w="40"/>
+                    <w:right w:type="dxa" w:w="100"/>
+                  </w:tcMar>
+                  <w:vAlign w:val="center"/>
+                </w:tcPr>
+                <w:p>
+                  <w:pPr>
+                    <w:keepNext w:val="false"/>
+                    <w:spacing w:after="0" w:line="252"/>
+                    <w:jc w:val="left"/>
+                  </w:pPr>
+                  <w:r>
+                    <w:rPr>
+                      <w:rFonts w:ascii="Arial" w:cs="Arial" w:eastAsia="Arial" w:hAnsi="Arial"/>
+                      <w:color w:val="1C1B16"/>
+                      <w:sz w:val="18"/>
+                      <w:szCs w:val="18"/>
+                    </w:rPr>
+                    <w:t xml:space="preserve">28 September</w:t>
+                  </w:r>
+                </w:p>
+              </w:tc>
+              <w:tc>
+                <w:tcPr>
+                  <w:tcW w:type="dxa" w:w="1100"/>
+                  <w:tcBorders>
+                    <w:top w:val="single" w:color="D5D0C4" w:sz="4"/>
+                    <w:left w:val="single" w:color="D5D0C4" w:sz="4"/>
+                    <w:bottom w:val="single" w:color="D5D0C4" w:sz="4"/>
+                    <w:right w:val="single" w:color="D5D0C4" w:sz="4"/>
+                  </w:tcBorders>
+                  <w:tcMar>
+                    <w:top w:type="dxa" w:w="40"/>
+                    <w:left w:type="dxa" w:w="100"/>
+                    <w:bottom w:type="dxa" w:w="40"/>
+                    <w:right w:type="dxa" w:w="100"/>
+                  </w:tcMar>
+                  <w:vAlign w:val="center"/>
+                </w:tcPr>
+                <w:p>
+                  <w:pPr>
+                    <w:keepNext w:val="false"/>
+                    <w:spacing w:after="0" w:line="252"/>
+                    <w:jc w:val="left"/>
+                  </w:pPr>
+                  <w:r>
+                    <w:rPr>
+                      <w:rFonts w:ascii="Arial" w:cs="Arial" w:eastAsia="Arial" w:hAnsi="Arial"/>
+                      <w:b w:val="false"/>
+                      <w:bCs w:val="false"/>
+                      <w:color w:val="1C1B16"/>
+                      <w:sz w:val="18"/>
+                      <w:szCs w:val="18"/>
+                    </w:rPr>
+                    <w:t xml:space="preserve">after</w:t>
+                  </w:r>
+                </w:p>
+              </w:tc>
+              <w:tc>
+                <w:tcPr>
+                  <w:tcW w:type="dxa" w:w="2900"/>
+                  <w:tcBorders>
+                    <w:top w:val="single" w:color="D5D0C4" w:sz="4"/>
+                    <w:left w:val="single" w:color="D5D0C4" w:sz="4"/>
+                    <w:bottom w:val="single" w:color="D5D0C4" w:sz="4"/>
+                    <w:right w:val="single" w:color="D5D0C4" w:sz="4"/>
+                  </w:tcBorders>
+                  <w:tcMar>
+                    <w:top w:type="dxa" w:w="40"/>
+                    <w:left w:type="dxa" w:w="100"/>
+                    <w:bottom w:type="dxa" w:w="40"/>
+                    <w:right w:type="dxa" w:w="100"/>
+                  </w:tcMar>
+                  <w:vAlign w:val="center"/>
+                </w:tcPr>
+                <w:p>
+                  <w:pPr>
+                    <w:keepNext w:val="false"/>
+                    <w:spacing w:after="0" w:line="252"/>
+                    <w:jc w:val="right"/>
+                  </w:pPr>
+                  <w:r>
+                    <w:rPr>
+                      <w:rFonts w:ascii="Arial" w:cs="Arial" w:eastAsia="Arial" w:hAnsi="Arial"/>
+                      <w:b w:val="false"/>
+                      <w:bCs w:val="false"/>
+                      <w:color w:val="1C1B16"/>
+                      <w:sz w:val="18"/>
+                      <w:szCs w:val="18"/>
+                    </w:rPr>
+                    <w:t xml:space="preserve">41,819</w:t>
+                  </w:r>
+                </w:p>
+              </w:tc>
+              <w:tc>
+                <w:tcPr>
+                  <w:tcW w:type="dxa" w:w="3380"/>
+                  <w:tcBorders>
+                    <w:top w:val="single" w:color="D5D0C4" w:sz="4"/>
+                    <w:left w:val="single" w:color="D5D0C4" w:sz="4"/>
+                    <w:bottom w:val="single" w:color="D5D0C4" w:sz="4"/>
+                    <w:right w:val="single" w:color="D5D0C4" w:sz="4"/>
+                  </w:tcBorders>
+                  <w:tcMar>
+                    <w:top w:type="dxa" w:w="40"/>
+                    <w:left w:type="dxa" w:w="100"/>
+                    <w:bottom w:type="dxa" w:w="40"/>
+                    <w:right w:type="dxa" w:w="100"/>
+                  </w:tcMar>
+                  <w:vAlign w:val="center"/>
+                </w:tcPr>
+                <w:p>
+                  <w:pPr>
+                    <w:keepNext w:val="false"/>
+                    <w:spacing w:after="0" w:line="252"/>
+                    <w:jc w:val="right"/>
+                  </w:pPr>
+                  <w:r>
+                    <w:rPr>
+                      <w:rFonts w:ascii="Arial" w:cs="Arial" w:eastAsia="Arial" w:hAnsi="Arial"/>
+                      <w:b w:val="false"/>
+                      <w:bCs w:val="false"/>
+                      <w:color w:val="1C1B16"/>
+                      <w:sz w:val="18"/>
+                      <w:szCs w:val="18"/>
+                    </w:rPr>
+                    <w:t xml:space="preserve">1.56</w:t>
+                  </w:r>
+                </w:p>
+              </w:tc>
+            </w:tr>
+            <w:tr>
+              <w:trPr>
+                <w:cantSplit/>
+              </w:trPr>
+              <w:tc>
+                <w:tcPr>
+                  <w:tcW w:type="dxa" w:w="1940"/>
+                  <w:tcBorders>
+                    <w:top w:val="single" w:color="D5D0C4" w:sz="4"/>
+                    <w:left w:val="single" w:color="D5D0C4" w:sz="4"/>
+                    <w:bottom w:val="single" w:color="D5D0C4" w:sz="4"/>
+                    <w:right w:val="single" w:color="D5D0C4" w:sz="4"/>
+                  </w:tcBorders>
+                  <w:tcMar>
+                    <w:top w:type="dxa" w:w="40"/>
+                    <w:left w:type="dxa" w:w="100"/>
+                    <w:bottom w:type="dxa" w:w="40"/>
+                    <w:right w:type="dxa" w:w="100"/>
+                  </w:tcMar>
+                  <w:vAlign w:val="center"/>
+                </w:tcPr>
+                <w:p>
+                  <w:pPr>
+                    <w:keepNext w:val="false"/>
+                    <w:spacing w:after="0" w:line="252"/>
+                    <w:jc w:val="left"/>
+                  </w:pPr>
+                  <w:r>
+                    <w:rPr>
+                      <w:rFonts w:ascii="Arial" w:cs="Arial" w:eastAsia="Arial" w:hAnsi="Arial"/>
+                      <w:color w:val="1C1B16"/>
+                      <w:sz w:val="18"/>
+                      <w:szCs w:val="18"/>
+                    </w:rPr>
+                    <w:t xml:space="preserve">5 October</w:t>
+                  </w:r>
+                </w:p>
+              </w:tc>
+              <w:tc>
+                <w:tcPr>
+                  <w:tcW w:type="dxa" w:w="1100"/>
+                  <w:tcBorders>
+                    <w:top w:val="single" w:color="D5D0C4" w:sz="4"/>
+                    <w:left w:val="single" w:color="D5D0C4" w:sz="4"/>
+                    <w:bottom w:val="single" w:color="D5D0C4" w:sz="4"/>
+                    <w:right w:val="single" w:color="D5D0C4" w:sz="4"/>
+                  </w:tcBorders>
+                  <w:tcMar>
+                    <w:top w:type="dxa" w:w="40"/>
+                    <w:left w:type="dxa" w:w="100"/>
+                    <w:bottom w:type="dxa" w:w="40"/>
+                    <w:right w:type="dxa" w:w="100"/>
+                  </w:tcMar>
+                  <w:vAlign w:val="center"/>
+                </w:tcPr>
+                <w:p>
+                  <w:pPr>
+                    <w:keepNext w:val="false"/>
+                    <w:spacing w:after="0" w:line="252"/>
+                    <w:jc w:val="left"/>
+                  </w:pPr>
+                  <w:r>
+                    <w:rPr>
+                      <w:rFonts w:ascii="Arial" w:cs="Arial" w:eastAsia="Arial" w:hAnsi="Arial"/>
+                      <w:b w:val="false"/>
+                      <w:bCs w:val="false"/>
+                      <w:color w:val="1C1B16"/>
+                      <w:sz w:val="18"/>
+                      <w:szCs w:val="18"/>
+                    </w:rPr>
+                    <w:t xml:space="preserve">after</w:t>
+                  </w:r>
+                </w:p>
+              </w:tc>
+              <w:tc>
+                <w:tcPr>
+                  <w:tcW w:type="dxa" w:w="2900"/>
+                  <w:tcBorders>
+                    <w:top w:val="single" w:color="D5D0C4" w:sz="4"/>
+                    <w:left w:val="single" w:color="D5D0C4" w:sz="4"/>
+                    <w:bottom w:val="single" w:color="D5D0C4" w:sz="4"/>
+                    <w:right w:val="single" w:color="D5D0C4" w:sz="4"/>
+                  </w:tcBorders>
+                  <w:tcMar>
+                    <w:top w:type="dxa" w:w="40"/>
+                    <w:left w:type="dxa" w:w="100"/>
+                    <w:bottom w:type="dxa" w:w="40"/>
+                    <w:right w:type="dxa" w:w="100"/>
+                  </w:tcMar>
+                  <w:vAlign w:val="center"/>
+                </w:tcPr>
+                <w:p>
+                  <w:pPr>
+                    <w:keepNext w:val="false"/>
+                    <w:spacing w:after="0" w:line="252"/>
+                    <w:jc w:val="right"/>
+                  </w:pPr>
+                  <w:r>
+                    <w:rPr>
+                      <w:rFonts w:ascii="Arial" w:cs="Arial" w:eastAsia="Arial" w:hAnsi="Arial"/>
+                      <w:b w:val="false"/>
+                      <w:bCs w:val="false"/>
+                      <w:color w:val="1C1B16"/>
+                      <w:sz w:val="18"/>
+                      <w:szCs w:val="18"/>
+                    </w:rPr>
+                    <w:t xml:space="preserve">41,161</w:t>
+                  </w:r>
+                </w:p>
+              </w:tc>
+              <w:tc>
+                <w:tcPr>
+                  <w:tcW w:type="dxa" w:w="3380"/>
+                  <w:tcBorders>
+                    <w:top w:val="single" w:color="D5D0C4" w:sz="4"/>
+                    <w:left w:val="single" w:color="D5D0C4" w:sz="4"/>
+                    <w:bottom w:val="single" w:color="D5D0C4" w:sz="4"/>
+                    <w:right w:val="single" w:color="D5D0C4" w:sz="4"/>
+                  </w:tcBorders>
+                  <w:tcMar>
+                    <w:top w:type="dxa" w:w="40"/>
+                    <w:left w:type="dxa" w:w="100"/>
+                    <w:bottom w:type="dxa" w:w="40"/>
+                    <w:right w:type="dxa" w:w="100"/>
+                  </w:tcMar>
+                  <w:vAlign w:val="center"/>
+                </w:tcPr>
+                <w:p>
+                  <w:pPr>
+                    <w:keepNext w:val="false"/>
+                    <w:spacing w:after="0" w:line="252"/>
+                    <w:jc w:val="right"/>
+                  </w:pPr>
+                  <w:r>
+                    <w:rPr>
+                      <w:rFonts w:ascii="Arial" w:cs="Arial" w:eastAsia="Arial" w:hAnsi="Arial"/>
+                      <w:b w:val="false"/>
+                      <w:bCs w:val="false"/>
+                      <w:color w:val="1C1B16"/>
+                      <w:sz w:val="18"/>
+                      <w:szCs w:val="18"/>
+                    </w:rPr>
+                    <w:t xml:space="preserve">1.56</w:t>
+                  </w:r>
+                </w:p>
+              </w:tc>
+            </w:tr>
+          </w:tbl>
+          <w:p>
+            <w:pPr>
+              <w:keepNext/>
+              <w:spacing w:after="140" w:before="0"/>
+            </w:pPr>
+          </w:p>
+          <w:p>
+            <w:pPr>
+              <w:keepNext/>
               <w:spacing w:after="60" w:before="60" w:line="276"/>
             </w:pPr>
             <w:r>
@@ -12226,7 +14197,7 @@
                 <w:sz w:val="18"/>
                 <w:szCs w:val="18"/>
               </w:rPr>
-              <w:t xml:space="preserve">   Medium</w:t>
+              <w:t xml:space="preserve">   Hard</w:t>
             </w:r>
             <w:r>
               <w:rPr>
@@ -12261,7 +14232,7 @@
                 <w:sz w:val="21"/>
                 <w:szCs w:val="21"/>
               </w:rPr>
-              <w:t xml:space="preserve">At the review the finance partner says: "The monsoon ended inside your six weeks, so what your slide shows is the season, not your scheme." In the last three of the six weeks after the launch, weekly peak rider requests ran from 41,161 to 42,602, against 41,155 to 42,719 in the six weeks before, and trips per peak online hour ran at 1.56. Statement: the strongest reply concedes nothing, since any concession hands the objector the meeting. True or false, and why?</w:t>
+              <w:t xml:space="preserve">At the review the finance partner says: "The monsoon ended inside your six weeks, so what your slide shows is the season, not your scheme." Statement: the strongest reply concedes nothing, since any concession hands the objector the meeting. Judge it on Exhibit 2B. True or false, and why?</w:t>
             </w:r>
           </w:p>
           <w:p>
@@ -12289,7 +14260,7 @@
                 <w:sz w:val="20"/>
                 <w:szCs w:val="20"/>
               </w:rPr>
-              <w:t xml:space="preserve">True: concede nothing, and answer the objection from the stem: weekly requests came back inside their old range while trips per hour stayed at 1.56 against 1.90.</w:t>
+              <w:t xml:space="preserve">True: concede nothing, and show that peak requests rose 1.8 percent over the six weeks after the launch, from 251,910 to 256,556, while trips per peak online hour fell from 1.90 to 1.58.</w:t>
             </w:r>
           </w:p>
           <w:p>
@@ -12317,7 +14288,7 @@
                 <w:sz w:val="20"/>
                 <w:szCs w:val="20"/>
               </w:rPr>
-              <w:t xml:space="preserve">True: concede nothing, and answer the objection from the stem: trips per hour kept sliding, to 1.56 in the last three weeks against 1.58 over all six.</w:t>
+              <w:t xml:space="preserve">True: concede nothing, and show that in the last three weeks peak requests sat back inside their range before the launch while trips per peak online hour held near 1.56.</w:t>
             </w:r>
           </w:p>
           <w:p>
@@ -12345,7 +14316,7 @@
                 <w:sz w:val="20"/>
                 <w:szCs w:val="20"/>
               </w:rPr>
-              <w:t xml:space="preserve">False: grant that the rains ended inside the window, then show weekly requests back inside their old range while trips per hour stayed at 1.56 against 1.90.</w:t>
+              <w:t xml:space="preserve">False: grant that the rains ended inside the window, then show that in the last three weeks peak requests sat back inside their range before the launch while trips per peak online hour held near 1.56.</w:t>
             </w:r>
           </w:p>
           <w:p>
@@ -12373,7 +14344,7 @@
                 <w:sz w:val="20"/>
                 <w:szCs w:val="20"/>
               </w:rPr>
-              <w:t xml:space="preserve">False: grant that the rains ended inside the window, then show trips per hour kept sliding, to 1.56 in the last three weeks against 1.58 over all six.</w:t>
+              <w:t xml:space="preserve">False: grant that the rains ended inside the window, then show that peak requests rose 1.8 percent over the six weeks after the launch, from 251,910 to 256,556, while trips per peak online hour fell from 1.90 to 1.58.</w:t>
             </w:r>
           </w:p>
         </w:tc>
@@ -12664,7 +14635,7 @@
                 <w:sz w:val="18"/>
                 <w:szCs w:val="18"/>
               </w:rPr>
-              <w:t xml:space="preserve">   Medium</w:t>
+              <w:t xml:space="preserve">   Hard</w:t>
             </w:r>
             <w:r>
               <w:rPr>
@@ -12699,7 +14670,7 @@
                 <w:sz w:val="21"/>
                 <w:szCs w:val="21"/>
               </w:rPr>
-              <w:t xml:space="preserve">The city head's afternoon ask is roughly how many drivers must be online at the weekday evening peak to keep the median rider wait under five minutes. Four of these six steps make the estimate, and two would spoil it. Leave those two out and write the other four in the order they run.</w:t>
+              <w:t xml:space="preserve">The city head's afternoon ask is roughly how many drivers must be online at the weekday evening peak to keep the median rider wait under five minutes. The guesstimate runs clarify, map, calculate, validate: four of these six steps make it, and two would spoil it. Leave those two out and write the other four in the order they run.</w:t>
             </w:r>
           </w:p>
           <w:p>
@@ -12727,7 +14698,7 @@
                 <w:sz w:val="20"/>
                 <w:szCs w:val="20"/>
               </w:rPr>
-              <w:t xml:space="preserve">Set the chain's 0.60 online driver-hours per completed trip beside the case's 0.53 before the launch, and move the answer down to about 5,000 to 5,700</w:t>
+              <w:t xml:space="preserve">Re-run the chain at Exhibit 1A's 1.90 trips per peak online hour before the launch, which gives about 5,000 drivers</w:t>
             </w:r>
           </w:p>
           <w:p>
@@ -12783,7 +14754,7 @@
                 <w:sz w:val="20"/>
                 <w:szCs w:val="20"/>
               </w:rPr>
-              <w:t xml:space="preserve">Set the chain against Exhibit 1A's 2.13 rider requests per peak online hour before the launch, and move the answer down to about 3,900</w:t>
+              <w:t xml:space="preserve">Re-run the chain at Exhibit 1A's 2.13 rider requests per peak online hour before the launch, which gives about 4,500 drivers</w:t>
             </w:r>
           </w:p>
           <w:p>
@@ -12867,7 +14838,7 @@
                 <w:sz w:val="20"/>
                 <w:szCs w:val="20"/>
               </w:rPr>
-              <w:t xml:space="preserve">Set the chain's 0.60 online driver-hours per completed trip beside the case's 0.53 before the launch, and move the answer up to about 6,450</w:t>
+              <w:t xml:space="preserve">Re-run the chain at Exhibit 1A's 1.58 trips per peak online hour after the launch, the latest weeks, which gives about 6,100 drivers</w:t>
             </w:r>
           </w:p>
           <w:p>
@@ -13190,7 +15161,7 @@
                 <w:sz w:val="19"/>
                 <w:szCs w:val="19"/>
               </w:rPr>
-              <w:t xml:space="preserve">Exhibit 2B</w:t>
+              <w:t xml:space="preserve">Exhibit 2C</w:t>
             </w:r>
             <w:r>
               <w:rPr>
@@ -13201,12 +15172,12 @@
                 <w:sz w:val="18"/>
                 <w:szCs w:val="18"/>
               </w:rPr>
-              <w:t xml:space="preserve">   Delhi Metro's two published counts and how DMRC counts a journey, each in the words its source uses, checked 13 October 2026.</w:t>
+              <w:t xml:space="preserve">   Delhi Metro's published counts and how DMRC counts a journey, each in the words its source uses, checked 13 October 2026.</w:t>
             </w:r>
           </w:p>
           <w:tbl>
             <w:tblPr>
-              <w:tblW w:type="dxa" w:w="9799"/>
+              <w:tblW w:type="dxa" w:w="9798"/>
               <w:tblBorders>
                 <w:top w:val="single" w:color="D5D0C4" w:sz="4"/>
                 <w:left w:val="single" w:color="D5D0C4" w:sz="4"/>
@@ -13217,10 +15188,10 @@
               </w:tblBorders>
             </w:tblPr>
             <w:tblGrid>
-              <w:gridCol w:w="1497"/>
-              <w:gridCol w:w="3293"/>
-              <w:gridCol w:w="2855"/>
-              <w:gridCol w:w="2154"/>
+              <w:gridCol w:w="1868"/>
+              <w:gridCol w:w="3497"/>
+              <w:gridCol w:w="2527"/>
+              <w:gridCol w:w="1906"/>
             </w:tblGrid>
             <w:tr>
               <w:trPr>
@@ -13229,7 +15200,7 @@
               </w:trPr>
               <w:tc>
                 <w:tcPr>
-                  <w:tcW w:type="dxa" w:w="1497"/>
+                  <w:tcW w:type="dxa" w:w="1868"/>
                   <w:tcBorders>
                     <w:top w:val="single" w:color="D5D0C4" w:sz="4"/>
                     <w:left w:val="single" w:color="D5D0C4" w:sz="4"/>
@@ -13266,7 +15237,7 @@
               </w:tc>
               <w:tc>
                 <w:tcPr>
-                  <w:tcW w:type="dxa" w:w="3293"/>
+                  <w:tcW w:type="dxa" w:w="3497"/>
                   <w:tcBorders>
                     <w:top w:val="single" w:color="D5D0C4" w:sz="4"/>
                     <w:left w:val="single" w:color="D5D0C4" w:sz="4"/>
@@ -13303,7 +15274,7 @@
               </w:tc>
               <w:tc>
                 <w:tcPr>
-                  <w:tcW w:type="dxa" w:w="2855"/>
+                  <w:tcW w:type="dxa" w:w="2527"/>
                   <w:tcBorders>
                     <w:top w:val="single" w:color="D5D0C4" w:sz="4"/>
                     <w:left w:val="single" w:color="D5D0C4" w:sz="4"/>
@@ -13340,7 +15311,7 @@
               </w:tc>
               <w:tc>
                 <w:tcPr>
-                  <w:tcW w:type="dxa" w:w="2154"/>
+                  <w:tcW w:type="dxa" w:w="1906"/>
                   <w:tcBorders>
                     <w:top w:val="single" w:color="D5D0C4" w:sz="4"/>
                     <w:left w:val="single" w:color="D5D0C4" w:sz="4"/>
@@ -13382,7 +15353,7 @@
               </w:trPr>
               <w:tc>
                 <w:tcPr>
-                  <w:tcW w:type="dxa" w:w="1497"/>
+                  <w:tcW w:type="dxa" w:w="1868"/>
                   <w:tcBorders>
                     <w:top w:val="single" w:color="D5D0C4" w:sz="4"/>
                     <w:left w:val="single" w:color="D5D0C4" w:sz="4"/>
@@ -13416,7 +15387,7 @@
               </w:tc>
               <w:tc>
                 <w:tcPr>
-                  <w:tcW w:type="dxa" w:w="3293"/>
+                  <w:tcW w:type="dxa" w:w="3497"/>
                   <w:tcBorders>
                     <w:top w:val="single" w:color="D5D0C4" w:sz="4"/>
                     <w:left w:val="single" w:color="D5D0C4" w:sz="4"/>
@@ -13452,7 +15423,7 @@
               </w:tc>
               <w:tc>
                 <w:tcPr>
-                  <w:tcW w:type="dxa" w:w="2855"/>
+                  <w:tcW w:type="dxa" w:w="2527"/>
                   <w:tcBorders>
                     <w:top w:val="single" w:color="D5D0C4" w:sz="4"/>
                     <w:left w:val="single" w:color="D5D0C4" w:sz="4"/>
@@ -13488,7 +15459,7 @@
               </w:tc>
               <w:tc>
                 <w:tcPr>
-                  <w:tcW w:type="dxa" w:w="2154"/>
+                  <w:tcW w:type="dxa" w:w="1906"/>
                   <w:tcBorders>
                     <w:top w:val="single" w:color="D5D0C4" w:sz="4"/>
                     <w:left w:val="single" w:color="D5D0C4" w:sz="4"/>
@@ -13529,7 +15500,7 @@
               </w:trPr>
               <w:tc>
                 <w:tcPr>
-                  <w:tcW w:type="dxa" w:w="1497"/>
+                  <w:tcW w:type="dxa" w:w="1868"/>
                   <w:tcBorders>
                     <w:top w:val="single" w:color="D5D0C4" w:sz="4"/>
                     <w:left w:val="single" w:color="D5D0C4" w:sz="4"/>
@@ -13563,7 +15534,7 @@
               </w:tc>
               <w:tc>
                 <w:tcPr>
-                  <w:tcW w:type="dxa" w:w="3293"/>
+                  <w:tcW w:type="dxa" w:w="3497"/>
                   <w:tcBorders>
                     <w:top w:val="single" w:color="D5D0C4" w:sz="4"/>
                     <w:left w:val="single" w:color="D5D0C4" w:sz="4"/>
@@ -13599,7 +15570,7 @@
               </w:tc>
               <w:tc>
                 <w:tcPr>
-                  <w:tcW w:type="dxa" w:w="2855"/>
+                  <w:tcW w:type="dxa" w:w="2527"/>
                   <w:tcBorders>
                     <w:top w:val="single" w:color="D5D0C4" w:sz="4"/>
                     <w:left w:val="single" w:color="D5D0C4" w:sz="4"/>
@@ -13635,7 +15606,7 @@
               </w:tc>
               <w:tc>
                 <w:tcPr>
-                  <w:tcW w:type="dxa" w:w="2154"/>
+                  <w:tcW w:type="dxa" w:w="1906"/>
                   <w:tcBorders>
                     <w:top w:val="single" w:color="D5D0C4" w:sz="4"/>
                     <w:left w:val="single" w:color="D5D0C4" w:sz="4"/>
@@ -13676,7 +15647,7 @@
               </w:trPr>
               <w:tc>
                 <w:tcPr>
-                  <w:tcW w:type="dxa" w:w="1497"/>
+                  <w:tcW w:type="dxa" w:w="1868"/>
                   <w:tcBorders>
                     <w:top w:val="single" w:color="D5D0C4" w:sz="4"/>
                     <w:left w:val="single" w:color="D5D0C4" w:sz="4"/>
@@ -13710,7 +15681,7 @@
               </w:tc>
               <w:tc>
                 <w:tcPr>
-                  <w:tcW w:type="dxa" w:w="3293"/>
+                  <w:tcW w:type="dxa" w:w="3497"/>
                   <w:tcBorders>
                     <w:top w:val="single" w:color="D5D0C4" w:sz="4"/>
                     <w:left w:val="single" w:color="D5D0C4" w:sz="4"/>
@@ -13746,7 +15717,7 @@
               </w:tc>
               <w:tc>
                 <w:tcPr>
-                  <w:tcW w:type="dxa" w:w="2855"/>
+                  <w:tcW w:type="dxa" w:w="2527"/>
                   <w:tcBorders>
                     <w:top w:val="single" w:color="D5D0C4" w:sz="4"/>
                     <w:left w:val="single" w:color="D5D0C4" w:sz="4"/>
@@ -13782,7 +15753,7 @@
               </w:tc>
               <w:tc>
                 <w:tcPr>
-                  <w:tcW w:type="dxa" w:w="2154"/>
+                  <w:tcW w:type="dxa" w:w="1906"/>
                   <w:tcBorders>
                     <w:top w:val="single" w:color="D5D0C4" w:sz="4"/>
                     <w:left w:val="single" w:color="D5D0C4" w:sz="4"/>
@@ -13813,6 +15784,153 @@
                       <w:szCs w:val="18"/>
                     </w:rPr>
                     <w:t xml:space="preserve">Deccan Herald, reporting PTI</w:t>
+                  </w:r>
+                </w:p>
+              </w:tc>
+            </w:tr>
+            <w:tr>
+              <w:trPr>
+                <w:cantSplit/>
+              </w:trPr>
+              <w:tc>
+                <w:tcPr>
+                  <w:tcW w:type="dxa" w:w="1868"/>
+                  <w:tcBorders>
+                    <w:top w:val="single" w:color="D5D0C4" w:sz="4"/>
+                    <w:left w:val="single" w:color="D5D0C4" w:sz="4"/>
+                    <w:bottom w:val="single" w:color="D5D0C4" w:sz="4"/>
+                    <w:right w:val="single" w:color="D5D0C4" w:sz="4"/>
+                  </w:tcBorders>
+                  <w:tcMar>
+                    <w:top w:type="dxa" w:w="40"/>
+                    <w:left w:type="dxa" w:w="100"/>
+                    <w:bottom w:type="dxa" w:w="40"/>
+                    <w:right w:type="dxa" w:w="100"/>
+                  </w:tcMar>
+                  <w:vAlign w:val="center"/>
+                </w:tcPr>
+                <w:p>
+                  <w:pPr>
+                    <w:keepNext w:val="false"/>
+                    <w:spacing w:after="0" w:line="252"/>
+                    <w:jc w:val="left"/>
+                  </w:pPr>
+                  <w:r>
+                    <w:rPr>
+                      <w:rFonts w:ascii="Arial" w:cs="Arial" w:eastAsia="Arial" w:hAnsi="Arial"/>
+                      <w:color w:val="1C1B16"/>
+                      <w:sz w:val="18"/>
+                      <w:szCs w:val="18"/>
+                    </w:rPr>
+                    <w:t xml:space="preserve">Line uses and riders when the line count began</w:t>
+                  </w:r>
+                </w:p>
+              </w:tc>
+              <w:tc>
+                <w:tcPr>
+                  <w:tcW w:type="dxa" w:w="3497"/>
+                  <w:tcBorders>
+                    <w:top w:val="single" w:color="D5D0C4" w:sz="4"/>
+                    <w:left w:val="single" w:color="D5D0C4" w:sz="4"/>
+                    <w:bottom w:val="single" w:color="D5D0C4" w:sz="4"/>
+                    <w:right w:val="single" w:color="D5D0C4" w:sz="4"/>
+                  </w:tcBorders>
+                  <w:tcMar>
+                    <w:top w:type="dxa" w:w="40"/>
+                    <w:left w:type="dxa" w:w="100"/>
+                    <w:bottom w:type="dxa" w:w="40"/>
+                    <w:right w:type="dxa" w:w="100"/>
+                  </w:tcMar>
+                  <w:vAlign w:val="center"/>
+                </w:tcPr>
+                <w:p>
+                  <w:pPr>
+                    <w:keepNext w:val="false"/>
+                    <w:spacing w:after="0" w:line="252"/>
+                    <w:jc w:val="left"/>
+                  </w:pPr>
+                  <w:r>
+                    <w:rPr>
+                      <w:rFonts w:ascii="Arial" w:cs="Arial" w:eastAsia="Arial" w:hAnsi="Arial"/>
+                      <w:b w:val="false"/>
+                      <w:bCs w:val="false"/>
+                      <w:color w:val="1C1B16"/>
+                      <w:sz w:val="18"/>
+                      <w:szCs w:val="18"/>
+                    </w:rPr>
+                    <w:t xml:space="preserve">45,35,932 line uses on 29 May; nearly 27 lakh commuters a day on the network in February</w:t>
+                  </w:r>
+                </w:p>
+              </w:tc>
+              <w:tc>
+                <w:tcPr>
+                  <w:tcW w:type="dxa" w:w="2527"/>
+                  <w:tcBorders>
+                    <w:top w:val="single" w:color="D5D0C4" w:sz="4"/>
+                    <w:left w:val="single" w:color="D5D0C4" w:sz="4"/>
+                    <w:bottom w:val="single" w:color="D5D0C4" w:sz="4"/>
+                    <w:right w:val="single" w:color="D5D0C4" w:sz="4"/>
+                  </w:tcBorders>
+                  <w:tcMar>
+                    <w:top w:type="dxa" w:w="40"/>
+                    <w:left w:type="dxa" w:w="100"/>
+                    <w:bottom w:type="dxa" w:w="40"/>
+                    <w:right w:type="dxa" w:w="100"/>
+                  </w:tcMar>
+                  <w:vAlign w:val="center"/>
+                </w:tcPr>
+                <w:p>
+                  <w:pPr>
+                    <w:keepNext w:val="false"/>
+                    <w:spacing w:after="0" w:line="252"/>
+                    <w:jc w:val="left"/>
+                  </w:pPr>
+                  <w:r>
+                    <w:rPr>
+                      <w:rFonts w:ascii="Arial" w:cs="Arial" w:eastAsia="Arial" w:hAnsi="Arial"/>
+                      <w:b w:val="false"/>
+                      <w:bCs w:val="false"/>
+                      <w:color w:val="1C1B16"/>
+                      <w:sz w:val="18"/>
+                      <w:szCs w:val="18"/>
+                    </w:rPr>
+                    <w:t xml:space="preserve">2018, PTI's report of 30 May 2018</w:t>
+                  </w:r>
+                </w:p>
+              </w:tc>
+              <w:tc>
+                <w:tcPr>
+                  <w:tcW w:type="dxa" w:w="1906"/>
+                  <w:tcBorders>
+                    <w:top w:val="single" w:color="D5D0C4" w:sz="4"/>
+                    <w:left w:val="single" w:color="D5D0C4" w:sz="4"/>
+                    <w:bottom w:val="single" w:color="D5D0C4" w:sz="4"/>
+                    <w:right w:val="single" w:color="D5D0C4" w:sz="4"/>
+                  </w:tcBorders>
+                  <w:tcMar>
+                    <w:top w:type="dxa" w:w="40"/>
+                    <w:left w:type="dxa" w:w="100"/>
+                    <w:bottom w:type="dxa" w:w="40"/>
+                    <w:right w:type="dxa" w:w="100"/>
+                  </w:tcMar>
+                  <w:vAlign w:val="center"/>
+                </w:tcPr>
+                <w:p>
+                  <w:pPr>
+                    <w:keepNext w:val="false"/>
+                    <w:spacing w:after="0" w:line="252"/>
+                    <w:jc w:val="left"/>
+                  </w:pPr>
+                  <w:r>
+                    <w:rPr>
+                      <w:rFonts w:ascii="Arial" w:cs="Arial" w:eastAsia="Arial" w:hAnsi="Arial"/>
+                      <w:b w:val="false"/>
+                      <w:bCs w:val="false"/>
+                      <w:color w:val="1C1B16"/>
+                      <w:sz w:val="18"/>
+                      <w:szCs w:val="18"/>
+                    </w:rPr>
+                    <w:t xml:space="preserve">LatestLY, reporting PTI</w:t>
                   </w:r>
                 </w:p>
               </w:tc>
@@ -13849,7 +15967,7 @@
                 <w:sz w:val="18"/>
                 <w:szCs w:val="18"/>
               </w:rPr>
-              <w:t xml:space="preserve">   Medium</w:t>
+              <w:t xml:space="preserve">   Hard</w:t>
             </w:r>
             <w:r>
               <w:rPr>
@@ -13884,7 +16002,7 @@
                 <w:sz w:val="21"/>
                 <w:szCs w:val="21"/>
               </w:rPr>
-              <w:t xml:space="preserve">A pair's chain puts Delhi Metro at about 60 lakh rider trips on a weekday, each trip counted once from the gate where the rider enters to the gate where they leave (invented). They set it against Exhibit 2B, call their estimate 6 to 27 percent low, and raise it. Which reading of the check is right?</w:t>
+              <w:t xml:space="preserve">A pair's chain puts Delhi Metro at about 60 lakh rider trips on a weekday, each trip counted once from the gate where the rider enters to the gate where they leave (invented). They set it against Exhibit 2C, call their estimate 6 to 27 percent low, and raise it. Which reading of the check holds?</w:t>
             </w:r>
           </w:p>
           <w:p>
@@ -13912,7 +16030,7 @@
                 <w:sz w:val="20"/>
                 <w:szCs w:val="20"/>
               </w:rPr>
-              <w:t xml:space="preserve">Trips are set against line uses: DMRC counts a journey for each line a rider uses, so 64.06 lakh exceeds the trips, and 17 September was a record day.</w:t>
+              <w:t xml:space="preserve">Converted at 2018's mix of line uses to riders, the record day's 82,44,903 passenger boardings are about 49 lakh trips, so the chain runs about 22 percent high and is checked down.</w:t>
             </w:r>
           </w:p>
           <w:p>
@@ -13940,7 +16058,7 @@
                 <w:sz w:val="20"/>
                 <w:szCs w:val="20"/>
               </w:rPr>
-              <w:t xml:space="preserve">The estimate is 6 percent low on an ordinary day and 27 percent low at the city's true peak, so the pair should raise the whole chain by about a fifth.</w:t>
+              <w:t xml:space="preserve">Converted at 2018's mix of line uses to riders, the average day's 64.06 lakh journeys are about 38 lakh trips, so the chain runs about 57 percent high and is checked down.</w:t>
             </w:r>
           </w:p>
           <w:p>
@@ -13968,7 +16086,7 @@
                 <w:sz w:val="20"/>
                 <w:szCs w:val="20"/>
               </w:rPr>
-              <w:t xml:space="preserve">A boarding is one rider entering at one gate, so the 82,44,903 boardings are the count to set trips against, since journeys count each change of line.</w:t>
+              <w:t xml:space="preserve">Set against the average day alone, since 17 September was a record during a strike, 64.06 lakh puts the chain 6 percent low, so it is raised by about 6 percent.</w:t>
             </w:r>
           </w:p>
           <w:p>
@@ -13996,7 +16114,7 @@
                 <w:sz w:val="20"/>
                 <w:szCs w:val="20"/>
               </w:rPr>
-              <w:t xml:space="preserve">The check is sound, since DMRC's average day and its record day bracket the estimate between 64.06 lakh and 82.45 lakh trips.</w:t>
+              <w:t xml:space="preserve">Set against the record day, the busiest day the network has carried, 82,44,903 puts the chain 27 percent low, so it is raised toward 82 lakh.</w:t>
             </w:r>
           </w:p>
         </w:tc>
@@ -26519,7 +28637,7 @@
                 <w:sz w:val="18"/>
                 <w:szCs w:val="18"/>
               </w:rPr>
-              <w:t xml:space="preserve">   Medium</w:t>
+              <w:t xml:space="preserve">   Hard</w:t>
             </w:r>
             <w:r>
               <w:rPr>
@@ -26554,7 +28672,7 @@
                 <w:sz w:val="21"/>
                 <w:szCs w:val="21"/>
               </w:rPr>
-              <w:t xml:space="preserve">The vendor's sponsor says: "Our curve fits two years of Lucknow's weeks within 2 percent, and machine learning won M5, so the curve should go to the plan." Using Exhibit 5C, which reply holds?</w:t>
+              <w:t xml:space="preserve">The vendor's sponsor says: "Our curve fits two years of Lucknow's weeks within 2 percent, and machine learning won M5, so the curve should go to the plan." Using Exhibit 5C, which test must the curve pass before it goes to the plan?</w:t>
             </w:r>
           </w:p>
           <w:p>
@@ -26582,7 +28700,7 @@
                 <w:sz w:val="20"/>
                 <w:szCs w:val="20"/>
               </w:rPr>
-              <w:t xml:space="preserve">A fit is no forecast: on M5's unseen days the seasonal naive, 0.847, beat both machine-learning benchmarks; the curve goes only if it beats it on weeks it never saw.</w:t>
+              <w:t xml:space="preserve">Hold back the latest thirteen weeks, and send the curve to the plan only if it beats the seasonal naive on those weeks.</w:t>
             </w:r>
           </w:p>
           <w:p>
@@ -26610,7 +28728,7 @@
                 <w:sz w:val="20"/>
                 <w:szCs w:val="20"/>
               </w:rPr>
-              <w:t xml:space="preserve">The winning team's 0.520 beat the naive's 1.752 by far on M5; the curve goes if it beats the naive over the same two years, a far larger test than a few held-back weeks.</w:t>
+              <w:t xml:space="preserve">Hold back thirteen weeks drawn at random from the two years, and send the curve to the plan only if it beats the seasonal naive on those weeks.</w:t>
             </w:r>
           </w:p>
           <w:p>
@@ -26638,7 +28756,7 @@
                 <w:sz w:val="20"/>
                 <w:szCs w:val="20"/>
               </w:rPr>
-              <w:t xml:space="preserve">A fit is no forecast: on M5's unseen days every other entry beat the naive, 1.752; the curve goes if it beats the naive on weeks it never saw.</w:t>
+              <w:t xml:space="preserve">Hold back the latest thirteen weeks, and send the curve to the plan only if it beats the naive on those weeks.</w:t>
             </w:r>
           </w:p>
           <w:p>
@@ -26666,7 +28784,7 @@
                 <w:sz w:val="20"/>
                 <w:szCs w:val="20"/>
               </w:rPr>
-              <w:t xml:space="preserve">The winning team's 0.520 beat the seasonal naive's 0.847 on M5; the curve goes if it beats the seasonal naive over the same two years, a far larger test than a few held-back weeks.</w:t>
+              <w:t xml:space="preserve">Hold back thirteen weeks drawn at random from the two years, and send the curve to the plan only if it beats the naive on those weeks.</w:t>
             </w:r>
           </w:p>
         </w:tc>
@@ -26738,7 +28856,7 @@
                 <w:sz w:val="18"/>
                 <w:szCs w:val="18"/>
               </w:rPr>
-              <w:t xml:space="preserve">   Lucknow's thirteen hidden weeks, beginning 29 June to 21 September 2026. An idle packer-shift costs Rs 650 for 120 shipments, Rs 5.42 for each shipment planned and not shipped, and a late shipment costs Rs 25; both are assumptions.</w:t>
+              <w:t xml:space="preserve">   Lucknow's thirteen hidden weeks. An idle packer-shift costs Rs 650 for 120 shipments, Rs 5.42 for each shipment planned and not shipped, and a late shipment costs Rs 25; both are assumptions.</w:t>
             </w:r>
           </w:p>
           <w:tbl>
@@ -28547,7 +30665,7 @@
                 <w:sz w:val="18"/>
                 <w:szCs w:val="18"/>
               </w:rPr>
-              <w:t xml:space="preserve">   Medium</w:t>
+              <w:t xml:space="preserve">   Hard</w:t>
             </w:r>
             <w:r>
               <w:rPr>
@@ -28556,7 +30674,7 @@
                 <w:sz w:val="18"/>
                 <w:szCs w:val="18"/>
               </w:rPr>
-              <w:t xml:space="preserve">  ·  Choose the board sentence</w:t>
+              <w:t xml:space="preserve">  ·  Answer Anand's three questions</w:t>
             </w:r>
             <w:r>
               <w:rPr>
@@ -28582,7 +30700,7 @@
                 <w:sz w:val="21"/>
                 <w:szCs w:val="21"/>
               </w:rPr>
-              <w:t xml:space="preserve">Anand asks which number goes in front of the board for October 2026 to March 2027, and how wrong it could be. Using Exhibits 5A and 5E, which sentence answers him?</w:t>
+              <w:t xml:space="preserve">Anand asks which number goes in front of the board for October 2026 to March 2027, how wrong it could be, and whether the plan line can stand as the board's forecast. Using Exhibits 5A and 5E, which answer holds?</w:t>
             </w:r>
           </w:p>
           <w:p>
@@ -28610,7 +30728,7 @@
                 <w:sz w:val="20"/>
                 <w:szCs w:val="20"/>
               </w:rPr>
-              <w:t xml:space="preserve">"Rs 19.69 crore, finance's rule, spike in October, Rs 2.08 crore under plan; it missed by about Rs 3.5 lakh a month on six unseen months, none with a Diwali."</w:t>
+              <w:t xml:space="preserve">Rs 19.69 crore, festival-aligned, off by about Rs 3.5 lakh a month on six unseen months, none with a Diwali; the plan line stands as the board's forecast, since it sits inside the forecasts' range, Rs 18.93 to 23.09 crore.</w:t>
             </w:r>
           </w:p>
           <w:p>
@@ -28638,7 +30756,7 @@
                 <w:sz w:val="20"/>
                 <w:szCs w:val="20"/>
               </w:rPr>
-              <w:t xml:space="preserve">"Rs 19.69 crore, festival-aligned, spike in November, Rs 2.08 crore under plan; it missed by about Rs 3.5 lakh a month on six unseen months, none with a Diwali."</w:t>
+              <w:t xml:space="preserve">Rs 19.69 crore, festival-aligned, off by about Rs 3.5 lakh a month on six unseen months, none with a Diwali, about Rs 21 lakh if all six miss one way; the plan's Rs 2.08 crore gap is a target, not a forecast.</w:t>
             </w:r>
           </w:p>
           <w:p>
@@ -28666,7 +30784,7 @@
                 <w:sz w:val="20"/>
                 <w:szCs w:val="20"/>
               </w:rPr>
-              <w:t xml:space="preserve">"Rs 19.69 crore, festival-aligned, spike in November, Rs 2.08 crore under plan; its miss of about Rs 3.5 lakh a month on unseen months holds for the festive months too."</w:t>
+              <w:t xml:space="preserve">Rs 21.39 crore, midway between finance's rule and the vendor's curve, off by about Rs 3.5 lakh a month on six unseen months, about Rs 21 lakh if all six miss one way; the plan, Rs 38 lakh above, is within two such errors.</w:t>
             </w:r>
           </w:p>
           <w:p>
@@ -28694,7 +30812,7 @@
                 <w:sz w:val="20"/>
                 <w:szCs w:val="20"/>
               </w:rPr>
-              <w:t xml:space="preserve">"Rs 19.69 crore, finance's rule, spike in October, Rs 2.08 crore under plan; its miss of about Rs 3.5 lakh a month on unseen months holds for the festive months too."</w:t>
+              <w:t xml:space="preserve">Rs 21.39 crore, midway between finance's rule and the vendor's curve, off by about Rs 3.5 lakh a month on six unseen months; the plan line stands as the board's forecast, since it sits inside the forecasts' range, Rs 18.93 to 23.09 crore.</w:t>
             </w:r>
           </w:p>
         </w:tc>
@@ -30495,7 +32613,7 @@
                 <w:sz w:val="20"/>
                 <w:szCs w:val="20"/>
               </w:rPr>
-              <w:t xml:space="preserve">About 0.35; the festival-aligned copy, the held-out latest weeks and pricing both directions carry over.</w:t>
+              <w:t xml:space="preserve">About 0.35; the festival-aligned copy, the weeks held back from every forecast and pricing both directions carry over.</w:t>
             </w:r>
           </w:p>
           <w:p>
@@ -30579,7 +32697,7 @@
                 <w:sz w:val="20"/>
                 <w:szCs w:val="20"/>
               </w:rPr>
-              <w:t xml:space="preserve">About 0.65; the festival-aligned copy, the held-out latest weeks and pricing both directions carry over.</w:t>
+              <w:t xml:space="preserve">About 0.65; the festival-aligned copy, the weeks held back from every forecast and pricing both directions carry over.</w:t>
             </w:r>
           </w:p>
         </w:tc>
@@ -30691,7 +32809,7 @@
                 <w:sz w:val="21"/>
                 <w:szCs w:val="21"/>
               </w:rPr>
-              <w:t xml:space="preserve">In Hyderabad the 180 drivers in the idle tail completed 33,440 peak trips in the six weeks after the launch, about 31 trips and 39 peak online hours a driver a week. If the redesign drives all of them off the app, who carries those trips, and how many more peak online hours does that take at the other drivers' 1.90 trips an hour?</w:t>
+              <w:t xml:space="preserve">In Hyderabad the 180 drivers in the idle tail completed 33,440 peak trips in the six weeks after the launch, about 31 trips and 39 peak online hours a driver a week. If the redesign drives all of them off the app, who carries those trips, how many more peak online hours does that take, and what do you watch in the first month?</w:t>
             </w:r>
           </w:p>
           <w:tbl>

--- a/content/W04/SAT/paper/C2_W04_SAT_recap_paper_STUDENT.docx
+++ b/content/W04/SAT/paper/C2_W04_SAT_recap_paper_STUDENT.docx
@@ -1576,7 +1576,7 @@
                 <w:sz w:val="18"/>
                 <w:szCs w:val="18"/>
               </w:rPr>
-              <w:t xml:space="preserve">1</w:t>
+              <w:t xml:space="preserve">2</w:t>
             </w:r>
           </w:p>
         </w:tc>
@@ -1612,7 +1612,7 @@
                 <w:sz w:val="18"/>
                 <w:szCs w:val="18"/>
               </w:rPr>
-              <w:t xml:space="preserve">3</w:t>
+              <w:t xml:space="preserve">2</w:t>
             </w:r>
           </w:p>
         </w:tc>
@@ -1867,7 +1867,7 @@
                 <w:sz w:val="18"/>
                 <w:szCs w:val="18"/>
               </w:rPr>
-              <w:t xml:space="preserve">1</w:t>
+              <w:t xml:space="preserve">2</w:t>
             </w:r>
           </w:p>
         </w:tc>
@@ -1903,7 +1903,7 @@
                 <w:sz w:val="18"/>
                 <w:szCs w:val="18"/>
               </w:rPr>
-              <w:t xml:space="preserve">5</w:t>
+              <w:t xml:space="preserve">4</w:t>
             </w:r>
           </w:p>
         </w:tc>
@@ -2740,7 +2740,7 @@
                 <w:sz w:val="18"/>
                 <w:szCs w:val="18"/>
               </w:rPr>
-              <w:t xml:space="preserve">0</w:t>
+              <w:t xml:space="preserve">2</w:t>
             </w:r>
           </w:p>
         </w:tc>
@@ -2776,7 +2776,7 @@
                 <w:sz w:val="18"/>
                 <w:szCs w:val="18"/>
               </w:rPr>
-              <w:t xml:space="preserve">4</w:t>
+              <w:t xml:space="preserve">2</w:t>
             </w:r>
           </w:p>
         </w:tc>
@@ -3031,7 +3031,7 @@
                 <w:sz w:val="18"/>
                 <w:szCs w:val="18"/>
               </w:rPr>
-              <w:t xml:space="preserve">1</w:t>
+              <w:t xml:space="preserve">2</w:t>
             </w:r>
           </w:p>
         </w:tc>
@@ -3067,7 +3067,7 @@
                 <w:sz w:val="18"/>
                 <w:szCs w:val="18"/>
               </w:rPr>
-              <w:t xml:space="preserve">1</w:t>
+              <w:t xml:space="preserve">0</w:t>
             </w:r>
           </w:p>
         </w:tc>
@@ -3324,7 +3324,7 @@
                 <w:sz w:val="18"/>
                 <w:szCs w:val="18"/>
               </w:rPr>
-              <w:t xml:space="preserve">12</w:t>
+              <w:t xml:space="preserve">17</w:t>
             </w:r>
           </w:p>
         </w:tc>
@@ -3360,7 +3360,7 @@
                 <w:sz w:val="18"/>
                 <w:szCs w:val="18"/>
               </w:rPr>
-              <w:t xml:space="preserve">18</w:t>
+              <w:t xml:space="preserve">13</w:t>
             </w:r>
           </w:p>
         </w:tc>
@@ -10248,7 +10248,7 @@
                 <w:sz w:val="18"/>
                 <w:szCs w:val="18"/>
               </w:rPr>
-              <w:t xml:space="preserve">   Hard</w:t>
+              <w:t xml:space="preserve">   Medium</w:t>
             </w:r>
             <w:r>
               <w:rPr>
@@ -10257,7 +10257,7 @@
                 <w:sz w:val="18"/>
                 <w:szCs w:val="18"/>
               </w:rPr>
-              <w:t xml:space="preserve">  ·  Choose two definition lines</w:t>
+              <w:t xml:space="preserve">  ·  Choose two additions</w:t>
             </w:r>
             <w:r>
               <w:rPr>
@@ -10283,7 +10283,7 @@
                 <w:sz w:val="21"/>
                 <w:szCs w:val="21"/>
               </w:rPr>
-              <w:t xml:space="preserve">Exhibit 1C's last row is the 2013 change. Which two lines of a complete metric definition would have shown investors the 0.04, and kept the rest of that year's rise out of the ratio?</w:t>
+              <w:t xml:space="preserve">Exhibit 1C's last row is the 2013 change. Which two additions to the ratio's written definition would have shown investors the 0.04, and kept the rest of that year's rise out of the ratio?</w:t>
             </w:r>
           </w:p>
           <w:p>
@@ -10339,7 +10339,7 @@
                 <w:sz w:val="20"/>
                 <w:szCs w:val="20"/>
               </w:rPr>
-              <w:t xml:space="preserve">A guardrail on revenue per household, read beside the ratio every quarter on the same households; and an exclusion that drops accounts closed during the year</w:t>
+              <w:t xml:space="preserve">A guardrail on revenue per household, read beside the ratio every quarter on the same households; and an exclusion that drops the remittance accounts added to the count that year</w:t>
             </w:r>
           </w:p>
           <w:p>
@@ -10395,7 +10395,7 @@
                 <w:sz w:val="20"/>
                 <w:szCs w:val="20"/>
               </w:rPr>
-              <w:t xml:space="preserve">A dated log of every change to what is counted, with that year's ratio also on the old definition; and an exclusion that drops accounts closed during the year</w:t>
+              <w:t xml:space="preserve">A dated log of every change to what is counted, with that year's ratio also on the old definition; and an exclusion that drops the remittance accounts added to the count that year</w:t>
             </w:r>
           </w:p>
         </w:tc>
@@ -14635,7 +14635,7 @@
                 <w:sz w:val="18"/>
                 <w:szCs w:val="18"/>
               </w:rPr>
-              <w:t xml:space="preserve">   Hard</w:t>
+              <w:t xml:space="preserve">   Medium</w:t>
             </w:r>
             <w:r>
               <w:rPr>
@@ -16086,7 +16086,7 @@
                 <w:sz w:val="20"/>
                 <w:szCs w:val="20"/>
               </w:rPr>
-              <w:t xml:space="preserve">Set against the average day alone, since 17 September was a record during a strike, 64.06 lakh puts the chain 6 percent low, so it is raised by about 6 percent.</w:t>
+              <w:t xml:space="preserve">Set against the average day alone, since 17 September was a record during a strike, 64.06 lakh puts the chain 6 percent low, so it is raised to about 64 lakh.</w:t>
             </w:r>
           </w:p>
           <w:p>
@@ -28637,7 +28637,7 @@
                 <w:sz w:val="18"/>
                 <w:szCs w:val="18"/>
               </w:rPr>
-              <w:t xml:space="preserve">   Hard</w:t>
+              <w:t xml:space="preserve">   Medium</w:t>
             </w:r>
             <w:r>
               <w:rPr>
@@ -28856,7 +28856,7 @@
                 <w:sz w:val="18"/>
                 <w:szCs w:val="18"/>
               </w:rPr>
-              <w:t xml:space="preserve">   Lucknow's thirteen hidden weeks. An idle packer-shift costs Rs 650 for 120 shipments, Rs 5.42 for each shipment planned and not shipped, and a late shipment costs Rs 25; both are assumptions.</w:t>
+              <w:t xml:space="preserve">   Lucknow's thirteen hidden weeks. A packer-shift is booked for 120 shipments and costs Rs 650 if it sits idle, and a late shipment costs Rs 25; both are assumptions.</w:t>
             </w:r>
           </w:p>
           <w:tbl>
@@ -30486,153 +30486,6 @@
                 </w:p>
               </w:tc>
             </w:tr>
-            <w:tr>
-              <w:trPr>
-                <w:cantSplit/>
-              </w:trPr>
-              <w:tc>
-                <w:tcPr>
-                  <w:tcW w:type="dxa" w:w="4160"/>
-                  <w:tcBorders>
-                    <w:top w:val="single" w:color="D5D0C4" w:sz="4"/>
-                    <w:left w:val="single" w:color="D5D0C4" w:sz="4"/>
-                    <w:bottom w:val="single" w:color="D5D0C4" w:sz="4"/>
-                    <w:right w:val="single" w:color="D5D0C4" w:sz="4"/>
-                  </w:tcBorders>
-                  <w:tcMar>
-                    <w:top w:type="dxa" w:w="40"/>
-                    <w:left w:type="dxa" w:w="100"/>
-                    <w:bottom w:type="dxa" w:w="40"/>
-                    <w:right w:type="dxa" w:w="100"/>
-                  </w:tcMar>
-                  <w:vAlign w:val="center"/>
-                </w:tcPr>
-                <w:p>
-                  <w:pPr>
-                    <w:keepNext w:val="false"/>
-                    <w:spacing w:after="0" w:line="252"/>
-                    <w:jc w:val="left"/>
-                  </w:pPr>
-                  <w:r>
-                    <w:rPr>
-                      <w:rFonts w:ascii="Arial" w:cs="Arial" w:eastAsia="Arial" w:hAnsi="Arial"/>
-                      <w:color w:val="1C1B16"/>
-                      <w:sz w:val="18"/>
-                      <w:szCs w:val="18"/>
-                    </w:rPr>
-                    <w:t xml:space="preserve">The plan line</w:t>
-                  </w:r>
-                </w:p>
-              </w:tc>
-              <w:tc>
-                <w:tcPr>
-                  <w:tcW w:type="dxa" w:w="1613"/>
-                  <w:tcBorders>
-                    <w:top w:val="single" w:color="D5D0C4" w:sz="4"/>
-                    <w:left w:val="single" w:color="D5D0C4" w:sz="4"/>
-                    <w:bottom w:val="single" w:color="D5D0C4" w:sz="4"/>
-                    <w:right w:val="single" w:color="D5D0C4" w:sz="4"/>
-                  </w:tcBorders>
-                  <w:tcMar>
-                    <w:top w:type="dxa" w:w="40"/>
-                    <w:left w:type="dxa" w:w="100"/>
-                    <w:bottom w:type="dxa" w:w="40"/>
-                    <w:right w:type="dxa" w:w="100"/>
-                  </w:tcMar>
-                  <w:vAlign w:val="center"/>
-                </w:tcPr>
-                <w:p>
-                  <w:pPr>
-                    <w:keepNext w:val="false"/>
-                    <w:spacing w:after="0" w:line="252"/>
-                    <w:jc w:val="right"/>
-                  </w:pPr>
-                  <w:r>
-                    <w:rPr>
-                      <w:rFonts w:ascii="Arial" w:cs="Arial" w:eastAsia="Arial" w:hAnsi="Arial"/>
-                      <w:b w:val="false"/>
-                      <w:bCs w:val="false"/>
-                      <w:color w:val="1C1B16"/>
-                      <w:sz w:val="18"/>
-                      <w:szCs w:val="18"/>
-                    </w:rPr>
-                    <w:t xml:space="preserve">21.77</w:t>
-                  </w:r>
-                </w:p>
-              </w:tc>
-              <w:tc>
-                <w:tcPr>
-                  <w:tcW w:type="dxa" w:w="1758"/>
-                  <w:tcBorders>
-                    <w:top w:val="single" w:color="D5D0C4" w:sz="4"/>
-                    <w:left w:val="single" w:color="D5D0C4" w:sz="4"/>
-                    <w:bottom w:val="single" w:color="D5D0C4" w:sz="4"/>
-                    <w:right w:val="single" w:color="D5D0C4" w:sz="4"/>
-                  </w:tcBorders>
-                  <w:tcMar>
-                    <w:top w:type="dxa" w:w="40"/>
-                    <w:left w:type="dxa" w:w="100"/>
-                    <w:bottom w:type="dxa" w:w="40"/>
-                    <w:right w:type="dxa" w:w="100"/>
-                  </w:tcMar>
-                  <w:vAlign w:val="center"/>
-                </w:tcPr>
-                <w:p>
-                  <w:pPr>
-                    <w:keepNext w:val="false"/>
-                    <w:spacing w:after="0" w:line="252"/>
-                    <w:jc w:val="left"/>
-                  </w:pPr>
-                  <w:r>
-                    <w:rPr>
-                      <w:rFonts w:ascii="Arial" w:cs="Arial" w:eastAsia="Arial" w:hAnsi="Arial"/>
-                      <w:b w:val="false"/>
-                      <w:bCs w:val="false"/>
-                      <w:color w:val="1C1B16"/>
-                      <w:sz w:val="18"/>
-                      <w:szCs w:val="18"/>
-                    </w:rPr>
-                    <w:t xml:space="preserve">15 percent above</w:t>
-                  </w:r>
-                </w:p>
-              </w:tc>
-              <w:tc>
-                <w:tcPr>
-                  <w:tcW w:type="dxa" w:w="2268"/>
-                  <w:tcBorders>
-                    <w:top w:val="single" w:color="D5D0C4" w:sz="4"/>
-                    <w:left w:val="single" w:color="D5D0C4" w:sz="4"/>
-                    <w:bottom w:val="single" w:color="D5D0C4" w:sz="4"/>
-                    <w:right w:val="single" w:color="D5D0C4" w:sz="4"/>
-                  </w:tcBorders>
-                  <w:tcMar>
-                    <w:top w:type="dxa" w:w="40"/>
-                    <w:left w:type="dxa" w:w="100"/>
-                    <w:bottom w:type="dxa" w:w="40"/>
-                    <w:right w:type="dxa" w:w="100"/>
-                  </w:tcMar>
-                  <w:vAlign w:val="center"/>
-                </w:tcPr>
-                <w:p>
-                  <w:pPr>
-                    <w:keepNext w:val="false"/>
-                    <w:spacing w:after="0" w:line="252"/>
-                    <w:jc w:val="left"/>
-                  </w:pPr>
-                  <w:r>
-                    <w:rPr>
-                      <w:rFonts w:ascii="Arial" w:cs="Arial" w:eastAsia="Arial" w:hAnsi="Arial"/>
-                      <w:b w:val="false"/>
-                      <w:bCs w:val="false"/>
-                      <w:color w:val="1C1B16"/>
-                      <w:sz w:val="18"/>
-                      <w:szCs w:val="18"/>
-                    </w:rPr>
-                    <w:t xml:space="preserve">not a forecast</w:t>
-                  </w:r>
-                </w:p>
-              </w:tc>
-            </w:tr>
           </w:tbl>
           <w:p>
             <w:pPr>
@@ -30665,7 +30518,7 @@
                 <w:sz w:val="18"/>
                 <w:szCs w:val="18"/>
               </w:rPr>
-              <w:t xml:space="preserve">   Hard</w:t>
+              <w:t xml:space="preserve">   Medium</w:t>
             </w:r>
             <w:r>
               <w:rPr>
@@ -30700,7 +30553,7 @@
                 <w:sz w:val="21"/>
                 <w:szCs w:val="21"/>
               </w:rPr>
-              <w:t xml:space="preserve">Anand asks which number goes in front of the board for October 2026 to March 2027, how wrong it could be, and whether the plan line can stand as the board's forecast. Using Exhibits 5A and 5E, which answer holds?</w:t>
+              <w:t xml:space="preserve">The plan line for the same six months is Rs 21.77 crore, the months a year earlier plus 15 percent. Anand asks which number goes in front of the board for October 2026 to March 2027, how wrong it could be, and whether the plan line can stand as the board's forecast. Using Exhibits 5A and 5E, which answer holds?</w:t>
             </w:r>
           </w:p>
           <w:p>
@@ -30756,7 +30609,7 @@
                 <w:sz w:val="20"/>
                 <w:szCs w:val="20"/>
               </w:rPr>
-              <w:t xml:space="preserve">Rs 19.69 crore, festival-aligned, off by about Rs 3.5 lakh a month on six unseen months, none with a Diwali, about Rs 21 lakh if all six miss one way; the plan's Rs 2.08 crore gap is a target, not a forecast.</w:t>
+              <w:t xml:space="preserve">Rs 19.69 crore, festival-aligned, off by about Rs 3.5 lakh a month on six unseen months, none with a Diwali, about Rs 21 lakh if all six miss one way; the plan sits Rs 2.08 crore above, a target the forecast does not reach.</w:t>
             </w:r>
           </w:p>
           <w:p>
@@ -30784,7 +30637,7 @@
                 <w:sz w:val="20"/>
                 <w:szCs w:val="20"/>
               </w:rPr>
-              <w:t xml:space="preserve">Rs 21.39 crore, midway between finance's rule and the vendor's curve, off by about Rs 3.5 lakh a month on six unseen months, about Rs 21 lakh if all six miss one way; the plan, Rs 38 lakh above, is within two such errors.</w:t>
+              <w:t xml:space="preserve">Rs 21.39 crore, midway between finance's rule and the vendor's curve, off by about Rs 3.5 lakh a month on six unseen months, none with a Diwali, about Rs 21 lakh if all six miss one way; the plan sits Rs 38 lakh above, within two such errors.</w:t>
             </w:r>
           </w:p>
           <w:p>
@@ -30812,7 +30665,7 @@
                 <w:sz w:val="20"/>
                 <w:szCs w:val="20"/>
               </w:rPr>
-              <w:t xml:space="preserve">Rs 21.39 crore, midway between finance's rule and the vendor's curve, off by about Rs 3.5 lakh a month on six unseen months; the plan line stands as the board's forecast, since it sits inside the forecasts' range, Rs 18.93 to 23.09 crore.</w:t>
+              <w:t xml:space="preserve">Rs 21.39 crore, midway between finance's rule and the vendor's curve, off by about Rs 3.5 lakh a month on six unseen months, none with a Diwali; the plan line stands as the board's forecast, since it sits inside the forecasts' range, Rs 18.93 to 23.09 crore.</w:t>
             </w:r>
           </w:p>
         </w:tc>
@@ -32550,7 +32403,7 @@
                 <w:sz w:val="18"/>
                 <w:szCs w:val="18"/>
               </w:rPr>
-              <w:t xml:space="preserve">   Hard</w:t>
+              <w:t xml:space="preserve">   Medium</w:t>
             </w:r>
             <w:r>
               <w:rPr>
@@ -32613,7 +32466,7 @@
                 <w:sz w:val="20"/>
                 <w:szCs w:val="20"/>
               </w:rPr>
-              <w:t xml:space="preserve">About 0.35; the festival-aligned copy, the weeks held back from every forecast and pricing both directions carry over.</w:t>
+              <w:t xml:space="preserve">About 0.35; the festival-aligned copy, held-back weeks and a price on each way of missing carry over.</w:t>
             </w:r>
           </w:p>
           <w:p>
@@ -32697,7 +32550,7 @@
                 <w:sz w:val="20"/>
                 <w:szCs w:val="20"/>
               </w:rPr>
-              <w:t xml:space="preserve">About 0.65; the festival-aligned copy, the weeks held back from every forecast and pricing both directions carry over.</w:t>
+              <w:t xml:space="preserve">About 0.65; the festival-aligned copy, held-back weeks and a price on each way of missing carry over.</w:t>
             </w:r>
           </w:p>
         </w:tc>
